--- a/Simon Tobiasson - Loggbok - Inlämningsuppgift - Kajens cykeluthyrning.docx
+++ b/Simon Tobiasson - Loggbok - Inlämningsuppgift - Kajens cykeluthyrning.docx
@@ -56,39 +56,43 @@
           <w:szCs w:val="26"/>
           <w:rtl w:val="0"/>
         </w:rPr>
-        <w:t xml:space="preserve"> Onsdag 2026-10-19</w:t>
-      </w:r>
-      <w:r>
-        <w:rPr>
-          <w:rtl w:val="0"/>
-        </w:rPr>
-      </w:r>
-    </w:p>
-    <w:p>
-      <w:pPr>
-        <w:rPr>
-          <w:rFonts w:ascii="Times New Roman" w:cs="Times New Roman" w:eastAsia="Times New Roman" w:hAnsi="Times New Roman"/>
-          <w:sz w:val="24"/>
-          <w:szCs w:val="24"/>
-        </w:rPr>
-      </w:pPr>
-      <w:r>
-        <w:rPr>
-          <w:rtl w:val="0"/>
-        </w:rPr>
-      </w:r>
-    </w:p>
-    <w:p>
-      <w:pPr>
-        <w:rPr>
-          <w:rFonts w:ascii="Times New Roman" w:cs="Times New Roman" w:eastAsia="Times New Roman" w:hAnsi="Times New Roman"/>
-          <w:sz w:val="24"/>
-          <w:szCs w:val="24"/>
-        </w:rPr>
-      </w:pPr>
-      <w:r>
-        <w:rPr>
-          <w:rFonts w:ascii="Times New Roman" w:cs="Times New Roman" w:eastAsia="Times New Roman" w:hAnsi="Times New Roman"/>
+        <w:t xml:space="preserve">Måndag 2026-10-19</w:t>
+      </w:r>
+      <w:r>
+        <w:rPr>
+          <w:rtl w:val="0"/>
+        </w:rPr>
+      </w:r>
+    </w:p>
+    <w:p>
+      <w:pPr>
+        <w:rPr>
+          <w:rFonts w:ascii="Times New Roman" w:cs="Times New Roman" w:eastAsia="Times New Roman" w:hAnsi="Times New Roman"/>
+          <w:sz w:val="24"/>
+          <w:szCs w:val="24"/>
+        </w:rPr>
+      </w:pPr>
+      <w:r>
+        <w:rPr>
+          <w:rtl w:val="0"/>
+        </w:rPr>
+      </w:r>
+    </w:p>
+    <w:p>
+      <w:pPr>
+        <w:rPr>
+          <w:rFonts w:ascii="Times New Roman" w:cs="Times New Roman" w:eastAsia="Times New Roman" w:hAnsi="Times New Roman"/>
+          <w:b w:val="1"/>
+          <w:bCs w:val="1"/>
+          <w:sz w:val="24"/>
+          <w:szCs w:val="24"/>
+        </w:rPr>
+      </w:pPr>
+      <w:r>
+        <w:rPr>
+          <w:rFonts w:ascii="Times New Roman" w:cs="Times New Roman" w:eastAsia="Times New Roman" w:hAnsi="Times New Roman"/>
+          <w:b w:val="1"/>
+          <w:bCs w:val="1"/>
           <w:sz w:val="24"/>
           <w:szCs w:val="24"/>
           <w:rtl w:val="0"/>
@@ -1371,7 +1375,1788 @@
           <w:szCs w:val="24"/>
           <w:rtl w:val="0"/>
         </w:rPr>
-        <w:t xml:space="preserve">Jag är nu klar med att gå igenom uppgiften och kommer senare under kvällen påbörja UML-diagrammet, förhoppningsvis bli klar med den.</w:t>
+        <w:t xml:space="preserve">Jag är nu klar med att gå igenom uppgiften och kommer nu lägga in detta dokumentet i mitt github repo. Jag kommer senare under kvällen påbörja UML-diagrammet, förhoppningsvis bli klar med den. </w:t>
+      </w:r>
+    </w:p>
+    <w:p>
+      <w:pPr>
+        <w:rPr>
+          <w:rFonts w:ascii="Times New Roman" w:cs="Times New Roman" w:eastAsia="Times New Roman" w:hAnsi="Times New Roman"/>
+          <w:sz w:val="24"/>
+          <w:szCs w:val="24"/>
+        </w:rPr>
+      </w:pPr>
+      <w:r>
+        <w:rPr>
+          <w:rtl w:val="0"/>
+        </w:rPr>
+      </w:r>
+    </w:p>
+    <w:p>
+      <w:pPr>
+        <w:rPr>
+          <w:rFonts w:ascii="Times New Roman" w:cs="Times New Roman" w:eastAsia="Times New Roman" w:hAnsi="Times New Roman"/>
+          <w:sz w:val="24"/>
+          <w:szCs w:val="24"/>
+        </w:rPr>
+      </w:pPr>
+      <w:r>
+        <w:rPr>
+          <w:rtl w:val="0"/>
+        </w:rPr>
+      </w:r>
+    </w:p>
+    <w:p>
+      <w:pPr>
+        <w:rPr>
+          <w:rFonts w:ascii="Times New Roman" w:cs="Times New Roman" w:eastAsia="Times New Roman" w:hAnsi="Times New Roman"/>
+          <w:b w:val="1"/>
+          <w:bCs w:val="1"/>
+          <w:sz w:val="28"/>
+          <w:szCs w:val="28"/>
+        </w:rPr>
+      </w:pPr>
+      <w:r>
+        <w:rPr>
+          <w:rFonts w:ascii="Times New Roman" w:cs="Times New Roman" w:eastAsia="Times New Roman" w:hAnsi="Times New Roman"/>
+          <w:b w:val="1"/>
+          <w:bCs w:val="1"/>
+          <w:sz w:val="28"/>
+          <w:szCs w:val="28"/>
+          <w:rtl w:val="0"/>
+        </w:rPr>
+        <w:t xml:space="preserve">Kl 17:15</w:t>
+      </w:r>
+    </w:p>
+    <w:p>
+      <w:pPr>
+        <w:rPr>
+          <w:rFonts w:ascii="Times New Roman" w:cs="Times New Roman" w:eastAsia="Times New Roman" w:hAnsi="Times New Roman"/>
+          <w:b w:val="1"/>
+          <w:bCs w:val="1"/>
+          <w:sz w:val="24"/>
+          <w:szCs w:val="24"/>
+        </w:rPr>
+      </w:pPr>
+      <w:r>
+        <w:rPr>
+          <w:rtl w:val="0"/>
+        </w:rPr>
+      </w:r>
+    </w:p>
+    <w:p>
+      <w:pPr>
+        <w:rPr>
+          <w:rFonts w:ascii="Times New Roman" w:cs="Times New Roman" w:eastAsia="Times New Roman" w:hAnsi="Times New Roman"/>
+          <w:sz w:val="24"/>
+          <w:szCs w:val="24"/>
+        </w:rPr>
+      </w:pPr>
+      <w:r>
+        <w:rPr>
+          <w:rFonts w:ascii="Times New Roman" w:cs="Times New Roman" w:eastAsia="Times New Roman" w:hAnsi="Times New Roman"/>
+          <w:sz w:val="24"/>
+          <w:szCs w:val="24"/>
+          <w:rtl w:val="0"/>
+        </w:rPr>
+        <w:t xml:space="preserve">Jag har nu kommit hem och kommer nu i 30 minuter att skriva substantiven/klasserna, egenskaperna/attributen, verben/metoderna och relationerna i uppgiften. Jag tror inte jag kommer orka att göra UML-diagrammet idag, men jag kommer att göra basen idag.</w:t>
+      </w:r>
+    </w:p>
+    <w:p>
+      <w:pPr>
+        <w:rPr>
+          <w:rFonts w:ascii="Times New Roman" w:cs="Times New Roman" w:eastAsia="Times New Roman" w:hAnsi="Times New Roman"/>
+          <w:sz w:val="24"/>
+          <w:szCs w:val="24"/>
+        </w:rPr>
+      </w:pPr>
+      <w:r>
+        <w:rPr>
+          <w:rtl w:val="0"/>
+        </w:rPr>
+      </w:r>
+    </w:p>
+    <w:p>
+      <w:pPr>
+        <w:rPr>
+          <w:rFonts w:ascii="Times New Roman" w:cs="Times New Roman" w:eastAsia="Times New Roman" w:hAnsi="Times New Roman"/>
+          <w:sz w:val="24"/>
+          <w:szCs w:val="24"/>
+        </w:rPr>
+      </w:pPr>
+      <w:r>
+        <w:rPr>
+          <w:rFonts w:ascii="Times New Roman" w:cs="Times New Roman" w:eastAsia="Times New Roman" w:hAnsi="Times New Roman"/>
+          <w:sz w:val="24"/>
+          <w:szCs w:val="24"/>
+          <w:rtl w:val="0"/>
+        </w:rPr>
+        <w:t xml:space="preserve">Substantiv/klasser: Fordon, Cykel, Elcykel, Uthyrning, Kund</w:t>
+      </w:r>
+    </w:p>
+    <w:p>
+      <w:pPr>
+        <w:rPr>
+          <w:rFonts w:ascii="Times New Roman" w:cs="Times New Roman" w:eastAsia="Times New Roman" w:hAnsi="Times New Roman"/>
+          <w:sz w:val="24"/>
+          <w:szCs w:val="24"/>
+        </w:rPr>
+      </w:pPr>
+      <w:r>
+        <w:rPr>
+          <w:rFonts w:ascii="Times New Roman" w:cs="Times New Roman" w:eastAsia="Times New Roman" w:hAnsi="Times New Roman"/>
+          <w:sz w:val="24"/>
+          <w:szCs w:val="24"/>
+          <w:rtl w:val="0"/>
+        </w:rPr>
+        <w:t xml:space="preserve">Egenskaper/attribut: namn, timpris, batterinivå, uthyrd, ålder, medlem, </w:t>
+      </w:r>
+    </w:p>
+    <w:p>
+      <w:pPr>
+        <w:rPr>
+          <w:rFonts w:ascii="Times New Roman" w:cs="Times New Roman" w:eastAsia="Times New Roman" w:hAnsi="Times New Roman"/>
+          <w:sz w:val="24"/>
+          <w:szCs w:val="24"/>
+        </w:rPr>
+      </w:pPr>
+      <w:r>
+        <w:rPr>
+          <w:rFonts w:ascii="Times New Roman" w:cs="Times New Roman" w:eastAsia="Times New Roman" w:hAnsi="Times New Roman"/>
+          <w:sz w:val="24"/>
+          <w:szCs w:val="24"/>
+          <w:rtl w:val="0"/>
+        </w:rPr>
+        <w:t xml:space="preserve">Verben/metoderna: räknar slutpris, </w:t>
+      </w:r>
+    </w:p>
+    <w:p>
+      <w:pPr>
+        <w:rPr>
+          <w:rFonts w:ascii="Times New Roman" w:cs="Times New Roman" w:eastAsia="Times New Roman" w:hAnsi="Times New Roman"/>
+          <w:sz w:val="24"/>
+          <w:szCs w:val="24"/>
+        </w:rPr>
+      </w:pPr>
+      <w:r>
+        <w:rPr>
+          <w:rtl w:val="0"/>
+        </w:rPr>
+      </w:r>
+    </w:p>
+    <w:tbl>
+      <w:tblPr>
+        <w:tblStyle w:val="Table1"/>
+        <w:tblW w:w="9000.0" w:type="dxa"/>
+        <w:jc w:val="left"/>
+        <w:tblBorders>
+          <w:top w:color="000000" w:space="0" w:sz="8" w:val="single"/>
+          <w:left w:color="000000" w:space="0" w:sz="8" w:val="single"/>
+          <w:bottom w:color="000000" w:space="0" w:sz="8" w:val="single"/>
+          <w:right w:color="000000" w:space="0" w:sz="8" w:val="single"/>
+          <w:insideH w:color="000000" w:space="0" w:sz="8" w:val="single"/>
+          <w:insideV w:color="000000" w:space="0" w:sz="8" w:val="single"/>
+        </w:tblBorders>
+        <w:tblLayout w:type="fixed"/>
+        <w:tblLook w:val="0600"/>
+      </w:tblPr>
+      <w:tblGrid>
+        <w:gridCol w:w="1775.9999999999995"/>
+        <w:gridCol w:w="2034.0000000000005"/>
+        <w:gridCol w:w="5190"/>
+        <w:tblGridChange w:id="0">
+          <w:tblGrid>
+            <w:gridCol w:w="1775.9999999999995"/>
+            <w:gridCol w:w="2034.0000000000005"/>
+            <w:gridCol w:w="5190"/>
+          </w:tblGrid>
+        </w:tblGridChange>
+      </w:tblGrid>
+      <w:tr>
+        <w:trPr>
+          <w:cantSplit w:val="0"/>
+          <w:trHeight w:val="522.0000000000027" w:hRule="atLeast"/>
+          <w:tblHeader w:val="0"/>
+        </w:trPr>
+        <w:tc>
+          <w:tcPr>
+            <w:shd w:fill="auto" w:val="clear"/>
+            <w:tcMar>
+              <w:top w:w="100.0" w:type="dxa"/>
+              <w:left w:w="100.0" w:type="dxa"/>
+              <w:bottom w:w="100.0" w:type="dxa"/>
+              <w:right w:w="100.0" w:type="dxa"/>
+            </w:tcMar>
+            <w:vAlign w:val="top"/>
+          </w:tcPr>
+          <w:p>
+            <w:pPr>
+              <w:keepNext w:val="0"/>
+              <w:keepLines w:val="0"/>
+              <w:pageBreakBefore w:val="0"/>
+              <w:widowControl w:val="0"/>
+              <w:pBdr>
+                <w:top w:space="0" w:sz="0" w:val="nil"/>
+                <w:left w:space="0" w:sz="0" w:val="nil"/>
+                <w:bottom w:space="0" w:sz="0" w:val="nil"/>
+                <w:right w:space="0" w:sz="0" w:val="nil"/>
+                <w:between w:space="0" w:sz="0" w:val="nil"/>
+              </w:pBdr>
+              <w:shd w:fill="auto" w:val="clear"/>
+              <w:spacing w:after="0" w:before="0" w:line="240" w:lineRule="auto"/>
+              <w:ind w:left="0" w:right="0" w:firstLine="0"/>
+              <w:jc w:val="left"/>
+              <w:rPr>
+                <w:rFonts w:ascii="Times New Roman" w:cs="Times New Roman" w:eastAsia="Times New Roman" w:hAnsi="Times New Roman"/>
+                <w:sz w:val="24"/>
+                <w:szCs w:val="24"/>
+              </w:rPr>
+            </w:pPr>
+            <w:r>
+              <w:rPr>
+                <w:rFonts w:ascii="Times New Roman" w:cs="Times New Roman" w:eastAsia="Times New Roman" w:hAnsi="Times New Roman"/>
+                <w:sz w:val="24"/>
+                <w:szCs w:val="24"/>
+                <w:rtl w:val="0"/>
+              </w:rPr>
+              <w:t xml:space="preserve">Ordtyp</w:t>
+            </w:r>
+          </w:p>
+        </w:tc>
+        <w:tc>
+          <w:tcPr>
+            <w:shd w:fill="auto" w:val="clear"/>
+            <w:tcMar>
+              <w:top w:w="100.0" w:type="dxa"/>
+              <w:left w:w="100.0" w:type="dxa"/>
+              <w:bottom w:w="100.0" w:type="dxa"/>
+              <w:right w:w="100.0" w:type="dxa"/>
+            </w:tcMar>
+            <w:vAlign w:val="top"/>
+          </w:tcPr>
+          <w:p>
+            <w:pPr>
+              <w:keepNext w:val="0"/>
+              <w:keepLines w:val="0"/>
+              <w:pageBreakBefore w:val="0"/>
+              <w:widowControl w:val="0"/>
+              <w:pBdr>
+                <w:top w:space="0" w:sz="0" w:val="nil"/>
+                <w:left w:space="0" w:sz="0" w:val="nil"/>
+                <w:bottom w:space="0" w:sz="0" w:val="nil"/>
+                <w:right w:space="0" w:sz="0" w:val="nil"/>
+                <w:between w:space="0" w:sz="0" w:val="nil"/>
+              </w:pBdr>
+              <w:shd w:fill="auto" w:val="clear"/>
+              <w:spacing w:after="0" w:before="0" w:line="240" w:lineRule="auto"/>
+              <w:ind w:left="0" w:right="0" w:firstLine="0"/>
+              <w:jc w:val="left"/>
+              <w:rPr>
+                <w:rFonts w:ascii="Times New Roman" w:cs="Times New Roman" w:eastAsia="Times New Roman" w:hAnsi="Times New Roman"/>
+                <w:sz w:val="24"/>
+                <w:szCs w:val="24"/>
+              </w:rPr>
+            </w:pPr>
+            <w:r>
+              <w:rPr>
+                <w:rFonts w:ascii="Times New Roman" w:cs="Times New Roman" w:eastAsia="Times New Roman" w:hAnsi="Times New Roman"/>
+                <w:sz w:val="24"/>
+                <w:szCs w:val="24"/>
+                <w:rtl w:val="0"/>
+              </w:rPr>
+              <w:t xml:space="preserve">Orienteringen</w:t>
+            </w:r>
+          </w:p>
+        </w:tc>
+        <w:tc>
+          <w:tcPr>
+            <w:shd w:fill="auto" w:val="clear"/>
+            <w:tcMar>
+              <w:top w:w="100.0" w:type="dxa"/>
+              <w:left w:w="100.0" w:type="dxa"/>
+              <w:bottom w:w="100.0" w:type="dxa"/>
+              <w:right w:w="100.0" w:type="dxa"/>
+            </w:tcMar>
+            <w:vAlign w:val="top"/>
+          </w:tcPr>
+          <w:p>
+            <w:pPr>
+              <w:keepNext w:val="0"/>
+              <w:keepLines w:val="0"/>
+              <w:pageBreakBefore w:val="0"/>
+              <w:widowControl w:val="0"/>
+              <w:pBdr>
+                <w:top w:space="0" w:sz="0" w:val="nil"/>
+                <w:left w:space="0" w:sz="0" w:val="nil"/>
+                <w:bottom w:space="0" w:sz="0" w:val="nil"/>
+                <w:right w:space="0" w:sz="0" w:val="nil"/>
+                <w:between w:space="0" w:sz="0" w:val="nil"/>
+              </w:pBdr>
+              <w:shd w:fill="auto" w:val="clear"/>
+              <w:spacing w:after="0" w:before="0" w:line="240" w:lineRule="auto"/>
+              <w:ind w:left="0" w:right="0" w:firstLine="0"/>
+              <w:jc w:val="left"/>
+              <w:rPr>
+                <w:rFonts w:ascii="Times New Roman" w:cs="Times New Roman" w:eastAsia="Times New Roman" w:hAnsi="Times New Roman"/>
+                <w:sz w:val="24"/>
+                <w:szCs w:val="24"/>
+              </w:rPr>
+            </w:pPr>
+            <w:r>
+              <w:rPr>
+                <w:rFonts w:ascii="Times New Roman" w:cs="Times New Roman" w:eastAsia="Times New Roman" w:hAnsi="Times New Roman"/>
+                <w:sz w:val="24"/>
+                <w:szCs w:val="24"/>
+                <w:rtl w:val="0"/>
+              </w:rPr>
+              <w:t xml:space="preserve">I cykeluthyrning stället</w:t>
+            </w:r>
+          </w:p>
+        </w:tc>
+      </w:tr>
+      <w:tr>
+        <w:trPr>
+          <w:cantSplit w:val="0"/>
+          <w:tblHeader w:val="0"/>
+        </w:trPr>
+        <w:tc>
+          <w:tcPr>
+            <w:shd w:fill="auto" w:val="clear"/>
+            <w:tcMar>
+              <w:top w:w="100.0" w:type="dxa"/>
+              <w:left w:w="100.0" w:type="dxa"/>
+              <w:bottom w:w="100.0" w:type="dxa"/>
+              <w:right w:w="100.0" w:type="dxa"/>
+            </w:tcMar>
+            <w:vAlign w:val="top"/>
+          </w:tcPr>
+          <w:p>
+            <w:pPr>
+              <w:keepNext w:val="0"/>
+              <w:keepLines w:val="0"/>
+              <w:pageBreakBefore w:val="0"/>
+              <w:widowControl w:val="0"/>
+              <w:pBdr>
+                <w:top w:space="0" w:sz="0" w:val="nil"/>
+                <w:left w:space="0" w:sz="0" w:val="nil"/>
+                <w:bottom w:space="0" w:sz="0" w:val="nil"/>
+                <w:right w:space="0" w:sz="0" w:val="nil"/>
+                <w:between w:space="0" w:sz="0" w:val="nil"/>
+              </w:pBdr>
+              <w:shd w:fill="auto" w:val="clear"/>
+              <w:spacing w:after="0" w:before="0" w:line="240" w:lineRule="auto"/>
+              <w:ind w:left="0" w:right="0" w:firstLine="0"/>
+              <w:jc w:val="left"/>
+              <w:rPr>
+                <w:rFonts w:ascii="Times New Roman" w:cs="Times New Roman" w:eastAsia="Times New Roman" w:hAnsi="Times New Roman"/>
+                <w:sz w:val="24"/>
+                <w:szCs w:val="24"/>
+              </w:rPr>
+            </w:pPr>
+            <w:r>
+              <w:rPr>
+                <w:rFonts w:ascii="Times New Roman" w:cs="Times New Roman" w:eastAsia="Times New Roman" w:hAnsi="Times New Roman"/>
+                <w:sz w:val="24"/>
+                <w:szCs w:val="24"/>
+                <w:rtl w:val="0"/>
+              </w:rPr>
+              <w:t xml:space="preserve">Substantiven</w:t>
+            </w:r>
+          </w:p>
+        </w:tc>
+        <w:tc>
+          <w:tcPr>
+            <w:shd w:fill="auto" w:val="clear"/>
+            <w:tcMar>
+              <w:top w:w="100.0" w:type="dxa"/>
+              <w:left w:w="100.0" w:type="dxa"/>
+              <w:bottom w:w="100.0" w:type="dxa"/>
+              <w:right w:w="100.0" w:type="dxa"/>
+            </w:tcMar>
+            <w:vAlign w:val="top"/>
+          </w:tcPr>
+          <w:p>
+            <w:pPr>
+              <w:keepNext w:val="0"/>
+              <w:keepLines w:val="0"/>
+              <w:pageBreakBefore w:val="0"/>
+              <w:widowControl w:val="0"/>
+              <w:pBdr>
+                <w:top w:space="0" w:sz="0" w:val="nil"/>
+                <w:left w:space="0" w:sz="0" w:val="nil"/>
+                <w:bottom w:space="0" w:sz="0" w:val="nil"/>
+                <w:right w:space="0" w:sz="0" w:val="nil"/>
+                <w:between w:space="0" w:sz="0" w:val="nil"/>
+              </w:pBdr>
+              <w:shd w:fill="auto" w:val="clear"/>
+              <w:spacing w:after="0" w:before="0" w:line="240" w:lineRule="auto"/>
+              <w:ind w:left="0" w:right="0" w:firstLine="0"/>
+              <w:jc w:val="left"/>
+              <w:rPr>
+                <w:rFonts w:ascii="Times New Roman" w:cs="Times New Roman" w:eastAsia="Times New Roman" w:hAnsi="Times New Roman"/>
+                <w:sz w:val="24"/>
+                <w:szCs w:val="24"/>
+              </w:rPr>
+            </w:pPr>
+            <w:r>
+              <w:rPr>
+                <w:rFonts w:ascii="Times New Roman" w:cs="Times New Roman" w:eastAsia="Times New Roman" w:hAnsi="Times New Roman"/>
+                <w:sz w:val="24"/>
+                <w:szCs w:val="24"/>
+                <w:rtl w:val="0"/>
+              </w:rPr>
+              <w:t xml:space="preserve">Klasserna</w:t>
+            </w:r>
+          </w:p>
+        </w:tc>
+        <w:tc>
+          <w:tcPr>
+            <w:shd w:fill="auto" w:val="clear"/>
+            <w:tcMar>
+              <w:top w:w="100.0" w:type="dxa"/>
+              <w:left w:w="100.0" w:type="dxa"/>
+              <w:bottom w:w="100.0" w:type="dxa"/>
+              <w:right w:w="100.0" w:type="dxa"/>
+            </w:tcMar>
+            <w:vAlign w:val="top"/>
+          </w:tcPr>
+          <w:p>
+            <w:pPr>
+              <w:keepNext w:val="0"/>
+              <w:keepLines w:val="0"/>
+              <w:pageBreakBefore w:val="0"/>
+              <w:widowControl w:val="0"/>
+              <w:pBdr>
+                <w:top w:space="0" w:sz="0" w:val="nil"/>
+                <w:left w:space="0" w:sz="0" w:val="nil"/>
+                <w:bottom w:space="0" w:sz="0" w:val="nil"/>
+                <w:right w:space="0" w:sz="0" w:val="nil"/>
+                <w:between w:space="0" w:sz="0" w:val="nil"/>
+              </w:pBdr>
+              <w:shd w:fill="auto" w:val="clear"/>
+              <w:spacing w:after="0" w:before="0" w:line="240" w:lineRule="auto"/>
+              <w:ind w:left="0" w:right="0" w:firstLine="0"/>
+              <w:jc w:val="left"/>
+              <w:rPr>
+                <w:rFonts w:ascii="Times New Roman" w:cs="Times New Roman" w:eastAsia="Times New Roman" w:hAnsi="Times New Roman"/>
+                <w:sz w:val="24"/>
+                <w:szCs w:val="24"/>
+              </w:rPr>
+            </w:pPr>
+            <w:r>
+              <w:rPr>
+                <w:rFonts w:ascii="Times New Roman" w:cs="Times New Roman" w:eastAsia="Times New Roman" w:hAnsi="Times New Roman"/>
+                <w:sz w:val="24"/>
+                <w:szCs w:val="24"/>
+                <w:rtl w:val="0"/>
+              </w:rPr>
+              <w:t xml:space="preserve">Fordon, Cykel, Elcykel, Uthyrning, Kund</w:t>
+            </w:r>
+          </w:p>
+        </w:tc>
+      </w:tr>
+      <w:tr>
+        <w:trPr>
+          <w:cantSplit w:val="0"/>
+          <w:tblHeader w:val="0"/>
+        </w:trPr>
+        <w:tc>
+          <w:tcPr>
+            <w:shd w:fill="auto" w:val="clear"/>
+            <w:tcMar>
+              <w:top w:w="100.0" w:type="dxa"/>
+              <w:left w:w="100.0" w:type="dxa"/>
+              <w:bottom w:w="100.0" w:type="dxa"/>
+              <w:right w:w="100.0" w:type="dxa"/>
+            </w:tcMar>
+            <w:vAlign w:val="top"/>
+          </w:tcPr>
+          <w:p>
+            <w:pPr>
+              <w:keepNext w:val="0"/>
+              <w:keepLines w:val="0"/>
+              <w:pageBreakBefore w:val="0"/>
+              <w:widowControl w:val="0"/>
+              <w:pBdr>
+                <w:top w:space="0" w:sz="0" w:val="nil"/>
+                <w:left w:space="0" w:sz="0" w:val="nil"/>
+                <w:bottom w:space="0" w:sz="0" w:val="nil"/>
+                <w:right w:space="0" w:sz="0" w:val="nil"/>
+                <w:between w:space="0" w:sz="0" w:val="nil"/>
+              </w:pBdr>
+              <w:shd w:fill="auto" w:val="clear"/>
+              <w:spacing w:after="0" w:before="0" w:line="240" w:lineRule="auto"/>
+              <w:ind w:left="0" w:right="0" w:firstLine="0"/>
+              <w:jc w:val="left"/>
+              <w:rPr>
+                <w:rFonts w:ascii="Times New Roman" w:cs="Times New Roman" w:eastAsia="Times New Roman" w:hAnsi="Times New Roman"/>
+                <w:sz w:val="24"/>
+                <w:szCs w:val="24"/>
+              </w:rPr>
+            </w:pPr>
+            <w:r>
+              <w:rPr>
+                <w:rFonts w:ascii="Times New Roman" w:cs="Times New Roman" w:eastAsia="Times New Roman" w:hAnsi="Times New Roman"/>
+                <w:sz w:val="24"/>
+                <w:szCs w:val="24"/>
+                <w:rtl w:val="0"/>
+              </w:rPr>
+              <w:t xml:space="preserve">Egenskaperna</w:t>
+            </w:r>
+          </w:p>
+        </w:tc>
+        <w:tc>
+          <w:tcPr>
+            <w:shd w:fill="auto" w:val="clear"/>
+            <w:tcMar>
+              <w:top w:w="100.0" w:type="dxa"/>
+              <w:left w:w="100.0" w:type="dxa"/>
+              <w:bottom w:w="100.0" w:type="dxa"/>
+              <w:right w:w="100.0" w:type="dxa"/>
+            </w:tcMar>
+            <w:vAlign w:val="top"/>
+          </w:tcPr>
+          <w:p>
+            <w:pPr>
+              <w:keepNext w:val="0"/>
+              <w:keepLines w:val="0"/>
+              <w:pageBreakBefore w:val="0"/>
+              <w:widowControl w:val="0"/>
+              <w:pBdr>
+                <w:top w:space="0" w:sz="0" w:val="nil"/>
+                <w:left w:space="0" w:sz="0" w:val="nil"/>
+                <w:bottom w:space="0" w:sz="0" w:val="nil"/>
+                <w:right w:space="0" w:sz="0" w:val="nil"/>
+                <w:between w:space="0" w:sz="0" w:val="nil"/>
+              </w:pBdr>
+              <w:shd w:fill="auto" w:val="clear"/>
+              <w:spacing w:after="0" w:before="0" w:line="240" w:lineRule="auto"/>
+              <w:ind w:left="0" w:right="0" w:firstLine="0"/>
+              <w:jc w:val="left"/>
+              <w:rPr>
+                <w:rFonts w:ascii="Times New Roman" w:cs="Times New Roman" w:eastAsia="Times New Roman" w:hAnsi="Times New Roman"/>
+                <w:sz w:val="24"/>
+                <w:szCs w:val="24"/>
+              </w:rPr>
+            </w:pPr>
+            <w:r>
+              <w:rPr>
+                <w:rFonts w:ascii="Times New Roman" w:cs="Times New Roman" w:eastAsia="Times New Roman" w:hAnsi="Times New Roman"/>
+                <w:sz w:val="24"/>
+                <w:szCs w:val="24"/>
+                <w:rtl w:val="0"/>
+              </w:rPr>
+              <w:t xml:space="preserve">Attributen</w:t>
+            </w:r>
+          </w:p>
+        </w:tc>
+        <w:tc>
+          <w:tcPr>
+            <w:shd w:fill="auto" w:val="clear"/>
+            <w:tcMar>
+              <w:top w:w="100.0" w:type="dxa"/>
+              <w:left w:w="100.0" w:type="dxa"/>
+              <w:bottom w:w="100.0" w:type="dxa"/>
+              <w:right w:w="100.0" w:type="dxa"/>
+            </w:tcMar>
+            <w:vAlign w:val="top"/>
+          </w:tcPr>
+          <w:p>
+            <w:pPr>
+              <w:keepNext w:val="0"/>
+              <w:keepLines w:val="0"/>
+              <w:pageBreakBefore w:val="0"/>
+              <w:widowControl w:val="0"/>
+              <w:pBdr>
+                <w:top w:space="0" w:sz="0" w:val="nil"/>
+                <w:left w:space="0" w:sz="0" w:val="nil"/>
+                <w:bottom w:space="0" w:sz="0" w:val="nil"/>
+                <w:right w:space="0" w:sz="0" w:val="nil"/>
+                <w:between w:space="0" w:sz="0" w:val="nil"/>
+              </w:pBdr>
+              <w:shd w:fill="auto" w:val="clear"/>
+              <w:spacing w:after="0" w:before="0" w:line="240" w:lineRule="auto"/>
+              <w:ind w:left="0" w:right="0" w:firstLine="0"/>
+              <w:jc w:val="left"/>
+              <w:rPr>
+                <w:rFonts w:ascii="Times New Roman" w:cs="Times New Roman" w:eastAsia="Times New Roman" w:hAnsi="Times New Roman"/>
+                <w:sz w:val="24"/>
+                <w:szCs w:val="24"/>
+              </w:rPr>
+            </w:pPr>
+            <w:r>
+              <w:rPr>
+                <w:rFonts w:ascii="Times New Roman" w:cs="Times New Roman" w:eastAsia="Times New Roman" w:hAnsi="Times New Roman"/>
+                <w:sz w:val="24"/>
+                <w:szCs w:val="24"/>
+                <w:rtl w:val="0"/>
+              </w:rPr>
+              <w:t xml:space="preserve">namn, timpris, batterinivå, uthyrd, ålder, medlem</w:t>
+            </w:r>
+          </w:p>
+        </w:tc>
+      </w:tr>
+      <w:tr>
+        <w:trPr>
+          <w:cantSplit w:val="0"/>
+          <w:tblHeader w:val="0"/>
+        </w:trPr>
+        <w:tc>
+          <w:tcPr>
+            <w:shd w:fill="auto" w:val="clear"/>
+            <w:tcMar>
+              <w:top w:w="100.0" w:type="dxa"/>
+              <w:left w:w="100.0" w:type="dxa"/>
+              <w:bottom w:w="100.0" w:type="dxa"/>
+              <w:right w:w="100.0" w:type="dxa"/>
+            </w:tcMar>
+            <w:vAlign w:val="top"/>
+          </w:tcPr>
+          <w:p>
+            <w:pPr>
+              <w:keepNext w:val="0"/>
+              <w:keepLines w:val="0"/>
+              <w:pageBreakBefore w:val="0"/>
+              <w:widowControl w:val="0"/>
+              <w:pBdr>
+                <w:top w:space="0" w:sz="0" w:val="nil"/>
+                <w:left w:space="0" w:sz="0" w:val="nil"/>
+                <w:bottom w:space="0" w:sz="0" w:val="nil"/>
+                <w:right w:space="0" w:sz="0" w:val="nil"/>
+                <w:between w:space="0" w:sz="0" w:val="nil"/>
+              </w:pBdr>
+              <w:shd w:fill="auto" w:val="clear"/>
+              <w:spacing w:after="0" w:before="0" w:line="240" w:lineRule="auto"/>
+              <w:ind w:left="0" w:right="0" w:firstLine="0"/>
+              <w:jc w:val="left"/>
+              <w:rPr>
+                <w:rFonts w:ascii="Times New Roman" w:cs="Times New Roman" w:eastAsia="Times New Roman" w:hAnsi="Times New Roman"/>
+                <w:sz w:val="24"/>
+                <w:szCs w:val="24"/>
+              </w:rPr>
+            </w:pPr>
+            <w:r>
+              <w:rPr>
+                <w:rFonts w:ascii="Times New Roman" w:cs="Times New Roman" w:eastAsia="Times New Roman" w:hAnsi="Times New Roman"/>
+                <w:sz w:val="24"/>
+                <w:szCs w:val="24"/>
+                <w:rtl w:val="0"/>
+              </w:rPr>
+              <w:t xml:space="preserve">Verben</w:t>
+            </w:r>
+          </w:p>
+        </w:tc>
+        <w:tc>
+          <w:tcPr>
+            <w:shd w:fill="auto" w:val="clear"/>
+            <w:tcMar>
+              <w:top w:w="100.0" w:type="dxa"/>
+              <w:left w:w="100.0" w:type="dxa"/>
+              <w:bottom w:w="100.0" w:type="dxa"/>
+              <w:right w:w="100.0" w:type="dxa"/>
+            </w:tcMar>
+            <w:vAlign w:val="top"/>
+          </w:tcPr>
+          <w:p>
+            <w:pPr>
+              <w:keepNext w:val="0"/>
+              <w:keepLines w:val="0"/>
+              <w:pageBreakBefore w:val="0"/>
+              <w:widowControl w:val="0"/>
+              <w:pBdr>
+                <w:top w:space="0" w:sz="0" w:val="nil"/>
+                <w:left w:space="0" w:sz="0" w:val="nil"/>
+                <w:bottom w:space="0" w:sz="0" w:val="nil"/>
+                <w:right w:space="0" w:sz="0" w:val="nil"/>
+                <w:between w:space="0" w:sz="0" w:val="nil"/>
+              </w:pBdr>
+              <w:shd w:fill="auto" w:val="clear"/>
+              <w:spacing w:after="0" w:before="0" w:line="240" w:lineRule="auto"/>
+              <w:ind w:left="0" w:right="0" w:firstLine="0"/>
+              <w:jc w:val="left"/>
+              <w:rPr>
+                <w:rFonts w:ascii="Times New Roman" w:cs="Times New Roman" w:eastAsia="Times New Roman" w:hAnsi="Times New Roman"/>
+                <w:sz w:val="24"/>
+                <w:szCs w:val="24"/>
+              </w:rPr>
+            </w:pPr>
+            <w:r>
+              <w:rPr>
+                <w:rFonts w:ascii="Times New Roman" w:cs="Times New Roman" w:eastAsia="Times New Roman" w:hAnsi="Times New Roman"/>
+                <w:sz w:val="24"/>
+                <w:szCs w:val="24"/>
+                <w:rtl w:val="0"/>
+              </w:rPr>
+              <w:t xml:space="preserve">Metoderna</w:t>
+            </w:r>
+          </w:p>
+        </w:tc>
+        <w:tc>
+          <w:tcPr>
+            <w:shd w:fill="auto" w:val="clear"/>
+            <w:tcMar>
+              <w:top w:w="100.0" w:type="dxa"/>
+              <w:left w:w="100.0" w:type="dxa"/>
+              <w:bottom w:w="100.0" w:type="dxa"/>
+              <w:right w:w="100.0" w:type="dxa"/>
+            </w:tcMar>
+            <w:vAlign w:val="top"/>
+          </w:tcPr>
+          <w:p>
+            <w:pPr>
+              <w:keepNext w:val="0"/>
+              <w:keepLines w:val="0"/>
+              <w:pageBreakBefore w:val="0"/>
+              <w:widowControl w:val="0"/>
+              <w:pBdr>
+                <w:top w:space="0" w:sz="0" w:val="nil"/>
+                <w:left w:space="0" w:sz="0" w:val="nil"/>
+                <w:bottom w:space="0" w:sz="0" w:val="nil"/>
+                <w:right w:space="0" w:sz="0" w:val="nil"/>
+                <w:between w:space="0" w:sz="0" w:val="nil"/>
+              </w:pBdr>
+              <w:shd w:fill="auto" w:val="clear"/>
+              <w:spacing w:after="0" w:before="0" w:line="240" w:lineRule="auto"/>
+              <w:ind w:left="0" w:right="0" w:firstLine="0"/>
+              <w:jc w:val="left"/>
+              <w:rPr>
+                <w:rFonts w:ascii="Times New Roman" w:cs="Times New Roman" w:eastAsia="Times New Roman" w:hAnsi="Times New Roman"/>
+                <w:sz w:val="24"/>
+                <w:szCs w:val="24"/>
+              </w:rPr>
+            </w:pPr>
+            <w:r>
+              <w:rPr>
+                <w:rtl w:val="0"/>
+              </w:rPr>
+            </w:r>
+          </w:p>
+        </w:tc>
+      </w:tr>
+      <w:tr>
+        <w:trPr>
+          <w:cantSplit w:val="0"/>
+          <w:tblHeader w:val="0"/>
+        </w:trPr>
+        <w:tc>
+          <w:tcPr>
+            <w:shd w:fill="auto" w:val="clear"/>
+            <w:tcMar>
+              <w:top w:w="100.0" w:type="dxa"/>
+              <w:left w:w="100.0" w:type="dxa"/>
+              <w:bottom w:w="100.0" w:type="dxa"/>
+              <w:right w:w="100.0" w:type="dxa"/>
+            </w:tcMar>
+            <w:vAlign w:val="top"/>
+          </w:tcPr>
+          <w:p>
+            <w:pPr>
+              <w:keepNext w:val="0"/>
+              <w:keepLines w:val="0"/>
+              <w:pageBreakBefore w:val="0"/>
+              <w:widowControl w:val="0"/>
+              <w:pBdr>
+                <w:top w:space="0" w:sz="0" w:val="nil"/>
+                <w:left w:space="0" w:sz="0" w:val="nil"/>
+                <w:bottom w:space="0" w:sz="0" w:val="nil"/>
+                <w:right w:space="0" w:sz="0" w:val="nil"/>
+                <w:between w:space="0" w:sz="0" w:val="nil"/>
+              </w:pBdr>
+              <w:shd w:fill="auto" w:val="clear"/>
+              <w:spacing w:after="0" w:before="0" w:line="240" w:lineRule="auto"/>
+              <w:ind w:left="0" w:right="0" w:firstLine="0"/>
+              <w:jc w:val="left"/>
+              <w:rPr>
+                <w:rFonts w:ascii="Times New Roman" w:cs="Times New Roman" w:eastAsia="Times New Roman" w:hAnsi="Times New Roman"/>
+                <w:sz w:val="24"/>
+                <w:szCs w:val="24"/>
+              </w:rPr>
+            </w:pPr>
+            <w:r>
+              <w:rPr>
+                <w:rFonts w:ascii="Times New Roman" w:cs="Times New Roman" w:eastAsia="Times New Roman" w:hAnsi="Times New Roman"/>
+                <w:sz w:val="24"/>
+                <w:szCs w:val="24"/>
+                <w:rtl w:val="0"/>
+              </w:rPr>
+              <w:t xml:space="preserve">Relationerna</w:t>
+            </w:r>
+          </w:p>
+        </w:tc>
+        <w:tc>
+          <w:tcPr>
+            <w:shd w:fill="auto" w:val="clear"/>
+            <w:tcMar>
+              <w:top w:w="100.0" w:type="dxa"/>
+              <w:left w:w="100.0" w:type="dxa"/>
+              <w:bottom w:w="100.0" w:type="dxa"/>
+              <w:right w:w="100.0" w:type="dxa"/>
+            </w:tcMar>
+            <w:vAlign w:val="top"/>
+          </w:tcPr>
+          <w:p>
+            <w:pPr>
+              <w:keepNext w:val="0"/>
+              <w:keepLines w:val="0"/>
+              <w:pageBreakBefore w:val="0"/>
+              <w:widowControl w:val="0"/>
+              <w:pBdr>
+                <w:top w:space="0" w:sz="0" w:val="nil"/>
+                <w:left w:space="0" w:sz="0" w:val="nil"/>
+                <w:bottom w:space="0" w:sz="0" w:val="nil"/>
+                <w:right w:space="0" w:sz="0" w:val="nil"/>
+                <w:between w:space="0" w:sz="0" w:val="nil"/>
+              </w:pBdr>
+              <w:shd w:fill="auto" w:val="clear"/>
+              <w:spacing w:after="0" w:before="0" w:line="240" w:lineRule="auto"/>
+              <w:ind w:left="0" w:right="0" w:firstLine="0"/>
+              <w:jc w:val="left"/>
+              <w:rPr>
+                <w:rFonts w:ascii="Times New Roman" w:cs="Times New Roman" w:eastAsia="Times New Roman" w:hAnsi="Times New Roman"/>
+                <w:sz w:val="24"/>
+                <w:szCs w:val="24"/>
+              </w:rPr>
+            </w:pPr>
+            <w:r>
+              <w:rPr>
+                <w:rFonts w:ascii="Times New Roman" w:cs="Times New Roman" w:eastAsia="Times New Roman" w:hAnsi="Times New Roman"/>
+                <w:sz w:val="24"/>
+                <w:szCs w:val="24"/>
+                <w:rtl w:val="0"/>
+              </w:rPr>
+              <w:t xml:space="preserve">Pilarna och linjerna</w:t>
+            </w:r>
+          </w:p>
+        </w:tc>
+        <w:tc>
+          <w:tcPr>
+            <w:shd w:fill="auto" w:val="clear"/>
+            <w:tcMar>
+              <w:top w:w="100.0" w:type="dxa"/>
+              <w:left w:w="100.0" w:type="dxa"/>
+              <w:bottom w:w="100.0" w:type="dxa"/>
+              <w:right w:w="100.0" w:type="dxa"/>
+            </w:tcMar>
+            <w:vAlign w:val="top"/>
+          </w:tcPr>
+          <w:p>
+            <w:pPr>
+              <w:keepNext w:val="0"/>
+              <w:keepLines w:val="0"/>
+              <w:pageBreakBefore w:val="0"/>
+              <w:widowControl w:val="0"/>
+              <w:pBdr>
+                <w:top w:space="0" w:sz="0" w:val="nil"/>
+                <w:left w:space="0" w:sz="0" w:val="nil"/>
+                <w:bottom w:space="0" w:sz="0" w:val="nil"/>
+                <w:right w:space="0" w:sz="0" w:val="nil"/>
+                <w:between w:space="0" w:sz="0" w:val="nil"/>
+              </w:pBdr>
+              <w:shd w:fill="auto" w:val="clear"/>
+              <w:spacing w:after="0" w:before="0" w:line="240" w:lineRule="auto"/>
+              <w:ind w:left="0" w:right="0" w:firstLine="0"/>
+              <w:jc w:val="left"/>
+              <w:rPr>
+                <w:rFonts w:ascii="Times New Roman" w:cs="Times New Roman" w:eastAsia="Times New Roman" w:hAnsi="Times New Roman"/>
+                <w:sz w:val="24"/>
+                <w:szCs w:val="24"/>
+              </w:rPr>
+            </w:pPr>
+            <w:r>
+              <w:rPr>
+                <w:rtl w:val="0"/>
+              </w:rPr>
+            </w:r>
+          </w:p>
+        </w:tc>
+      </w:tr>
+    </w:tbl>
+    <w:p>
+      <w:pPr>
+        <w:rPr>
+          <w:rFonts w:ascii="Times New Roman" w:cs="Times New Roman" w:eastAsia="Times New Roman" w:hAnsi="Times New Roman"/>
+          <w:sz w:val="24"/>
+          <w:szCs w:val="24"/>
+        </w:rPr>
+      </w:pPr>
+      <w:r>
+        <w:rPr>
+          <w:rtl w:val="0"/>
+        </w:rPr>
+      </w:r>
+    </w:p>
+    <w:p>
+      <w:pPr>
+        <w:rPr>
+          <w:rFonts w:ascii="Times New Roman" w:cs="Times New Roman" w:eastAsia="Times New Roman" w:hAnsi="Times New Roman"/>
+          <w:sz w:val="26"/>
+          <w:szCs w:val="26"/>
+        </w:rPr>
+      </w:pPr>
+      <w:r>
+        <w:rPr>
+          <w:rtl w:val="0"/>
+        </w:rPr>
+      </w:r>
+    </w:p>
+    <w:p>
+      <w:pPr>
+        <w:rPr>
+          <w:rFonts w:ascii="Times New Roman" w:cs="Times New Roman" w:eastAsia="Times New Roman" w:hAnsi="Times New Roman"/>
+          <w:b w:val="1"/>
+          <w:bCs w:val="1"/>
+          <w:sz w:val="28"/>
+          <w:szCs w:val="28"/>
+        </w:rPr>
+      </w:pPr>
+      <w:r>
+        <w:rPr>
+          <w:rFonts w:ascii="Times New Roman" w:cs="Times New Roman" w:eastAsia="Times New Roman" w:hAnsi="Times New Roman"/>
+          <w:b w:val="1"/>
+          <w:bCs w:val="1"/>
+          <w:sz w:val="28"/>
+          <w:szCs w:val="28"/>
+          <w:rtl w:val="0"/>
+        </w:rPr>
+        <w:t xml:space="preserve">Kl 20:00</w:t>
+      </w:r>
+    </w:p>
+    <w:p>
+      <w:pPr>
+        <w:rPr>
+          <w:rFonts w:ascii="Times New Roman" w:cs="Times New Roman" w:eastAsia="Times New Roman" w:hAnsi="Times New Roman"/>
+          <w:b w:val="1"/>
+          <w:bCs w:val="1"/>
+          <w:sz w:val="28"/>
+          <w:szCs w:val="28"/>
+        </w:rPr>
+      </w:pPr>
+      <w:r>
+        <w:rPr>
+          <w:rtl w:val="0"/>
+        </w:rPr>
+      </w:r>
+    </w:p>
+    <w:p>
+      <w:pPr>
+        <w:rPr>
+          <w:rFonts w:ascii="Times New Roman" w:cs="Times New Roman" w:eastAsia="Times New Roman" w:hAnsi="Times New Roman"/>
+          <w:sz w:val="24"/>
+          <w:szCs w:val="24"/>
+        </w:rPr>
+      </w:pPr>
+      <w:r>
+        <w:rPr>
+          <w:rFonts w:ascii="Times New Roman" w:cs="Times New Roman" w:eastAsia="Times New Roman" w:hAnsi="Times New Roman"/>
+          <w:sz w:val="24"/>
+          <w:szCs w:val="24"/>
+          <w:rtl w:val="0"/>
+        </w:rPr>
+        <w:t xml:space="preserve">Kom bara till “räknar slutpris” innan jag behövde gå. Avslutar basen nu.</w:t>
+      </w:r>
+    </w:p>
+    <w:p>
+      <w:pPr>
+        <w:rPr>
+          <w:rFonts w:ascii="Times New Roman" w:cs="Times New Roman" w:eastAsia="Times New Roman" w:hAnsi="Times New Roman"/>
+          <w:sz w:val="20"/>
+          <w:szCs w:val="20"/>
+        </w:rPr>
+      </w:pPr>
+      <w:r>
+        <w:rPr>
+          <w:rtl w:val="0"/>
+        </w:rPr>
+      </w:r>
+    </w:p>
+    <w:p>
+      <w:pPr>
+        <w:rPr>
+          <w:rFonts w:ascii="Times New Roman" w:cs="Times New Roman" w:eastAsia="Times New Roman" w:hAnsi="Times New Roman"/>
+          <w:sz w:val="24"/>
+          <w:szCs w:val="24"/>
+        </w:rPr>
+      </w:pPr>
+      <w:r>
+        <w:rPr>
+          <w:rFonts w:ascii="Times New Roman" w:cs="Times New Roman" w:eastAsia="Times New Roman" w:hAnsi="Times New Roman"/>
+          <w:sz w:val="24"/>
+          <w:szCs w:val="24"/>
+          <w:rtl w:val="0"/>
+        </w:rPr>
+        <w:t xml:space="preserve">Substantiv/klasser: Fordon, Cykel, Elcykel, Uthyrning, Kund</w:t>
+      </w:r>
+    </w:p>
+    <w:p>
+      <w:pPr>
+        <w:rPr>
+          <w:rFonts w:ascii="Times New Roman" w:cs="Times New Roman" w:eastAsia="Times New Roman" w:hAnsi="Times New Roman"/>
+          <w:sz w:val="24"/>
+          <w:szCs w:val="24"/>
+        </w:rPr>
+      </w:pPr>
+      <w:r>
+        <w:rPr>
+          <w:rFonts w:ascii="Times New Roman" w:cs="Times New Roman" w:eastAsia="Times New Roman" w:hAnsi="Times New Roman"/>
+          <w:sz w:val="24"/>
+          <w:szCs w:val="24"/>
+          <w:rtl w:val="0"/>
+        </w:rPr>
+        <w:t xml:space="preserve">Egenskaper/attribut: namn, timpris, batterinivå, uthyrd, ålder, medlem, </w:t>
+      </w:r>
+    </w:p>
+    <w:p>
+      <w:pPr>
+        <w:rPr>
+          <w:rFonts w:ascii="Times New Roman" w:cs="Times New Roman" w:eastAsia="Times New Roman" w:hAnsi="Times New Roman"/>
+          <w:sz w:val="24"/>
+          <w:szCs w:val="24"/>
+        </w:rPr>
+      </w:pPr>
+      <w:r>
+        <w:rPr>
+          <w:rFonts w:ascii="Times New Roman" w:cs="Times New Roman" w:eastAsia="Times New Roman" w:hAnsi="Times New Roman"/>
+          <w:sz w:val="24"/>
+          <w:szCs w:val="24"/>
+          <w:rtl w:val="0"/>
+        </w:rPr>
+        <w:t xml:space="preserve">Verben/metoderna: räknar slutpris, skriver ut kvitto</w:t>
+      </w:r>
+    </w:p>
+    <w:p>
+      <w:pPr>
+        <w:rPr>
+          <w:rFonts w:ascii="Times New Roman" w:cs="Times New Roman" w:eastAsia="Times New Roman" w:hAnsi="Times New Roman"/>
+          <w:sz w:val="24"/>
+          <w:szCs w:val="24"/>
+        </w:rPr>
+      </w:pPr>
+      <w:r>
+        <w:rPr>
+          <w:rFonts w:ascii="Times New Roman" w:cs="Times New Roman" w:eastAsia="Times New Roman" w:hAnsi="Times New Roman"/>
+          <w:sz w:val="24"/>
+          <w:szCs w:val="24"/>
+          <w:rtl w:val="0"/>
+        </w:rPr>
+        <w:t xml:space="preserve">Relationerna: Cykel och Elcykel är Fordon, en uthyrning måste innehålla ett fordon</w:t>
+      </w:r>
+    </w:p>
+    <w:p>
+      <w:pPr>
+        <w:rPr>
+          <w:rFonts w:ascii="Times New Roman" w:cs="Times New Roman" w:eastAsia="Times New Roman" w:hAnsi="Times New Roman"/>
+          <w:sz w:val="20"/>
+          <w:szCs w:val="20"/>
+        </w:rPr>
+      </w:pPr>
+      <w:r>
+        <w:rPr>
+          <w:rtl w:val="0"/>
+        </w:rPr>
+      </w:r>
+    </w:p>
+    <w:p>
+      <w:pPr>
+        <w:rPr>
+          <w:rFonts w:ascii="Times New Roman" w:cs="Times New Roman" w:eastAsia="Times New Roman" w:hAnsi="Times New Roman"/>
+          <w:sz w:val="24"/>
+          <w:szCs w:val="24"/>
+        </w:rPr>
+      </w:pPr>
+      <w:r>
+        <w:rPr>
+          <w:rtl w:val="0"/>
+        </w:rPr>
+      </w:r>
+    </w:p>
+    <w:tbl>
+      <w:tblPr>
+        <w:tblStyle w:val="Table2"/>
+        <w:tblW w:w="9000.0" w:type="dxa"/>
+        <w:jc w:val="left"/>
+        <w:tblBorders>
+          <w:top w:color="000000" w:space="0" w:sz="8" w:val="single"/>
+          <w:left w:color="000000" w:space="0" w:sz="8" w:val="single"/>
+          <w:bottom w:color="000000" w:space="0" w:sz="8" w:val="single"/>
+          <w:right w:color="000000" w:space="0" w:sz="8" w:val="single"/>
+          <w:insideH w:color="000000" w:space="0" w:sz="8" w:val="single"/>
+          <w:insideV w:color="000000" w:space="0" w:sz="8" w:val="single"/>
+        </w:tblBorders>
+        <w:tblLayout w:type="fixed"/>
+        <w:tblLook w:val="0600"/>
+      </w:tblPr>
+      <w:tblGrid>
+        <w:gridCol w:w="1775.9999999999995"/>
+        <w:gridCol w:w="2034.0000000000005"/>
+        <w:gridCol w:w="5190"/>
+        <w:tblGridChange w:id="0">
+          <w:tblGrid>
+            <w:gridCol w:w="1775.9999999999995"/>
+            <w:gridCol w:w="2034.0000000000005"/>
+            <w:gridCol w:w="5190"/>
+          </w:tblGrid>
+        </w:tblGridChange>
+      </w:tblGrid>
+      <w:tr>
+        <w:trPr>
+          <w:cantSplit w:val="0"/>
+          <w:trHeight w:val="522.0000000000027" w:hRule="atLeast"/>
+          <w:tblHeader w:val="0"/>
+        </w:trPr>
+        <w:tc>
+          <w:tcPr>
+            <w:shd w:fill="auto" w:val="clear"/>
+            <w:tcMar>
+              <w:top w:w="100.0" w:type="dxa"/>
+              <w:left w:w="100.0" w:type="dxa"/>
+              <w:bottom w:w="100.0" w:type="dxa"/>
+              <w:right w:w="100.0" w:type="dxa"/>
+            </w:tcMar>
+            <w:vAlign w:val="top"/>
+          </w:tcPr>
+          <w:p>
+            <w:pPr>
+              <w:widowControl w:val="0"/>
+              <w:spacing w:line="240" w:lineRule="auto"/>
+              <w:rPr>
+                <w:rFonts w:ascii="Times New Roman" w:cs="Times New Roman" w:eastAsia="Times New Roman" w:hAnsi="Times New Roman"/>
+                <w:sz w:val="24"/>
+                <w:szCs w:val="24"/>
+              </w:rPr>
+            </w:pPr>
+            <w:r>
+              <w:rPr>
+                <w:rFonts w:ascii="Times New Roman" w:cs="Times New Roman" w:eastAsia="Times New Roman" w:hAnsi="Times New Roman"/>
+                <w:sz w:val="24"/>
+                <w:szCs w:val="24"/>
+                <w:rtl w:val="0"/>
+              </w:rPr>
+              <w:t xml:space="preserve">Ordtyp</w:t>
+            </w:r>
+          </w:p>
+        </w:tc>
+        <w:tc>
+          <w:tcPr>
+            <w:shd w:fill="auto" w:val="clear"/>
+            <w:tcMar>
+              <w:top w:w="100.0" w:type="dxa"/>
+              <w:left w:w="100.0" w:type="dxa"/>
+              <w:bottom w:w="100.0" w:type="dxa"/>
+              <w:right w:w="100.0" w:type="dxa"/>
+            </w:tcMar>
+            <w:vAlign w:val="top"/>
+          </w:tcPr>
+          <w:p>
+            <w:pPr>
+              <w:widowControl w:val="0"/>
+              <w:spacing w:line="240" w:lineRule="auto"/>
+              <w:rPr>
+                <w:rFonts w:ascii="Times New Roman" w:cs="Times New Roman" w:eastAsia="Times New Roman" w:hAnsi="Times New Roman"/>
+                <w:sz w:val="24"/>
+                <w:szCs w:val="24"/>
+              </w:rPr>
+            </w:pPr>
+            <w:r>
+              <w:rPr>
+                <w:rFonts w:ascii="Times New Roman" w:cs="Times New Roman" w:eastAsia="Times New Roman" w:hAnsi="Times New Roman"/>
+                <w:sz w:val="24"/>
+                <w:szCs w:val="24"/>
+                <w:rtl w:val="0"/>
+              </w:rPr>
+              <w:t xml:space="preserve">Orienteringen</w:t>
+            </w:r>
+          </w:p>
+        </w:tc>
+        <w:tc>
+          <w:tcPr>
+            <w:shd w:fill="auto" w:val="clear"/>
+            <w:tcMar>
+              <w:top w:w="100.0" w:type="dxa"/>
+              <w:left w:w="100.0" w:type="dxa"/>
+              <w:bottom w:w="100.0" w:type="dxa"/>
+              <w:right w:w="100.0" w:type="dxa"/>
+            </w:tcMar>
+            <w:vAlign w:val="top"/>
+          </w:tcPr>
+          <w:p>
+            <w:pPr>
+              <w:widowControl w:val="0"/>
+              <w:spacing w:line="240" w:lineRule="auto"/>
+              <w:rPr>
+                <w:rFonts w:ascii="Times New Roman" w:cs="Times New Roman" w:eastAsia="Times New Roman" w:hAnsi="Times New Roman"/>
+                <w:sz w:val="24"/>
+                <w:szCs w:val="24"/>
+              </w:rPr>
+            </w:pPr>
+            <w:r>
+              <w:rPr>
+                <w:rFonts w:ascii="Times New Roman" w:cs="Times New Roman" w:eastAsia="Times New Roman" w:hAnsi="Times New Roman"/>
+                <w:sz w:val="24"/>
+                <w:szCs w:val="24"/>
+                <w:rtl w:val="0"/>
+              </w:rPr>
+              <w:t xml:space="preserve">I cykeluthyrning stället</w:t>
+            </w:r>
+          </w:p>
+        </w:tc>
+      </w:tr>
+      <w:tr>
+        <w:trPr>
+          <w:cantSplit w:val="0"/>
+          <w:tblHeader w:val="0"/>
+        </w:trPr>
+        <w:tc>
+          <w:tcPr>
+            <w:shd w:fill="auto" w:val="clear"/>
+            <w:tcMar>
+              <w:top w:w="100.0" w:type="dxa"/>
+              <w:left w:w="100.0" w:type="dxa"/>
+              <w:bottom w:w="100.0" w:type="dxa"/>
+              <w:right w:w="100.0" w:type="dxa"/>
+            </w:tcMar>
+            <w:vAlign w:val="top"/>
+          </w:tcPr>
+          <w:p>
+            <w:pPr>
+              <w:widowControl w:val="0"/>
+              <w:spacing w:line="240" w:lineRule="auto"/>
+              <w:rPr>
+                <w:rFonts w:ascii="Times New Roman" w:cs="Times New Roman" w:eastAsia="Times New Roman" w:hAnsi="Times New Roman"/>
+                <w:sz w:val="24"/>
+                <w:szCs w:val="24"/>
+              </w:rPr>
+            </w:pPr>
+            <w:r>
+              <w:rPr>
+                <w:rFonts w:ascii="Times New Roman" w:cs="Times New Roman" w:eastAsia="Times New Roman" w:hAnsi="Times New Roman"/>
+                <w:sz w:val="24"/>
+                <w:szCs w:val="24"/>
+                <w:rtl w:val="0"/>
+              </w:rPr>
+              <w:t xml:space="preserve">Substantiven</w:t>
+            </w:r>
+          </w:p>
+        </w:tc>
+        <w:tc>
+          <w:tcPr>
+            <w:shd w:fill="auto" w:val="clear"/>
+            <w:tcMar>
+              <w:top w:w="100.0" w:type="dxa"/>
+              <w:left w:w="100.0" w:type="dxa"/>
+              <w:bottom w:w="100.0" w:type="dxa"/>
+              <w:right w:w="100.0" w:type="dxa"/>
+            </w:tcMar>
+            <w:vAlign w:val="top"/>
+          </w:tcPr>
+          <w:p>
+            <w:pPr>
+              <w:widowControl w:val="0"/>
+              <w:spacing w:line="240" w:lineRule="auto"/>
+              <w:rPr>
+                <w:rFonts w:ascii="Times New Roman" w:cs="Times New Roman" w:eastAsia="Times New Roman" w:hAnsi="Times New Roman"/>
+                <w:sz w:val="24"/>
+                <w:szCs w:val="24"/>
+              </w:rPr>
+            </w:pPr>
+            <w:r>
+              <w:rPr>
+                <w:rFonts w:ascii="Times New Roman" w:cs="Times New Roman" w:eastAsia="Times New Roman" w:hAnsi="Times New Roman"/>
+                <w:sz w:val="24"/>
+                <w:szCs w:val="24"/>
+                <w:rtl w:val="0"/>
+              </w:rPr>
+              <w:t xml:space="preserve">Klasserna</w:t>
+            </w:r>
+          </w:p>
+        </w:tc>
+        <w:tc>
+          <w:tcPr>
+            <w:shd w:fill="auto" w:val="clear"/>
+            <w:tcMar>
+              <w:top w:w="100.0" w:type="dxa"/>
+              <w:left w:w="100.0" w:type="dxa"/>
+              <w:bottom w:w="100.0" w:type="dxa"/>
+              <w:right w:w="100.0" w:type="dxa"/>
+            </w:tcMar>
+            <w:vAlign w:val="top"/>
+          </w:tcPr>
+          <w:p>
+            <w:pPr>
+              <w:widowControl w:val="0"/>
+              <w:spacing w:line="240" w:lineRule="auto"/>
+              <w:rPr>
+                <w:rFonts w:ascii="Times New Roman" w:cs="Times New Roman" w:eastAsia="Times New Roman" w:hAnsi="Times New Roman"/>
+                <w:sz w:val="24"/>
+                <w:szCs w:val="24"/>
+              </w:rPr>
+            </w:pPr>
+            <w:r>
+              <w:rPr>
+                <w:rFonts w:ascii="Times New Roman" w:cs="Times New Roman" w:eastAsia="Times New Roman" w:hAnsi="Times New Roman"/>
+                <w:sz w:val="24"/>
+                <w:szCs w:val="24"/>
+                <w:rtl w:val="0"/>
+              </w:rPr>
+              <w:t xml:space="preserve">Fordon, Cykel, Elcykel, Uthyrning, Kund</w:t>
+            </w:r>
+          </w:p>
+        </w:tc>
+      </w:tr>
+      <w:tr>
+        <w:trPr>
+          <w:cantSplit w:val="0"/>
+          <w:tblHeader w:val="0"/>
+        </w:trPr>
+        <w:tc>
+          <w:tcPr>
+            <w:shd w:fill="auto" w:val="clear"/>
+            <w:tcMar>
+              <w:top w:w="100.0" w:type="dxa"/>
+              <w:left w:w="100.0" w:type="dxa"/>
+              <w:bottom w:w="100.0" w:type="dxa"/>
+              <w:right w:w="100.0" w:type="dxa"/>
+            </w:tcMar>
+            <w:vAlign w:val="top"/>
+          </w:tcPr>
+          <w:p>
+            <w:pPr>
+              <w:widowControl w:val="0"/>
+              <w:spacing w:line="240" w:lineRule="auto"/>
+              <w:rPr>
+                <w:rFonts w:ascii="Times New Roman" w:cs="Times New Roman" w:eastAsia="Times New Roman" w:hAnsi="Times New Roman"/>
+                <w:sz w:val="24"/>
+                <w:szCs w:val="24"/>
+              </w:rPr>
+            </w:pPr>
+            <w:r>
+              <w:rPr>
+                <w:rFonts w:ascii="Times New Roman" w:cs="Times New Roman" w:eastAsia="Times New Roman" w:hAnsi="Times New Roman"/>
+                <w:sz w:val="24"/>
+                <w:szCs w:val="24"/>
+                <w:rtl w:val="0"/>
+              </w:rPr>
+              <w:t xml:space="preserve">Egenskaperna</w:t>
+            </w:r>
+          </w:p>
+        </w:tc>
+        <w:tc>
+          <w:tcPr>
+            <w:shd w:fill="auto" w:val="clear"/>
+            <w:tcMar>
+              <w:top w:w="100.0" w:type="dxa"/>
+              <w:left w:w="100.0" w:type="dxa"/>
+              <w:bottom w:w="100.0" w:type="dxa"/>
+              <w:right w:w="100.0" w:type="dxa"/>
+            </w:tcMar>
+            <w:vAlign w:val="top"/>
+          </w:tcPr>
+          <w:p>
+            <w:pPr>
+              <w:widowControl w:val="0"/>
+              <w:spacing w:line="240" w:lineRule="auto"/>
+              <w:rPr>
+                <w:rFonts w:ascii="Times New Roman" w:cs="Times New Roman" w:eastAsia="Times New Roman" w:hAnsi="Times New Roman"/>
+                <w:sz w:val="24"/>
+                <w:szCs w:val="24"/>
+              </w:rPr>
+            </w:pPr>
+            <w:r>
+              <w:rPr>
+                <w:rFonts w:ascii="Times New Roman" w:cs="Times New Roman" w:eastAsia="Times New Roman" w:hAnsi="Times New Roman"/>
+                <w:sz w:val="24"/>
+                <w:szCs w:val="24"/>
+                <w:rtl w:val="0"/>
+              </w:rPr>
+              <w:t xml:space="preserve">Attributen</w:t>
+            </w:r>
+          </w:p>
+        </w:tc>
+        <w:tc>
+          <w:tcPr>
+            <w:shd w:fill="auto" w:val="clear"/>
+            <w:tcMar>
+              <w:top w:w="100.0" w:type="dxa"/>
+              <w:left w:w="100.0" w:type="dxa"/>
+              <w:bottom w:w="100.0" w:type="dxa"/>
+              <w:right w:w="100.0" w:type="dxa"/>
+            </w:tcMar>
+            <w:vAlign w:val="top"/>
+          </w:tcPr>
+          <w:p>
+            <w:pPr>
+              <w:widowControl w:val="0"/>
+              <w:spacing w:line="240" w:lineRule="auto"/>
+              <w:rPr>
+                <w:rFonts w:ascii="Times New Roman" w:cs="Times New Roman" w:eastAsia="Times New Roman" w:hAnsi="Times New Roman"/>
+                <w:sz w:val="24"/>
+                <w:szCs w:val="24"/>
+              </w:rPr>
+            </w:pPr>
+            <w:r>
+              <w:rPr>
+                <w:rFonts w:ascii="Times New Roman" w:cs="Times New Roman" w:eastAsia="Times New Roman" w:hAnsi="Times New Roman"/>
+                <w:sz w:val="24"/>
+                <w:szCs w:val="24"/>
+                <w:rtl w:val="0"/>
+              </w:rPr>
+              <w:t xml:space="preserve">namn, timpris, batterinivå, uthyrd, ålder, medlem</w:t>
+            </w:r>
+          </w:p>
+        </w:tc>
+      </w:tr>
+      <w:tr>
+        <w:trPr>
+          <w:cantSplit w:val="0"/>
+          <w:tblHeader w:val="0"/>
+        </w:trPr>
+        <w:tc>
+          <w:tcPr>
+            <w:shd w:fill="auto" w:val="clear"/>
+            <w:tcMar>
+              <w:top w:w="100.0" w:type="dxa"/>
+              <w:left w:w="100.0" w:type="dxa"/>
+              <w:bottom w:w="100.0" w:type="dxa"/>
+              <w:right w:w="100.0" w:type="dxa"/>
+            </w:tcMar>
+            <w:vAlign w:val="top"/>
+          </w:tcPr>
+          <w:p>
+            <w:pPr>
+              <w:widowControl w:val="0"/>
+              <w:spacing w:line="240" w:lineRule="auto"/>
+              <w:rPr>
+                <w:rFonts w:ascii="Times New Roman" w:cs="Times New Roman" w:eastAsia="Times New Roman" w:hAnsi="Times New Roman"/>
+                <w:sz w:val="24"/>
+                <w:szCs w:val="24"/>
+              </w:rPr>
+            </w:pPr>
+            <w:r>
+              <w:rPr>
+                <w:rFonts w:ascii="Times New Roman" w:cs="Times New Roman" w:eastAsia="Times New Roman" w:hAnsi="Times New Roman"/>
+                <w:sz w:val="24"/>
+                <w:szCs w:val="24"/>
+                <w:rtl w:val="0"/>
+              </w:rPr>
+              <w:t xml:space="preserve">Verben</w:t>
+            </w:r>
+          </w:p>
+        </w:tc>
+        <w:tc>
+          <w:tcPr>
+            <w:shd w:fill="auto" w:val="clear"/>
+            <w:tcMar>
+              <w:top w:w="100.0" w:type="dxa"/>
+              <w:left w:w="100.0" w:type="dxa"/>
+              <w:bottom w:w="100.0" w:type="dxa"/>
+              <w:right w:w="100.0" w:type="dxa"/>
+            </w:tcMar>
+            <w:vAlign w:val="top"/>
+          </w:tcPr>
+          <w:p>
+            <w:pPr>
+              <w:widowControl w:val="0"/>
+              <w:spacing w:line="240" w:lineRule="auto"/>
+              <w:rPr>
+                <w:rFonts w:ascii="Times New Roman" w:cs="Times New Roman" w:eastAsia="Times New Roman" w:hAnsi="Times New Roman"/>
+                <w:sz w:val="24"/>
+                <w:szCs w:val="24"/>
+              </w:rPr>
+            </w:pPr>
+            <w:r>
+              <w:rPr>
+                <w:rFonts w:ascii="Times New Roman" w:cs="Times New Roman" w:eastAsia="Times New Roman" w:hAnsi="Times New Roman"/>
+                <w:sz w:val="24"/>
+                <w:szCs w:val="24"/>
+                <w:rtl w:val="0"/>
+              </w:rPr>
+              <w:t xml:space="preserve">Metoderna</w:t>
+            </w:r>
+          </w:p>
+        </w:tc>
+        <w:tc>
+          <w:tcPr>
+            <w:shd w:fill="auto" w:val="clear"/>
+            <w:tcMar>
+              <w:top w:w="100.0" w:type="dxa"/>
+              <w:left w:w="100.0" w:type="dxa"/>
+              <w:bottom w:w="100.0" w:type="dxa"/>
+              <w:right w:w="100.0" w:type="dxa"/>
+            </w:tcMar>
+            <w:vAlign w:val="top"/>
+          </w:tcPr>
+          <w:p>
+            <w:pPr>
+              <w:widowControl w:val="0"/>
+              <w:spacing w:line="240" w:lineRule="auto"/>
+              <w:rPr>
+                <w:rFonts w:ascii="Times New Roman" w:cs="Times New Roman" w:eastAsia="Times New Roman" w:hAnsi="Times New Roman"/>
+                <w:sz w:val="24"/>
+                <w:szCs w:val="24"/>
+              </w:rPr>
+            </w:pPr>
+            <w:r>
+              <w:rPr>
+                <w:rFonts w:ascii="Times New Roman" w:cs="Times New Roman" w:eastAsia="Times New Roman" w:hAnsi="Times New Roman"/>
+                <w:sz w:val="24"/>
+                <w:szCs w:val="24"/>
+                <w:rtl w:val="0"/>
+              </w:rPr>
+              <w:t xml:space="preserve">räknar slutpris, skriver ut kvitto</w:t>
+            </w:r>
+          </w:p>
+        </w:tc>
+      </w:tr>
+      <w:tr>
+        <w:trPr>
+          <w:cantSplit w:val="0"/>
+          <w:tblHeader w:val="0"/>
+        </w:trPr>
+        <w:tc>
+          <w:tcPr>
+            <w:shd w:fill="auto" w:val="clear"/>
+            <w:tcMar>
+              <w:top w:w="100.0" w:type="dxa"/>
+              <w:left w:w="100.0" w:type="dxa"/>
+              <w:bottom w:w="100.0" w:type="dxa"/>
+              <w:right w:w="100.0" w:type="dxa"/>
+            </w:tcMar>
+            <w:vAlign w:val="top"/>
+          </w:tcPr>
+          <w:p>
+            <w:pPr>
+              <w:widowControl w:val="0"/>
+              <w:spacing w:line="240" w:lineRule="auto"/>
+              <w:rPr>
+                <w:rFonts w:ascii="Times New Roman" w:cs="Times New Roman" w:eastAsia="Times New Roman" w:hAnsi="Times New Roman"/>
+                <w:sz w:val="24"/>
+                <w:szCs w:val="24"/>
+              </w:rPr>
+            </w:pPr>
+            <w:r>
+              <w:rPr>
+                <w:rFonts w:ascii="Times New Roman" w:cs="Times New Roman" w:eastAsia="Times New Roman" w:hAnsi="Times New Roman"/>
+                <w:sz w:val="24"/>
+                <w:szCs w:val="24"/>
+                <w:rtl w:val="0"/>
+              </w:rPr>
+              <w:t xml:space="preserve">Relationerna</w:t>
+            </w:r>
+          </w:p>
+        </w:tc>
+        <w:tc>
+          <w:tcPr>
+            <w:shd w:fill="auto" w:val="clear"/>
+            <w:tcMar>
+              <w:top w:w="100.0" w:type="dxa"/>
+              <w:left w:w="100.0" w:type="dxa"/>
+              <w:bottom w:w="100.0" w:type="dxa"/>
+              <w:right w:w="100.0" w:type="dxa"/>
+            </w:tcMar>
+            <w:vAlign w:val="top"/>
+          </w:tcPr>
+          <w:p>
+            <w:pPr>
+              <w:widowControl w:val="0"/>
+              <w:spacing w:line="240" w:lineRule="auto"/>
+              <w:rPr>
+                <w:rFonts w:ascii="Times New Roman" w:cs="Times New Roman" w:eastAsia="Times New Roman" w:hAnsi="Times New Roman"/>
+                <w:sz w:val="24"/>
+                <w:szCs w:val="24"/>
+              </w:rPr>
+            </w:pPr>
+            <w:r>
+              <w:rPr>
+                <w:rFonts w:ascii="Times New Roman" w:cs="Times New Roman" w:eastAsia="Times New Roman" w:hAnsi="Times New Roman"/>
+                <w:sz w:val="24"/>
+                <w:szCs w:val="24"/>
+                <w:rtl w:val="0"/>
+              </w:rPr>
+              <w:t xml:space="preserve">Pilarna och linjerna</w:t>
+            </w:r>
+          </w:p>
+        </w:tc>
+        <w:tc>
+          <w:tcPr>
+            <w:shd w:fill="auto" w:val="clear"/>
+            <w:tcMar>
+              <w:top w:w="100.0" w:type="dxa"/>
+              <w:left w:w="100.0" w:type="dxa"/>
+              <w:bottom w:w="100.0" w:type="dxa"/>
+              <w:right w:w="100.0" w:type="dxa"/>
+            </w:tcMar>
+            <w:vAlign w:val="top"/>
+          </w:tcPr>
+          <w:p>
+            <w:pPr>
+              <w:widowControl w:val="0"/>
+              <w:spacing w:line="240" w:lineRule="auto"/>
+              <w:rPr>
+                <w:rFonts w:ascii="Times New Roman" w:cs="Times New Roman" w:eastAsia="Times New Roman" w:hAnsi="Times New Roman"/>
+                <w:sz w:val="24"/>
+                <w:szCs w:val="24"/>
+              </w:rPr>
+            </w:pPr>
+            <w:r>
+              <w:rPr>
+                <w:rFonts w:ascii="Times New Roman" w:cs="Times New Roman" w:eastAsia="Times New Roman" w:hAnsi="Times New Roman"/>
+                <w:sz w:val="24"/>
+                <w:szCs w:val="24"/>
+                <w:rtl w:val="0"/>
+              </w:rPr>
+              <w:t xml:space="preserve">Cykel och Elcykel är Fordon, en uthyrning måste innehålla ett fordon.</w:t>
+            </w:r>
+          </w:p>
+        </w:tc>
+      </w:tr>
+    </w:tbl>
+    <w:p>
+      <w:pPr>
+        <w:rPr>
+          <w:rFonts w:ascii="Times New Roman" w:cs="Times New Roman" w:eastAsia="Times New Roman" w:hAnsi="Times New Roman"/>
+          <w:sz w:val="20"/>
+          <w:szCs w:val="20"/>
+        </w:rPr>
+      </w:pPr>
+      <w:r>
+        <w:rPr>
+          <w:rtl w:val="0"/>
+        </w:rPr>
+      </w:r>
+    </w:p>
+    <w:p>
+      <w:pPr>
+        <w:rPr>
+          <w:rFonts w:ascii="Times New Roman" w:cs="Times New Roman" w:eastAsia="Times New Roman" w:hAnsi="Times New Roman"/>
+          <w:sz w:val="24"/>
+          <w:szCs w:val="24"/>
+        </w:rPr>
+      </w:pPr>
+      <w:r>
+        <w:rPr>
+          <w:rtl w:val="0"/>
+        </w:rPr>
+      </w:r>
+    </w:p>
+    <w:p>
+      <w:pPr>
+        <w:rPr>
+          <w:rFonts w:ascii="Times New Roman" w:cs="Times New Roman" w:eastAsia="Times New Roman" w:hAnsi="Times New Roman"/>
+          <w:sz w:val="24"/>
+          <w:szCs w:val="24"/>
+        </w:rPr>
+      </w:pPr>
+      <w:r>
+        <w:rPr>
+          <w:rFonts w:ascii="Times New Roman" w:cs="Times New Roman" w:eastAsia="Times New Roman" w:hAnsi="Times New Roman"/>
+          <w:sz w:val="24"/>
+          <w:szCs w:val="24"/>
+          <w:rtl w:val="0"/>
+        </w:rPr>
+        <w:t xml:space="preserve">Imorgon vet jag inte om jag kommer arbeta med uppgiften. Kan vara att jag påbörjar UML-diagrammet under kvällen men jag kommer definitivt börja med den på onsdag.</w:t>
+      </w:r>
+    </w:p>
+    <w:p>
+      <w:pPr>
+        <w:rPr>
+          <w:rFonts w:ascii="Times New Roman" w:cs="Times New Roman" w:eastAsia="Times New Roman" w:hAnsi="Times New Roman"/>
+          <w:sz w:val="24"/>
+          <w:szCs w:val="24"/>
+        </w:rPr>
+      </w:pPr>
+      <w:r>
+        <w:rPr>
+          <w:rtl w:val="0"/>
+        </w:rPr>
+      </w:r>
+    </w:p>
+    <w:p>
+      <w:pPr>
+        <w:rPr>
+          <w:rFonts w:ascii="Times New Roman" w:cs="Times New Roman" w:eastAsia="Times New Roman" w:hAnsi="Times New Roman"/>
+          <w:sz w:val="24"/>
+          <w:szCs w:val="24"/>
+        </w:rPr>
+      </w:pPr>
+      <w:r>
+        <w:rPr>
+          <w:rFonts w:ascii="Times New Roman" w:cs="Times New Roman" w:eastAsia="Times New Roman" w:hAnsi="Times New Roman"/>
+          <w:sz w:val="24"/>
+          <w:szCs w:val="24"/>
+          <w:rtl w:val="0"/>
+        </w:rPr>
+        <w:t xml:space="preserve">Jag </w:t>
+      </w:r>
+      <w:r>
+        <w:rPr>
+          <w:rFonts w:ascii="Times New Roman" w:cs="Times New Roman" w:eastAsia="Times New Roman" w:hAnsi="Times New Roman"/>
+          <w:sz w:val="24"/>
+          <w:szCs w:val="24"/>
+          <w:rtl w:val="0"/>
+        </w:rPr>
+        <w:t xml:space="preserve">commitar</w:t>
+      </w:r>
+      <w:r>
+        <w:rPr>
+          <w:rFonts w:ascii="Times New Roman" w:cs="Times New Roman" w:eastAsia="Times New Roman" w:hAnsi="Times New Roman"/>
+          <w:sz w:val="24"/>
+          <w:szCs w:val="24"/>
+          <w:rtl w:val="0"/>
+        </w:rPr>
+        <w:t xml:space="preserve"> mina ändringar i detta dokument i </w:t>
+      </w:r>
+      <w:r>
+        <w:rPr>
+          <w:rFonts w:ascii="Times New Roman" w:cs="Times New Roman" w:eastAsia="Times New Roman" w:hAnsi="Times New Roman"/>
+          <w:sz w:val="24"/>
+          <w:szCs w:val="24"/>
+          <w:rtl w:val="0"/>
+        </w:rPr>
+        <w:t xml:space="preserve">github repot</w:t>
+      </w:r>
+      <w:r>
+        <w:rPr>
+          <w:rFonts w:ascii="Times New Roman" w:cs="Times New Roman" w:eastAsia="Times New Roman" w:hAnsi="Times New Roman"/>
+          <w:sz w:val="24"/>
+          <w:szCs w:val="24"/>
+          <w:rtl w:val="0"/>
+        </w:rPr>
+        <w:t xml:space="preserve"> nu och fortsätter antingen imorgon eller på onsdag.</w:t>
+      </w:r>
+    </w:p>
+    <w:p>
+      <w:pPr>
+        <w:rPr>
+          <w:rFonts w:ascii="Times New Roman" w:cs="Times New Roman" w:eastAsia="Times New Roman" w:hAnsi="Times New Roman"/>
+          <w:sz w:val="24"/>
+          <w:szCs w:val="24"/>
+        </w:rPr>
+      </w:pPr>
+      <w:r>
+        <w:rPr>
+          <w:rtl w:val="0"/>
+        </w:rPr>
+      </w:r>
+    </w:p>
+    <w:p>
+      <w:pPr>
+        <w:rPr>
+          <w:rFonts w:ascii="Times New Roman" w:cs="Times New Roman" w:eastAsia="Times New Roman" w:hAnsi="Times New Roman"/>
+          <w:b w:val="1"/>
+          <w:bCs w:val="1"/>
+          <w:sz w:val="28"/>
+          <w:szCs w:val="28"/>
+        </w:rPr>
+      </w:pPr>
+      <w:r>
+        <w:rPr>
+          <w:rFonts w:ascii="Times New Roman" w:cs="Times New Roman" w:eastAsia="Times New Roman" w:hAnsi="Times New Roman"/>
+          <w:b w:val="1"/>
+          <w:bCs w:val="1"/>
+          <w:sz w:val="28"/>
+          <w:szCs w:val="28"/>
+          <w:rtl w:val="0"/>
+        </w:rPr>
+        <w:t xml:space="preserve">Måndag 2026-10-19 SLUT</w:t>
       </w:r>
     </w:p>
     <w:sectPr>
@@ -2004,6 +3789,20 @@
       <w:sz w:val="30"/>
       <w:szCs w:val="30"/>
     </w:rPr>
+  </w:style>
+  <w:style w:type="table" w:styleId="Table1">
+    <w:basedOn w:val="TableNormal"/>
+    <w:tblPr>
+      <w:tblStyleRowBandSize w:val="1"/>
+      <w:tblStyleColBandSize w:val="1"/>
+    </w:tblPr>
+  </w:style>
+  <w:style w:type="table" w:styleId="Table2">
+    <w:basedOn w:val="TableNormal"/>
+    <w:tblPr>
+      <w:tblStyleRowBandSize w:val="1"/>
+      <w:tblStyleColBandSize w:val="1"/>
+    </w:tblPr>
   </w:style>
 </w:styles>
 </file>

--- a/Simon Tobiasson - Loggbok - Inlämningsuppgift - Kajens cykeluthyrning.docx
+++ b/Simon Tobiasson - Loggbok - Inlämningsuppgift - Kajens cykeluthyrning.docx
@@ -3157,6 +3157,1938 @@
           <w:rtl w:val="0"/>
         </w:rPr>
         <w:t xml:space="preserve">Måndag 2026-10-19 SLUT</w:t>
+      </w:r>
+    </w:p>
+    <w:p>
+      <w:pPr>
+        <w:rPr>
+          <w:rFonts w:ascii="Times New Roman" w:cs="Times New Roman" w:eastAsia="Times New Roman" w:hAnsi="Times New Roman"/>
+          <w:b w:val="1"/>
+          <w:bCs w:val="1"/>
+          <w:sz w:val="28"/>
+          <w:szCs w:val="28"/>
+        </w:rPr>
+      </w:pPr>
+      <w:r>
+        <w:rPr>
+          <w:rtl w:val="0"/>
+        </w:rPr>
+      </w:r>
+    </w:p>
+    <w:p>
+      <w:pPr>
+        <w:rPr>
+          <w:rFonts w:ascii="Times New Roman" w:cs="Times New Roman" w:eastAsia="Times New Roman" w:hAnsi="Times New Roman"/>
+          <w:b w:val="1"/>
+          <w:bCs w:val="1"/>
+          <w:sz w:val="28"/>
+          <w:szCs w:val="28"/>
+        </w:rPr>
+      </w:pPr>
+      <w:r>
+        <w:rPr>
+          <w:rtl w:val="0"/>
+        </w:rPr>
+      </w:r>
+    </w:p>
+    <w:p>
+      <w:pPr>
+        <w:rPr>
+          <w:rFonts w:ascii="Times New Roman" w:cs="Times New Roman" w:eastAsia="Times New Roman" w:hAnsi="Times New Roman"/>
+          <w:b w:val="1"/>
+          <w:bCs w:val="1"/>
+          <w:sz w:val="28"/>
+          <w:szCs w:val="28"/>
+        </w:rPr>
+      </w:pPr>
+      <w:r>
+        <w:rPr>
+          <w:rFonts w:ascii="Times New Roman" w:cs="Times New Roman" w:eastAsia="Times New Roman" w:hAnsi="Times New Roman"/>
+          <w:b w:val="1"/>
+          <w:bCs w:val="1"/>
+          <w:sz w:val="28"/>
+          <w:szCs w:val="28"/>
+          <w:rtl w:val="0"/>
+        </w:rPr>
+        <w:t xml:space="preserve">Tisdag 2026-10-20</w:t>
+      </w:r>
+    </w:p>
+    <w:p>
+      <w:pPr>
+        <w:rPr>
+          <w:rFonts w:ascii="Times New Roman" w:cs="Times New Roman" w:eastAsia="Times New Roman" w:hAnsi="Times New Roman"/>
+          <w:sz w:val="26"/>
+          <w:szCs w:val="26"/>
+        </w:rPr>
+      </w:pPr>
+      <w:r>
+        <w:rPr>
+          <w:rtl w:val="0"/>
+        </w:rPr>
+      </w:r>
+    </w:p>
+    <w:p>
+      <w:pPr>
+        <w:rPr>
+          <w:rFonts w:ascii="Times New Roman" w:cs="Times New Roman" w:eastAsia="Times New Roman" w:hAnsi="Times New Roman"/>
+          <w:b w:val="1"/>
+          <w:bCs w:val="1"/>
+          <w:sz w:val="26"/>
+          <w:szCs w:val="26"/>
+        </w:rPr>
+      </w:pPr>
+      <w:r>
+        <w:rPr>
+          <w:rFonts w:ascii="Times New Roman" w:cs="Times New Roman" w:eastAsia="Times New Roman" w:hAnsi="Times New Roman"/>
+          <w:b w:val="1"/>
+          <w:bCs w:val="1"/>
+          <w:sz w:val="26"/>
+          <w:szCs w:val="26"/>
+          <w:rtl w:val="0"/>
+        </w:rPr>
+        <w:t xml:space="preserve">Kl 14:30</w:t>
+      </w:r>
+    </w:p>
+    <w:p>
+      <w:pPr>
+        <w:rPr>
+          <w:rFonts w:ascii="Times New Roman" w:cs="Times New Roman" w:eastAsia="Times New Roman" w:hAnsi="Times New Roman"/>
+          <w:sz w:val="24"/>
+          <w:szCs w:val="24"/>
+        </w:rPr>
+      </w:pPr>
+      <w:r>
+        <w:rPr>
+          <w:rtl w:val="0"/>
+        </w:rPr>
+      </w:r>
+    </w:p>
+    <w:p>
+      <w:pPr>
+        <w:rPr>
+          <w:rFonts w:ascii="Times New Roman" w:cs="Times New Roman" w:eastAsia="Times New Roman" w:hAnsi="Times New Roman"/>
+          <w:sz w:val="24"/>
+          <w:szCs w:val="24"/>
+        </w:rPr>
+      </w:pPr>
+      <w:r>
+        <w:rPr>
+          <w:rFonts w:ascii="Times New Roman" w:cs="Times New Roman" w:eastAsia="Times New Roman" w:hAnsi="Times New Roman"/>
+          <w:sz w:val="24"/>
+          <w:szCs w:val="24"/>
+          <w:rtl w:val="0"/>
+        </w:rPr>
+        <w:t xml:space="preserve">Jag trodde inte att jag skulle jobba med uppgiften idag på grund av Lindholmen Software Development Day, men jag bestämde mig för att åka hem tidigare. Jag kommer nu att sätta mig och göra UML-diagrammet i </w:t>
+      </w:r>
+      <w:hyperlink r:id="rId6">
+        <w:r>
+          <w:rPr>
+            <w:rFonts w:ascii="Times New Roman" w:cs="Times New Roman" w:eastAsia="Times New Roman" w:hAnsi="Times New Roman"/>
+            <w:color w:val="1155cc"/>
+            <w:sz w:val="24"/>
+            <w:szCs w:val="24"/>
+            <w:u w:val="single"/>
+            <w:rtl w:val="0"/>
+          </w:rPr>
+          <w:t xml:space="preserve">draw.io</w:t>
+        </w:r>
+      </w:hyperlink>
+      <w:r>
+        <w:rPr>
+          <w:rFonts w:ascii="Times New Roman" w:cs="Times New Roman" w:eastAsia="Times New Roman" w:hAnsi="Times New Roman"/>
+          <w:sz w:val="24"/>
+          <w:szCs w:val="24"/>
+          <w:rtl w:val="0"/>
+        </w:rPr>
+        <w:t xml:space="preserve">. För varje del i diagrammet kommer jag klistra in en bild samt tid när jag är klar med den klassen. </w:t>
+      </w:r>
+    </w:p>
+    <w:p>
+      <w:pPr>
+        <w:widowControl w:val="0"/>
+        <w:spacing w:line="240" w:lineRule="auto"/>
+        <w:rPr>
+          <w:rFonts w:ascii="Times New Roman" w:cs="Times New Roman" w:eastAsia="Times New Roman" w:hAnsi="Times New Roman"/>
+          <w:sz w:val="24"/>
+          <w:szCs w:val="24"/>
+        </w:rPr>
+      </w:pPr>
+      <w:r>
+        <w:rPr>
+          <w:rtl w:val="0"/>
+        </w:rPr>
+      </w:r>
+    </w:p>
+    <w:p>
+      <w:pPr>
+        <w:widowControl w:val="0"/>
+        <w:spacing w:line="240" w:lineRule="auto"/>
+        <w:rPr>
+          <w:rFonts w:ascii="Times New Roman" w:cs="Times New Roman" w:eastAsia="Times New Roman" w:hAnsi="Times New Roman"/>
+          <w:sz w:val="24"/>
+          <w:szCs w:val="24"/>
+        </w:rPr>
+      </w:pPr>
+      <w:r>
+        <w:rPr>
+          <w:rFonts w:ascii="Times New Roman" w:cs="Times New Roman" w:eastAsia="Times New Roman" w:hAnsi="Times New Roman"/>
+          <w:sz w:val="24"/>
+          <w:szCs w:val="24"/>
+          <w:rtl w:val="0"/>
+        </w:rPr>
+        <w:t xml:space="preserve">Jag märker nu att jag missade ett flertal olika metoder igår. Jag behöver metoder som tar in kundinformationen, som kollar om kunden är tillräckligt gammal att hyra ut en cykel eller elcykel?? och en metod som kollar om en elcykel kan säljas. Dessutom missade jag två egenskaper. Ena egenskapen är hur många timmar som kunden vill hyra ut en cykel och den andra egenskapen är cyklarnas unika nummer.</w:t>
+      </w:r>
+    </w:p>
+    <w:p>
+      <w:pPr>
+        <w:widowControl w:val="0"/>
+        <w:spacing w:line="240" w:lineRule="auto"/>
+        <w:rPr>
+          <w:rFonts w:ascii="Times New Roman" w:cs="Times New Roman" w:eastAsia="Times New Roman" w:hAnsi="Times New Roman"/>
+          <w:sz w:val="24"/>
+          <w:szCs w:val="24"/>
+        </w:rPr>
+      </w:pPr>
+      <w:r>
+        <w:rPr>
+          <w:rtl w:val="0"/>
+        </w:rPr>
+      </w:r>
+    </w:p>
+    <w:p>
+      <w:pPr>
+        <w:rPr>
+          <w:rFonts w:ascii="Times New Roman" w:cs="Times New Roman" w:eastAsia="Times New Roman" w:hAnsi="Times New Roman"/>
+          <w:sz w:val="20"/>
+          <w:szCs w:val="20"/>
+        </w:rPr>
+      </w:pPr>
+      <w:r>
+        <w:rPr>
+          <w:rtl w:val="0"/>
+        </w:rPr>
+      </w:r>
+    </w:p>
+    <w:p>
+      <w:pPr>
+        <w:rPr>
+          <w:rFonts w:ascii="Times New Roman" w:cs="Times New Roman" w:eastAsia="Times New Roman" w:hAnsi="Times New Roman"/>
+          <w:sz w:val="24"/>
+          <w:szCs w:val="24"/>
+        </w:rPr>
+      </w:pPr>
+      <w:r>
+        <w:rPr>
+          <w:rtl w:val="0"/>
+        </w:rPr>
+      </w:r>
+    </w:p>
+    <w:tbl>
+      <w:tblPr>
+        <w:tblStyle w:val="Table3"/>
+        <w:tblW w:w="9000.0" w:type="dxa"/>
+        <w:jc w:val="left"/>
+        <w:tblBorders>
+          <w:top w:color="000000" w:space="0" w:sz="8" w:val="single"/>
+          <w:left w:color="000000" w:space="0" w:sz="8" w:val="single"/>
+          <w:bottom w:color="000000" w:space="0" w:sz="8" w:val="single"/>
+          <w:right w:color="000000" w:space="0" w:sz="8" w:val="single"/>
+          <w:insideH w:color="000000" w:space="0" w:sz="8" w:val="single"/>
+          <w:insideV w:color="000000" w:space="0" w:sz="8" w:val="single"/>
+        </w:tblBorders>
+        <w:tblLayout w:type="fixed"/>
+        <w:tblLook w:val="0600"/>
+      </w:tblPr>
+      <w:tblGrid>
+        <w:gridCol w:w="1775.9999999999995"/>
+        <w:gridCol w:w="2034.0000000000005"/>
+        <w:gridCol w:w="5190"/>
+        <w:tblGridChange w:id="0">
+          <w:tblGrid>
+            <w:gridCol w:w="1775.9999999999995"/>
+            <w:gridCol w:w="2034.0000000000005"/>
+            <w:gridCol w:w="5190"/>
+          </w:tblGrid>
+        </w:tblGridChange>
+      </w:tblGrid>
+      <w:tr>
+        <w:trPr>
+          <w:cantSplit w:val="0"/>
+          <w:trHeight w:val="522.0000000000027" w:hRule="atLeast"/>
+          <w:tblHeader w:val="0"/>
+        </w:trPr>
+        <w:tc>
+          <w:tcPr>
+            <w:shd w:fill="auto" w:val="clear"/>
+            <w:tcMar>
+              <w:top w:w="100.0" w:type="dxa"/>
+              <w:left w:w="100.0" w:type="dxa"/>
+              <w:bottom w:w="100.0" w:type="dxa"/>
+              <w:right w:w="100.0" w:type="dxa"/>
+            </w:tcMar>
+            <w:vAlign w:val="top"/>
+          </w:tcPr>
+          <w:p>
+            <w:pPr>
+              <w:widowControl w:val="0"/>
+              <w:spacing w:line="240" w:lineRule="auto"/>
+              <w:rPr>
+                <w:rFonts w:ascii="Times New Roman" w:cs="Times New Roman" w:eastAsia="Times New Roman" w:hAnsi="Times New Roman"/>
+                <w:sz w:val="24"/>
+                <w:szCs w:val="24"/>
+              </w:rPr>
+            </w:pPr>
+            <w:r>
+              <w:rPr>
+                <w:rFonts w:ascii="Times New Roman" w:cs="Times New Roman" w:eastAsia="Times New Roman" w:hAnsi="Times New Roman"/>
+                <w:sz w:val="24"/>
+                <w:szCs w:val="24"/>
+                <w:rtl w:val="0"/>
+              </w:rPr>
+              <w:t xml:space="preserve">Ordtyp</w:t>
+            </w:r>
+          </w:p>
+        </w:tc>
+        <w:tc>
+          <w:tcPr>
+            <w:shd w:fill="auto" w:val="clear"/>
+            <w:tcMar>
+              <w:top w:w="100.0" w:type="dxa"/>
+              <w:left w:w="100.0" w:type="dxa"/>
+              <w:bottom w:w="100.0" w:type="dxa"/>
+              <w:right w:w="100.0" w:type="dxa"/>
+            </w:tcMar>
+            <w:vAlign w:val="top"/>
+          </w:tcPr>
+          <w:p>
+            <w:pPr>
+              <w:widowControl w:val="0"/>
+              <w:spacing w:line="240" w:lineRule="auto"/>
+              <w:rPr>
+                <w:rFonts w:ascii="Times New Roman" w:cs="Times New Roman" w:eastAsia="Times New Roman" w:hAnsi="Times New Roman"/>
+                <w:sz w:val="24"/>
+                <w:szCs w:val="24"/>
+              </w:rPr>
+            </w:pPr>
+            <w:r>
+              <w:rPr>
+                <w:rFonts w:ascii="Times New Roman" w:cs="Times New Roman" w:eastAsia="Times New Roman" w:hAnsi="Times New Roman"/>
+                <w:sz w:val="24"/>
+                <w:szCs w:val="24"/>
+                <w:rtl w:val="0"/>
+              </w:rPr>
+              <w:t xml:space="preserve">Orienteringen</w:t>
+            </w:r>
+          </w:p>
+        </w:tc>
+        <w:tc>
+          <w:tcPr>
+            <w:shd w:fill="auto" w:val="clear"/>
+            <w:tcMar>
+              <w:top w:w="100.0" w:type="dxa"/>
+              <w:left w:w="100.0" w:type="dxa"/>
+              <w:bottom w:w="100.0" w:type="dxa"/>
+              <w:right w:w="100.0" w:type="dxa"/>
+            </w:tcMar>
+            <w:vAlign w:val="top"/>
+          </w:tcPr>
+          <w:p>
+            <w:pPr>
+              <w:widowControl w:val="0"/>
+              <w:spacing w:line="240" w:lineRule="auto"/>
+              <w:rPr>
+                <w:rFonts w:ascii="Times New Roman" w:cs="Times New Roman" w:eastAsia="Times New Roman" w:hAnsi="Times New Roman"/>
+                <w:sz w:val="24"/>
+                <w:szCs w:val="24"/>
+              </w:rPr>
+            </w:pPr>
+            <w:r>
+              <w:rPr>
+                <w:rFonts w:ascii="Times New Roman" w:cs="Times New Roman" w:eastAsia="Times New Roman" w:hAnsi="Times New Roman"/>
+                <w:sz w:val="24"/>
+                <w:szCs w:val="24"/>
+                <w:rtl w:val="0"/>
+              </w:rPr>
+              <w:t xml:space="preserve">I cykeluthyrning stället</w:t>
+            </w:r>
+          </w:p>
+        </w:tc>
+      </w:tr>
+      <w:tr>
+        <w:trPr>
+          <w:cantSplit w:val="0"/>
+          <w:tblHeader w:val="0"/>
+        </w:trPr>
+        <w:tc>
+          <w:tcPr>
+            <w:shd w:fill="auto" w:val="clear"/>
+            <w:tcMar>
+              <w:top w:w="100.0" w:type="dxa"/>
+              <w:left w:w="100.0" w:type="dxa"/>
+              <w:bottom w:w="100.0" w:type="dxa"/>
+              <w:right w:w="100.0" w:type="dxa"/>
+            </w:tcMar>
+            <w:vAlign w:val="top"/>
+          </w:tcPr>
+          <w:p>
+            <w:pPr>
+              <w:widowControl w:val="0"/>
+              <w:spacing w:line="240" w:lineRule="auto"/>
+              <w:rPr>
+                <w:rFonts w:ascii="Times New Roman" w:cs="Times New Roman" w:eastAsia="Times New Roman" w:hAnsi="Times New Roman"/>
+                <w:sz w:val="24"/>
+                <w:szCs w:val="24"/>
+              </w:rPr>
+            </w:pPr>
+            <w:r>
+              <w:rPr>
+                <w:rFonts w:ascii="Times New Roman" w:cs="Times New Roman" w:eastAsia="Times New Roman" w:hAnsi="Times New Roman"/>
+                <w:sz w:val="24"/>
+                <w:szCs w:val="24"/>
+                <w:rtl w:val="0"/>
+              </w:rPr>
+              <w:t xml:space="preserve">Substantiven</w:t>
+            </w:r>
+          </w:p>
+        </w:tc>
+        <w:tc>
+          <w:tcPr>
+            <w:shd w:fill="auto" w:val="clear"/>
+            <w:tcMar>
+              <w:top w:w="100.0" w:type="dxa"/>
+              <w:left w:w="100.0" w:type="dxa"/>
+              <w:bottom w:w="100.0" w:type="dxa"/>
+              <w:right w:w="100.0" w:type="dxa"/>
+            </w:tcMar>
+            <w:vAlign w:val="top"/>
+          </w:tcPr>
+          <w:p>
+            <w:pPr>
+              <w:widowControl w:val="0"/>
+              <w:spacing w:line="240" w:lineRule="auto"/>
+              <w:rPr>
+                <w:rFonts w:ascii="Times New Roman" w:cs="Times New Roman" w:eastAsia="Times New Roman" w:hAnsi="Times New Roman"/>
+                <w:sz w:val="24"/>
+                <w:szCs w:val="24"/>
+              </w:rPr>
+            </w:pPr>
+            <w:r>
+              <w:rPr>
+                <w:rFonts w:ascii="Times New Roman" w:cs="Times New Roman" w:eastAsia="Times New Roman" w:hAnsi="Times New Roman"/>
+                <w:sz w:val="24"/>
+                <w:szCs w:val="24"/>
+                <w:rtl w:val="0"/>
+              </w:rPr>
+              <w:t xml:space="preserve">Klasserna</w:t>
+            </w:r>
+          </w:p>
+        </w:tc>
+        <w:tc>
+          <w:tcPr>
+            <w:shd w:fill="auto" w:val="clear"/>
+            <w:tcMar>
+              <w:top w:w="100.0" w:type="dxa"/>
+              <w:left w:w="100.0" w:type="dxa"/>
+              <w:bottom w:w="100.0" w:type="dxa"/>
+              <w:right w:w="100.0" w:type="dxa"/>
+            </w:tcMar>
+            <w:vAlign w:val="top"/>
+          </w:tcPr>
+          <w:p>
+            <w:pPr>
+              <w:widowControl w:val="0"/>
+              <w:spacing w:line="240" w:lineRule="auto"/>
+              <w:rPr>
+                <w:rFonts w:ascii="Times New Roman" w:cs="Times New Roman" w:eastAsia="Times New Roman" w:hAnsi="Times New Roman"/>
+                <w:sz w:val="24"/>
+                <w:szCs w:val="24"/>
+              </w:rPr>
+            </w:pPr>
+            <w:r>
+              <w:rPr>
+                <w:rFonts w:ascii="Times New Roman" w:cs="Times New Roman" w:eastAsia="Times New Roman" w:hAnsi="Times New Roman"/>
+                <w:sz w:val="24"/>
+                <w:szCs w:val="24"/>
+                <w:rtl w:val="0"/>
+              </w:rPr>
+              <w:t xml:space="preserve">Fordon, Cykel, Elcykel, Uthyrning, Kund</w:t>
+            </w:r>
+          </w:p>
+        </w:tc>
+      </w:tr>
+      <w:tr>
+        <w:trPr>
+          <w:cantSplit w:val="0"/>
+          <w:tblHeader w:val="0"/>
+        </w:trPr>
+        <w:tc>
+          <w:tcPr>
+            <w:shd w:fill="auto" w:val="clear"/>
+            <w:tcMar>
+              <w:top w:w="100.0" w:type="dxa"/>
+              <w:left w:w="100.0" w:type="dxa"/>
+              <w:bottom w:w="100.0" w:type="dxa"/>
+              <w:right w:w="100.0" w:type="dxa"/>
+            </w:tcMar>
+            <w:vAlign w:val="top"/>
+          </w:tcPr>
+          <w:p>
+            <w:pPr>
+              <w:widowControl w:val="0"/>
+              <w:spacing w:line="240" w:lineRule="auto"/>
+              <w:rPr>
+                <w:rFonts w:ascii="Times New Roman" w:cs="Times New Roman" w:eastAsia="Times New Roman" w:hAnsi="Times New Roman"/>
+                <w:sz w:val="24"/>
+                <w:szCs w:val="24"/>
+              </w:rPr>
+            </w:pPr>
+            <w:r>
+              <w:rPr>
+                <w:rFonts w:ascii="Times New Roman" w:cs="Times New Roman" w:eastAsia="Times New Roman" w:hAnsi="Times New Roman"/>
+                <w:sz w:val="24"/>
+                <w:szCs w:val="24"/>
+                <w:rtl w:val="0"/>
+              </w:rPr>
+              <w:t xml:space="preserve">Egenskaperna</w:t>
+            </w:r>
+          </w:p>
+        </w:tc>
+        <w:tc>
+          <w:tcPr>
+            <w:shd w:fill="auto" w:val="clear"/>
+            <w:tcMar>
+              <w:top w:w="100.0" w:type="dxa"/>
+              <w:left w:w="100.0" w:type="dxa"/>
+              <w:bottom w:w="100.0" w:type="dxa"/>
+              <w:right w:w="100.0" w:type="dxa"/>
+            </w:tcMar>
+            <w:vAlign w:val="top"/>
+          </w:tcPr>
+          <w:p>
+            <w:pPr>
+              <w:widowControl w:val="0"/>
+              <w:spacing w:line="240" w:lineRule="auto"/>
+              <w:rPr>
+                <w:rFonts w:ascii="Times New Roman" w:cs="Times New Roman" w:eastAsia="Times New Roman" w:hAnsi="Times New Roman"/>
+                <w:sz w:val="24"/>
+                <w:szCs w:val="24"/>
+              </w:rPr>
+            </w:pPr>
+            <w:r>
+              <w:rPr>
+                <w:rFonts w:ascii="Times New Roman" w:cs="Times New Roman" w:eastAsia="Times New Roman" w:hAnsi="Times New Roman"/>
+                <w:sz w:val="24"/>
+                <w:szCs w:val="24"/>
+                <w:rtl w:val="0"/>
+              </w:rPr>
+              <w:t xml:space="preserve">Attributen</w:t>
+            </w:r>
+          </w:p>
+        </w:tc>
+        <w:tc>
+          <w:tcPr>
+            <w:shd w:fill="auto" w:val="clear"/>
+            <w:tcMar>
+              <w:top w:w="100.0" w:type="dxa"/>
+              <w:left w:w="100.0" w:type="dxa"/>
+              <w:bottom w:w="100.0" w:type="dxa"/>
+              <w:right w:w="100.0" w:type="dxa"/>
+            </w:tcMar>
+            <w:vAlign w:val="top"/>
+          </w:tcPr>
+          <w:p>
+            <w:pPr>
+              <w:widowControl w:val="0"/>
+              <w:spacing w:line="240" w:lineRule="auto"/>
+              <w:rPr>
+                <w:rFonts w:ascii="Times New Roman" w:cs="Times New Roman" w:eastAsia="Times New Roman" w:hAnsi="Times New Roman"/>
+                <w:sz w:val="24"/>
+                <w:szCs w:val="24"/>
+              </w:rPr>
+            </w:pPr>
+            <w:r>
+              <w:rPr>
+                <w:rFonts w:ascii="Times New Roman" w:cs="Times New Roman" w:eastAsia="Times New Roman" w:hAnsi="Times New Roman"/>
+                <w:sz w:val="24"/>
+                <w:szCs w:val="24"/>
+                <w:rtl w:val="0"/>
+              </w:rPr>
+              <w:t xml:space="preserve">namn, timpris, batterinivå, uthyrd, ålder, medlem, </w:t>
+            </w:r>
+            <w:r>
+              <w:rPr>
+                <w:rFonts w:ascii="Times New Roman" w:cs="Times New Roman" w:eastAsia="Times New Roman" w:hAnsi="Times New Roman"/>
+                <w:sz w:val="24"/>
+                <w:szCs w:val="24"/>
+                <w:rtl w:val="0"/>
+              </w:rPr>
+              <w:t xml:space="preserve">antaluthyrdatimmar</w:t>
+            </w:r>
+            <w:r>
+              <w:rPr>
+                <w:rFonts w:ascii="Times New Roman" w:cs="Times New Roman" w:eastAsia="Times New Roman" w:hAnsi="Times New Roman"/>
+                <w:sz w:val="24"/>
+                <w:szCs w:val="24"/>
+                <w:rtl w:val="0"/>
+              </w:rPr>
+              <w:t xml:space="preserve">, </w:t>
+            </w:r>
+            <w:r>
+              <w:rPr>
+                <w:rFonts w:ascii="Times New Roman" w:cs="Times New Roman" w:eastAsia="Times New Roman" w:hAnsi="Times New Roman"/>
+                <w:sz w:val="24"/>
+                <w:szCs w:val="24"/>
+                <w:rtl w:val="0"/>
+              </w:rPr>
+              <w:t xml:space="preserve">cykelnummer</w:t>
+            </w:r>
+            <w:r>
+              <w:rPr>
+                <w:rtl w:val="0"/>
+              </w:rPr>
+            </w:r>
+          </w:p>
+        </w:tc>
+      </w:tr>
+      <w:tr>
+        <w:trPr>
+          <w:cantSplit w:val="0"/>
+          <w:tblHeader w:val="0"/>
+        </w:trPr>
+        <w:tc>
+          <w:tcPr>
+            <w:shd w:fill="auto" w:val="clear"/>
+            <w:tcMar>
+              <w:top w:w="100.0" w:type="dxa"/>
+              <w:left w:w="100.0" w:type="dxa"/>
+              <w:bottom w:w="100.0" w:type="dxa"/>
+              <w:right w:w="100.0" w:type="dxa"/>
+            </w:tcMar>
+            <w:vAlign w:val="top"/>
+          </w:tcPr>
+          <w:p>
+            <w:pPr>
+              <w:widowControl w:val="0"/>
+              <w:spacing w:line="240" w:lineRule="auto"/>
+              <w:rPr>
+                <w:rFonts w:ascii="Times New Roman" w:cs="Times New Roman" w:eastAsia="Times New Roman" w:hAnsi="Times New Roman"/>
+                <w:sz w:val="24"/>
+                <w:szCs w:val="24"/>
+              </w:rPr>
+            </w:pPr>
+            <w:r>
+              <w:rPr>
+                <w:rFonts w:ascii="Times New Roman" w:cs="Times New Roman" w:eastAsia="Times New Roman" w:hAnsi="Times New Roman"/>
+                <w:sz w:val="24"/>
+                <w:szCs w:val="24"/>
+                <w:rtl w:val="0"/>
+              </w:rPr>
+              <w:t xml:space="preserve">Verben</w:t>
+            </w:r>
+          </w:p>
+        </w:tc>
+        <w:tc>
+          <w:tcPr>
+            <w:shd w:fill="auto" w:val="clear"/>
+            <w:tcMar>
+              <w:top w:w="100.0" w:type="dxa"/>
+              <w:left w:w="100.0" w:type="dxa"/>
+              <w:bottom w:w="100.0" w:type="dxa"/>
+              <w:right w:w="100.0" w:type="dxa"/>
+            </w:tcMar>
+            <w:vAlign w:val="top"/>
+          </w:tcPr>
+          <w:p>
+            <w:pPr>
+              <w:widowControl w:val="0"/>
+              <w:spacing w:line="240" w:lineRule="auto"/>
+              <w:rPr>
+                <w:rFonts w:ascii="Times New Roman" w:cs="Times New Roman" w:eastAsia="Times New Roman" w:hAnsi="Times New Roman"/>
+                <w:sz w:val="24"/>
+                <w:szCs w:val="24"/>
+              </w:rPr>
+            </w:pPr>
+            <w:r>
+              <w:rPr>
+                <w:rFonts w:ascii="Times New Roman" w:cs="Times New Roman" w:eastAsia="Times New Roman" w:hAnsi="Times New Roman"/>
+                <w:sz w:val="24"/>
+                <w:szCs w:val="24"/>
+                <w:rtl w:val="0"/>
+              </w:rPr>
+              <w:t xml:space="preserve">Metoderna</w:t>
+            </w:r>
+          </w:p>
+        </w:tc>
+        <w:tc>
+          <w:tcPr>
+            <w:shd w:fill="auto" w:val="clear"/>
+            <w:tcMar>
+              <w:top w:w="100.0" w:type="dxa"/>
+              <w:left w:w="100.0" w:type="dxa"/>
+              <w:bottom w:w="100.0" w:type="dxa"/>
+              <w:right w:w="100.0" w:type="dxa"/>
+            </w:tcMar>
+            <w:vAlign w:val="top"/>
+          </w:tcPr>
+          <w:p>
+            <w:pPr>
+              <w:widowControl w:val="0"/>
+              <w:spacing w:line="240" w:lineRule="auto"/>
+              <w:rPr>
+                <w:rFonts w:ascii="Times New Roman" w:cs="Times New Roman" w:eastAsia="Times New Roman" w:hAnsi="Times New Roman"/>
+                <w:sz w:val="24"/>
+                <w:szCs w:val="24"/>
+              </w:rPr>
+            </w:pPr>
+            <w:r>
+              <w:rPr>
+                <w:rFonts w:ascii="Times New Roman" w:cs="Times New Roman" w:eastAsia="Times New Roman" w:hAnsi="Times New Roman"/>
+                <w:sz w:val="24"/>
+                <w:szCs w:val="24"/>
+                <w:rtl w:val="0"/>
+              </w:rPr>
+              <w:t xml:space="preserve">räknar slutpris, skriver ut kvitto, lägger till kundens information i en lista, kollar om kunden är tillräckligt gammal, kollar om en elcykel kan säljas</w:t>
+            </w:r>
+          </w:p>
+        </w:tc>
+      </w:tr>
+      <w:tr>
+        <w:trPr>
+          <w:cantSplit w:val="0"/>
+          <w:tblHeader w:val="0"/>
+        </w:trPr>
+        <w:tc>
+          <w:tcPr>
+            <w:shd w:fill="auto" w:val="clear"/>
+            <w:tcMar>
+              <w:top w:w="100.0" w:type="dxa"/>
+              <w:left w:w="100.0" w:type="dxa"/>
+              <w:bottom w:w="100.0" w:type="dxa"/>
+              <w:right w:w="100.0" w:type="dxa"/>
+            </w:tcMar>
+            <w:vAlign w:val="top"/>
+          </w:tcPr>
+          <w:p>
+            <w:pPr>
+              <w:widowControl w:val="0"/>
+              <w:spacing w:line="240" w:lineRule="auto"/>
+              <w:rPr>
+                <w:rFonts w:ascii="Times New Roman" w:cs="Times New Roman" w:eastAsia="Times New Roman" w:hAnsi="Times New Roman"/>
+                <w:sz w:val="24"/>
+                <w:szCs w:val="24"/>
+              </w:rPr>
+            </w:pPr>
+            <w:r>
+              <w:rPr>
+                <w:rFonts w:ascii="Times New Roman" w:cs="Times New Roman" w:eastAsia="Times New Roman" w:hAnsi="Times New Roman"/>
+                <w:sz w:val="24"/>
+                <w:szCs w:val="24"/>
+                <w:rtl w:val="0"/>
+              </w:rPr>
+              <w:t xml:space="preserve">Relationerna</w:t>
+            </w:r>
+          </w:p>
+        </w:tc>
+        <w:tc>
+          <w:tcPr>
+            <w:shd w:fill="auto" w:val="clear"/>
+            <w:tcMar>
+              <w:top w:w="100.0" w:type="dxa"/>
+              <w:left w:w="100.0" w:type="dxa"/>
+              <w:bottom w:w="100.0" w:type="dxa"/>
+              <w:right w:w="100.0" w:type="dxa"/>
+            </w:tcMar>
+            <w:vAlign w:val="top"/>
+          </w:tcPr>
+          <w:p>
+            <w:pPr>
+              <w:widowControl w:val="0"/>
+              <w:spacing w:line="240" w:lineRule="auto"/>
+              <w:rPr>
+                <w:rFonts w:ascii="Times New Roman" w:cs="Times New Roman" w:eastAsia="Times New Roman" w:hAnsi="Times New Roman"/>
+                <w:sz w:val="24"/>
+                <w:szCs w:val="24"/>
+              </w:rPr>
+            </w:pPr>
+            <w:r>
+              <w:rPr>
+                <w:rFonts w:ascii="Times New Roman" w:cs="Times New Roman" w:eastAsia="Times New Roman" w:hAnsi="Times New Roman"/>
+                <w:sz w:val="24"/>
+                <w:szCs w:val="24"/>
+                <w:rtl w:val="0"/>
+              </w:rPr>
+              <w:t xml:space="preserve">Pilarna och linjerna</w:t>
+            </w:r>
+          </w:p>
+        </w:tc>
+        <w:tc>
+          <w:tcPr>
+            <w:shd w:fill="auto" w:val="clear"/>
+            <w:tcMar>
+              <w:top w:w="100.0" w:type="dxa"/>
+              <w:left w:w="100.0" w:type="dxa"/>
+              <w:bottom w:w="100.0" w:type="dxa"/>
+              <w:right w:w="100.0" w:type="dxa"/>
+            </w:tcMar>
+            <w:vAlign w:val="top"/>
+          </w:tcPr>
+          <w:p>
+            <w:pPr>
+              <w:widowControl w:val="0"/>
+              <w:spacing w:line="240" w:lineRule="auto"/>
+              <w:rPr>
+                <w:rFonts w:ascii="Times New Roman" w:cs="Times New Roman" w:eastAsia="Times New Roman" w:hAnsi="Times New Roman"/>
+                <w:sz w:val="24"/>
+                <w:szCs w:val="24"/>
+              </w:rPr>
+            </w:pPr>
+            <w:r>
+              <w:rPr>
+                <w:rFonts w:ascii="Times New Roman" w:cs="Times New Roman" w:eastAsia="Times New Roman" w:hAnsi="Times New Roman"/>
+                <w:sz w:val="24"/>
+                <w:szCs w:val="24"/>
+                <w:rtl w:val="0"/>
+              </w:rPr>
+              <w:t xml:space="preserve">Cykel och Elcykel är Fordon, en uthyrning måste innehålla ett fordon.</w:t>
+            </w:r>
+          </w:p>
+        </w:tc>
+      </w:tr>
+    </w:tbl>
+    <w:p>
+      <w:pPr>
+        <w:rPr>
+          <w:rFonts w:ascii="Times New Roman" w:cs="Times New Roman" w:eastAsia="Times New Roman" w:hAnsi="Times New Roman"/>
+          <w:sz w:val="24"/>
+          <w:szCs w:val="24"/>
+        </w:rPr>
+      </w:pPr>
+      <w:r>
+        <w:rPr>
+          <w:rtl w:val="0"/>
+        </w:rPr>
+      </w:r>
+    </w:p>
+    <w:p>
+      <w:pPr>
+        <w:rPr>
+          <w:rFonts w:ascii="Times New Roman" w:cs="Times New Roman" w:eastAsia="Times New Roman" w:hAnsi="Times New Roman"/>
+          <w:sz w:val="24"/>
+          <w:szCs w:val="24"/>
+        </w:rPr>
+      </w:pPr>
+      <w:r>
+        <w:rPr>
+          <w:rFonts w:ascii="Times New Roman" w:cs="Times New Roman" w:eastAsia="Times New Roman" w:hAnsi="Times New Roman"/>
+          <w:sz w:val="24"/>
+          <w:szCs w:val="24"/>
+          <w:rtl w:val="0"/>
+        </w:rPr>
+        <w:t xml:space="preserve">Egenskaperna kommer ha datatyperna:</w:t>
+      </w:r>
+    </w:p>
+    <w:p>
+      <w:pPr>
+        <w:widowControl w:val="0"/>
+        <w:spacing w:line="240" w:lineRule="auto"/>
+        <w:rPr>
+          <w:rFonts w:ascii="Times New Roman" w:cs="Times New Roman" w:eastAsia="Times New Roman" w:hAnsi="Times New Roman"/>
+          <w:sz w:val="24"/>
+          <w:szCs w:val="24"/>
+        </w:rPr>
+      </w:pPr>
+      <w:r>
+        <w:rPr>
+          <w:rFonts w:ascii="Times New Roman" w:cs="Times New Roman" w:eastAsia="Times New Roman" w:hAnsi="Times New Roman"/>
+          <w:sz w:val="24"/>
+          <w:szCs w:val="24"/>
+          <w:rtl w:val="0"/>
+        </w:rPr>
+        <w:t xml:space="preserve">namn : string : inmatningen kommer vara ett namn, namn är bokstäver, aka string</w:t>
+      </w:r>
+    </w:p>
+    <w:p>
+      <w:pPr>
+        <w:widowControl w:val="0"/>
+        <w:spacing w:line="240" w:lineRule="auto"/>
+        <w:rPr>
+          <w:rFonts w:ascii="Times New Roman" w:cs="Times New Roman" w:eastAsia="Times New Roman" w:hAnsi="Times New Roman"/>
+          <w:sz w:val="24"/>
+          <w:szCs w:val="24"/>
+        </w:rPr>
+      </w:pPr>
+      <w:r>
+        <w:rPr>
+          <w:rtl w:val="0"/>
+        </w:rPr>
+      </w:r>
+    </w:p>
+    <w:p>
+      <w:pPr>
+        <w:widowControl w:val="0"/>
+        <w:spacing w:line="240" w:lineRule="auto"/>
+        <w:rPr>
+          <w:rFonts w:ascii="Times New Roman" w:cs="Times New Roman" w:eastAsia="Times New Roman" w:hAnsi="Times New Roman"/>
+          <w:sz w:val="24"/>
+          <w:szCs w:val="24"/>
+        </w:rPr>
+      </w:pPr>
+      <w:r>
+        <w:rPr>
+          <w:rFonts w:ascii="Times New Roman" w:cs="Times New Roman" w:eastAsia="Times New Roman" w:hAnsi="Times New Roman"/>
+          <w:sz w:val="24"/>
+          <w:szCs w:val="24"/>
+          <w:rtl w:val="0"/>
+        </w:rPr>
+        <w:t xml:space="preserve">timpris : int : fordonen har bestämd timpris</w:t>
+      </w:r>
+    </w:p>
+    <w:p>
+      <w:pPr>
+        <w:widowControl w:val="0"/>
+        <w:spacing w:line="240" w:lineRule="auto"/>
+        <w:rPr>
+          <w:rFonts w:ascii="Times New Roman" w:cs="Times New Roman" w:eastAsia="Times New Roman" w:hAnsi="Times New Roman"/>
+          <w:sz w:val="24"/>
+          <w:szCs w:val="24"/>
+        </w:rPr>
+      </w:pPr>
+      <w:r>
+        <w:rPr>
+          <w:rtl w:val="0"/>
+        </w:rPr>
+      </w:r>
+    </w:p>
+    <w:p>
+      <w:pPr>
+        <w:widowControl w:val="0"/>
+        <w:spacing w:line="240" w:lineRule="auto"/>
+        <w:rPr>
+          <w:rFonts w:ascii="Times New Roman" w:cs="Times New Roman" w:eastAsia="Times New Roman" w:hAnsi="Times New Roman"/>
+          <w:sz w:val="24"/>
+          <w:szCs w:val="24"/>
+        </w:rPr>
+      </w:pPr>
+      <w:r>
+        <w:rPr>
+          <w:rFonts w:ascii="Times New Roman" w:cs="Times New Roman" w:eastAsia="Times New Roman" w:hAnsi="Times New Roman"/>
+          <w:sz w:val="24"/>
+          <w:szCs w:val="24"/>
+          <w:rtl w:val="0"/>
+        </w:rPr>
+        <w:t xml:space="preserve">batterinivå : int : en procent skala mellan 1-100 utan decimaler</w:t>
+      </w:r>
+    </w:p>
+    <w:p>
+      <w:pPr>
+        <w:widowControl w:val="0"/>
+        <w:spacing w:line="240" w:lineRule="auto"/>
+        <w:rPr>
+          <w:rFonts w:ascii="Times New Roman" w:cs="Times New Roman" w:eastAsia="Times New Roman" w:hAnsi="Times New Roman"/>
+          <w:sz w:val="24"/>
+          <w:szCs w:val="24"/>
+        </w:rPr>
+      </w:pPr>
+      <w:r>
+        <w:rPr>
+          <w:rtl w:val="0"/>
+        </w:rPr>
+      </w:r>
+    </w:p>
+    <w:p>
+      <w:pPr>
+        <w:widowControl w:val="0"/>
+        <w:spacing w:line="240" w:lineRule="auto"/>
+        <w:rPr>
+          <w:rFonts w:ascii="Times New Roman" w:cs="Times New Roman" w:eastAsia="Times New Roman" w:hAnsi="Times New Roman"/>
+          <w:sz w:val="24"/>
+          <w:szCs w:val="24"/>
+        </w:rPr>
+      </w:pPr>
+      <w:r>
+        <w:rPr>
+          <w:rFonts w:ascii="Times New Roman" w:cs="Times New Roman" w:eastAsia="Times New Roman" w:hAnsi="Times New Roman"/>
+          <w:sz w:val="24"/>
+          <w:szCs w:val="24"/>
+          <w:rtl w:val="0"/>
+        </w:rPr>
+        <w:t xml:space="preserve">uthyrd : bool : uthyrd eller ledig, ja/nej</w:t>
+      </w:r>
+    </w:p>
+    <w:p>
+      <w:pPr>
+        <w:widowControl w:val="0"/>
+        <w:spacing w:line="240" w:lineRule="auto"/>
+        <w:rPr>
+          <w:rFonts w:ascii="Times New Roman" w:cs="Times New Roman" w:eastAsia="Times New Roman" w:hAnsi="Times New Roman"/>
+          <w:sz w:val="24"/>
+          <w:szCs w:val="24"/>
+        </w:rPr>
+      </w:pPr>
+      <w:r>
+        <w:rPr>
+          <w:rtl w:val="0"/>
+        </w:rPr>
+      </w:r>
+    </w:p>
+    <w:p>
+      <w:pPr>
+        <w:widowControl w:val="0"/>
+        <w:spacing w:line="240" w:lineRule="auto"/>
+        <w:rPr>
+          <w:rFonts w:ascii="Times New Roman" w:cs="Times New Roman" w:eastAsia="Times New Roman" w:hAnsi="Times New Roman"/>
+          <w:sz w:val="24"/>
+          <w:szCs w:val="24"/>
+        </w:rPr>
+      </w:pPr>
+      <w:r>
+        <w:rPr>
+          <w:rFonts w:ascii="Times New Roman" w:cs="Times New Roman" w:eastAsia="Times New Roman" w:hAnsi="Times New Roman"/>
+          <w:sz w:val="24"/>
+          <w:szCs w:val="24"/>
+          <w:rtl w:val="0"/>
+        </w:rPr>
+        <w:t xml:space="preserve">ålder : int : ålder skrivs majoriteten av gånger i heltal, få personer skriver att de är 17,8 år gamla.</w:t>
+      </w:r>
+    </w:p>
+    <w:p>
+      <w:pPr>
+        <w:widowControl w:val="0"/>
+        <w:spacing w:line="240" w:lineRule="auto"/>
+        <w:rPr>
+          <w:rFonts w:ascii="Times New Roman" w:cs="Times New Roman" w:eastAsia="Times New Roman" w:hAnsi="Times New Roman"/>
+          <w:sz w:val="24"/>
+          <w:szCs w:val="24"/>
+        </w:rPr>
+      </w:pPr>
+      <w:r>
+        <w:rPr>
+          <w:rtl w:val="0"/>
+        </w:rPr>
+      </w:r>
+    </w:p>
+    <w:p>
+      <w:pPr>
+        <w:widowControl w:val="0"/>
+        <w:spacing w:line="240" w:lineRule="auto"/>
+        <w:rPr>
+          <w:rFonts w:ascii="Times New Roman" w:cs="Times New Roman" w:eastAsia="Times New Roman" w:hAnsi="Times New Roman"/>
+          <w:sz w:val="24"/>
+          <w:szCs w:val="24"/>
+        </w:rPr>
+      </w:pPr>
+      <w:r>
+        <w:rPr>
+          <w:rFonts w:ascii="Times New Roman" w:cs="Times New Roman" w:eastAsia="Times New Roman" w:hAnsi="Times New Roman"/>
+          <w:sz w:val="24"/>
+          <w:szCs w:val="24"/>
+          <w:rtl w:val="0"/>
+        </w:rPr>
+        <w:t xml:space="preserve">medlem : bool : medlem eller inte, ja/nej.</w:t>
+      </w:r>
+    </w:p>
+    <w:p>
+      <w:pPr>
+        <w:widowControl w:val="0"/>
+        <w:spacing w:line="240" w:lineRule="auto"/>
+        <w:rPr>
+          <w:rFonts w:ascii="Times New Roman" w:cs="Times New Roman" w:eastAsia="Times New Roman" w:hAnsi="Times New Roman"/>
+          <w:sz w:val="24"/>
+          <w:szCs w:val="24"/>
+        </w:rPr>
+      </w:pPr>
+      <w:r>
+        <w:rPr>
+          <w:rtl w:val="0"/>
+        </w:rPr>
+      </w:r>
+    </w:p>
+    <w:p>
+      <w:pPr>
+        <w:widowControl w:val="0"/>
+        <w:spacing w:line="240" w:lineRule="auto"/>
+        <w:rPr>
+          <w:rFonts w:ascii="Times New Roman" w:cs="Times New Roman" w:eastAsia="Times New Roman" w:hAnsi="Times New Roman"/>
+          <w:sz w:val="24"/>
+          <w:szCs w:val="24"/>
+        </w:rPr>
+      </w:pPr>
+      <w:r>
+        <w:rPr>
+          <w:rFonts w:ascii="Times New Roman" w:cs="Times New Roman" w:eastAsia="Times New Roman" w:hAnsi="Times New Roman"/>
+          <w:sz w:val="24"/>
+          <w:szCs w:val="24"/>
+          <w:rtl w:val="0"/>
+        </w:rPr>
+        <w:t xml:space="preserve">antaluthyrdatimmar : int/double : beroende på om kunden bara ska kunna skriva </w:t>
+      </w:r>
+      <w:r>
+        <w:rPr>
+          <w:rFonts w:ascii="Times New Roman" w:cs="Times New Roman" w:eastAsia="Times New Roman" w:hAnsi="Times New Roman"/>
+          <w:sz w:val="24"/>
+          <w:szCs w:val="24"/>
+          <w:rtl w:val="0"/>
+        </w:rPr>
+        <w:t xml:space="preserve">heltimmar.</w:t>
+      </w:r>
+      <w:r>
+        <w:rPr>
+          <w:rtl w:val="0"/>
+        </w:rPr>
+      </w:r>
+    </w:p>
+    <w:p>
+      <w:pPr>
+        <w:widowControl w:val="0"/>
+        <w:spacing w:line="240" w:lineRule="auto"/>
+        <w:rPr>
+          <w:rFonts w:ascii="Times New Roman" w:cs="Times New Roman" w:eastAsia="Times New Roman" w:hAnsi="Times New Roman"/>
+          <w:sz w:val="24"/>
+          <w:szCs w:val="24"/>
+        </w:rPr>
+      </w:pPr>
+      <w:r>
+        <w:rPr>
+          <w:rtl w:val="0"/>
+        </w:rPr>
+      </w:r>
+    </w:p>
+    <w:p>
+      <w:pPr>
+        <w:widowControl w:val="0"/>
+        <w:spacing w:line="240" w:lineRule="auto"/>
+        <w:rPr>
+          <w:rFonts w:ascii="Times New Roman" w:cs="Times New Roman" w:eastAsia="Times New Roman" w:hAnsi="Times New Roman"/>
+          <w:sz w:val="24"/>
+          <w:szCs w:val="24"/>
+        </w:rPr>
+      </w:pPr>
+      <w:r>
+        <w:rPr>
+          <w:rFonts w:ascii="Times New Roman" w:cs="Times New Roman" w:eastAsia="Times New Roman" w:hAnsi="Times New Roman"/>
+          <w:sz w:val="24"/>
+          <w:szCs w:val="24"/>
+          <w:rtl w:val="0"/>
+        </w:rPr>
+        <w:t xml:space="preserve">cykelnummer : int : uniktnummer i heltal</w:t>
+      </w:r>
+    </w:p>
+    <w:p>
+      <w:pPr>
+        <w:widowControl w:val="0"/>
+        <w:spacing w:line="240" w:lineRule="auto"/>
+        <w:rPr>
+          <w:rFonts w:ascii="Times New Roman" w:cs="Times New Roman" w:eastAsia="Times New Roman" w:hAnsi="Times New Roman"/>
+          <w:sz w:val="24"/>
+          <w:szCs w:val="24"/>
+        </w:rPr>
+      </w:pPr>
+      <w:r>
+        <w:rPr>
+          <w:rtl w:val="0"/>
+        </w:rPr>
+      </w:r>
+    </w:p>
+    <w:p>
+      <w:pPr>
+        <w:widowControl w:val="0"/>
+        <w:spacing w:line="240" w:lineRule="auto"/>
+        <w:rPr>
+          <w:rFonts w:ascii="Times New Roman" w:cs="Times New Roman" w:eastAsia="Times New Roman" w:hAnsi="Times New Roman"/>
+          <w:sz w:val="24"/>
+          <w:szCs w:val="24"/>
+        </w:rPr>
+      </w:pPr>
+      <w:r>
+        <w:rPr>
+          <w:rFonts w:ascii="Times New Roman" w:cs="Times New Roman" w:eastAsia="Times New Roman" w:hAnsi="Times New Roman"/>
+          <w:sz w:val="24"/>
+          <w:szCs w:val="24"/>
+          <w:rtl w:val="0"/>
+        </w:rPr>
+        <w:t xml:space="preserve">Sen kommer klasserna såsom kund och fordon att lagras i sina separata listor. </w:t>
+      </w:r>
+    </w:p>
+    <w:p>
+      <w:pPr>
+        <w:widowControl w:val="0"/>
+        <w:spacing w:line="240" w:lineRule="auto"/>
+        <w:rPr>
+          <w:rFonts w:ascii="Times New Roman" w:cs="Times New Roman" w:eastAsia="Times New Roman" w:hAnsi="Times New Roman"/>
+          <w:sz w:val="24"/>
+          <w:szCs w:val="24"/>
+        </w:rPr>
+      </w:pPr>
+      <w:r>
+        <w:rPr>
+          <w:rFonts w:ascii="Times New Roman" w:cs="Times New Roman" w:eastAsia="Times New Roman" w:hAnsi="Times New Roman"/>
+          <w:sz w:val="24"/>
+          <w:szCs w:val="24"/>
+          <w:rtl w:val="0"/>
+        </w:rPr>
+        <w:t xml:space="preserve">List&lt;Kund&gt;</w:t>
+      </w:r>
+    </w:p>
+    <w:p>
+      <w:pPr>
+        <w:widowControl w:val="0"/>
+        <w:spacing w:line="240" w:lineRule="auto"/>
+        <w:rPr>
+          <w:rFonts w:ascii="Times New Roman" w:cs="Times New Roman" w:eastAsia="Times New Roman" w:hAnsi="Times New Roman"/>
+          <w:sz w:val="24"/>
+          <w:szCs w:val="24"/>
+        </w:rPr>
+      </w:pPr>
+      <w:r>
+        <w:rPr>
+          <w:rFonts w:ascii="Times New Roman" w:cs="Times New Roman" w:eastAsia="Times New Roman" w:hAnsi="Times New Roman"/>
+          <w:sz w:val="24"/>
+          <w:szCs w:val="24"/>
+          <w:rtl w:val="0"/>
+        </w:rPr>
+        <w:t xml:space="preserve">List&lt;Fordon&gt;</w:t>
+      </w:r>
+    </w:p>
+    <w:p>
+      <w:pPr>
+        <w:rPr>
+          <w:rFonts w:ascii="Times New Roman" w:cs="Times New Roman" w:eastAsia="Times New Roman" w:hAnsi="Times New Roman"/>
+          <w:sz w:val="24"/>
+          <w:szCs w:val="24"/>
+        </w:rPr>
+      </w:pPr>
+      <w:r>
+        <w:rPr>
+          <w:rtl w:val="0"/>
+        </w:rPr>
+      </w:r>
+    </w:p>
+    <w:p>
+      <w:pPr>
+        <w:widowControl w:val="0"/>
+        <w:spacing w:line="240" w:lineRule="auto"/>
+        <w:rPr>
+          <w:rFonts w:ascii="Times New Roman" w:cs="Times New Roman" w:eastAsia="Times New Roman" w:hAnsi="Times New Roman"/>
+          <w:sz w:val="24"/>
+          <w:szCs w:val="24"/>
+        </w:rPr>
+      </w:pPr>
+      <w:r>
+        <w:rPr>
+          <w:rtl w:val="0"/>
+        </w:rPr>
+      </w:r>
+    </w:p>
+    <w:p>
+      <w:pPr>
+        <w:widowControl w:val="0"/>
+        <w:spacing w:line="240" w:lineRule="auto"/>
+        <w:rPr>
+          <w:rFonts w:ascii="Times New Roman" w:cs="Times New Roman" w:eastAsia="Times New Roman" w:hAnsi="Times New Roman"/>
+          <w:b w:val="1"/>
+          <w:bCs w:val="1"/>
+          <w:sz w:val="26"/>
+          <w:szCs w:val="26"/>
+        </w:rPr>
+      </w:pPr>
+      <w:r>
+        <w:rPr>
+          <w:rFonts w:ascii="Times New Roman" w:cs="Times New Roman" w:eastAsia="Times New Roman" w:hAnsi="Times New Roman"/>
+          <w:b w:val="1"/>
+          <w:bCs w:val="1"/>
+          <w:sz w:val="26"/>
+          <w:szCs w:val="26"/>
+          <w:rtl w:val="0"/>
+        </w:rPr>
+        <w:t xml:space="preserve">Kl 16:30</w:t>
+      </w:r>
+    </w:p>
+    <w:p>
+      <w:pPr>
+        <w:widowControl w:val="0"/>
+        <w:spacing w:line="240" w:lineRule="auto"/>
+        <w:rPr>
+          <w:rFonts w:ascii="Times New Roman" w:cs="Times New Roman" w:eastAsia="Times New Roman" w:hAnsi="Times New Roman"/>
+          <w:b w:val="1"/>
+          <w:bCs w:val="1"/>
+          <w:sz w:val="24"/>
+          <w:szCs w:val="24"/>
+        </w:rPr>
+      </w:pPr>
+      <w:r>
+        <w:rPr>
+          <w:rtl w:val="0"/>
+        </w:rPr>
+      </w:r>
+    </w:p>
+    <w:p>
+      <w:pPr>
+        <w:widowControl w:val="0"/>
+        <w:spacing w:line="240" w:lineRule="auto"/>
+        <w:rPr>
+          <w:rFonts w:ascii="Times New Roman" w:cs="Times New Roman" w:eastAsia="Times New Roman" w:hAnsi="Times New Roman"/>
+          <w:sz w:val="24"/>
+          <w:szCs w:val="24"/>
+        </w:rPr>
+      </w:pPr>
+      <w:r>
+        <w:rPr>
+          <w:rFonts w:ascii="Times New Roman" w:cs="Times New Roman" w:eastAsia="Times New Roman" w:hAnsi="Times New Roman"/>
+          <w:sz w:val="24"/>
+          <w:szCs w:val="24"/>
+          <w:rtl w:val="0"/>
+        </w:rPr>
+        <w:t xml:space="preserve">Kundklassen</w:t>
+      </w:r>
+      <w:r>
+        <w:rPr>
+          <w:rFonts w:ascii="Times New Roman" w:cs="Times New Roman" w:eastAsia="Times New Roman" w:hAnsi="Times New Roman"/>
+          <w:sz w:val="24"/>
+          <w:szCs w:val="24"/>
+          <w:rtl w:val="0"/>
+        </w:rPr>
+        <w:t xml:space="preserve"> i UML-diagrammet är klart och nu går jag in på uthyrning och sen fordon.</w:t>
+      </w:r>
+    </w:p>
+    <w:p>
+      <w:pPr>
+        <w:widowControl w:val="0"/>
+        <w:spacing w:line="240" w:lineRule="auto"/>
+        <w:rPr>
+          <w:rFonts w:ascii="Times New Roman" w:cs="Times New Roman" w:eastAsia="Times New Roman" w:hAnsi="Times New Roman"/>
+          <w:sz w:val="24"/>
+          <w:szCs w:val="24"/>
+        </w:rPr>
+      </w:pPr>
+      <w:r>
+        <w:rPr>
+          <w:rFonts w:ascii="Times New Roman" w:cs="Times New Roman" w:eastAsia="Times New Roman" w:hAnsi="Times New Roman"/>
+          <w:sz w:val="24"/>
+          <w:szCs w:val="24"/>
+          <w:rtl w:val="0"/>
+        </w:rPr>
+        <w:t xml:space="preserve">Uppdaterar när fordon är klar.</w:t>
+      </w:r>
+    </w:p>
+    <w:p>
+      <w:pPr>
+        <w:widowControl w:val="0"/>
+        <w:spacing w:line="240" w:lineRule="auto"/>
+        <w:rPr>
+          <w:rFonts w:ascii="Times New Roman" w:cs="Times New Roman" w:eastAsia="Times New Roman" w:hAnsi="Times New Roman"/>
+          <w:sz w:val="24"/>
+          <w:szCs w:val="24"/>
+        </w:rPr>
+      </w:pPr>
+      <w:r>
+        <w:rPr>
+          <w:rtl w:val="0"/>
+        </w:rPr>
+      </w:r>
+    </w:p>
+    <w:p>
+      <w:pPr>
+        <w:widowControl w:val="0"/>
+        <w:spacing w:line="240" w:lineRule="auto"/>
+        <w:rPr>
+          <w:rFonts w:ascii="Times New Roman" w:cs="Times New Roman" w:eastAsia="Times New Roman" w:hAnsi="Times New Roman"/>
+          <w:sz w:val="24"/>
+          <w:szCs w:val="24"/>
+        </w:rPr>
+      </w:pPr>
+      <w:r>
+        <w:rPr>
+          <w:rFonts w:ascii="Times New Roman" w:cs="Times New Roman" w:eastAsia="Times New Roman" w:hAnsi="Times New Roman"/>
+          <w:sz w:val="24"/>
+          <w:szCs w:val="24"/>
+        </w:rPr>
+        <w:drawing>
+          <wp:inline distB="114300" distT="114300" distL="114300" distR="114300">
+            <wp:extent cx="5731200" cy="2489200"/>
+            <wp:effectExtent b="0" l="0" r="0" t="0"/>
+            <wp:docPr id="1" name="image2.png"/>
+            <a:graphic>
+              <a:graphicData uri="http://schemas.openxmlformats.org/drawingml/2006/picture">
+                <pic:pic>
+                  <pic:nvPicPr>
+                    <pic:cNvPr id="0" name="image2.png"/>
+                    <pic:cNvPicPr preferRelativeResize="0"/>
+                  </pic:nvPicPr>
+                  <pic:blipFill>
+                    <a:blip r:embed="rId7"/>
+                    <a:srcRect b="0" l="0" r="0" t="0"/>
+                    <a:stretch>
+                      <a:fillRect/>
+                    </a:stretch>
+                  </pic:blipFill>
+                  <pic:spPr>
+                    <a:xfrm>
+                      <a:off x="0" y="0"/>
+                      <a:ext cx="5731200" cy="2489200"/>
+                    </a:xfrm>
+                    <a:prstGeom prst="rect"/>
+                    <a:ln/>
+                  </pic:spPr>
+                </pic:pic>
+              </a:graphicData>
+            </a:graphic>
+          </wp:inline>
+        </w:drawing>
+      </w:r>
+      <w:r>
+        <w:rPr>
+          <w:rtl w:val="0"/>
+        </w:rPr>
+      </w:r>
+    </w:p>
+    <w:p>
+      <w:pPr>
+        <w:widowControl w:val="0"/>
+        <w:spacing w:line="240" w:lineRule="auto"/>
+        <w:rPr>
+          <w:rFonts w:ascii="Times New Roman" w:cs="Times New Roman" w:eastAsia="Times New Roman" w:hAnsi="Times New Roman"/>
+          <w:sz w:val="24"/>
+          <w:szCs w:val="24"/>
+        </w:rPr>
+      </w:pPr>
+      <w:r>
+        <w:rPr>
+          <w:rtl w:val="0"/>
+        </w:rPr>
+      </w:r>
+    </w:p>
+    <w:p>
+      <w:pPr>
+        <w:widowControl w:val="0"/>
+        <w:spacing w:line="240" w:lineRule="auto"/>
+        <w:rPr>
+          <w:rFonts w:ascii="Times New Roman" w:cs="Times New Roman" w:eastAsia="Times New Roman" w:hAnsi="Times New Roman"/>
+          <w:sz w:val="24"/>
+          <w:szCs w:val="24"/>
+        </w:rPr>
+      </w:pPr>
+      <w:r>
+        <w:rPr>
+          <w:rtl w:val="0"/>
+        </w:rPr>
+      </w:r>
+    </w:p>
+    <w:p>
+      <w:pPr>
+        <w:widowControl w:val="0"/>
+        <w:spacing w:line="240" w:lineRule="auto"/>
+        <w:rPr>
+          <w:rFonts w:ascii="Times New Roman" w:cs="Times New Roman" w:eastAsia="Times New Roman" w:hAnsi="Times New Roman"/>
+          <w:b w:val="1"/>
+          <w:bCs w:val="1"/>
+          <w:sz w:val="26"/>
+          <w:szCs w:val="26"/>
+        </w:rPr>
+      </w:pPr>
+      <w:r>
+        <w:rPr>
+          <w:rFonts w:ascii="Times New Roman" w:cs="Times New Roman" w:eastAsia="Times New Roman" w:hAnsi="Times New Roman"/>
+          <w:b w:val="1"/>
+          <w:bCs w:val="1"/>
+          <w:sz w:val="26"/>
+          <w:szCs w:val="26"/>
+          <w:rtl w:val="0"/>
+        </w:rPr>
+        <w:t xml:space="preserve">Kl 17:15</w:t>
+      </w:r>
+    </w:p>
+    <w:p>
+      <w:pPr>
+        <w:widowControl w:val="0"/>
+        <w:spacing w:line="240" w:lineRule="auto"/>
+        <w:rPr>
+          <w:rFonts w:ascii="Times New Roman" w:cs="Times New Roman" w:eastAsia="Times New Roman" w:hAnsi="Times New Roman"/>
+          <w:b w:val="1"/>
+          <w:bCs w:val="1"/>
+          <w:sz w:val="26"/>
+          <w:szCs w:val="26"/>
+        </w:rPr>
+      </w:pPr>
+      <w:r>
+        <w:rPr>
+          <w:rtl w:val="0"/>
+        </w:rPr>
+      </w:r>
+    </w:p>
+    <w:p>
+      <w:pPr>
+        <w:widowControl w:val="0"/>
+        <w:spacing w:line="240" w:lineRule="auto"/>
+        <w:rPr>
+          <w:rFonts w:ascii="Times New Roman" w:cs="Times New Roman" w:eastAsia="Times New Roman" w:hAnsi="Times New Roman"/>
+          <w:sz w:val="24"/>
+          <w:szCs w:val="24"/>
+        </w:rPr>
+      </w:pPr>
+      <w:r>
+        <w:rPr>
+          <w:rFonts w:ascii="Times New Roman" w:cs="Times New Roman" w:eastAsia="Times New Roman" w:hAnsi="Times New Roman"/>
+          <w:sz w:val="24"/>
+          <w:szCs w:val="24"/>
+          <w:rtl w:val="0"/>
+        </w:rPr>
+        <w:t xml:space="preserve">Både Uthyrning klassen och Fordon klassen är klar, det jag tror är att Fordon klassen kommer inte behöva metoder i sig eftersom alla unika metoder sker i Elcykel, inte Cykel.</w:t>
+      </w:r>
+    </w:p>
+    <w:p>
+      <w:pPr>
+        <w:widowControl w:val="0"/>
+        <w:spacing w:line="240" w:lineRule="auto"/>
+        <w:rPr>
+          <w:rFonts w:ascii="Times New Roman" w:cs="Times New Roman" w:eastAsia="Times New Roman" w:hAnsi="Times New Roman"/>
+          <w:sz w:val="24"/>
+          <w:szCs w:val="24"/>
+        </w:rPr>
+      </w:pPr>
+      <w:r>
+        <w:rPr>
+          <w:rtl w:val="0"/>
+        </w:rPr>
+      </w:r>
+    </w:p>
+    <w:p>
+      <w:pPr>
+        <w:widowControl w:val="0"/>
+        <w:spacing w:line="240" w:lineRule="auto"/>
+        <w:rPr>
+          <w:rFonts w:ascii="Times New Roman" w:cs="Times New Roman" w:eastAsia="Times New Roman" w:hAnsi="Times New Roman"/>
+          <w:sz w:val="24"/>
+          <w:szCs w:val="24"/>
+        </w:rPr>
+      </w:pPr>
+      <w:r>
+        <w:rPr>
+          <w:rFonts w:ascii="Times New Roman" w:cs="Times New Roman" w:eastAsia="Times New Roman" w:hAnsi="Times New Roman"/>
+          <w:sz w:val="24"/>
+          <w:szCs w:val="24"/>
+        </w:rPr>
+        <w:drawing>
+          <wp:inline distB="114300" distT="114300" distL="114300" distR="114300">
+            <wp:extent cx="5731200" cy="4178300"/>
+            <wp:effectExtent b="0" l="0" r="0" t="0"/>
+            <wp:docPr id="3" name="image3.png"/>
+            <a:graphic>
+              <a:graphicData uri="http://schemas.openxmlformats.org/drawingml/2006/picture">
+                <pic:pic>
+                  <pic:nvPicPr>
+                    <pic:cNvPr id="0" name="image3.png"/>
+                    <pic:cNvPicPr preferRelativeResize="0"/>
+                  </pic:nvPicPr>
+                  <pic:blipFill>
+                    <a:blip r:embed="rId8"/>
+                    <a:srcRect b="0" l="0" r="0" t="0"/>
+                    <a:stretch>
+                      <a:fillRect/>
+                    </a:stretch>
+                  </pic:blipFill>
+                  <pic:spPr>
+                    <a:xfrm>
+                      <a:off x="0" y="0"/>
+                      <a:ext cx="5731200" cy="4178300"/>
+                    </a:xfrm>
+                    <a:prstGeom prst="rect"/>
+                    <a:ln/>
+                  </pic:spPr>
+                </pic:pic>
+              </a:graphicData>
+            </a:graphic>
+          </wp:inline>
+        </w:drawing>
+      </w:r>
+      <w:r>
+        <w:rPr>
+          <w:rtl w:val="0"/>
+        </w:rPr>
+      </w:r>
+    </w:p>
+    <w:p>
+      <w:pPr>
+        <w:widowControl w:val="0"/>
+        <w:spacing w:line="240" w:lineRule="auto"/>
+        <w:rPr>
+          <w:rFonts w:ascii="Times New Roman" w:cs="Times New Roman" w:eastAsia="Times New Roman" w:hAnsi="Times New Roman"/>
+          <w:sz w:val="24"/>
+          <w:szCs w:val="24"/>
+        </w:rPr>
+      </w:pPr>
+      <w:r>
+        <w:rPr>
+          <w:rtl w:val="0"/>
+        </w:rPr>
+      </w:r>
+    </w:p>
+    <w:p>
+      <w:pPr>
+        <w:widowControl w:val="0"/>
+        <w:spacing w:line="240" w:lineRule="auto"/>
+        <w:rPr>
+          <w:rFonts w:ascii="Times New Roman" w:cs="Times New Roman" w:eastAsia="Times New Roman" w:hAnsi="Times New Roman"/>
+          <w:sz w:val="24"/>
+          <w:szCs w:val="24"/>
+        </w:rPr>
+      </w:pPr>
+      <w:r>
+        <w:rPr>
+          <w:rtl w:val="0"/>
+        </w:rPr>
+      </w:r>
+    </w:p>
+    <w:p>
+      <w:pPr>
+        <w:widowControl w:val="0"/>
+        <w:spacing w:line="240" w:lineRule="auto"/>
+        <w:rPr>
+          <w:rFonts w:ascii="Times New Roman" w:cs="Times New Roman" w:eastAsia="Times New Roman" w:hAnsi="Times New Roman"/>
+          <w:sz w:val="24"/>
+          <w:szCs w:val="24"/>
+        </w:rPr>
+      </w:pPr>
+      <w:r>
+        <w:rPr>
+          <w:rtl w:val="0"/>
+        </w:rPr>
+      </w:r>
+    </w:p>
+    <w:p>
+      <w:pPr>
+        <w:widowControl w:val="0"/>
+        <w:spacing w:line="240" w:lineRule="auto"/>
+        <w:rPr>
+          <w:rFonts w:ascii="Times New Roman" w:cs="Times New Roman" w:eastAsia="Times New Roman" w:hAnsi="Times New Roman"/>
+          <w:b w:val="1"/>
+          <w:bCs w:val="1"/>
+          <w:sz w:val="26"/>
+          <w:szCs w:val="26"/>
+        </w:rPr>
+      </w:pPr>
+      <w:r>
+        <w:rPr>
+          <w:rFonts w:ascii="Times New Roman" w:cs="Times New Roman" w:eastAsia="Times New Roman" w:hAnsi="Times New Roman"/>
+          <w:b w:val="1"/>
+          <w:bCs w:val="1"/>
+          <w:sz w:val="26"/>
+          <w:szCs w:val="26"/>
+          <w:rtl w:val="0"/>
+        </w:rPr>
+        <w:t xml:space="preserve">Kl 17:30</w:t>
+      </w:r>
+    </w:p>
+    <w:p>
+      <w:pPr>
+        <w:widowControl w:val="0"/>
+        <w:spacing w:line="240" w:lineRule="auto"/>
+        <w:rPr>
+          <w:rFonts w:ascii="Times New Roman" w:cs="Times New Roman" w:eastAsia="Times New Roman" w:hAnsi="Times New Roman"/>
+          <w:sz w:val="24"/>
+          <w:szCs w:val="24"/>
+        </w:rPr>
+      </w:pPr>
+      <w:r>
+        <w:rPr>
+          <w:rtl w:val="0"/>
+        </w:rPr>
+      </w:r>
+    </w:p>
+    <w:p>
+      <w:pPr>
+        <w:widowControl w:val="0"/>
+        <w:spacing w:line="240" w:lineRule="auto"/>
+        <w:rPr>
+          <w:rFonts w:ascii="Times New Roman" w:cs="Times New Roman" w:eastAsia="Times New Roman" w:hAnsi="Times New Roman"/>
+          <w:sz w:val="24"/>
+          <w:szCs w:val="24"/>
+        </w:rPr>
+      </w:pPr>
+      <w:r>
+        <w:rPr>
+          <w:rFonts w:ascii="Times New Roman" w:cs="Times New Roman" w:eastAsia="Times New Roman" w:hAnsi="Times New Roman"/>
+          <w:sz w:val="24"/>
+          <w:szCs w:val="24"/>
+          <w:rtl w:val="0"/>
+        </w:rPr>
+        <w:t xml:space="preserve">Medan jag skrev Cykel- och Elcykel klasserna i UML-diagrammet märkte jag av att jag hade skrivit fel nummer ordning i översta numret vid pilen mellan Uthyrning och Fordon. Istället för 1..* ska det stå 1..1 eftersom kunden ska bara kunna skriva en uthyrning åt gången, inte flera. Jag märkte även av att min initiala tanke om att Fordon inte behöver en metod var felaktig. </w:t>
+      </w:r>
+    </w:p>
+    <w:p>
+      <w:pPr>
+        <w:widowControl w:val="0"/>
+        <w:spacing w:line="240" w:lineRule="auto"/>
+        <w:rPr>
+          <w:rFonts w:ascii="Times New Roman" w:cs="Times New Roman" w:eastAsia="Times New Roman" w:hAnsi="Times New Roman"/>
+          <w:sz w:val="24"/>
+          <w:szCs w:val="24"/>
+        </w:rPr>
+      </w:pPr>
+      <w:r>
+        <w:rPr>
+          <w:rtl w:val="0"/>
+        </w:rPr>
+      </w:r>
+    </w:p>
+    <w:p>
+      <w:pPr>
+        <w:widowControl w:val="0"/>
+        <w:spacing w:line="240" w:lineRule="auto"/>
+        <w:rPr>
+          <w:rFonts w:ascii="Times New Roman" w:cs="Times New Roman" w:eastAsia="Times New Roman" w:hAnsi="Times New Roman"/>
+          <w:sz w:val="24"/>
+          <w:szCs w:val="24"/>
+        </w:rPr>
+      </w:pPr>
+      <w:r>
+        <w:rPr>
+          <w:rFonts w:ascii="Times New Roman" w:cs="Times New Roman" w:eastAsia="Times New Roman" w:hAnsi="Times New Roman"/>
+          <w:sz w:val="24"/>
+          <w:szCs w:val="24"/>
+        </w:rPr>
+        <w:drawing>
+          <wp:inline distB="114300" distT="114300" distL="114300" distR="114300">
+            <wp:extent cx="5731200" cy="5372100"/>
+            <wp:effectExtent b="0" l="0" r="0" t="0"/>
+            <wp:docPr id="2" name="image1.png"/>
+            <a:graphic>
+              <a:graphicData uri="http://schemas.openxmlformats.org/drawingml/2006/picture">
+                <pic:pic>
+                  <pic:nvPicPr>
+                    <pic:cNvPr id="0" name="image1.png"/>
+                    <pic:cNvPicPr preferRelativeResize="0"/>
+                  </pic:nvPicPr>
+                  <pic:blipFill>
+                    <a:blip r:embed="rId9"/>
+                    <a:srcRect b="0" l="0" r="0" t="0"/>
+                    <a:stretch>
+                      <a:fillRect/>
+                    </a:stretch>
+                  </pic:blipFill>
+                  <pic:spPr>
+                    <a:xfrm>
+                      <a:off x="0" y="0"/>
+                      <a:ext cx="5731200" cy="5372100"/>
+                    </a:xfrm>
+                    <a:prstGeom prst="rect"/>
+                    <a:ln/>
+                  </pic:spPr>
+                </pic:pic>
+              </a:graphicData>
+            </a:graphic>
+          </wp:inline>
+        </w:drawing>
+      </w:r>
+      <w:r>
+        <w:rPr>
+          <w:rtl w:val="0"/>
+        </w:rPr>
+      </w:r>
+    </w:p>
+    <w:p>
+      <w:pPr>
+        <w:widowControl w:val="0"/>
+        <w:spacing w:line="240" w:lineRule="auto"/>
+        <w:rPr>
+          <w:rFonts w:ascii="Times New Roman" w:cs="Times New Roman" w:eastAsia="Times New Roman" w:hAnsi="Times New Roman"/>
+          <w:sz w:val="24"/>
+          <w:szCs w:val="24"/>
+        </w:rPr>
+      </w:pPr>
+      <w:r>
+        <w:rPr>
+          <w:rtl w:val="0"/>
+        </w:rPr>
+      </w:r>
+    </w:p>
+    <w:p>
+      <w:pPr>
+        <w:widowControl w:val="0"/>
+        <w:spacing w:line="240" w:lineRule="auto"/>
+        <w:rPr>
+          <w:rFonts w:ascii="Times New Roman" w:cs="Times New Roman" w:eastAsia="Times New Roman" w:hAnsi="Times New Roman"/>
+          <w:sz w:val="24"/>
+          <w:szCs w:val="24"/>
+        </w:rPr>
+      </w:pPr>
+      <w:r>
+        <w:rPr>
+          <w:rtl w:val="0"/>
+        </w:rPr>
+      </w:r>
+    </w:p>
+    <w:p>
+      <w:pPr>
+        <w:widowControl w:val="0"/>
+        <w:spacing w:line="240" w:lineRule="auto"/>
+        <w:rPr>
+          <w:rFonts w:ascii="Times New Roman" w:cs="Times New Roman" w:eastAsia="Times New Roman" w:hAnsi="Times New Roman"/>
+          <w:b w:val="1"/>
+          <w:bCs w:val="1"/>
+          <w:sz w:val="26"/>
+          <w:szCs w:val="26"/>
+        </w:rPr>
+      </w:pPr>
+      <w:r>
+        <w:rPr>
+          <w:rFonts w:ascii="Times New Roman" w:cs="Times New Roman" w:eastAsia="Times New Roman" w:hAnsi="Times New Roman"/>
+          <w:b w:val="1"/>
+          <w:bCs w:val="1"/>
+          <w:sz w:val="26"/>
+          <w:szCs w:val="26"/>
+          <w:rtl w:val="0"/>
+        </w:rPr>
+        <w:t xml:space="preserve">Kl 17:45</w:t>
+      </w:r>
+    </w:p>
+    <w:p>
+      <w:pPr>
+        <w:widowControl w:val="0"/>
+        <w:spacing w:line="240" w:lineRule="auto"/>
+        <w:rPr>
+          <w:rFonts w:ascii="Times New Roman" w:cs="Times New Roman" w:eastAsia="Times New Roman" w:hAnsi="Times New Roman"/>
+          <w:b w:val="1"/>
+          <w:bCs w:val="1"/>
+          <w:sz w:val="26"/>
+          <w:szCs w:val="26"/>
+        </w:rPr>
+      </w:pPr>
+      <w:r>
+        <w:rPr>
+          <w:rtl w:val="0"/>
+        </w:rPr>
+      </w:r>
+    </w:p>
+    <w:p>
+      <w:pPr>
+        <w:widowControl w:val="0"/>
+        <w:spacing w:line="240" w:lineRule="auto"/>
+        <w:rPr>
+          <w:rFonts w:ascii="Times New Roman" w:cs="Times New Roman" w:eastAsia="Times New Roman" w:hAnsi="Times New Roman"/>
+          <w:sz w:val="24"/>
+          <w:szCs w:val="24"/>
+        </w:rPr>
+      </w:pPr>
+      <w:r>
+        <w:rPr>
+          <w:rFonts w:ascii="Times New Roman" w:cs="Times New Roman" w:eastAsia="Times New Roman" w:hAnsi="Times New Roman"/>
+          <w:sz w:val="24"/>
+          <w:szCs w:val="24"/>
+          <w:rtl w:val="0"/>
+        </w:rPr>
+        <w:t xml:space="preserve">UML-diagrammet är klart och imorgon börjar jag med kodningen. Antingen på plats under lektionstiden om vi får tid med uppgiften eller så gör jag det när jag kommer hem.</w:t>
+      </w:r>
+    </w:p>
+    <w:p>
+      <w:pPr>
+        <w:widowControl w:val="0"/>
+        <w:spacing w:line="240" w:lineRule="auto"/>
+        <w:rPr>
+          <w:rFonts w:ascii="Times New Roman" w:cs="Times New Roman" w:eastAsia="Times New Roman" w:hAnsi="Times New Roman"/>
+          <w:sz w:val="24"/>
+          <w:szCs w:val="24"/>
+        </w:rPr>
+      </w:pPr>
+      <w:r>
+        <w:rPr>
+          <w:rFonts w:ascii="Times New Roman" w:cs="Times New Roman" w:eastAsia="Times New Roman" w:hAnsi="Times New Roman"/>
+          <w:sz w:val="24"/>
+          <w:szCs w:val="24"/>
+          <w:rtl w:val="0"/>
+        </w:rPr>
+        <w:t xml:space="preserve">Jag </w:t>
+      </w:r>
+      <w:r>
+        <w:rPr>
+          <w:rFonts w:ascii="Times New Roman" w:cs="Times New Roman" w:eastAsia="Times New Roman" w:hAnsi="Times New Roman"/>
+          <w:sz w:val="24"/>
+          <w:szCs w:val="24"/>
+          <w:rtl w:val="0"/>
+        </w:rPr>
+        <w:t xml:space="preserve">commitar</w:t>
+      </w:r>
+      <w:r>
+        <w:rPr>
+          <w:rFonts w:ascii="Times New Roman" w:cs="Times New Roman" w:eastAsia="Times New Roman" w:hAnsi="Times New Roman"/>
+          <w:sz w:val="24"/>
+          <w:szCs w:val="24"/>
+          <w:rtl w:val="0"/>
+        </w:rPr>
+        <w:t xml:space="preserve"> mina ändringar i detta dokument till github-repot nu samt laddar upp </w:t>
+      </w:r>
+      <w:r>
+        <w:rPr>
+          <w:rFonts w:ascii="Times New Roman" w:cs="Times New Roman" w:eastAsia="Times New Roman" w:hAnsi="Times New Roman"/>
+          <w:sz w:val="24"/>
+          <w:szCs w:val="24"/>
+          <w:rtl w:val="0"/>
+        </w:rPr>
+        <w:t xml:space="preserve">draw.io</w:t>
+      </w:r>
+      <w:r>
+        <w:rPr>
+          <w:rFonts w:ascii="Times New Roman" w:cs="Times New Roman" w:eastAsia="Times New Roman" w:hAnsi="Times New Roman"/>
+          <w:sz w:val="24"/>
+          <w:szCs w:val="24"/>
+          <w:rtl w:val="0"/>
+        </w:rPr>
+        <w:t xml:space="preserve"> UML-diagrammet i repot.</w:t>
+      </w:r>
+    </w:p>
+    <w:p>
+      <w:pPr>
+        <w:widowControl w:val="0"/>
+        <w:spacing w:line="240" w:lineRule="auto"/>
+        <w:rPr>
+          <w:rFonts w:ascii="Times New Roman" w:cs="Times New Roman" w:eastAsia="Times New Roman" w:hAnsi="Times New Roman"/>
+          <w:sz w:val="24"/>
+          <w:szCs w:val="24"/>
+        </w:rPr>
+      </w:pPr>
+      <w:r>
+        <w:rPr>
+          <w:rtl w:val="0"/>
+        </w:rPr>
+      </w:r>
+    </w:p>
+    <w:p>
+      <w:pPr>
+        <w:widowControl w:val="0"/>
+        <w:spacing w:line="240" w:lineRule="auto"/>
+        <w:rPr>
+          <w:rFonts w:ascii="Times New Roman" w:cs="Times New Roman" w:eastAsia="Times New Roman" w:hAnsi="Times New Roman"/>
+          <w:sz w:val="24"/>
+          <w:szCs w:val="24"/>
+        </w:rPr>
+      </w:pPr>
+      <w:r>
+        <w:rPr>
+          <w:rtl w:val="0"/>
+        </w:rPr>
+      </w:r>
+    </w:p>
+    <w:p>
+      <w:pPr>
+        <w:widowControl w:val="0"/>
+        <w:spacing w:line="240" w:lineRule="auto"/>
+        <w:rPr>
+          <w:rFonts w:ascii="Times New Roman" w:cs="Times New Roman" w:eastAsia="Times New Roman" w:hAnsi="Times New Roman"/>
+          <w:b w:val="1"/>
+          <w:bCs w:val="1"/>
+          <w:sz w:val="28"/>
+          <w:szCs w:val="28"/>
+        </w:rPr>
+      </w:pPr>
+      <w:r>
+        <w:rPr>
+          <w:rFonts w:ascii="Times New Roman" w:cs="Times New Roman" w:eastAsia="Times New Roman" w:hAnsi="Times New Roman"/>
+          <w:b w:val="1"/>
+          <w:bCs w:val="1"/>
+          <w:sz w:val="28"/>
+          <w:szCs w:val="28"/>
+          <w:rtl w:val="0"/>
+        </w:rPr>
+        <w:t xml:space="preserve">Tisdag 2026-10-20 SLUT</w:t>
       </w:r>
     </w:p>
     <w:sectPr>
@@ -3798,6 +5730,13 @@
     </w:tblPr>
   </w:style>
   <w:style w:type="table" w:styleId="Table2">
+    <w:basedOn w:val="TableNormal"/>
+    <w:tblPr>
+      <w:tblStyleRowBandSize w:val="1"/>
+      <w:tblStyleColBandSize w:val="1"/>
+    </w:tblPr>
+  </w:style>
+  <w:style w:type="table" w:styleId="Table3">
     <w:basedOn w:val="TableNormal"/>
     <w:tblPr>
       <w:tblStyleRowBandSize w:val="1"/>

--- a/Simon Tobiasson - Loggbok - Inlämningsuppgift - Kajens cykeluthyrning.docx
+++ b/Simon Tobiasson - Loggbok - Inlämningsuppgift - Kajens cykeluthyrning.docx
@@ -4671,12 +4671,12 @@
           <wp:inline distB="114300" distT="114300" distL="114300" distR="114300">
             <wp:extent cx="5731200" cy="4178300"/>
             <wp:effectExtent b="0" l="0" r="0" t="0"/>
-            <wp:docPr id="3" name="image3.png"/>
+            <wp:docPr id="3" name="image1.png"/>
             <a:graphic>
               <a:graphicData uri="http://schemas.openxmlformats.org/drawingml/2006/picture">
                 <pic:pic>
                   <pic:nvPicPr>
-                    <pic:cNvPr id="0" name="image3.png"/>
+                    <pic:cNvPr id="0" name="image1.png"/>
                     <pic:cNvPicPr preferRelativeResize="0"/>
                   </pic:nvPicPr>
                   <pic:blipFill>
@@ -4850,12 +4850,12 @@
           <wp:inline distB="114300" distT="114300" distL="114300" distR="114300">
             <wp:extent cx="5731200" cy="5372100"/>
             <wp:effectExtent b="0" l="0" r="0" t="0"/>
-            <wp:docPr id="2" name="image1.png"/>
+            <wp:docPr id="2" name="image3.png"/>
             <a:graphic>
               <a:graphicData uri="http://schemas.openxmlformats.org/drawingml/2006/picture">
                 <pic:pic>
                   <pic:nvPicPr>
-                    <pic:cNvPr id="0" name="image1.png"/>
+                    <pic:cNvPr id="0" name="image3.png"/>
                     <pic:cNvPicPr preferRelativeResize="0"/>
                   </pic:nvPicPr>
                   <pic:blipFill>
@@ -5089,6 +5089,432 @@
           <w:rtl w:val="0"/>
         </w:rPr>
         <w:t xml:space="preserve">Tisdag 2026-10-20 SLUT</w:t>
+      </w:r>
+    </w:p>
+    <w:p>
+      <w:pPr>
+        <w:widowControl w:val="0"/>
+        <w:spacing w:line="240" w:lineRule="auto"/>
+        <w:rPr>
+          <w:rFonts w:ascii="Times New Roman" w:cs="Times New Roman" w:eastAsia="Times New Roman" w:hAnsi="Times New Roman"/>
+          <w:b w:val="1"/>
+          <w:bCs w:val="1"/>
+          <w:sz w:val="28"/>
+          <w:szCs w:val="28"/>
+        </w:rPr>
+      </w:pPr>
+      <w:r>
+        <w:rPr>
+          <w:rtl w:val="0"/>
+        </w:rPr>
+      </w:r>
+    </w:p>
+    <w:p>
+      <w:pPr>
+        <w:widowControl w:val="0"/>
+        <w:spacing w:line="240" w:lineRule="auto"/>
+        <w:rPr>
+          <w:rFonts w:ascii="Times New Roman" w:cs="Times New Roman" w:eastAsia="Times New Roman" w:hAnsi="Times New Roman"/>
+          <w:b w:val="1"/>
+          <w:bCs w:val="1"/>
+          <w:sz w:val="28"/>
+          <w:szCs w:val="28"/>
+        </w:rPr>
+      </w:pPr>
+      <w:r>
+        <w:rPr>
+          <w:rtl w:val="0"/>
+        </w:rPr>
+      </w:r>
+    </w:p>
+    <w:p>
+      <w:pPr>
+        <w:widowControl w:val="0"/>
+        <w:spacing w:line="240" w:lineRule="auto"/>
+        <w:rPr>
+          <w:rFonts w:ascii="Times New Roman" w:cs="Times New Roman" w:eastAsia="Times New Roman" w:hAnsi="Times New Roman"/>
+          <w:b w:val="1"/>
+          <w:bCs w:val="1"/>
+          <w:sz w:val="28"/>
+          <w:szCs w:val="28"/>
+        </w:rPr>
+      </w:pPr>
+      <w:r>
+        <w:rPr>
+          <w:rtl w:val="0"/>
+        </w:rPr>
+      </w:r>
+    </w:p>
+    <w:p>
+      <w:pPr>
+        <w:widowControl w:val="0"/>
+        <w:spacing w:line="240" w:lineRule="auto"/>
+        <w:rPr>
+          <w:rFonts w:ascii="Times New Roman" w:cs="Times New Roman" w:eastAsia="Times New Roman" w:hAnsi="Times New Roman"/>
+          <w:b w:val="1"/>
+          <w:bCs w:val="1"/>
+          <w:sz w:val="28"/>
+          <w:szCs w:val="28"/>
+        </w:rPr>
+      </w:pPr>
+      <w:r>
+        <w:rPr>
+          <w:rtl w:val="0"/>
+        </w:rPr>
+      </w:r>
+    </w:p>
+    <w:p>
+      <w:pPr>
+        <w:widowControl w:val="0"/>
+        <w:spacing w:line="240" w:lineRule="auto"/>
+        <w:rPr>
+          <w:rFonts w:ascii="Times New Roman" w:cs="Times New Roman" w:eastAsia="Times New Roman" w:hAnsi="Times New Roman"/>
+          <w:b w:val="1"/>
+          <w:bCs w:val="1"/>
+          <w:sz w:val="28"/>
+          <w:szCs w:val="28"/>
+        </w:rPr>
+      </w:pPr>
+      <w:r>
+        <w:rPr>
+          <w:rFonts w:ascii="Times New Roman" w:cs="Times New Roman" w:eastAsia="Times New Roman" w:hAnsi="Times New Roman"/>
+          <w:b w:val="1"/>
+          <w:bCs w:val="1"/>
+          <w:sz w:val="28"/>
+          <w:szCs w:val="28"/>
+          <w:rtl w:val="0"/>
+        </w:rPr>
+        <w:t xml:space="preserve">Onsdag 2026-10-21</w:t>
+      </w:r>
+    </w:p>
+    <w:p>
+      <w:pPr>
+        <w:widowControl w:val="0"/>
+        <w:spacing w:line="240" w:lineRule="auto"/>
+        <w:rPr>
+          <w:rFonts w:ascii="Times New Roman" w:cs="Times New Roman" w:eastAsia="Times New Roman" w:hAnsi="Times New Roman"/>
+          <w:b w:val="1"/>
+          <w:bCs w:val="1"/>
+          <w:sz w:val="28"/>
+          <w:szCs w:val="28"/>
+        </w:rPr>
+      </w:pPr>
+      <w:r>
+        <w:rPr>
+          <w:rtl w:val="0"/>
+        </w:rPr>
+      </w:r>
+    </w:p>
+    <w:p>
+      <w:pPr>
+        <w:widowControl w:val="0"/>
+        <w:spacing w:line="240" w:lineRule="auto"/>
+        <w:rPr>
+          <w:rFonts w:ascii="Times New Roman" w:cs="Times New Roman" w:eastAsia="Times New Roman" w:hAnsi="Times New Roman"/>
+          <w:b w:val="1"/>
+          <w:bCs w:val="1"/>
+          <w:sz w:val="26"/>
+          <w:szCs w:val="26"/>
+        </w:rPr>
+      </w:pPr>
+      <w:r>
+        <w:rPr>
+          <w:rFonts w:ascii="Times New Roman" w:cs="Times New Roman" w:eastAsia="Times New Roman" w:hAnsi="Times New Roman"/>
+          <w:b w:val="1"/>
+          <w:bCs w:val="1"/>
+          <w:sz w:val="26"/>
+          <w:szCs w:val="26"/>
+          <w:rtl w:val="0"/>
+        </w:rPr>
+        <w:t xml:space="preserve">Kl 14:10</w:t>
+      </w:r>
+    </w:p>
+    <w:p>
+      <w:pPr>
+        <w:widowControl w:val="0"/>
+        <w:spacing w:line="240" w:lineRule="auto"/>
+        <w:rPr>
+          <w:rFonts w:ascii="Times New Roman" w:cs="Times New Roman" w:eastAsia="Times New Roman" w:hAnsi="Times New Roman"/>
+          <w:sz w:val="24"/>
+          <w:szCs w:val="24"/>
+        </w:rPr>
+      </w:pPr>
+      <w:r>
+        <w:rPr>
+          <w:rFonts w:ascii="Times New Roman" w:cs="Times New Roman" w:eastAsia="Times New Roman" w:hAnsi="Times New Roman"/>
+          <w:sz w:val="24"/>
+          <w:szCs w:val="24"/>
+          <w:rtl w:val="0"/>
+        </w:rPr>
+        <w:t xml:space="preserve">Tänker att jag skriver kod för klasserna, JSON filen och skriver menyn.</w:t>
+      </w:r>
+    </w:p>
+    <w:p>
+      <w:pPr>
+        <w:widowControl w:val="0"/>
+        <w:spacing w:line="240" w:lineRule="auto"/>
+        <w:rPr>
+          <w:rFonts w:ascii="Times New Roman" w:cs="Times New Roman" w:eastAsia="Times New Roman" w:hAnsi="Times New Roman"/>
+          <w:sz w:val="24"/>
+          <w:szCs w:val="24"/>
+        </w:rPr>
+      </w:pPr>
+      <w:r>
+        <w:rPr>
+          <w:rtl w:val="0"/>
+        </w:rPr>
+      </w:r>
+    </w:p>
+    <w:p>
+      <w:pPr>
+        <w:widowControl w:val="0"/>
+        <w:spacing w:line="240" w:lineRule="auto"/>
+        <w:rPr>
+          <w:rFonts w:ascii="Times New Roman" w:cs="Times New Roman" w:eastAsia="Times New Roman" w:hAnsi="Times New Roman"/>
+          <w:sz w:val="26"/>
+          <w:szCs w:val="26"/>
+        </w:rPr>
+      </w:pPr>
+      <w:r>
+        <w:rPr>
+          <w:rtl w:val="0"/>
+        </w:rPr>
+      </w:r>
+    </w:p>
+    <w:p>
+      <w:pPr>
+        <w:widowControl w:val="0"/>
+        <w:spacing w:line="240" w:lineRule="auto"/>
+        <w:rPr>
+          <w:rFonts w:ascii="Times New Roman" w:cs="Times New Roman" w:eastAsia="Times New Roman" w:hAnsi="Times New Roman"/>
+          <w:b w:val="1"/>
+          <w:bCs w:val="1"/>
+          <w:sz w:val="26"/>
+          <w:szCs w:val="26"/>
+        </w:rPr>
+      </w:pPr>
+      <w:r>
+        <w:rPr>
+          <w:rFonts w:ascii="Times New Roman" w:cs="Times New Roman" w:eastAsia="Times New Roman" w:hAnsi="Times New Roman"/>
+          <w:b w:val="1"/>
+          <w:bCs w:val="1"/>
+          <w:sz w:val="26"/>
+          <w:szCs w:val="26"/>
+          <w:rtl w:val="0"/>
+        </w:rPr>
+        <w:t xml:space="preserve">Kl 14:25</w:t>
+      </w:r>
+    </w:p>
+    <w:p>
+      <w:pPr>
+        <w:widowControl w:val="0"/>
+        <w:spacing w:line="240" w:lineRule="auto"/>
+        <w:rPr>
+          <w:rFonts w:ascii="Times New Roman" w:cs="Times New Roman" w:eastAsia="Times New Roman" w:hAnsi="Times New Roman"/>
+          <w:sz w:val="24"/>
+          <w:szCs w:val="24"/>
+        </w:rPr>
+      </w:pPr>
+      <w:r>
+        <w:rPr>
+          <w:rtl w:val="0"/>
+        </w:rPr>
+      </w:r>
+    </w:p>
+    <w:p>
+      <w:pPr>
+        <w:widowControl w:val="0"/>
+        <w:spacing w:line="240" w:lineRule="auto"/>
+        <w:rPr>
+          <w:rFonts w:ascii="Times New Roman" w:cs="Times New Roman" w:eastAsia="Times New Roman" w:hAnsi="Times New Roman"/>
+          <w:sz w:val="24"/>
+          <w:szCs w:val="24"/>
+        </w:rPr>
+      </w:pPr>
+      <w:r>
+        <w:rPr>
+          <w:rFonts w:ascii="Times New Roman" w:cs="Times New Roman" w:eastAsia="Times New Roman" w:hAnsi="Times New Roman"/>
+          <w:sz w:val="24"/>
+          <w:szCs w:val="24"/>
+          <w:rtl w:val="0"/>
+        </w:rPr>
+        <w:t xml:space="preserve">Ser redan att jag behöver en variabel för namn i </w:t>
+      </w:r>
+      <w:r>
+        <w:rPr>
+          <w:rFonts w:ascii="Times New Roman" w:cs="Times New Roman" w:eastAsia="Times New Roman" w:hAnsi="Times New Roman"/>
+          <w:sz w:val="24"/>
+          <w:szCs w:val="24"/>
+          <w:rtl w:val="0"/>
+        </w:rPr>
+        <w:t xml:space="preserve">Fordon.</w:t>
+      </w:r>
+      <w:r>
+        <w:rPr>
+          <w:rtl w:val="0"/>
+        </w:rPr>
+      </w:r>
+    </w:p>
+    <w:p>
+      <w:pPr>
+        <w:widowControl w:val="0"/>
+        <w:spacing w:line="240" w:lineRule="auto"/>
+        <w:rPr>
+          <w:rFonts w:ascii="Times New Roman" w:cs="Times New Roman" w:eastAsia="Times New Roman" w:hAnsi="Times New Roman"/>
+          <w:sz w:val="24"/>
+          <w:szCs w:val="24"/>
+        </w:rPr>
+      </w:pPr>
+      <w:r>
+        <w:rPr>
+          <w:rtl w:val="0"/>
+        </w:rPr>
+      </w:r>
+    </w:p>
+    <w:p>
+      <w:pPr>
+        <w:widowControl w:val="0"/>
+        <w:spacing w:line="240" w:lineRule="auto"/>
+        <w:rPr>
+          <w:rFonts w:ascii="Times New Roman" w:cs="Times New Roman" w:eastAsia="Times New Roman" w:hAnsi="Times New Roman"/>
+          <w:sz w:val="24"/>
+          <w:szCs w:val="24"/>
+        </w:rPr>
+      </w:pPr>
+      <w:r>
+        <w:rPr>
+          <w:rtl w:val="0"/>
+        </w:rPr>
+      </w:r>
+    </w:p>
+    <w:p>
+      <w:pPr>
+        <w:widowControl w:val="0"/>
+        <w:spacing w:line="240" w:lineRule="auto"/>
+        <w:rPr>
+          <w:rFonts w:ascii="Times New Roman" w:cs="Times New Roman" w:eastAsia="Times New Roman" w:hAnsi="Times New Roman"/>
+          <w:b w:val="1"/>
+          <w:bCs w:val="1"/>
+          <w:sz w:val="26"/>
+          <w:szCs w:val="26"/>
+        </w:rPr>
+      </w:pPr>
+      <w:r>
+        <w:rPr>
+          <w:rFonts w:ascii="Times New Roman" w:cs="Times New Roman" w:eastAsia="Times New Roman" w:hAnsi="Times New Roman"/>
+          <w:b w:val="1"/>
+          <w:bCs w:val="1"/>
+          <w:sz w:val="26"/>
+          <w:szCs w:val="26"/>
+          <w:rtl w:val="0"/>
+        </w:rPr>
+        <w:t xml:space="preserve">Kl 15:50</w:t>
+      </w:r>
+    </w:p>
+    <w:p>
+      <w:pPr>
+        <w:widowControl w:val="0"/>
+        <w:spacing w:line="240" w:lineRule="auto"/>
+        <w:rPr>
+          <w:rFonts w:ascii="Times New Roman" w:cs="Times New Roman" w:eastAsia="Times New Roman" w:hAnsi="Times New Roman"/>
+          <w:b w:val="1"/>
+          <w:bCs w:val="1"/>
+          <w:sz w:val="26"/>
+          <w:szCs w:val="26"/>
+        </w:rPr>
+      </w:pPr>
+      <w:r>
+        <w:rPr>
+          <w:rtl w:val="0"/>
+        </w:rPr>
+      </w:r>
+    </w:p>
+    <w:p>
+      <w:pPr>
+        <w:widowControl w:val="0"/>
+        <w:spacing w:line="240" w:lineRule="auto"/>
+        <w:rPr>
+          <w:rFonts w:ascii="Times New Roman" w:cs="Times New Roman" w:eastAsia="Times New Roman" w:hAnsi="Times New Roman"/>
+          <w:sz w:val="24"/>
+          <w:szCs w:val="24"/>
+        </w:rPr>
+      </w:pPr>
+      <w:r>
+        <w:rPr>
+          <w:rFonts w:ascii="Times New Roman" w:cs="Times New Roman" w:eastAsia="Times New Roman" w:hAnsi="Times New Roman"/>
+          <w:sz w:val="24"/>
+          <w:szCs w:val="24"/>
+          <w:rtl w:val="0"/>
+        </w:rPr>
+        <w:t xml:space="preserve">Jag trodde att jag skulle skriva kod denna timman men nej, github och merging strulade. Eftersom att jag hade ett repo redan med filer och ett projekt med andra filer behövde jag merga dem. Med hjälp från google och äldre presentationer från förra kursen listade jag ut vad jag kunde ta och göra. </w:t>
+      </w:r>
+    </w:p>
+    <w:p>
+      <w:pPr>
+        <w:widowControl w:val="0"/>
+        <w:spacing w:line="240" w:lineRule="auto"/>
+        <w:rPr>
+          <w:rFonts w:ascii="Times New Roman" w:cs="Times New Roman" w:eastAsia="Times New Roman" w:hAnsi="Times New Roman"/>
+          <w:sz w:val="24"/>
+          <w:szCs w:val="24"/>
+        </w:rPr>
+      </w:pPr>
+      <w:r>
+        <w:rPr>
+          <w:rtl w:val="0"/>
+        </w:rPr>
+      </w:r>
+    </w:p>
+    <w:p>
+      <w:pPr>
+        <w:widowControl w:val="0"/>
+        <w:spacing w:line="240" w:lineRule="auto"/>
+        <w:rPr>
+          <w:rFonts w:ascii="Times New Roman" w:cs="Times New Roman" w:eastAsia="Times New Roman" w:hAnsi="Times New Roman"/>
+          <w:sz w:val="24"/>
+          <w:szCs w:val="24"/>
+        </w:rPr>
+      </w:pPr>
+      <w:r>
+        <w:rPr>
+          <w:rFonts w:ascii="Times New Roman" w:cs="Times New Roman" w:eastAsia="Times New Roman" w:hAnsi="Times New Roman"/>
+          <w:sz w:val="24"/>
+          <w:szCs w:val="24"/>
+          <w:rtl w:val="0"/>
+        </w:rPr>
+        <w:t xml:space="preserve">Skapade mina klasser och JSON filen och mergat med github repot. Allt funkar, allt är klart, nu är det bara att skriva koden!</w:t>
+      </w:r>
+    </w:p>
+    <w:p>
+      <w:pPr>
+        <w:widowControl w:val="0"/>
+        <w:spacing w:line="240" w:lineRule="auto"/>
+        <w:rPr>
+          <w:rFonts w:ascii="Times New Roman" w:cs="Times New Roman" w:eastAsia="Times New Roman" w:hAnsi="Times New Roman"/>
+          <w:sz w:val="24"/>
+          <w:szCs w:val="24"/>
+        </w:rPr>
+      </w:pPr>
+      <w:r>
+        <w:rPr>
+          <w:rtl w:val="0"/>
+        </w:rPr>
+      </w:r>
+    </w:p>
+    <w:p>
+      <w:pPr>
+        <w:widowControl w:val="0"/>
+        <w:spacing w:line="240" w:lineRule="auto"/>
+        <w:rPr>
+          <w:rFonts w:ascii="Times New Roman" w:cs="Times New Roman" w:eastAsia="Times New Roman" w:hAnsi="Times New Roman"/>
+          <w:sz w:val="24"/>
+          <w:szCs w:val="24"/>
+        </w:rPr>
+      </w:pPr>
+      <w:r>
+        <w:rPr>
+          <w:rtl w:val="0"/>
+        </w:rPr>
       </w:r>
     </w:p>
     <w:sectPr>

--- a/Simon Tobiasson - Loggbok - Inlämningsuppgift - Kajens cykeluthyrning.docx
+++ b/Simon Tobiasson - Loggbok - Inlämningsuppgift - Kajens cykeluthyrning.docx
@@ -4506,12 +4506,12 @@
           <wp:inline distB="114300" distT="114300" distL="114300" distR="114300">
             <wp:extent cx="5731200" cy="2489200"/>
             <wp:effectExtent b="0" l="0" r="0" t="0"/>
-            <wp:docPr id="1" name="image2.png"/>
+            <wp:docPr id="6" name="image6.png"/>
             <a:graphic>
               <a:graphicData uri="http://schemas.openxmlformats.org/drawingml/2006/picture">
                 <pic:pic>
                   <pic:nvPicPr>
-                    <pic:cNvPr id="0" name="image2.png"/>
+                    <pic:cNvPr id="0" name="image6.png"/>
                     <pic:cNvPicPr preferRelativeResize="0"/>
                   </pic:nvPicPr>
                   <pic:blipFill>
@@ -4671,7 +4671,7 @@
           <wp:inline distB="114300" distT="114300" distL="114300" distR="114300">
             <wp:extent cx="5731200" cy="4178300"/>
             <wp:effectExtent b="0" l="0" r="0" t="0"/>
-            <wp:docPr id="3" name="image1.png"/>
+            <wp:docPr id="7" name="image1.png"/>
             <a:graphic>
               <a:graphicData uri="http://schemas.openxmlformats.org/drawingml/2006/picture">
                 <pic:pic>
@@ -4850,12 +4850,12 @@
           <wp:inline distB="114300" distT="114300" distL="114300" distR="114300">
             <wp:extent cx="5731200" cy="5372100"/>
             <wp:effectExtent b="0" l="0" r="0" t="0"/>
-            <wp:docPr id="2" name="image3.png"/>
+            <wp:docPr id="3" name="image2.png"/>
             <a:graphic>
               <a:graphicData uri="http://schemas.openxmlformats.org/drawingml/2006/picture">
                 <pic:pic>
                   <pic:nvPicPr>
-                    <pic:cNvPr id="0" name="image3.png"/>
+                    <pic:cNvPr id="0" name="image2.png"/>
                     <pic:cNvPicPr preferRelativeResize="0"/>
                   </pic:nvPicPr>
                   <pic:blipFill>
@@ -5511,6 +5511,1804 @@
           <w:szCs w:val="24"/>
         </w:rPr>
       </w:pPr>
+      <w:r>
+        <w:rPr>
+          <w:rtl w:val="0"/>
+        </w:rPr>
+      </w:r>
+    </w:p>
+    <w:p>
+      <w:pPr>
+        <w:widowControl w:val="0"/>
+        <w:spacing w:line="240" w:lineRule="auto"/>
+        <w:rPr>
+          <w:rFonts w:ascii="Times New Roman" w:cs="Times New Roman" w:eastAsia="Times New Roman" w:hAnsi="Times New Roman"/>
+          <w:sz w:val="24"/>
+          <w:szCs w:val="24"/>
+        </w:rPr>
+      </w:pPr>
+      <w:r>
+        <w:rPr>
+          <w:rtl w:val="0"/>
+        </w:rPr>
+      </w:r>
+    </w:p>
+    <w:p>
+      <w:pPr>
+        <w:widowControl w:val="0"/>
+        <w:spacing w:line="240" w:lineRule="auto"/>
+        <w:rPr>
+          <w:rFonts w:ascii="Times New Roman" w:cs="Times New Roman" w:eastAsia="Times New Roman" w:hAnsi="Times New Roman"/>
+          <w:sz w:val="24"/>
+          <w:szCs w:val="24"/>
+        </w:rPr>
+      </w:pPr>
+      <w:r>
+        <w:rPr>
+          <w:rtl w:val="0"/>
+        </w:rPr>
+      </w:r>
+    </w:p>
+    <w:p>
+      <w:pPr>
+        <w:widowControl w:val="0"/>
+        <w:spacing w:line="240" w:lineRule="auto"/>
+        <w:rPr>
+          <w:rFonts w:ascii="Times New Roman" w:cs="Times New Roman" w:eastAsia="Times New Roman" w:hAnsi="Times New Roman"/>
+          <w:b w:val="1"/>
+          <w:bCs w:val="1"/>
+          <w:sz w:val="28"/>
+          <w:szCs w:val="28"/>
+        </w:rPr>
+      </w:pPr>
+      <w:r>
+        <w:rPr>
+          <w:rFonts w:ascii="Times New Roman" w:cs="Times New Roman" w:eastAsia="Times New Roman" w:hAnsi="Times New Roman"/>
+          <w:b w:val="1"/>
+          <w:bCs w:val="1"/>
+          <w:sz w:val="28"/>
+          <w:szCs w:val="28"/>
+          <w:rtl w:val="0"/>
+        </w:rPr>
+        <w:t xml:space="preserve">Torsdag 2026-10-22</w:t>
+      </w:r>
+    </w:p>
+    <w:p>
+      <w:pPr>
+        <w:widowControl w:val="0"/>
+        <w:spacing w:line="240" w:lineRule="auto"/>
+        <w:rPr>
+          <w:rFonts w:ascii="Times New Roman" w:cs="Times New Roman" w:eastAsia="Times New Roman" w:hAnsi="Times New Roman"/>
+          <w:b w:val="1"/>
+          <w:bCs w:val="1"/>
+          <w:sz w:val="28"/>
+          <w:szCs w:val="28"/>
+        </w:rPr>
+      </w:pPr>
+      <w:r>
+        <w:rPr>
+          <w:rtl w:val="0"/>
+        </w:rPr>
+      </w:r>
+    </w:p>
+    <w:p>
+      <w:pPr>
+        <w:widowControl w:val="0"/>
+        <w:spacing w:line="240" w:lineRule="auto"/>
+        <w:rPr>
+          <w:rFonts w:ascii="Times New Roman" w:cs="Times New Roman" w:eastAsia="Times New Roman" w:hAnsi="Times New Roman"/>
+          <w:b w:val="1"/>
+          <w:bCs w:val="1"/>
+          <w:sz w:val="26"/>
+          <w:szCs w:val="26"/>
+        </w:rPr>
+      </w:pPr>
+      <w:r>
+        <w:rPr>
+          <w:rFonts w:ascii="Times New Roman" w:cs="Times New Roman" w:eastAsia="Times New Roman" w:hAnsi="Times New Roman"/>
+          <w:b w:val="1"/>
+          <w:bCs w:val="1"/>
+          <w:sz w:val="26"/>
+          <w:szCs w:val="26"/>
+          <w:rtl w:val="0"/>
+        </w:rPr>
+        <w:t xml:space="preserve">Kl 9:45</w:t>
+      </w:r>
+    </w:p>
+    <w:p>
+      <w:pPr>
+        <w:widowControl w:val="0"/>
+        <w:spacing w:line="240" w:lineRule="auto"/>
+        <w:rPr>
+          <w:rFonts w:ascii="Times New Roman" w:cs="Times New Roman" w:eastAsia="Times New Roman" w:hAnsi="Times New Roman"/>
+          <w:b w:val="1"/>
+          <w:bCs w:val="1"/>
+          <w:sz w:val="26"/>
+          <w:szCs w:val="26"/>
+        </w:rPr>
+      </w:pPr>
+      <w:r>
+        <w:rPr>
+          <w:rtl w:val="0"/>
+        </w:rPr>
+      </w:r>
+    </w:p>
+    <w:p>
+      <w:pPr>
+        <w:widowControl w:val="0"/>
+        <w:spacing w:line="240" w:lineRule="auto"/>
+        <w:rPr>
+          <w:rFonts w:ascii="Times New Roman" w:cs="Times New Roman" w:eastAsia="Times New Roman" w:hAnsi="Times New Roman"/>
+          <w:sz w:val="24"/>
+          <w:szCs w:val="24"/>
+        </w:rPr>
+      </w:pPr>
+      <w:r>
+        <w:rPr>
+          <w:rFonts w:ascii="Times New Roman" w:cs="Times New Roman" w:eastAsia="Times New Roman" w:hAnsi="Times New Roman"/>
+          <w:sz w:val="24"/>
+          <w:szCs w:val="24"/>
+          <w:rtl w:val="0"/>
+        </w:rPr>
+        <w:t xml:space="preserve">Dags att börja koda, huvudmålet idag är att alla klasser, alla metoder, alla variabler och att menyn på </w:t>
+      </w:r>
+      <w:r>
+        <w:rPr>
+          <w:rFonts w:ascii="Times New Roman" w:cs="Times New Roman" w:eastAsia="Times New Roman" w:hAnsi="Times New Roman"/>
+          <w:sz w:val="24"/>
+          <w:szCs w:val="24"/>
+          <w:rtl w:val="0"/>
+        </w:rPr>
+        <w:t xml:space="preserve">progra</w:t>
+      </w:r>
+      <w:r>
+        <w:rPr>
+          <w:rFonts w:ascii="Times New Roman" w:cs="Times New Roman" w:eastAsia="Times New Roman" w:hAnsi="Times New Roman"/>
+          <w:sz w:val="24"/>
+          <w:szCs w:val="24"/>
+          <w:rtl w:val="0"/>
+        </w:rPr>
+        <w:t xml:space="preserve">m</w:t>
+      </w:r>
+      <w:r>
+        <w:rPr>
+          <w:rFonts w:ascii="Times New Roman" w:cs="Times New Roman" w:eastAsia="Times New Roman" w:hAnsi="Times New Roman"/>
+          <w:sz w:val="24"/>
+          <w:szCs w:val="24"/>
+          <w:rtl w:val="0"/>
+        </w:rPr>
+        <w:t xml:space="preserve">.cs är klar. Imorgon tänker jag gå djupare in på att fila ner logiken och att outputen är närmare slut resultatet.</w:t>
+      </w:r>
+    </w:p>
+    <w:p>
+      <w:pPr>
+        <w:widowControl w:val="0"/>
+        <w:spacing w:line="240" w:lineRule="auto"/>
+        <w:rPr>
+          <w:rFonts w:ascii="Times New Roman" w:cs="Times New Roman" w:eastAsia="Times New Roman" w:hAnsi="Times New Roman"/>
+          <w:sz w:val="24"/>
+          <w:szCs w:val="24"/>
+        </w:rPr>
+      </w:pPr>
+      <w:r>
+        <w:rPr>
+          <w:rtl w:val="0"/>
+        </w:rPr>
+      </w:r>
+    </w:p>
+    <w:p>
+      <w:pPr>
+        <w:widowControl w:val="0"/>
+        <w:spacing w:line="240" w:lineRule="auto"/>
+        <w:rPr>
+          <w:rFonts w:ascii="Times New Roman" w:cs="Times New Roman" w:eastAsia="Times New Roman" w:hAnsi="Times New Roman"/>
+          <w:sz w:val="24"/>
+          <w:szCs w:val="24"/>
+        </w:rPr>
+      </w:pPr>
+      <w:r>
+        <w:rPr>
+          <w:rFonts w:ascii="Times New Roman" w:cs="Times New Roman" w:eastAsia="Times New Roman" w:hAnsi="Times New Roman"/>
+          <w:sz w:val="24"/>
+          <w:szCs w:val="24"/>
+          <w:rtl w:val="0"/>
+        </w:rPr>
+        <w:t xml:space="preserve">Commitar repot varje gång jag är klar med en klass.</w:t>
+      </w:r>
+    </w:p>
+    <w:p>
+      <w:pPr>
+        <w:widowControl w:val="0"/>
+        <w:spacing w:line="240" w:lineRule="auto"/>
+        <w:rPr>
+          <w:rFonts w:ascii="Times New Roman" w:cs="Times New Roman" w:eastAsia="Times New Roman" w:hAnsi="Times New Roman"/>
+          <w:sz w:val="24"/>
+          <w:szCs w:val="24"/>
+        </w:rPr>
+      </w:pPr>
+      <w:r>
+        <w:rPr>
+          <w:rtl w:val="0"/>
+        </w:rPr>
+      </w:r>
+    </w:p>
+    <w:p>
+      <w:pPr>
+        <w:widowControl w:val="0"/>
+        <w:spacing w:line="240" w:lineRule="auto"/>
+        <w:rPr>
+          <w:rFonts w:ascii="Times New Roman" w:cs="Times New Roman" w:eastAsia="Times New Roman" w:hAnsi="Times New Roman"/>
+          <w:sz w:val="24"/>
+          <w:szCs w:val="24"/>
+        </w:rPr>
+      </w:pPr>
+      <w:r>
+        <w:rPr>
+          <w:rtl w:val="0"/>
+        </w:rPr>
+      </w:r>
+    </w:p>
+    <w:p>
+      <w:pPr>
+        <w:widowControl w:val="0"/>
+        <w:spacing w:line="240" w:lineRule="auto"/>
+        <w:rPr>
+          <w:rFonts w:ascii="Times New Roman" w:cs="Times New Roman" w:eastAsia="Times New Roman" w:hAnsi="Times New Roman"/>
+          <w:b w:val="1"/>
+          <w:bCs w:val="1"/>
+          <w:sz w:val="26"/>
+          <w:szCs w:val="26"/>
+        </w:rPr>
+      </w:pPr>
+      <w:r>
+        <w:rPr>
+          <w:rFonts w:ascii="Times New Roman" w:cs="Times New Roman" w:eastAsia="Times New Roman" w:hAnsi="Times New Roman"/>
+          <w:b w:val="1"/>
+          <w:bCs w:val="1"/>
+          <w:sz w:val="26"/>
+          <w:szCs w:val="26"/>
+          <w:rtl w:val="0"/>
+        </w:rPr>
+        <w:t xml:space="preserve">Kl 11:10</w:t>
+      </w:r>
+    </w:p>
+    <w:p>
+      <w:pPr>
+        <w:widowControl w:val="0"/>
+        <w:spacing w:line="240" w:lineRule="auto"/>
+        <w:rPr>
+          <w:rFonts w:ascii="Times New Roman" w:cs="Times New Roman" w:eastAsia="Times New Roman" w:hAnsi="Times New Roman"/>
+          <w:b w:val="1"/>
+          <w:bCs w:val="1"/>
+          <w:sz w:val="26"/>
+          <w:szCs w:val="26"/>
+        </w:rPr>
+      </w:pPr>
+      <w:r>
+        <w:rPr>
+          <w:rtl w:val="0"/>
+        </w:rPr>
+      </w:r>
+    </w:p>
+    <w:p>
+      <w:pPr>
+        <w:widowControl w:val="0"/>
+        <w:spacing w:line="240" w:lineRule="auto"/>
+        <w:rPr>
+          <w:rFonts w:ascii="Times New Roman" w:cs="Times New Roman" w:eastAsia="Times New Roman" w:hAnsi="Times New Roman"/>
+          <w:sz w:val="24"/>
+          <w:szCs w:val="24"/>
+        </w:rPr>
+      </w:pPr>
+      <w:r>
+        <w:rPr>
+          <w:rFonts w:ascii="Times New Roman" w:cs="Times New Roman" w:eastAsia="Times New Roman" w:hAnsi="Times New Roman"/>
+          <w:sz w:val="24"/>
+          <w:szCs w:val="24"/>
+          <w:rtl w:val="0"/>
+        </w:rPr>
+        <w:t xml:space="preserve">Jag stötter på problem efter problem under programmeringen. Jag missade saker i UML-diagrammet såsom en metod i Elcykel att ladda batteriet.</w:t>
+      </w:r>
+    </w:p>
+    <w:p>
+      <w:pPr>
+        <w:widowControl w:val="0"/>
+        <w:spacing w:line="240" w:lineRule="auto"/>
+        <w:rPr>
+          <w:rFonts w:ascii="Times New Roman" w:cs="Times New Roman" w:eastAsia="Times New Roman" w:hAnsi="Times New Roman"/>
+          <w:sz w:val="24"/>
+          <w:szCs w:val="24"/>
+        </w:rPr>
+      </w:pPr>
+      <w:r>
+        <w:rPr>
+          <w:rtl w:val="0"/>
+        </w:rPr>
+      </w:r>
+    </w:p>
+    <w:p>
+      <w:pPr>
+        <w:widowControl w:val="0"/>
+        <w:spacing w:line="240" w:lineRule="auto"/>
+        <w:rPr>
+          <w:rFonts w:ascii="Times New Roman" w:cs="Times New Roman" w:eastAsia="Times New Roman" w:hAnsi="Times New Roman"/>
+          <w:sz w:val="24"/>
+          <w:szCs w:val="24"/>
+        </w:rPr>
+      </w:pPr>
+      <w:r>
+        <w:rPr>
+          <w:rFonts w:ascii="Times New Roman" w:cs="Times New Roman" w:eastAsia="Times New Roman" w:hAnsi="Times New Roman"/>
+          <w:sz w:val="24"/>
+          <w:szCs w:val="24"/>
+          <w:rtl w:val="0"/>
+        </w:rPr>
+        <w:t xml:space="preserve">Men lösningar kommer och går! </w:t>
+      </w:r>
+    </w:p>
+    <w:p>
+      <w:pPr>
+        <w:widowControl w:val="0"/>
+        <w:spacing w:line="240" w:lineRule="auto"/>
+        <w:rPr>
+          <w:rFonts w:ascii="Times New Roman" w:cs="Times New Roman" w:eastAsia="Times New Roman" w:hAnsi="Times New Roman"/>
+          <w:sz w:val="24"/>
+          <w:szCs w:val="24"/>
+        </w:rPr>
+      </w:pPr>
+      <w:r>
+        <w:rPr>
+          <w:rtl w:val="0"/>
+        </w:rPr>
+      </w:r>
+    </w:p>
+    <w:p>
+      <w:pPr>
+        <w:widowControl w:val="0"/>
+        <w:spacing w:line="240" w:lineRule="auto"/>
+        <w:rPr>
+          <w:rFonts w:ascii="Times New Roman" w:cs="Times New Roman" w:eastAsia="Times New Roman" w:hAnsi="Times New Roman"/>
+          <w:sz w:val="24"/>
+          <w:szCs w:val="24"/>
+        </w:rPr>
+      </w:pPr>
+      <w:r>
+        <w:rPr>
+          <w:rFonts w:ascii="Times New Roman" w:cs="Times New Roman" w:eastAsia="Times New Roman" w:hAnsi="Times New Roman"/>
+          <w:sz w:val="24"/>
+          <w:szCs w:val="24"/>
+          <w:rtl w:val="0"/>
+        </w:rPr>
+        <w:t xml:space="preserve">Just nu har jag ett problem med min json deserializer</w:t>
+        <w:br w:type="textWrapping"/>
+        <w:br w:type="textWrapping"/>
+      </w:r>
+      <w:r>
+        <w:rPr>
+          <w:rFonts w:ascii="Times New Roman" w:cs="Times New Roman" w:eastAsia="Times New Roman" w:hAnsi="Times New Roman"/>
+          <w:sz w:val="24"/>
+          <w:szCs w:val="24"/>
+        </w:rPr>
+        <w:drawing>
+          <wp:inline distB="114300" distT="114300" distL="114300" distR="114300">
+            <wp:extent cx="5731200" cy="2082800"/>
+            <wp:effectExtent b="0" l="0" r="0" t="0"/>
+            <wp:docPr id="5" name="image8.png"/>
+            <a:graphic>
+              <a:graphicData uri="http://schemas.openxmlformats.org/drawingml/2006/picture">
+                <pic:pic>
+                  <pic:nvPicPr>
+                    <pic:cNvPr id="0" name="image8.png"/>
+                    <pic:cNvPicPr preferRelativeResize="0"/>
+                  </pic:nvPicPr>
+                  <pic:blipFill>
+                    <a:blip r:embed="rId10"/>
+                    <a:srcRect b="0" l="0" r="0" t="0"/>
+                    <a:stretch>
+                      <a:fillRect/>
+                    </a:stretch>
+                  </pic:blipFill>
+                  <pic:spPr>
+                    <a:xfrm>
+                      <a:off x="0" y="0"/>
+                      <a:ext cx="5731200" cy="2082800"/>
+                    </a:xfrm>
+                    <a:prstGeom prst="rect"/>
+                    <a:ln/>
+                  </pic:spPr>
+                </pic:pic>
+              </a:graphicData>
+            </a:graphic>
+          </wp:inline>
+        </w:drawing>
+      </w:r>
+      <w:r>
+        <w:rPr>
+          <w:rtl w:val="0"/>
+        </w:rPr>
+      </w:r>
+    </w:p>
+    <w:p>
+      <w:pPr>
+        <w:widowControl w:val="0"/>
+        <w:spacing w:line="240" w:lineRule="auto"/>
+        <w:rPr>
+          <w:rFonts w:ascii="Times New Roman" w:cs="Times New Roman" w:eastAsia="Times New Roman" w:hAnsi="Times New Roman"/>
+          <w:sz w:val="24"/>
+          <w:szCs w:val="24"/>
+        </w:rPr>
+      </w:pPr>
+      <w:r>
+        <w:rPr>
+          <w:rtl w:val="0"/>
+        </w:rPr>
+      </w:r>
+    </w:p>
+    <w:p>
+      <w:pPr>
+        <w:widowControl w:val="0"/>
+        <w:spacing w:line="240" w:lineRule="auto"/>
+        <w:rPr>
+          <w:rFonts w:ascii="Times New Roman" w:cs="Times New Roman" w:eastAsia="Times New Roman" w:hAnsi="Times New Roman"/>
+          <w:sz w:val="24"/>
+          <w:szCs w:val="24"/>
+        </w:rPr>
+      </w:pPr>
+      <w:r>
+        <w:rPr>
+          <w:rFonts w:ascii="Times New Roman" w:cs="Times New Roman" w:eastAsia="Times New Roman" w:hAnsi="Times New Roman"/>
+          <w:sz w:val="24"/>
+          <w:szCs w:val="24"/>
+          <w:rtl w:val="0"/>
+        </w:rPr>
+        <w:t xml:space="preserve">Namnen i Fordon klassen är inte exakt lika som namnen i json-filen.</w:t>
+      </w:r>
+    </w:p>
+    <w:p>
+      <w:pPr>
+        <w:widowControl w:val="0"/>
+        <w:spacing w:line="240" w:lineRule="auto"/>
+        <w:rPr>
+          <w:rFonts w:ascii="Times New Roman" w:cs="Times New Roman" w:eastAsia="Times New Roman" w:hAnsi="Times New Roman"/>
+          <w:sz w:val="24"/>
+          <w:szCs w:val="24"/>
+        </w:rPr>
+      </w:pPr>
+      <w:r>
+        <w:rPr>
+          <w:rFonts w:ascii="Times New Roman" w:cs="Times New Roman" w:eastAsia="Times New Roman" w:hAnsi="Times New Roman"/>
+          <w:sz w:val="24"/>
+          <w:szCs w:val="24"/>
+          <w:rtl w:val="0"/>
+        </w:rPr>
+        <w:t xml:space="preserve">Jag tror att det är så att jag måste ha “Batterinivå” med i Fordon klassen, inte bara ha med den i Elcykel klassen.</w:t>
+      </w:r>
+    </w:p>
+    <w:p>
+      <w:pPr>
+        <w:widowControl w:val="0"/>
+        <w:spacing w:line="240" w:lineRule="auto"/>
+        <w:rPr>
+          <w:rFonts w:ascii="Times New Roman" w:cs="Times New Roman" w:eastAsia="Times New Roman" w:hAnsi="Times New Roman"/>
+          <w:sz w:val="24"/>
+          <w:szCs w:val="24"/>
+        </w:rPr>
+      </w:pPr>
+      <w:r>
+        <w:rPr>
+          <w:rtl w:val="0"/>
+        </w:rPr>
+      </w:r>
+    </w:p>
+    <w:p>
+      <w:pPr>
+        <w:widowControl w:val="0"/>
+        <w:spacing w:line="240" w:lineRule="auto"/>
+        <w:rPr>
+          <w:rFonts w:ascii="Times New Roman" w:cs="Times New Roman" w:eastAsia="Times New Roman" w:hAnsi="Times New Roman"/>
+          <w:sz w:val="24"/>
+          <w:szCs w:val="24"/>
+        </w:rPr>
+      </w:pPr>
+      <w:r>
+        <w:rPr>
+          <w:rFonts w:ascii="Times New Roman" w:cs="Times New Roman" w:eastAsia="Times New Roman" w:hAnsi="Times New Roman"/>
+          <w:sz w:val="24"/>
+          <w:szCs w:val="24"/>
+        </w:rPr>
+        <w:drawing>
+          <wp:inline distB="114300" distT="114300" distL="114300" distR="114300">
+            <wp:extent cx="5731200" cy="3644900"/>
+            <wp:effectExtent b="0" l="0" r="0" t="0"/>
+            <wp:docPr id="8" name="image5.png"/>
+            <a:graphic>
+              <a:graphicData uri="http://schemas.openxmlformats.org/drawingml/2006/picture">
+                <pic:pic>
+                  <pic:nvPicPr>
+                    <pic:cNvPr id="0" name="image5.png"/>
+                    <pic:cNvPicPr preferRelativeResize="0"/>
+                  </pic:nvPicPr>
+                  <pic:blipFill>
+                    <a:blip r:embed="rId11"/>
+                    <a:srcRect b="0" l="0" r="0" t="0"/>
+                    <a:stretch>
+                      <a:fillRect/>
+                    </a:stretch>
+                  </pic:blipFill>
+                  <pic:spPr>
+                    <a:xfrm>
+                      <a:off x="0" y="0"/>
+                      <a:ext cx="5731200" cy="3644900"/>
+                    </a:xfrm>
+                    <a:prstGeom prst="rect"/>
+                    <a:ln/>
+                  </pic:spPr>
+                </pic:pic>
+              </a:graphicData>
+            </a:graphic>
+          </wp:inline>
+        </w:drawing>
+      </w:r>
+      <w:r>
+        <w:rPr>
+          <w:rtl w:val="0"/>
+        </w:rPr>
+      </w:r>
+    </w:p>
+    <w:p>
+      <w:pPr>
+        <w:widowControl w:val="0"/>
+        <w:spacing w:line="240" w:lineRule="auto"/>
+        <w:rPr>
+          <w:rFonts w:ascii="Times New Roman" w:cs="Times New Roman" w:eastAsia="Times New Roman" w:hAnsi="Times New Roman"/>
+          <w:sz w:val="24"/>
+          <w:szCs w:val="24"/>
+        </w:rPr>
+      </w:pPr>
+      <w:r>
+        <w:rPr>
+          <w:rFonts w:ascii="Times New Roman" w:cs="Times New Roman" w:eastAsia="Times New Roman" w:hAnsi="Times New Roman"/>
+          <w:sz w:val="24"/>
+          <w:szCs w:val="24"/>
+        </w:rPr>
+        <w:drawing>
+          <wp:inline distB="114300" distT="114300" distL="114300" distR="114300">
+            <wp:extent cx="3314700" cy="5486400"/>
+            <wp:effectExtent b="0" l="0" r="0" t="0"/>
+            <wp:docPr id="2" name="image3.png"/>
+            <a:graphic>
+              <a:graphicData uri="http://schemas.openxmlformats.org/drawingml/2006/picture">
+                <pic:pic>
+                  <pic:nvPicPr>
+                    <pic:cNvPr id="0" name="image3.png"/>
+                    <pic:cNvPicPr preferRelativeResize="0"/>
+                  </pic:nvPicPr>
+                  <pic:blipFill>
+                    <a:blip r:embed="rId12"/>
+                    <a:srcRect b="0" l="0" r="0" t="0"/>
+                    <a:stretch>
+                      <a:fillRect/>
+                    </a:stretch>
+                  </pic:blipFill>
+                  <pic:spPr>
+                    <a:xfrm>
+                      <a:off x="0" y="0"/>
+                      <a:ext cx="3314700" cy="5486400"/>
+                    </a:xfrm>
+                    <a:prstGeom prst="rect"/>
+                    <a:ln/>
+                  </pic:spPr>
+                </pic:pic>
+              </a:graphicData>
+            </a:graphic>
+          </wp:inline>
+        </w:drawing>
+      </w:r>
+      <w:r>
+        <w:rPr>
+          <w:rtl w:val="0"/>
+        </w:rPr>
+      </w:r>
+    </w:p>
+    <w:p>
+      <w:pPr>
+        <w:widowControl w:val="0"/>
+        <w:spacing w:line="240" w:lineRule="auto"/>
+        <w:rPr>
+          <w:rFonts w:ascii="Times New Roman" w:cs="Times New Roman" w:eastAsia="Times New Roman" w:hAnsi="Times New Roman"/>
+          <w:sz w:val="24"/>
+          <w:szCs w:val="24"/>
+        </w:rPr>
+      </w:pPr>
+      <w:r>
+        <w:rPr>
+          <w:rFonts w:ascii="Times New Roman" w:cs="Times New Roman" w:eastAsia="Times New Roman" w:hAnsi="Times New Roman"/>
+          <w:sz w:val="24"/>
+          <w:szCs w:val="24"/>
+        </w:rPr>
+        <w:drawing>
+          <wp:inline distB="114300" distT="114300" distL="114300" distR="114300">
+            <wp:extent cx="5731200" cy="1346200"/>
+            <wp:effectExtent b="0" l="0" r="0" t="0"/>
+            <wp:docPr id="1" name="image4.png"/>
+            <a:graphic>
+              <a:graphicData uri="http://schemas.openxmlformats.org/drawingml/2006/picture">
+                <pic:pic>
+                  <pic:nvPicPr>
+                    <pic:cNvPr id="0" name="image4.png"/>
+                    <pic:cNvPicPr preferRelativeResize="0"/>
+                  </pic:nvPicPr>
+                  <pic:blipFill>
+                    <a:blip r:embed="rId13"/>
+                    <a:srcRect b="0" l="0" r="0" t="0"/>
+                    <a:stretch>
+                      <a:fillRect/>
+                    </a:stretch>
+                  </pic:blipFill>
+                  <pic:spPr>
+                    <a:xfrm>
+                      <a:off x="0" y="0"/>
+                      <a:ext cx="5731200" cy="1346200"/>
+                    </a:xfrm>
+                    <a:prstGeom prst="rect"/>
+                    <a:ln/>
+                  </pic:spPr>
+                </pic:pic>
+              </a:graphicData>
+            </a:graphic>
+          </wp:inline>
+        </w:drawing>
+      </w:r>
+      <w:r>
+        <w:rPr>
+          <w:rtl w:val="0"/>
+        </w:rPr>
+      </w:r>
+    </w:p>
+    <w:p>
+      <w:pPr>
+        <w:widowControl w:val="0"/>
+        <w:spacing w:line="240" w:lineRule="auto"/>
+        <w:rPr>
+          <w:rFonts w:ascii="Times New Roman" w:cs="Times New Roman" w:eastAsia="Times New Roman" w:hAnsi="Times New Roman"/>
+          <w:sz w:val="24"/>
+          <w:szCs w:val="24"/>
+        </w:rPr>
+      </w:pPr>
+      <w:r>
+        <w:rPr>
+          <w:rFonts w:ascii="Times New Roman" w:cs="Times New Roman" w:eastAsia="Times New Roman" w:hAnsi="Times New Roman"/>
+          <w:sz w:val="24"/>
+          <w:szCs w:val="24"/>
+        </w:rPr>
+        <w:drawing>
+          <wp:inline distB="114300" distT="114300" distL="114300" distR="114300">
+            <wp:extent cx="5731200" cy="2921000"/>
+            <wp:effectExtent b="0" l="0" r="0" t="0"/>
+            <wp:docPr id="9" name="image7.png"/>
+            <a:graphic>
+              <a:graphicData uri="http://schemas.openxmlformats.org/drawingml/2006/picture">
+                <pic:pic>
+                  <pic:nvPicPr>
+                    <pic:cNvPr id="0" name="image7.png"/>
+                    <pic:cNvPicPr preferRelativeResize="0"/>
+                  </pic:nvPicPr>
+                  <pic:blipFill>
+                    <a:blip r:embed="rId14"/>
+                    <a:srcRect b="0" l="0" r="0" t="0"/>
+                    <a:stretch>
+                      <a:fillRect/>
+                    </a:stretch>
+                  </pic:blipFill>
+                  <pic:spPr>
+                    <a:xfrm>
+                      <a:off x="0" y="0"/>
+                      <a:ext cx="5731200" cy="2921000"/>
+                    </a:xfrm>
+                    <a:prstGeom prst="rect"/>
+                    <a:ln/>
+                  </pic:spPr>
+                </pic:pic>
+              </a:graphicData>
+            </a:graphic>
+          </wp:inline>
+        </w:drawing>
+      </w:r>
+      <w:r>
+        <w:rPr>
+          <w:rtl w:val="0"/>
+        </w:rPr>
+      </w:r>
+    </w:p>
+    <w:p>
+      <w:pPr>
+        <w:widowControl w:val="0"/>
+        <w:spacing w:line="240" w:lineRule="auto"/>
+        <w:rPr>
+          <w:rFonts w:ascii="Times New Roman" w:cs="Times New Roman" w:eastAsia="Times New Roman" w:hAnsi="Times New Roman"/>
+          <w:sz w:val="24"/>
+          <w:szCs w:val="24"/>
+        </w:rPr>
+      </w:pPr>
+      <w:r>
+        <w:rPr>
+          <w:rtl w:val="0"/>
+        </w:rPr>
+      </w:r>
+    </w:p>
+    <w:p>
+      <w:pPr>
+        <w:widowControl w:val="0"/>
+        <w:spacing w:line="240" w:lineRule="auto"/>
+        <w:rPr>
+          <w:rFonts w:ascii="Times New Roman" w:cs="Times New Roman" w:eastAsia="Times New Roman" w:hAnsi="Times New Roman"/>
+          <w:sz w:val="24"/>
+          <w:szCs w:val="24"/>
+        </w:rPr>
+      </w:pPr>
+      <w:r>
+        <w:rPr>
+          <w:rFonts w:ascii="Times New Roman" w:cs="Times New Roman" w:eastAsia="Times New Roman" w:hAnsi="Times New Roman"/>
+          <w:sz w:val="24"/>
+          <w:szCs w:val="24"/>
+          <w:rtl w:val="0"/>
+        </w:rPr>
+        <w:t xml:space="preserve">Det fungerade ju jättemycket…….. </w:t>
+      </w:r>
+    </w:p>
+    <w:p>
+      <w:pPr>
+        <w:widowControl w:val="0"/>
+        <w:spacing w:line="240" w:lineRule="auto"/>
+        <w:rPr>
+          <w:rFonts w:ascii="Times New Roman" w:cs="Times New Roman" w:eastAsia="Times New Roman" w:hAnsi="Times New Roman"/>
+          <w:sz w:val="24"/>
+          <w:szCs w:val="24"/>
+        </w:rPr>
+      </w:pPr>
+      <w:r>
+        <w:rPr>
+          <w:rtl w:val="0"/>
+        </w:rPr>
+      </w:r>
+    </w:p>
+    <w:p>
+      <w:pPr>
+        <w:widowControl w:val="0"/>
+        <w:spacing w:line="240" w:lineRule="auto"/>
+        <w:rPr>
+          <w:rFonts w:ascii="Times New Roman" w:cs="Times New Roman" w:eastAsia="Times New Roman" w:hAnsi="Times New Roman"/>
+          <w:sz w:val="24"/>
+          <w:szCs w:val="24"/>
+        </w:rPr>
+      </w:pPr>
+      <w:r>
+        <w:rPr>
+          <w:rtl w:val="0"/>
+        </w:rPr>
+      </w:r>
+    </w:p>
+    <w:p>
+      <w:pPr>
+        <w:widowControl w:val="0"/>
+        <w:spacing w:line="240" w:lineRule="auto"/>
+        <w:rPr>
+          <w:rFonts w:ascii="Times New Roman" w:cs="Times New Roman" w:eastAsia="Times New Roman" w:hAnsi="Times New Roman"/>
+          <w:b w:val="1"/>
+          <w:bCs w:val="1"/>
+          <w:sz w:val="26"/>
+          <w:szCs w:val="26"/>
+        </w:rPr>
+      </w:pPr>
+      <w:r>
+        <w:rPr>
+          <w:rFonts w:ascii="Times New Roman" w:cs="Times New Roman" w:eastAsia="Times New Roman" w:hAnsi="Times New Roman"/>
+          <w:b w:val="1"/>
+          <w:bCs w:val="1"/>
+          <w:sz w:val="26"/>
+          <w:szCs w:val="26"/>
+          <w:rtl w:val="0"/>
+        </w:rPr>
+        <w:t xml:space="preserve">Kl 11:23</w:t>
+      </w:r>
+    </w:p>
+    <w:p>
+      <w:pPr>
+        <w:widowControl w:val="0"/>
+        <w:spacing w:line="240" w:lineRule="auto"/>
+        <w:rPr>
+          <w:rFonts w:ascii="Times New Roman" w:cs="Times New Roman" w:eastAsia="Times New Roman" w:hAnsi="Times New Roman"/>
+          <w:sz w:val="24"/>
+          <w:szCs w:val="24"/>
+        </w:rPr>
+      </w:pPr>
+      <w:r>
+        <w:rPr>
+          <w:rFonts w:ascii="Times New Roman" w:cs="Times New Roman" w:eastAsia="Times New Roman" w:hAnsi="Times New Roman"/>
+          <w:b w:val="1"/>
+          <w:bCs w:val="1"/>
+          <w:rtl w:val="0"/>
+        </w:rPr>
+        <w:t xml:space="preserve">K</w:t>
+      </w:r>
+      <w:r>
+        <w:rPr>
+          <w:rFonts w:ascii="Times New Roman" w:cs="Times New Roman" w:eastAsia="Times New Roman" w:hAnsi="Times New Roman"/>
+          <w:sz w:val="24"/>
+          <w:szCs w:val="24"/>
+          <w:rtl w:val="0"/>
+        </w:rPr>
+        <w:t xml:space="preserve">anske det är konstruktorn som stör…</w:t>
+      </w:r>
+    </w:p>
+    <w:p>
+      <w:pPr>
+        <w:widowControl w:val="0"/>
+        <w:spacing w:line="240" w:lineRule="auto"/>
+        <w:rPr>
+          <w:rFonts w:ascii="Times New Roman" w:cs="Times New Roman" w:eastAsia="Times New Roman" w:hAnsi="Times New Roman"/>
+          <w:sz w:val="24"/>
+          <w:szCs w:val="24"/>
+        </w:rPr>
+      </w:pPr>
+      <w:r>
+        <w:rPr>
+          <w:rtl w:val="0"/>
+        </w:rPr>
+      </w:r>
+    </w:p>
+    <w:p>
+      <w:pPr>
+        <w:widowControl w:val="0"/>
+        <w:spacing w:line="240" w:lineRule="auto"/>
+        <w:rPr>
+          <w:rFonts w:ascii="Times New Roman" w:cs="Times New Roman" w:eastAsia="Times New Roman" w:hAnsi="Times New Roman"/>
+          <w:sz w:val="24"/>
+          <w:szCs w:val="24"/>
+        </w:rPr>
+      </w:pPr>
+      <w:r>
+        <w:rPr>
+          <w:rFonts w:ascii="Times New Roman" w:cs="Times New Roman" w:eastAsia="Times New Roman" w:hAnsi="Times New Roman"/>
+          <w:sz w:val="24"/>
+          <w:szCs w:val="24"/>
+        </w:rPr>
+        <w:drawing>
+          <wp:inline distB="114300" distT="114300" distL="114300" distR="114300">
+            <wp:extent cx="5731200" cy="2705100"/>
+            <wp:effectExtent b="0" l="0" r="0" t="0"/>
+            <wp:docPr id="4" name="image9.png"/>
+            <a:graphic>
+              <a:graphicData uri="http://schemas.openxmlformats.org/drawingml/2006/picture">
+                <pic:pic>
+                  <pic:nvPicPr>
+                    <pic:cNvPr id="0" name="image9.png"/>
+                    <pic:cNvPicPr preferRelativeResize="0"/>
+                  </pic:nvPicPr>
+                  <pic:blipFill>
+                    <a:blip r:embed="rId15"/>
+                    <a:srcRect b="0" l="0" r="0" t="0"/>
+                    <a:stretch>
+                      <a:fillRect/>
+                    </a:stretch>
+                  </pic:blipFill>
+                  <pic:spPr>
+                    <a:xfrm>
+                      <a:off x="0" y="0"/>
+                      <a:ext cx="5731200" cy="2705100"/>
+                    </a:xfrm>
+                    <a:prstGeom prst="rect"/>
+                    <a:ln/>
+                  </pic:spPr>
+                </pic:pic>
+              </a:graphicData>
+            </a:graphic>
+          </wp:inline>
+        </w:drawing>
+      </w:r>
+      <w:r>
+        <w:rPr>
+          <w:rtl w:val="0"/>
+        </w:rPr>
+      </w:r>
+    </w:p>
+    <w:p>
+      <w:pPr>
+        <w:widowControl w:val="0"/>
+        <w:spacing w:line="240" w:lineRule="auto"/>
+        <w:rPr>
+          <w:rFonts w:ascii="Times New Roman" w:cs="Times New Roman" w:eastAsia="Times New Roman" w:hAnsi="Times New Roman"/>
+          <w:sz w:val="24"/>
+          <w:szCs w:val="24"/>
+        </w:rPr>
+      </w:pPr>
+      <w:r>
+        <w:rPr>
+          <w:rFonts w:ascii="Times New Roman" w:cs="Times New Roman" w:eastAsia="Times New Roman" w:hAnsi="Times New Roman"/>
+          <w:sz w:val="24"/>
+          <w:szCs w:val="24"/>
+          <w:rtl w:val="0"/>
+        </w:rPr>
+        <w:t xml:space="preserve">Programmet kraschade inte, med informationen från json filen hämtas inte.</w:t>
+      </w:r>
+    </w:p>
+    <w:p>
+      <w:pPr>
+        <w:widowControl w:val="0"/>
+        <w:spacing w:line="240" w:lineRule="auto"/>
+        <w:rPr>
+          <w:rFonts w:ascii="Times New Roman" w:cs="Times New Roman" w:eastAsia="Times New Roman" w:hAnsi="Times New Roman"/>
+          <w:sz w:val="24"/>
+          <w:szCs w:val="24"/>
+        </w:rPr>
+      </w:pPr>
+      <w:r>
+        <w:rPr>
+          <w:rtl w:val="0"/>
+        </w:rPr>
+      </w:r>
+    </w:p>
+    <w:p>
+      <w:pPr>
+        <w:widowControl w:val="0"/>
+        <w:spacing w:line="240" w:lineRule="auto"/>
+        <w:rPr>
+          <w:rFonts w:ascii="Times New Roman" w:cs="Times New Roman" w:eastAsia="Times New Roman" w:hAnsi="Times New Roman"/>
+          <w:sz w:val="24"/>
+          <w:szCs w:val="24"/>
+        </w:rPr>
+      </w:pPr>
+      <w:r>
+        <w:rPr>
+          <w:rFonts w:ascii="Times New Roman" w:cs="Times New Roman" w:eastAsia="Times New Roman" w:hAnsi="Times New Roman"/>
+          <w:sz w:val="24"/>
+          <w:szCs w:val="24"/>
+          <w:rtl w:val="0"/>
+        </w:rPr>
+        <w:t xml:space="preserve">Ska mecka på </w:t>
+      </w:r>
+      <w:r>
+        <w:rPr>
+          <w:rFonts w:ascii="Times New Roman" w:cs="Times New Roman" w:eastAsia="Times New Roman" w:hAnsi="Times New Roman"/>
+          <w:sz w:val="24"/>
+          <w:szCs w:val="24"/>
+          <w:rtl w:val="0"/>
+        </w:rPr>
+        <w:t xml:space="preserve">koden</w:t>
+      </w:r>
+      <w:r>
+        <w:rPr>
+          <w:rFonts w:ascii="Times New Roman" w:cs="Times New Roman" w:eastAsia="Times New Roman" w:hAnsi="Times New Roman"/>
+          <w:sz w:val="24"/>
+          <w:szCs w:val="24"/>
+          <w:rtl w:val="0"/>
+        </w:rPr>
+        <w:t xml:space="preserve"> en stund för att hitta lösningen.</w:t>
+      </w:r>
+    </w:p>
+    <w:p>
+      <w:pPr>
+        <w:widowControl w:val="0"/>
+        <w:spacing w:line="240" w:lineRule="auto"/>
+        <w:rPr>
+          <w:rFonts w:ascii="Times New Roman" w:cs="Times New Roman" w:eastAsia="Times New Roman" w:hAnsi="Times New Roman"/>
+          <w:sz w:val="24"/>
+          <w:szCs w:val="24"/>
+        </w:rPr>
+      </w:pPr>
+      <w:r>
+        <w:rPr>
+          <w:rtl w:val="0"/>
+        </w:rPr>
+      </w:r>
+    </w:p>
+    <w:p>
+      <w:pPr>
+        <w:widowControl w:val="0"/>
+        <w:spacing w:line="240" w:lineRule="auto"/>
+        <w:rPr>
+          <w:rFonts w:ascii="Times New Roman" w:cs="Times New Roman" w:eastAsia="Times New Roman" w:hAnsi="Times New Roman"/>
+          <w:sz w:val="24"/>
+          <w:szCs w:val="24"/>
+        </w:rPr>
+      </w:pPr>
+      <w:r>
+        <w:rPr>
+          <w:rtl w:val="0"/>
+        </w:rPr>
+      </w:r>
+    </w:p>
+    <w:p>
+      <w:pPr>
+        <w:widowControl w:val="0"/>
+        <w:spacing w:line="240" w:lineRule="auto"/>
+        <w:rPr>
+          <w:rFonts w:ascii="Times New Roman" w:cs="Times New Roman" w:eastAsia="Times New Roman" w:hAnsi="Times New Roman"/>
+          <w:b w:val="1"/>
+          <w:bCs w:val="1"/>
+          <w:sz w:val="24"/>
+          <w:szCs w:val="24"/>
+        </w:rPr>
+      </w:pPr>
+      <w:r>
+        <w:rPr>
+          <w:rFonts w:ascii="Times New Roman" w:cs="Times New Roman" w:eastAsia="Times New Roman" w:hAnsi="Times New Roman"/>
+          <w:b w:val="1"/>
+          <w:bCs w:val="1"/>
+          <w:sz w:val="24"/>
+          <w:szCs w:val="24"/>
+          <w:rtl w:val="0"/>
+        </w:rPr>
+        <w:t xml:space="preserve">Kl 11:38</w:t>
+      </w:r>
+    </w:p>
+    <w:p>
+      <w:pPr>
+        <w:widowControl w:val="0"/>
+        <w:spacing w:line="240" w:lineRule="auto"/>
+        <w:rPr>
+          <w:rFonts w:ascii="Times New Roman" w:cs="Times New Roman" w:eastAsia="Times New Roman" w:hAnsi="Times New Roman"/>
+          <w:b w:val="1"/>
+          <w:bCs w:val="1"/>
+          <w:sz w:val="24"/>
+          <w:szCs w:val="24"/>
+        </w:rPr>
+      </w:pPr>
+      <w:r>
+        <w:rPr>
+          <w:rtl w:val="0"/>
+        </w:rPr>
+      </w:r>
+    </w:p>
+    <w:p>
+      <w:pPr>
+        <w:widowControl w:val="0"/>
+        <w:spacing w:line="240" w:lineRule="auto"/>
+        <w:rPr>
+          <w:rFonts w:ascii="Times New Roman" w:cs="Times New Roman" w:eastAsia="Times New Roman" w:hAnsi="Times New Roman"/>
+        </w:rPr>
+      </w:pPr>
+      <w:r>
+        <w:rPr>
+          <w:rFonts w:ascii="Times New Roman" w:cs="Times New Roman" w:eastAsia="Times New Roman" w:hAnsi="Times New Roman"/>
+          <w:rtl w:val="0"/>
+        </w:rPr>
+        <w:t xml:space="preserve">Efter en kvart försökte jag med en massa saker. Jag gick igenom microsoft C# webbsidan för att hitta lösningar på hur jag kunde få json att hitta egenskaperna i Fordon även om de var protected. Jag testade JsonPropertyName för att dirigera json till fordon egenskaps namnen (Även om de redan var exakt samma), det gick inte. Jag ger upp och sätter egenskaperna till public så att json hittar dem utan strul. </w:t>
+      </w:r>
+    </w:p>
+    <w:p>
+      <w:pPr>
+        <w:widowControl w:val="0"/>
+        <w:spacing w:line="240" w:lineRule="auto"/>
+        <w:rPr>
+          <w:rFonts w:ascii="Times New Roman" w:cs="Times New Roman" w:eastAsia="Times New Roman" w:hAnsi="Times New Roman"/>
+        </w:rPr>
+      </w:pPr>
+      <w:r>
+        <w:rPr>
+          <w:rtl w:val="0"/>
+        </w:rPr>
+      </w:r>
+    </w:p>
+    <w:p>
+      <w:pPr>
+        <w:widowControl w:val="0"/>
+        <w:spacing w:line="240" w:lineRule="auto"/>
+        <w:rPr>
+          <w:rFonts w:ascii="Times New Roman" w:cs="Times New Roman" w:eastAsia="Times New Roman" w:hAnsi="Times New Roman"/>
+        </w:rPr>
+      </w:pPr>
+      <w:r>
+        <w:rPr>
+          <w:rtl w:val="0"/>
+        </w:rPr>
+      </w:r>
+    </w:p>
+    <w:p>
+      <w:pPr>
+        <w:widowControl w:val="0"/>
+        <w:spacing w:line="240" w:lineRule="auto"/>
+        <w:rPr>
+          <w:rFonts w:ascii="Times New Roman" w:cs="Times New Roman" w:eastAsia="Times New Roman" w:hAnsi="Times New Roman"/>
+          <w:b w:val="1"/>
+          <w:bCs w:val="1"/>
+          <w:sz w:val="26"/>
+          <w:szCs w:val="26"/>
+        </w:rPr>
+      </w:pPr>
+      <w:r>
+        <w:rPr>
+          <w:rFonts w:ascii="Times New Roman" w:cs="Times New Roman" w:eastAsia="Times New Roman" w:hAnsi="Times New Roman"/>
+          <w:b w:val="1"/>
+          <w:bCs w:val="1"/>
+          <w:sz w:val="26"/>
+          <w:szCs w:val="26"/>
+          <w:rtl w:val="0"/>
+        </w:rPr>
+        <w:t xml:space="preserve">Kl 12:30</w:t>
+      </w:r>
+    </w:p>
+    <w:p>
+      <w:pPr>
+        <w:widowControl w:val="0"/>
+        <w:spacing w:line="240" w:lineRule="auto"/>
+        <w:rPr>
+          <w:rFonts w:ascii="Times New Roman" w:cs="Times New Roman" w:eastAsia="Times New Roman" w:hAnsi="Times New Roman"/>
+          <w:b w:val="1"/>
+          <w:bCs w:val="1"/>
+          <w:sz w:val="26"/>
+          <w:szCs w:val="26"/>
+        </w:rPr>
+      </w:pPr>
+      <w:r>
+        <w:rPr>
+          <w:rtl w:val="0"/>
+        </w:rPr>
+      </w:r>
+    </w:p>
+    <w:p>
+      <w:pPr>
+        <w:widowControl w:val="0"/>
+        <w:spacing w:line="240" w:lineRule="auto"/>
+        <w:rPr>
+          <w:rFonts w:ascii="Times New Roman" w:cs="Times New Roman" w:eastAsia="Times New Roman" w:hAnsi="Times New Roman"/>
+          <w:sz w:val="24"/>
+          <w:szCs w:val="24"/>
+        </w:rPr>
+      </w:pPr>
+      <w:r>
+        <w:rPr>
+          <w:rFonts w:ascii="Times New Roman" w:cs="Times New Roman" w:eastAsia="Times New Roman" w:hAnsi="Times New Roman"/>
+          <w:sz w:val="24"/>
+          <w:szCs w:val="24"/>
+          <w:rtl w:val="0"/>
+        </w:rPr>
+        <w:t xml:space="preserve">Det är så mycket strul med json filen och att information ska hittas och kunna hitta linq och skriva ut. Jag kör på det jag kan och inte behöva leta efter mer information. Jag kan göra det sen om jag vill. Jag tar bort json filen.</w:t>
+      </w:r>
+    </w:p>
+    <w:p>
+      <w:pPr>
+        <w:widowControl w:val="0"/>
+        <w:spacing w:line="240" w:lineRule="auto"/>
+        <w:rPr>
+          <w:rFonts w:ascii="Times New Roman" w:cs="Times New Roman" w:eastAsia="Times New Roman" w:hAnsi="Times New Roman"/>
+          <w:sz w:val="24"/>
+          <w:szCs w:val="24"/>
+        </w:rPr>
+      </w:pPr>
+      <w:r>
+        <w:rPr>
+          <w:rtl w:val="0"/>
+        </w:rPr>
+      </w:r>
+    </w:p>
+    <w:p>
+      <w:pPr>
+        <w:widowControl w:val="0"/>
+        <w:spacing w:line="240" w:lineRule="auto"/>
+        <w:rPr>
+          <w:rFonts w:ascii="Times New Roman" w:cs="Times New Roman" w:eastAsia="Times New Roman" w:hAnsi="Times New Roman"/>
+          <w:sz w:val="24"/>
+          <w:szCs w:val="24"/>
+        </w:rPr>
+      </w:pPr>
+      <w:r>
+        <w:rPr>
+          <w:rtl w:val="0"/>
+        </w:rPr>
+      </w:r>
+    </w:p>
+    <w:p>
+      <w:pPr>
+        <w:widowControl w:val="0"/>
+        <w:spacing w:line="240" w:lineRule="auto"/>
+        <w:rPr>
+          <w:rFonts w:ascii="Times New Roman" w:cs="Times New Roman" w:eastAsia="Times New Roman" w:hAnsi="Times New Roman"/>
+          <w:b w:val="1"/>
+          <w:bCs w:val="1"/>
+          <w:sz w:val="26"/>
+          <w:szCs w:val="26"/>
+        </w:rPr>
+      </w:pPr>
+      <w:r>
+        <w:rPr>
+          <w:rFonts w:ascii="Times New Roman" w:cs="Times New Roman" w:eastAsia="Times New Roman" w:hAnsi="Times New Roman"/>
+          <w:b w:val="1"/>
+          <w:bCs w:val="1"/>
+          <w:sz w:val="26"/>
+          <w:szCs w:val="26"/>
+          <w:rtl w:val="0"/>
+        </w:rPr>
+        <w:t xml:space="preserve">Kl 13:00</w:t>
+      </w:r>
+    </w:p>
+    <w:p>
+      <w:pPr>
+        <w:widowControl w:val="0"/>
+        <w:spacing w:line="240" w:lineRule="auto"/>
+        <w:rPr>
+          <w:rFonts w:ascii="Times New Roman" w:cs="Times New Roman" w:eastAsia="Times New Roman" w:hAnsi="Times New Roman"/>
+          <w:sz w:val="24"/>
+          <w:szCs w:val="24"/>
+        </w:rPr>
+      </w:pPr>
+      <w:r>
+        <w:rPr>
+          <w:rtl w:val="0"/>
+        </w:rPr>
+      </w:r>
+    </w:p>
+    <w:p>
+      <w:pPr>
+        <w:widowControl w:val="0"/>
+        <w:spacing w:line="240" w:lineRule="auto"/>
+        <w:rPr>
+          <w:rFonts w:ascii="Times New Roman" w:cs="Times New Roman" w:eastAsia="Times New Roman" w:hAnsi="Times New Roman"/>
+          <w:sz w:val="24"/>
+          <w:szCs w:val="24"/>
+        </w:rPr>
+      </w:pPr>
+      <w:r>
+        <w:rPr>
+          <w:rFonts w:ascii="Times New Roman" w:cs="Times New Roman" w:eastAsia="Times New Roman" w:hAnsi="Times New Roman"/>
+          <w:sz w:val="24"/>
+          <w:szCs w:val="24"/>
+          <w:rtl w:val="0"/>
+        </w:rPr>
+        <w:t xml:space="preserve">Fixade ordning alternativ 1 i menyn. Kommer senare under dagen att fixa koden för att lägga till en kund och senare efter det hyra ut en cykel.</w:t>
+      </w:r>
+    </w:p>
+    <w:p>
+      <w:pPr>
+        <w:widowControl w:val="0"/>
+        <w:spacing w:line="240" w:lineRule="auto"/>
+        <w:rPr>
+          <w:rFonts w:ascii="Times New Roman" w:cs="Times New Roman" w:eastAsia="Times New Roman" w:hAnsi="Times New Roman"/>
+          <w:sz w:val="24"/>
+          <w:szCs w:val="24"/>
+        </w:rPr>
+      </w:pPr>
+      <w:r>
+        <w:rPr>
+          <w:rtl w:val="0"/>
+        </w:rPr>
+      </w:r>
+    </w:p>
+    <w:p>
+      <w:pPr>
+        <w:widowControl w:val="0"/>
+        <w:spacing w:line="240" w:lineRule="auto"/>
+        <w:rPr>
+          <w:rFonts w:ascii="Times New Roman" w:cs="Times New Roman" w:eastAsia="Times New Roman" w:hAnsi="Times New Roman"/>
+          <w:sz w:val="24"/>
+          <w:szCs w:val="24"/>
+        </w:rPr>
+      </w:pPr>
+      <w:r>
+        <w:rPr>
+          <w:rtl w:val="0"/>
+        </w:rPr>
+      </w:r>
+    </w:p>
+    <w:p>
+      <w:pPr>
+        <w:widowControl w:val="0"/>
+        <w:spacing w:line="240" w:lineRule="auto"/>
+        <w:rPr>
+          <w:rFonts w:ascii="Times New Roman" w:cs="Times New Roman" w:eastAsia="Times New Roman" w:hAnsi="Times New Roman"/>
+          <w:b w:val="1"/>
+          <w:bCs w:val="1"/>
+          <w:sz w:val="26"/>
+          <w:szCs w:val="26"/>
+        </w:rPr>
+      </w:pPr>
+      <w:r>
+        <w:rPr>
+          <w:rFonts w:ascii="Times New Roman" w:cs="Times New Roman" w:eastAsia="Times New Roman" w:hAnsi="Times New Roman"/>
+          <w:b w:val="1"/>
+          <w:bCs w:val="1"/>
+          <w:sz w:val="26"/>
+          <w:szCs w:val="26"/>
+          <w:rtl w:val="0"/>
+        </w:rPr>
+        <w:t xml:space="preserve">Kl 15:00</w:t>
+      </w:r>
+    </w:p>
+    <w:p>
+      <w:pPr>
+        <w:widowControl w:val="0"/>
+        <w:spacing w:line="240" w:lineRule="auto"/>
+        <w:rPr>
+          <w:rFonts w:ascii="Times New Roman" w:cs="Times New Roman" w:eastAsia="Times New Roman" w:hAnsi="Times New Roman"/>
+          <w:b w:val="1"/>
+          <w:bCs w:val="1"/>
+          <w:sz w:val="26"/>
+          <w:szCs w:val="26"/>
+        </w:rPr>
+      </w:pPr>
+      <w:r>
+        <w:rPr>
+          <w:rtl w:val="0"/>
+        </w:rPr>
+      </w:r>
+    </w:p>
+    <w:p>
+      <w:pPr>
+        <w:widowControl w:val="0"/>
+        <w:spacing w:line="240" w:lineRule="auto"/>
+        <w:rPr>
+          <w:rFonts w:ascii="Times New Roman" w:cs="Times New Roman" w:eastAsia="Times New Roman" w:hAnsi="Times New Roman"/>
+          <w:sz w:val="24"/>
+          <w:szCs w:val="24"/>
+        </w:rPr>
+      </w:pPr>
+      <w:r>
+        <w:rPr>
+          <w:rFonts w:ascii="Times New Roman" w:cs="Times New Roman" w:eastAsia="Times New Roman" w:hAnsi="Times New Roman"/>
+          <w:sz w:val="24"/>
+          <w:szCs w:val="24"/>
+          <w:rtl w:val="0"/>
+        </w:rPr>
+        <w:t xml:space="preserve">Ska nu ta och skriva koden i </w:t>
+      </w:r>
+      <w:r>
+        <w:rPr>
+          <w:rFonts w:ascii="Times New Roman" w:cs="Times New Roman" w:eastAsia="Times New Roman" w:hAnsi="Times New Roman"/>
+          <w:sz w:val="24"/>
+          <w:szCs w:val="24"/>
+          <w:rtl w:val="0"/>
+        </w:rPr>
+        <w:t xml:space="preserve">kund klassen</w:t>
+      </w:r>
+      <w:r>
+        <w:rPr>
+          <w:rFonts w:ascii="Times New Roman" w:cs="Times New Roman" w:eastAsia="Times New Roman" w:hAnsi="Times New Roman"/>
+          <w:sz w:val="24"/>
+          <w:szCs w:val="24"/>
+          <w:rtl w:val="0"/>
+        </w:rPr>
+        <w:t xml:space="preserve"> och fixa så att alternativ 2 fungerar. </w:t>
+      </w:r>
+    </w:p>
+    <w:p>
+      <w:pPr>
+        <w:widowControl w:val="0"/>
+        <w:spacing w:line="240" w:lineRule="auto"/>
+        <w:rPr>
+          <w:rFonts w:ascii="Times New Roman" w:cs="Times New Roman" w:eastAsia="Times New Roman" w:hAnsi="Times New Roman"/>
+          <w:sz w:val="24"/>
+          <w:szCs w:val="24"/>
+        </w:rPr>
+      </w:pPr>
+      <w:r>
+        <w:rPr>
+          <w:rtl w:val="0"/>
+        </w:rPr>
+      </w:r>
+    </w:p>
+    <w:p>
+      <w:pPr>
+        <w:widowControl w:val="0"/>
+        <w:spacing w:line="240" w:lineRule="auto"/>
+        <w:rPr>
+          <w:rFonts w:ascii="Times New Roman" w:cs="Times New Roman" w:eastAsia="Times New Roman" w:hAnsi="Times New Roman"/>
+          <w:sz w:val="26"/>
+          <w:szCs w:val="26"/>
+        </w:rPr>
+      </w:pPr>
+      <w:r>
+        <w:rPr>
+          <w:rtl w:val="0"/>
+        </w:rPr>
+      </w:r>
+    </w:p>
+    <w:p>
+      <w:pPr>
+        <w:widowControl w:val="0"/>
+        <w:spacing w:line="240" w:lineRule="auto"/>
+        <w:rPr>
+          <w:rFonts w:ascii="Times New Roman" w:cs="Times New Roman" w:eastAsia="Times New Roman" w:hAnsi="Times New Roman"/>
+          <w:b w:val="1"/>
+          <w:bCs w:val="1"/>
+          <w:sz w:val="26"/>
+          <w:szCs w:val="26"/>
+        </w:rPr>
+      </w:pPr>
+      <w:r>
+        <w:rPr>
+          <w:rFonts w:ascii="Times New Roman" w:cs="Times New Roman" w:eastAsia="Times New Roman" w:hAnsi="Times New Roman"/>
+          <w:b w:val="1"/>
+          <w:bCs w:val="1"/>
+          <w:sz w:val="26"/>
+          <w:szCs w:val="26"/>
+          <w:rtl w:val="0"/>
+        </w:rPr>
+        <w:t xml:space="preserve">Kl 15:10</w:t>
+      </w:r>
+    </w:p>
+    <w:p>
+      <w:pPr>
+        <w:widowControl w:val="0"/>
+        <w:spacing w:line="240" w:lineRule="auto"/>
+        <w:rPr>
+          <w:rFonts w:ascii="Times New Roman" w:cs="Times New Roman" w:eastAsia="Times New Roman" w:hAnsi="Times New Roman"/>
+          <w:sz w:val="24"/>
+          <w:szCs w:val="24"/>
+        </w:rPr>
+      </w:pPr>
+      <w:r>
+        <w:rPr>
+          <w:rtl w:val="0"/>
+        </w:rPr>
+      </w:r>
+    </w:p>
+    <w:p>
+      <w:pPr>
+        <w:widowControl w:val="0"/>
+        <w:spacing w:line="240" w:lineRule="auto"/>
+        <w:rPr>
+          <w:rFonts w:ascii="Times New Roman" w:cs="Times New Roman" w:eastAsia="Times New Roman" w:hAnsi="Times New Roman"/>
+          <w:sz w:val="24"/>
+          <w:szCs w:val="24"/>
+        </w:rPr>
+      </w:pPr>
+      <w:r>
+        <w:rPr>
+          <w:rFonts w:ascii="Times New Roman" w:cs="Times New Roman" w:eastAsia="Times New Roman" w:hAnsi="Times New Roman"/>
+          <w:sz w:val="24"/>
+          <w:szCs w:val="24"/>
+          <w:rtl w:val="0"/>
+        </w:rPr>
+        <w:t xml:space="preserve">Det tog kort tid. Mot uthyrningen.</w:t>
+      </w:r>
+    </w:p>
+    <w:p>
+      <w:pPr>
+        <w:widowControl w:val="0"/>
+        <w:spacing w:line="240" w:lineRule="auto"/>
+        <w:rPr>
+          <w:rFonts w:ascii="Times New Roman" w:cs="Times New Roman" w:eastAsia="Times New Roman" w:hAnsi="Times New Roman"/>
+          <w:sz w:val="24"/>
+          <w:szCs w:val="24"/>
+        </w:rPr>
+      </w:pPr>
+      <w:r>
+        <w:rPr>
+          <w:rtl w:val="0"/>
+        </w:rPr>
+      </w:r>
+    </w:p>
+    <w:p>
+      <w:pPr>
+        <w:widowControl w:val="0"/>
+        <w:spacing w:line="240" w:lineRule="auto"/>
+        <w:rPr>
+          <w:rFonts w:ascii="Times New Roman" w:cs="Times New Roman" w:eastAsia="Times New Roman" w:hAnsi="Times New Roman"/>
+          <w:sz w:val="24"/>
+          <w:szCs w:val="24"/>
+        </w:rPr>
+      </w:pPr>
+      <w:r>
+        <w:rPr>
+          <w:rtl w:val="0"/>
+        </w:rPr>
+      </w:r>
+    </w:p>
+    <w:p>
+      <w:pPr>
+        <w:widowControl w:val="0"/>
+        <w:spacing w:line="240" w:lineRule="auto"/>
+        <w:rPr>
+          <w:rFonts w:ascii="Times New Roman" w:cs="Times New Roman" w:eastAsia="Times New Roman" w:hAnsi="Times New Roman"/>
+          <w:b w:val="1"/>
+          <w:bCs w:val="1"/>
+          <w:sz w:val="26"/>
+          <w:szCs w:val="26"/>
+        </w:rPr>
+      </w:pPr>
+      <w:r>
+        <w:rPr>
+          <w:rFonts w:ascii="Times New Roman" w:cs="Times New Roman" w:eastAsia="Times New Roman" w:hAnsi="Times New Roman"/>
+          <w:b w:val="1"/>
+          <w:bCs w:val="1"/>
+          <w:sz w:val="26"/>
+          <w:szCs w:val="26"/>
+          <w:rtl w:val="0"/>
+        </w:rPr>
+        <w:t xml:space="preserve">Kl 17:10</w:t>
+      </w:r>
+    </w:p>
+    <w:p>
+      <w:pPr>
+        <w:widowControl w:val="0"/>
+        <w:spacing w:line="240" w:lineRule="auto"/>
+        <w:rPr>
+          <w:rFonts w:ascii="Times New Roman" w:cs="Times New Roman" w:eastAsia="Times New Roman" w:hAnsi="Times New Roman"/>
+          <w:sz w:val="24"/>
+          <w:szCs w:val="24"/>
+        </w:rPr>
+      </w:pPr>
+      <w:r>
+        <w:rPr>
+          <w:rtl w:val="0"/>
+        </w:rPr>
+      </w:r>
+    </w:p>
+    <w:p>
+      <w:pPr>
+        <w:widowControl w:val="0"/>
+        <w:spacing w:line="240" w:lineRule="auto"/>
+        <w:rPr>
+          <w:rFonts w:ascii="Times New Roman" w:cs="Times New Roman" w:eastAsia="Times New Roman" w:hAnsi="Times New Roman"/>
+          <w:sz w:val="24"/>
+          <w:szCs w:val="24"/>
+        </w:rPr>
+      </w:pPr>
+      <w:r>
+        <w:rPr>
+          <w:rFonts w:ascii="Times New Roman" w:cs="Times New Roman" w:eastAsia="Times New Roman" w:hAnsi="Times New Roman"/>
+          <w:sz w:val="24"/>
+          <w:szCs w:val="24"/>
+          <w:rtl w:val="0"/>
+        </w:rPr>
+        <w:t xml:space="preserve">Efter 2 timmar har jag äntligen fått logiken att fungera som jag ville. Ska nu ta och lägga in kommentarer i mitt arbete och sen commita.</w:t>
+      </w:r>
+    </w:p>
+    <w:p>
+      <w:pPr>
+        <w:widowControl w:val="0"/>
+        <w:spacing w:line="240" w:lineRule="auto"/>
+        <w:rPr>
+          <w:rFonts w:ascii="Times New Roman" w:cs="Times New Roman" w:eastAsia="Times New Roman" w:hAnsi="Times New Roman"/>
+          <w:sz w:val="24"/>
+          <w:szCs w:val="24"/>
+        </w:rPr>
+      </w:pPr>
+      <w:r>
+        <w:rPr>
+          <w:rtl w:val="0"/>
+        </w:rPr>
+      </w:r>
+    </w:p>
+    <w:p>
+      <w:pPr>
+        <w:widowControl w:val="0"/>
+        <w:spacing w:line="240" w:lineRule="auto"/>
+        <w:rPr>
+          <w:rFonts w:ascii="Times New Roman" w:cs="Times New Roman" w:eastAsia="Times New Roman" w:hAnsi="Times New Roman"/>
+          <w:sz w:val="24"/>
+          <w:szCs w:val="24"/>
+        </w:rPr>
+      </w:pPr>
+      <w:r>
+        <w:rPr>
+          <w:rtl w:val="0"/>
+        </w:rPr>
+      </w:r>
+    </w:p>
+    <w:p>
+      <w:pPr>
+        <w:widowControl w:val="0"/>
+        <w:spacing w:line="240" w:lineRule="auto"/>
+        <w:rPr>
+          <w:rFonts w:ascii="Times New Roman" w:cs="Times New Roman" w:eastAsia="Times New Roman" w:hAnsi="Times New Roman"/>
+          <w:b w:val="1"/>
+          <w:bCs w:val="1"/>
+          <w:sz w:val="26"/>
+          <w:szCs w:val="26"/>
+        </w:rPr>
+      </w:pPr>
+      <w:r>
+        <w:rPr>
+          <w:rFonts w:ascii="Times New Roman" w:cs="Times New Roman" w:eastAsia="Times New Roman" w:hAnsi="Times New Roman"/>
+          <w:b w:val="1"/>
+          <w:bCs w:val="1"/>
+          <w:sz w:val="26"/>
+          <w:szCs w:val="26"/>
+          <w:rtl w:val="0"/>
+        </w:rPr>
+        <w:t xml:space="preserve">Kl 22:10</w:t>
+      </w:r>
+    </w:p>
+    <w:p>
+      <w:pPr>
+        <w:widowControl w:val="0"/>
+        <w:spacing w:line="240" w:lineRule="auto"/>
+        <w:rPr>
+          <w:rFonts w:ascii="Times New Roman" w:cs="Times New Roman" w:eastAsia="Times New Roman" w:hAnsi="Times New Roman"/>
+          <w:b w:val="1"/>
+          <w:bCs w:val="1"/>
+          <w:sz w:val="26"/>
+          <w:szCs w:val="26"/>
+        </w:rPr>
+      </w:pPr>
+      <w:r>
+        <w:rPr>
+          <w:rtl w:val="0"/>
+        </w:rPr>
+      </w:r>
+    </w:p>
+    <w:p>
+      <w:pPr>
+        <w:widowControl w:val="0"/>
+        <w:spacing w:line="240" w:lineRule="auto"/>
+        <w:rPr>
+          <w:rFonts w:ascii="Times New Roman" w:cs="Times New Roman" w:eastAsia="Times New Roman" w:hAnsi="Times New Roman"/>
+          <w:sz w:val="24"/>
+          <w:szCs w:val="24"/>
+        </w:rPr>
+      </w:pPr>
+      <w:r>
+        <w:rPr>
+          <w:rFonts w:ascii="Times New Roman" w:cs="Times New Roman" w:eastAsia="Times New Roman" w:hAnsi="Times New Roman"/>
+          <w:sz w:val="24"/>
+          <w:szCs w:val="24"/>
+          <w:rtl w:val="0"/>
+        </w:rPr>
+        <w:t xml:space="preserve">För VG analysera min kod hittade jag ett felbeetende i Uthyrning - VäljFordon medans jag kodade idag. Problemet var att kontrollen på inmatningen kollade bara om svaret var ett heltal men inte om svaret var mellan parametrarna, aka cykelNummer. Jag löste problemet genom att skapa en ny metod i basklassen Fordon </w:t>
+      </w:r>
+      <w:r>
+        <w:rPr>
+          <w:rFonts w:ascii="Times New Roman" w:cs="Times New Roman" w:eastAsia="Times New Roman" w:hAnsi="Times New Roman"/>
+          <w:i w:val="1"/>
+          <w:iCs w:val="1"/>
+          <w:sz w:val="24"/>
+          <w:szCs w:val="24"/>
+          <w:rtl w:val="0"/>
+        </w:rPr>
+        <w:t xml:space="preserve">public int CykelNummerInt</w:t>
+      </w:r>
+      <w:r>
+        <w:rPr>
+          <w:rFonts w:ascii="Times New Roman" w:cs="Times New Roman" w:eastAsia="Times New Roman" w:hAnsi="Times New Roman"/>
+          <w:sz w:val="24"/>
+          <w:szCs w:val="24"/>
+          <w:rtl w:val="0"/>
+        </w:rPr>
+        <w:t xml:space="preserve">. Denna metoden gjorde så att Uthyrning klassen kunde läsa in informationen i den protected cykelNummer. Med den metoden kunde jag använda integer LINQ metoden Min och Max för att läsa in och skriva ut det lägsta och högsta cykelNummer värdet i fordonLista.</w:t>
+      </w:r>
+    </w:p>
+    <w:p>
+      <w:pPr>
+        <w:widowControl w:val="0"/>
+        <w:spacing w:line="240" w:lineRule="auto"/>
+        <w:rPr>
+          <w:rFonts w:ascii="Times New Roman" w:cs="Times New Roman" w:eastAsia="Times New Roman" w:hAnsi="Times New Roman"/>
+          <w:sz w:val="24"/>
+          <w:szCs w:val="24"/>
+        </w:rPr>
+      </w:pPr>
+      <w:r>
+        <w:rPr>
+          <w:rtl w:val="0"/>
+        </w:rPr>
+      </w:r>
+    </w:p>
+    <w:p>
+      <w:pPr>
+        <w:widowControl w:val="0"/>
+        <w:spacing w:line="240" w:lineRule="auto"/>
+        <w:rPr>
+          <w:rFonts w:ascii="Times New Roman" w:cs="Times New Roman" w:eastAsia="Times New Roman" w:hAnsi="Times New Roman"/>
+          <w:sz w:val="24"/>
+          <w:szCs w:val="24"/>
+        </w:rPr>
+      </w:pPr>
+      <w:r>
+        <w:rPr>
+          <w:rtl w:val="0"/>
+        </w:rPr>
+      </w:r>
+    </w:p>
+    <w:p>
+      <w:pPr>
+        <w:widowControl w:val="0"/>
+        <w:spacing w:line="240" w:lineRule="auto"/>
+        <w:rPr>
+          <w:rFonts w:ascii="Times New Roman" w:cs="Times New Roman" w:eastAsia="Times New Roman" w:hAnsi="Times New Roman"/>
+          <w:b w:val="1"/>
+          <w:bCs w:val="1"/>
+          <w:sz w:val="24"/>
+          <w:szCs w:val="24"/>
+        </w:rPr>
+      </w:pPr>
+      <w:r>
+        <w:rPr>
+          <w:rFonts w:ascii="Times New Roman" w:cs="Times New Roman" w:eastAsia="Times New Roman" w:hAnsi="Times New Roman"/>
+          <w:b w:val="1"/>
+          <w:bCs w:val="1"/>
+          <w:sz w:val="24"/>
+          <w:szCs w:val="24"/>
+          <w:rtl w:val="0"/>
+        </w:rPr>
+        <w:t xml:space="preserve">Kl 22:23</w:t>
+      </w:r>
+    </w:p>
+    <w:p>
+      <w:pPr>
+        <w:widowControl w:val="0"/>
+        <w:spacing w:line="240" w:lineRule="auto"/>
+        <w:rPr>
+          <w:rFonts w:ascii="Times New Roman" w:cs="Times New Roman" w:eastAsia="Times New Roman" w:hAnsi="Times New Roman"/>
+          <w:b w:val="1"/>
+          <w:bCs w:val="1"/>
+          <w:sz w:val="24"/>
+          <w:szCs w:val="24"/>
+        </w:rPr>
+      </w:pPr>
+      <w:r>
+        <w:rPr>
+          <w:rtl w:val="0"/>
+        </w:rPr>
+      </w:r>
+    </w:p>
+    <w:p>
+      <w:pPr>
+        <w:widowControl w:val="0"/>
+        <w:spacing w:line="240" w:lineRule="auto"/>
+        <w:rPr>
+          <w:rFonts w:ascii="Times New Roman" w:cs="Times New Roman" w:eastAsia="Times New Roman" w:hAnsi="Times New Roman"/>
+        </w:rPr>
+      </w:pPr>
+      <w:r>
+        <w:rPr>
+          <w:rFonts w:ascii="Times New Roman" w:cs="Times New Roman" w:eastAsia="Times New Roman" w:hAnsi="Times New Roman"/>
+          <w:rtl w:val="0"/>
+        </w:rPr>
+        <w:t xml:space="preserve">Klar för idag… tog sin lilla tid men var väldigt kul att skriva koden, förstå den, hitta problem, hitta lösningar. Commitar loggboken nu.</w:t>
+      </w:r>
+    </w:p>
+    <w:p>
+      <w:pPr>
+        <w:widowControl w:val="0"/>
+        <w:spacing w:line="240" w:lineRule="auto"/>
+        <w:rPr>
+          <w:rFonts w:ascii="Times New Roman" w:cs="Times New Roman" w:eastAsia="Times New Roman" w:hAnsi="Times New Roman"/>
+        </w:rPr>
+      </w:pPr>
+      <w:r>
+        <w:rPr>
+          <w:rtl w:val="0"/>
+        </w:rPr>
+      </w:r>
+    </w:p>
+    <w:p>
+      <w:pPr>
+        <w:widowControl w:val="0"/>
+        <w:spacing w:line="240" w:lineRule="auto"/>
+        <w:rPr>
+          <w:rFonts w:ascii="Times New Roman" w:cs="Times New Roman" w:eastAsia="Times New Roman" w:hAnsi="Times New Roman"/>
+        </w:rPr>
+      </w:pPr>
+      <w:r>
+        <w:rPr>
+          <w:rtl w:val="0"/>
+        </w:rPr>
+      </w:r>
+    </w:p>
+    <w:p>
+      <w:pPr>
+        <w:widowControl w:val="0"/>
+        <w:spacing w:line="240" w:lineRule="auto"/>
+        <w:rPr>
+          <w:rFonts w:ascii="Times New Roman" w:cs="Times New Roman" w:eastAsia="Times New Roman" w:hAnsi="Times New Roman"/>
+          <w:b w:val="1"/>
+          <w:bCs w:val="1"/>
+          <w:sz w:val="28"/>
+          <w:szCs w:val="28"/>
+        </w:rPr>
+      </w:pPr>
+      <w:r>
+        <w:rPr>
+          <w:rFonts w:ascii="Times New Roman" w:cs="Times New Roman" w:eastAsia="Times New Roman" w:hAnsi="Times New Roman"/>
+          <w:b w:val="1"/>
+          <w:bCs w:val="1"/>
+          <w:sz w:val="28"/>
+          <w:szCs w:val="28"/>
+          <w:rtl w:val="0"/>
+        </w:rPr>
+        <w:t xml:space="preserve">Torsdag 2026-10-22 SLUT</w:t>
+      </w:r>
       <w:r>
         <w:rPr>
           <w:rtl w:val="0"/>

--- a/Simon Tobiasson - Loggbok - Inlämningsuppgift - Kajens cykeluthyrning.docx
+++ b/Simon Tobiasson - Loggbok - Inlämningsuppgift - Kajens cykeluthyrning.docx
@@ -3210,7 +3210,7 @@
           <w:szCs w:val="28"/>
           <w:rtl w:val="0"/>
         </w:rPr>
-        <w:t xml:space="preserve">Tisdag 2026-10-20</w:t>
+        <w:t xml:space="preserve">Tisdag 2026-10-20 START</w:t>
       </w:r>
     </w:p>
     <w:p>
@@ -4506,12 +4506,12 @@
           <wp:inline distB="114300" distT="114300" distL="114300" distR="114300">
             <wp:extent cx="5731200" cy="2489200"/>
             <wp:effectExtent b="0" l="0" r="0" t="0"/>
-            <wp:docPr id="6" name="image6.png"/>
+            <wp:docPr id="6" name="image8.png"/>
             <a:graphic>
               <a:graphicData uri="http://schemas.openxmlformats.org/drawingml/2006/picture">
                 <pic:pic>
                   <pic:nvPicPr>
-                    <pic:cNvPr id="0" name="image6.png"/>
+                    <pic:cNvPr id="0" name="image8.png"/>
                     <pic:cNvPicPr preferRelativeResize="0"/>
                   </pic:nvPicPr>
                   <pic:blipFill>
@@ -4671,12 +4671,12 @@
           <wp:inline distB="114300" distT="114300" distL="114300" distR="114300">
             <wp:extent cx="5731200" cy="4178300"/>
             <wp:effectExtent b="0" l="0" r="0" t="0"/>
-            <wp:docPr id="7" name="image1.png"/>
+            <wp:docPr id="7" name="image2.png"/>
             <a:graphic>
               <a:graphicData uri="http://schemas.openxmlformats.org/drawingml/2006/picture">
                 <pic:pic>
                   <pic:nvPicPr>
-                    <pic:cNvPr id="0" name="image1.png"/>
+                    <pic:cNvPr id="0" name="image2.png"/>
                     <pic:cNvPicPr preferRelativeResize="0"/>
                   </pic:nvPicPr>
                   <pic:blipFill>
@@ -4850,12 +4850,12 @@
           <wp:inline distB="114300" distT="114300" distL="114300" distR="114300">
             <wp:extent cx="5731200" cy="5372100"/>
             <wp:effectExtent b="0" l="0" r="0" t="0"/>
-            <wp:docPr id="3" name="image2.png"/>
+            <wp:docPr id="3" name="image9.png"/>
             <a:graphic>
               <a:graphicData uri="http://schemas.openxmlformats.org/drawingml/2006/picture">
                 <pic:pic>
                   <pic:nvPicPr>
-                    <pic:cNvPr id="0" name="image2.png"/>
+                    <pic:cNvPr id="0" name="image9.png"/>
                     <pic:cNvPicPr preferRelativeResize="0"/>
                   </pic:nvPicPr>
                   <pic:blipFill>
@@ -5570,7 +5570,7 @@
           <w:szCs w:val="28"/>
           <w:rtl w:val="0"/>
         </w:rPr>
-        <w:t xml:space="preserve">Torsdag 2026-10-22</w:t>
+        <w:t xml:space="preserve">Torsdag 2026-10-22 START</w:t>
       </w:r>
     </w:p>
     <w:p>
@@ -5893,12 +5893,12 @@
           <wp:inline distB="114300" distT="114300" distL="114300" distR="114300">
             <wp:extent cx="5731200" cy="2082800"/>
             <wp:effectExtent b="0" l="0" r="0" t="0"/>
-            <wp:docPr id="5" name="image8.png"/>
+            <wp:docPr id="5" name="image3.png"/>
             <a:graphic>
               <a:graphicData uri="http://schemas.openxmlformats.org/drawingml/2006/picture">
                 <pic:pic>
                   <pic:nvPicPr>
-                    <pic:cNvPr id="0" name="image8.png"/>
+                    <pic:cNvPr id="0" name="image3.png"/>
                     <pic:cNvPicPr preferRelativeResize="0"/>
                   </pic:nvPicPr>
                   <pic:blipFill>
@@ -6020,12 +6020,12 @@
           <wp:inline distB="114300" distT="114300" distL="114300" distR="114300">
             <wp:extent cx="5731200" cy="3644900"/>
             <wp:effectExtent b="0" l="0" r="0" t="0"/>
-            <wp:docPr id="8" name="image5.png"/>
+            <wp:docPr id="8" name="image6.png"/>
             <a:graphic>
               <a:graphicData uri="http://schemas.openxmlformats.org/drawingml/2006/picture">
                 <pic:pic>
                   <pic:nvPicPr>
-                    <pic:cNvPr id="0" name="image5.png"/>
+                    <pic:cNvPr id="0" name="image6.png"/>
                     <pic:cNvPicPr preferRelativeResize="0"/>
                   </pic:nvPicPr>
                   <pic:blipFill>
@@ -6075,12 +6075,12 @@
           <wp:inline distB="114300" distT="114300" distL="114300" distR="114300">
             <wp:extent cx="3314700" cy="5486400"/>
             <wp:effectExtent b="0" l="0" r="0" t="0"/>
-            <wp:docPr id="2" name="image3.png"/>
+            <wp:docPr id="2" name="image5.png"/>
             <a:graphic>
               <a:graphicData uri="http://schemas.openxmlformats.org/drawingml/2006/picture">
                 <pic:pic>
                   <pic:nvPicPr>
-                    <pic:cNvPr id="0" name="image3.png"/>
+                    <pic:cNvPr id="0" name="image5.png"/>
                     <pic:cNvPicPr preferRelativeResize="0"/>
                   </pic:nvPicPr>
                   <pic:blipFill>
@@ -6130,12 +6130,12 @@
           <wp:inline distB="114300" distT="114300" distL="114300" distR="114300">
             <wp:extent cx="5731200" cy="1346200"/>
             <wp:effectExtent b="0" l="0" r="0" t="0"/>
-            <wp:docPr id="1" name="image4.png"/>
+            <wp:docPr id="1" name="image7.png"/>
             <a:graphic>
               <a:graphicData uri="http://schemas.openxmlformats.org/drawingml/2006/picture">
                 <pic:pic>
                   <pic:nvPicPr>
-                    <pic:cNvPr id="0" name="image4.png"/>
+                    <pic:cNvPr id="0" name="image7.png"/>
                     <pic:cNvPicPr preferRelativeResize="0"/>
                   </pic:nvPicPr>
                   <pic:blipFill>
@@ -6185,12 +6185,12 @@
           <wp:inline distB="114300" distT="114300" distL="114300" distR="114300">
             <wp:extent cx="5731200" cy="2921000"/>
             <wp:effectExtent b="0" l="0" r="0" t="0"/>
-            <wp:docPr id="9" name="image7.png"/>
+            <wp:docPr id="9" name="image1.png"/>
             <a:graphic>
               <a:graphicData uri="http://schemas.openxmlformats.org/drawingml/2006/picture">
                 <pic:pic>
                   <pic:nvPicPr>
-                    <pic:cNvPr id="0" name="image7.png"/>
+                    <pic:cNvPr id="0" name="image1.png"/>
                     <pic:cNvPicPr preferRelativeResize="0"/>
                   </pic:nvPicPr>
                   <pic:blipFill>
@@ -6377,12 +6377,12 @@
           <wp:inline distB="114300" distT="114300" distL="114300" distR="114300">
             <wp:extent cx="5731200" cy="2705100"/>
             <wp:effectExtent b="0" l="0" r="0" t="0"/>
-            <wp:docPr id="4" name="image9.png"/>
+            <wp:docPr id="4" name="image4.png"/>
             <a:graphic>
               <a:graphicData uri="http://schemas.openxmlformats.org/drawingml/2006/picture">
                 <pic:pic>
                   <pic:nvPicPr>
-                    <pic:cNvPr id="0" name="image9.png"/>
+                    <pic:cNvPr id="0" name="image4.png"/>
                     <pic:cNvPicPr preferRelativeResize="0"/>
                   </pic:nvPicPr>
                   <pic:blipFill>
@@ -7308,6 +7308,884 @@
           <w:rtl w:val="0"/>
         </w:rPr>
         <w:t xml:space="preserve">Torsdag 2026-10-22 SLUT</w:t>
+      </w:r>
+    </w:p>
+    <w:p>
+      <w:pPr>
+        <w:widowControl w:val="0"/>
+        <w:spacing w:line="240" w:lineRule="auto"/>
+        <w:rPr>
+          <w:rFonts w:ascii="Times New Roman" w:cs="Times New Roman" w:eastAsia="Times New Roman" w:hAnsi="Times New Roman"/>
+          <w:b w:val="1"/>
+          <w:bCs w:val="1"/>
+          <w:sz w:val="28"/>
+          <w:szCs w:val="28"/>
+        </w:rPr>
+      </w:pPr>
+      <w:r>
+        <w:rPr>
+          <w:rFonts w:ascii="Times New Roman" w:cs="Times New Roman" w:eastAsia="Times New Roman" w:hAnsi="Times New Roman"/>
+          <w:b w:val="1"/>
+          <w:bCs w:val="1"/>
+          <w:sz w:val="28"/>
+          <w:szCs w:val="28"/>
+          <w:rtl w:val="0"/>
+        </w:rPr>
+        <w:t xml:space="preserve">Fredag 2026-10-23 START</w:t>
+      </w:r>
+    </w:p>
+    <w:p>
+      <w:pPr>
+        <w:widowControl w:val="0"/>
+        <w:spacing w:line="240" w:lineRule="auto"/>
+        <w:rPr>
+          <w:rFonts w:ascii="Times New Roman" w:cs="Times New Roman" w:eastAsia="Times New Roman" w:hAnsi="Times New Roman"/>
+          <w:b w:val="1"/>
+          <w:bCs w:val="1"/>
+          <w:sz w:val="28"/>
+          <w:szCs w:val="28"/>
+        </w:rPr>
+      </w:pPr>
+      <w:r>
+        <w:rPr>
+          <w:rtl w:val="0"/>
+        </w:rPr>
+      </w:r>
+    </w:p>
+    <w:p>
+      <w:pPr>
+        <w:widowControl w:val="0"/>
+        <w:spacing w:line="240" w:lineRule="auto"/>
+        <w:rPr>
+          <w:rFonts w:ascii="Times New Roman" w:cs="Times New Roman" w:eastAsia="Times New Roman" w:hAnsi="Times New Roman"/>
+          <w:b w:val="1"/>
+          <w:bCs w:val="1"/>
+          <w:sz w:val="26"/>
+          <w:szCs w:val="26"/>
+        </w:rPr>
+      </w:pPr>
+      <w:r>
+        <w:rPr>
+          <w:rFonts w:ascii="Times New Roman" w:cs="Times New Roman" w:eastAsia="Times New Roman" w:hAnsi="Times New Roman"/>
+          <w:b w:val="1"/>
+          <w:bCs w:val="1"/>
+          <w:sz w:val="26"/>
+          <w:szCs w:val="26"/>
+          <w:rtl w:val="0"/>
+        </w:rPr>
+        <w:t xml:space="preserve">Kl 13:15</w:t>
+      </w:r>
+    </w:p>
+    <w:p>
+      <w:pPr>
+        <w:widowControl w:val="0"/>
+        <w:spacing w:line="240" w:lineRule="auto"/>
+        <w:rPr>
+          <w:rFonts w:ascii="Times New Roman" w:cs="Times New Roman" w:eastAsia="Times New Roman" w:hAnsi="Times New Roman"/>
+          <w:sz w:val="24"/>
+          <w:szCs w:val="24"/>
+        </w:rPr>
+      </w:pPr>
+      <w:r>
+        <w:rPr>
+          <w:rtl w:val="0"/>
+        </w:rPr>
+      </w:r>
+    </w:p>
+    <w:p>
+      <w:pPr>
+        <w:widowControl w:val="0"/>
+        <w:spacing w:line="240" w:lineRule="auto"/>
+        <w:rPr>
+          <w:rFonts w:ascii="Times New Roman" w:cs="Times New Roman" w:eastAsia="Times New Roman" w:hAnsi="Times New Roman"/>
+          <w:sz w:val="24"/>
+          <w:szCs w:val="24"/>
+        </w:rPr>
+      </w:pPr>
+      <w:r>
+        <w:rPr>
+          <w:rFonts w:ascii="Times New Roman" w:cs="Times New Roman" w:eastAsia="Times New Roman" w:hAnsi="Times New Roman"/>
+          <w:sz w:val="24"/>
+          <w:szCs w:val="24"/>
+          <w:rtl w:val="0"/>
+        </w:rPr>
+        <w:t xml:space="preserve">Idag vill jag fokusera på ett antal olika saker men det övergripande är alternativ 4 i menyn, lämna tillbaka en cykel och att räkna ut hur mycket kunde kommer betala. Jag vill räkna ut det med någon typ av metod som tar in information om hur många timmar kunden lånade en cykel och sedan räkna hur mycket kunden ska betala. Dessutom funderar jag på att lägga till någonting utanför kraven att kunden behöver betala extra pengar om de är sena med att lämna tillbaka en cykel.</w:t>
+      </w:r>
+    </w:p>
+    <w:p>
+      <w:pPr>
+        <w:widowControl w:val="0"/>
+        <w:spacing w:line="240" w:lineRule="auto"/>
+        <w:rPr>
+          <w:rFonts w:ascii="Times New Roman" w:cs="Times New Roman" w:eastAsia="Times New Roman" w:hAnsi="Times New Roman"/>
+          <w:sz w:val="24"/>
+          <w:szCs w:val="24"/>
+        </w:rPr>
+      </w:pPr>
+      <w:r>
+        <w:rPr>
+          <w:rtl w:val="0"/>
+        </w:rPr>
+      </w:r>
+    </w:p>
+    <w:p>
+      <w:pPr>
+        <w:widowControl w:val="0"/>
+        <w:spacing w:line="240" w:lineRule="auto"/>
+        <w:rPr>
+          <w:rFonts w:ascii="Times New Roman" w:cs="Times New Roman" w:eastAsia="Times New Roman" w:hAnsi="Times New Roman"/>
+          <w:sz w:val="24"/>
+          <w:szCs w:val="24"/>
+        </w:rPr>
+      </w:pPr>
+      <w:r>
+        <w:rPr>
+          <w:rFonts w:ascii="Times New Roman" w:cs="Times New Roman" w:eastAsia="Times New Roman" w:hAnsi="Times New Roman"/>
+          <w:sz w:val="24"/>
+          <w:szCs w:val="24"/>
+          <w:rtl w:val="0"/>
+        </w:rPr>
+        <w:t xml:space="preserve">Det jag också vill fixa idag är att om kunden är under 15 år då ska programmet stängas av. Jag funderade på att lägga till ett villkor någonstans i koden som skickar ett felmeddelande att kunden inte kan hyra ut en cykel om hen är mellan 15-17 år.</w:t>
+      </w:r>
+    </w:p>
+    <w:p>
+      <w:pPr>
+        <w:widowControl w:val="0"/>
+        <w:spacing w:line="240" w:lineRule="auto"/>
+        <w:rPr>
+          <w:rFonts w:ascii="Times New Roman" w:cs="Times New Roman" w:eastAsia="Times New Roman" w:hAnsi="Times New Roman"/>
+          <w:sz w:val="24"/>
+          <w:szCs w:val="24"/>
+        </w:rPr>
+      </w:pPr>
+      <w:r>
+        <w:rPr>
+          <w:rFonts w:ascii="Times New Roman" w:cs="Times New Roman" w:eastAsia="Times New Roman" w:hAnsi="Times New Roman"/>
+          <w:sz w:val="24"/>
+          <w:szCs w:val="24"/>
+          <w:rtl w:val="0"/>
+        </w:rPr>
+        <w:t xml:space="preserve">I samband med det kommer jag flytta delar av koden i val 2 och göra det till en metod i klassen kund. </w:t>
+      </w:r>
+    </w:p>
+    <w:p>
+      <w:pPr>
+        <w:widowControl w:val="0"/>
+        <w:spacing w:line="240" w:lineRule="auto"/>
+        <w:rPr>
+          <w:rFonts w:ascii="Times New Roman" w:cs="Times New Roman" w:eastAsia="Times New Roman" w:hAnsi="Times New Roman"/>
+          <w:sz w:val="24"/>
+          <w:szCs w:val="24"/>
+        </w:rPr>
+      </w:pPr>
+      <w:r>
+        <w:rPr>
+          <w:rtl w:val="0"/>
+        </w:rPr>
+      </w:r>
+    </w:p>
+    <w:p>
+      <w:pPr>
+        <w:widowControl w:val="0"/>
+        <w:spacing w:line="240" w:lineRule="auto"/>
+        <w:rPr>
+          <w:rFonts w:ascii="Times New Roman" w:cs="Times New Roman" w:eastAsia="Times New Roman" w:hAnsi="Times New Roman"/>
+          <w:sz w:val="24"/>
+          <w:szCs w:val="24"/>
+        </w:rPr>
+      </w:pPr>
+      <w:r>
+        <w:rPr>
+          <w:rFonts w:ascii="Times New Roman" w:cs="Times New Roman" w:eastAsia="Times New Roman" w:hAnsi="Times New Roman"/>
+          <w:sz w:val="24"/>
+          <w:szCs w:val="24"/>
+          <w:rtl w:val="0"/>
+        </w:rPr>
+        <w:t xml:space="preserve">Jag börjar med villkoret för ålder.</w:t>
+      </w:r>
+    </w:p>
+    <w:p>
+      <w:pPr>
+        <w:widowControl w:val="0"/>
+        <w:spacing w:line="240" w:lineRule="auto"/>
+        <w:rPr>
+          <w:rFonts w:ascii="Times New Roman" w:cs="Times New Roman" w:eastAsia="Times New Roman" w:hAnsi="Times New Roman"/>
+          <w:sz w:val="24"/>
+          <w:szCs w:val="24"/>
+        </w:rPr>
+      </w:pPr>
+      <w:r>
+        <w:rPr>
+          <w:rtl w:val="0"/>
+        </w:rPr>
+      </w:r>
+    </w:p>
+    <w:p>
+      <w:pPr>
+        <w:widowControl w:val="0"/>
+        <w:spacing w:line="240" w:lineRule="auto"/>
+        <w:rPr>
+          <w:rFonts w:ascii="Times New Roman" w:cs="Times New Roman" w:eastAsia="Times New Roman" w:hAnsi="Times New Roman"/>
+          <w:sz w:val="24"/>
+          <w:szCs w:val="24"/>
+        </w:rPr>
+      </w:pPr>
+      <w:r>
+        <w:rPr>
+          <w:rtl w:val="0"/>
+        </w:rPr>
+      </w:r>
+    </w:p>
+    <w:p>
+      <w:pPr>
+        <w:widowControl w:val="0"/>
+        <w:spacing w:line="240" w:lineRule="auto"/>
+        <w:rPr>
+          <w:rFonts w:ascii="Times New Roman" w:cs="Times New Roman" w:eastAsia="Times New Roman" w:hAnsi="Times New Roman"/>
+          <w:b w:val="1"/>
+          <w:bCs w:val="1"/>
+          <w:sz w:val="26"/>
+          <w:szCs w:val="26"/>
+        </w:rPr>
+      </w:pPr>
+      <w:r>
+        <w:rPr>
+          <w:rFonts w:ascii="Times New Roman" w:cs="Times New Roman" w:eastAsia="Times New Roman" w:hAnsi="Times New Roman"/>
+          <w:b w:val="1"/>
+          <w:bCs w:val="1"/>
+          <w:sz w:val="26"/>
+          <w:szCs w:val="26"/>
+          <w:rtl w:val="0"/>
+        </w:rPr>
+        <w:t xml:space="preserve">Kl 17:15</w:t>
+      </w:r>
+    </w:p>
+    <w:p>
+      <w:pPr>
+        <w:widowControl w:val="0"/>
+        <w:spacing w:line="240" w:lineRule="auto"/>
+        <w:rPr>
+          <w:rFonts w:ascii="Times New Roman" w:cs="Times New Roman" w:eastAsia="Times New Roman" w:hAnsi="Times New Roman"/>
+          <w:b w:val="1"/>
+          <w:bCs w:val="1"/>
+          <w:sz w:val="24"/>
+          <w:szCs w:val="24"/>
+        </w:rPr>
+      </w:pPr>
+      <w:r>
+        <w:rPr>
+          <w:rtl w:val="0"/>
+        </w:rPr>
+      </w:r>
+    </w:p>
+    <w:p>
+      <w:pPr>
+        <w:widowControl w:val="0"/>
+        <w:spacing w:line="240" w:lineRule="auto"/>
+        <w:rPr>
+          <w:rFonts w:ascii="Times New Roman" w:cs="Times New Roman" w:eastAsia="Times New Roman" w:hAnsi="Times New Roman"/>
+          <w:sz w:val="24"/>
+          <w:szCs w:val="24"/>
+        </w:rPr>
+      </w:pPr>
+      <w:r>
+        <w:rPr>
+          <w:rFonts w:ascii="Times New Roman" w:cs="Times New Roman" w:eastAsia="Times New Roman" w:hAnsi="Times New Roman"/>
+          <w:sz w:val="24"/>
+          <w:szCs w:val="24"/>
+          <w:rtl w:val="0"/>
+        </w:rPr>
+        <w:t xml:space="preserve">Så mycket strul för att timmarna ska fungera riktigt och skrivs ut riktigt i konsolen. Men nu fungerar det!</w:t>
+      </w:r>
+    </w:p>
+    <w:p>
+      <w:pPr>
+        <w:widowControl w:val="0"/>
+        <w:spacing w:line="240" w:lineRule="auto"/>
+        <w:rPr>
+          <w:rFonts w:ascii="Times New Roman" w:cs="Times New Roman" w:eastAsia="Times New Roman" w:hAnsi="Times New Roman"/>
+          <w:sz w:val="24"/>
+          <w:szCs w:val="24"/>
+        </w:rPr>
+      </w:pPr>
+      <w:r>
+        <w:rPr>
+          <w:rtl w:val="0"/>
+        </w:rPr>
+      </w:r>
+    </w:p>
+    <w:p>
+      <w:pPr>
+        <w:widowControl w:val="0"/>
+        <w:spacing w:line="240" w:lineRule="auto"/>
+        <w:rPr>
+          <w:rFonts w:ascii="Times New Roman" w:cs="Times New Roman" w:eastAsia="Times New Roman" w:hAnsi="Times New Roman"/>
+          <w:sz w:val="24"/>
+          <w:szCs w:val="24"/>
+        </w:rPr>
+      </w:pPr>
+      <w:r>
+        <w:rPr>
+          <w:rFonts w:ascii="Times New Roman" w:cs="Times New Roman" w:eastAsia="Times New Roman" w:hAnsi="Times New Roman"/>
+          <w:sz w:val="24"/>
+          <w:szCs w:val="24"/>
+          <w:rtl w:val="0"/>
+        </w:rPr>
+        <w:t xml:space="preserve">Har inte fixat 15-17 år ännu att användaren inte kan hyra ut </w:t>
+      </w:r>
+      <w:r>
+        <w:rPr>
+          <w:rFonts w:ascii="Times New Roman" w:cs="Times New Roman" w:eastAsia="Times New Roman" w:hAnsi="Times New Roman"/>
+          <w:sz w:val="24"/>
+          <w:szCs w:val="24"/>
+          <w:rtl w:val="0"/>
+        </w:rPr>
+        <w:t xml:space="preserve">elcykeln</w:t>
+      </w:r>
+      <w:r>
+        <w:rPr>
+          <w:rFonts w:ascii="Times New Roman" w:cs="Times New Roman" w:eastAsia="Times New Roman" w:hAnsi="Times New Roman"/>
+          <w:sz w:val="24"/>
+          <w:szCs w:val="24"/>
+          <w:rtl w:val="0"/>
+        </w:rPr>
+        <w:t xml:space="preserve"> om användaren är mellan 15-17 år. Ska lägga till det om 15-30 min.</w:t>
+      </w:r>
+    </w:p>
+    <w:p>
+      <w:pPr>
+        <w:widowControl w:val="0"/>
+        <w:spacing w:line="240" w:lineRule="auto"/>
+        <w:rPr>
+          <w:rFonts w:ascii="Times New Roman" w:cs="Times New Roman" w:eastAsia="Times New Roman" w:hAnsi="Times New Roman"/>
+          <w:sz w:val="24"/>
+          <w:szCs w:val="24"/>
+        </w:rPr>
+      </w:pPr>
+      <w:r>
+        <w:rPr>
+          <w:rtl w:val="0"/>
+        </w:rPr>
+      </w:r>
+    </w:p>
+    <w:p>
+      <w:pPr>
+        <w:widowControl w:val="0"/>
+        <w:spacing w:line="240" w:lineRule="auto"/>
+        <w:rPr>
+          <w:rFonts w:ascii="Times New Roman" w:cs="Times New Roman" w:eastAsia="Times New Roman" w:hAnsi="Times New Roman"/>
+          <w:sz w:val="24"/>
+          <w:szCs w:val="24"/>
+        </w:rPr>
+      </w:pPr>
+      <w:r>
+        <w:rPr>
+          <w:rtl w:val="0"/>
+        </w:rPr>
+      </w:r>
+    </w:p>
+    <w:p>
+      <w:pPr>
+        <w:widowControl w:val="0"/>
+        <w:spacing w:line="240" w:lineRule="auto"/>
+        <w:rPr>
+          <w:rFonts w:ascii="Times New Roman" w:cs="Times New Roman" w:eastAsia="Times New Roman" w:hAnsi="Times New Roman"/>
+          <w:b w:val="1"/>
+          <w:bCs w:val="1"/>
+          <w:sz w:val="26"/>
+          <w:szCs w:val="26"/>
+        </w:rPr>
+      </w:pPr>
+      <w:r>
+        <w:rPr>
+          <w:rFonts w:ascii="Times New Roman" w:cs="Times New Roman" w:eastAsia="Times New Roman" w:hAnsi="Times New Roman"/>
+          <w:b w:val="1"/>
+          <w:bCs w:val="1"/>
+          <w:sz w:val="26"/>
+          <w:szCs w:val="26"/>
+          <w:rtl w:val="0"/>
+        </w:rPr>
+        <w:t xml:space="preserve">Kl 18:15</w:t>
+      </w:r>
+    </w:p>
+    <w:p>
+      <w:pPr>
+        <w:widowControl w:val="0"/>
+        <w:spacing w:line="240" w:lineRule="auto"/>
+        <w:rPr>
+          <w:rFonts w:ascii="Times New Roman" w:cs="Times New Roman" w:eastAsia="Times New Roman" w:hAnsi="Times New Roman"/>
+          <w:sz w:val="24"/>
+          <w:szCs w:val="24"/>
+        </w:rPr>
+      </w:pPr>
+      <w:r>
+        <w:rPr>
+          <w:rtl w:val="0"/>
+        </w:rPr>
+      </w:r>
+    </w:p>
+    <w:p>
+      <w:pPr>
+        <w:widowControl w:val="0"/>
+        <w:spacing w:line="240" w:lineRule="auto"/>
+        <w:rPr>
+          <w:rFonts w:ascii="Times New Roman" w:cs="Times New Roman" w:eastAsia="Times New Roman" w:hAnsi="Times New Roman"/>
+          <w:sz w:val="24"/>
+          <w:szCs w:val="24"/>
+        </w:rPr>
+      </w:pPr>
+      <w:r>
+        <w:rPr>
+          <w:rFonts w:ascii="Times New Roman" w:cs="Times New Roman" w:eastAsia="Times New Roman" w:hAnsi="Times New Roman"/>
+          <w:sz w:val="24"/>
+          <w:szCs w:val="24"/>
+          <w:rtl w:val="0"/>
+        </w:rPr>
+        <w:t xml:space="preserve">Det blev en timma men tar och fortsätter. Vill bli klar med 15-17 år biten.</w:t>
+      </w:r>
+    </w:p>
+    <w:p>
+      <w:pPr>
+        <w:widowControl w:val="0"/>
+        <w:spacing w:line="240" w:lineRule="auto"/>
+        <w:rPr>
+          <w:rFonts w:ascii="Times New Roman" w:cs="Times New Roman" w:eastAsia="Times New Roman" w:hAnsi="Times New Roman"/>
+          <w:sz w:val="24"/>
+          <w:szCs w:val="24"/>
+        </w:rPr>
+      </w:pPr>
+      <w:r>
+        <w:rPr>
+          <w:rtl w:val="0"/>
+        </w:rPr>
+      </w:r>
+    </w:p>
+    <w:p>
+      <w:pPr>
+        <w:widowControl w:val="0"/>
+        <w:spacing w:line="240" w:lineRule="auto"/>
+        <w:rPr>
+          <w:rFonts w:ascii="Times New Roman" w:cs="Times New Roman" w:eastAsia="Times New Roman" w:hAnsi="Times New Roman"/>
+          <w:b w:val="1"/>
+          <w:bCs w:val="1"/>
+          <w:sz w:val="26"/>
+          <w:szCs w:val="26"/>
+        </w:rPr>
+      </w:pPr>
+      <w:r>
+        <w:rPr>
+          <w:rFonts w:ascii="Times New Roman" w:cs="Times New Roman" w:eastAsia="Times New Roman" w:hAnsi="Times New Roman"/>
+          <w:b w:val="1"/>
+          <w:bCs w:val="1"/>
+          <w:sz w:val="26"/>
+          <w:szCs w:val="26"/>
+          <w:rtl w:val="0"/>
+        </w:rPr>
+        <w:t xml:space="preserve">Kl 19:00</w:t>
+      </w:r>
+    </w:p>
+    <w:p>
+      <w:pPr>
+        <w:widowControl w:val="0"/>
+        <w:spacing w:line="240" w:lineRule="auto"/>
+        <w:rPr>
+          <w:rFonts w:ascii="Times New Roman" w:cs="Times New Roman" w:eastAsia="Times New Roman" w:hAnsi="Times New Roman"/>
+          <w:sz w:val="24"/>
+          <w:szCs w:val="24"/>
+        </w:rPr>
+      </w:pPr>
+      <w:r>
+        <w:rPr>
+          <w:rtl w:val="0"/>
+        </w:rPr>
+      </w:r>
+    </w:p>
+    <w:p>
+      <w:pPr>
+        <w:widowControl w:val="0"/>
+        <w:spacing w:line="240" w:lineRule="auto"/>
+        <w:rPr>
+          <w:rFonts w:ascii="Times New Roman" w:cs="Times New Roman" w:eastAsia="Times New Roman" w:hAnsi="Times New Roman"/>
+          <w:sz w:val="24"/>
+          <w:szCs w:val="24"/>
+        </w:rPr>
+      </w:pPr>
+      <w:r>
+        <w:rPr>
+          <w:rFonts w:ascii="Times New Roman" w:cs="Times New Roman" w:eastAsia="Times New Roman" w:hAnsi="Times New Roman"/>
+          <w:sz w:val="24"/>
+          <w:szCs w:val="24"/>
+          <w:rtl w:val="0"/>
+        </w:rPr>
+        <w:t xml:space="preserve">Koden fungerar, den visar rätt meddelande vid rätt situation men den låter användaren fortfarande hyra ut elcyklar även om kunden är 15-17 år.</w:t>
+      </w:r>
+    </w:p>
+    <w:p>
+      <w:pPr>
+        <w:widowControl w:val="0"/>
+        <w:spacing w:line="240" w:lineRule="auto"/>
+        <w:rPr>
+          <w:rFonts w:ascii="Times New Roman" w:cs="Times New Roman" w:eastAsia="Times New Roman" w:hAnsi="Times New Roman"/>
+          <w:sz w:val="24"/>
+          <w:szCs w:val="24"/>
+        </w:rPr>
+      </w:pPr>
+      <w:r>
+        <w:rPr>
+          <w:rtl w:val="0"/>
+        </w:rPr>
+      </w:r>
+    </w:p>
+    <w:p>
+      <w:pPr>
+        <w:widowControl w:val="0"/>
+        <w:spacing w:line="240" w:lineRule="auto"/>
+        <w:rPr>
+          <w:rFonts w:ascii="Times New Roman" w:cs="Times New Roman" w:eastAsia="Times New Roman" w:hAnsi="Times New Roman"/>
+          <w:b w:val="1"/>
+          <w:bCs w:val="1"/>
+          <w:sz w:val="26"/>
+          <w:szCs w:val="26"/>
+        </w:rPr>
+      </w:pPr>
+      <w:r>
+        <w:rPr>
+          <w:rFonts w:ascii="Times New Roman" w:cs="Times New Roman" w:eastAsia="Times New Roman" w:hAnsi="Times New Roman"/>
+          <w:b w:val="1"/>
+          <w:bCs w:val="1"/>
+          <w:sz w:val="26"/>
+          <w:szCs w:val="26"/>
+          <w:rtl w:val="0"/>
+        </w:rPr>
+        <w:t xml:space="preserve">Kl 19:20</w:t>
+      </w:r>
+    </w:p>
+    <w:p>
+      <w:pPr>
+        <w:widowControl w:val="0"/>
+        <w:spacing w:line="240" w:lineRule="auto"/>
+        <w:rPr>
+          <w:rFonts w:ascii="Times New Roman" w:cs="Times New Roman" w:eastAsia="Times New Roman" w:hAnsi="Times New Roman"/>
+        </w:rPr>
+      </w:pPr>
+      <w:r>
+        <w:rPr>
+          <w:rtl w:val="0"/>
+        </w:rPr>
+      </w:r>
+    </w:p>
+    <w:p>
+      <w:pPr>
+        <w:widowControl w:val="0"/>
+        <w:spacing w:line="240" w:lineRule="auto"/>
+        <w:rPr>
+          <w:rFonts w:ascii="Times New Roman" w:cs="Times New Roman" w:eastAsia="Times New Roman" w:hAnsi="Times New Roman"/>
+          <w:sz w:val="24"/>
+          <w:szCs w:val="24"/>
+        </w:rPr>
+      </w:pPr>
+      <w:r>
+        <w:rPr>
+          <w:rFonts w:ascii="Times New Roman" w:cs="Times New Roman" w:eastAsia="Times New Roman" w:hAnsi="Times New Roman"/>
+          <w:sz w:val="24"/>
+          <w:szCs w:val="24"/>
+          <w:rtl w:val="0"/>
+        </w:rPr>
+        <w:t xml:space="preserve">Glömde commita min kod när jag var klar vid kl 19. </w:t>
+      </w:r>
+    </w:p>
+    <w:p>
+      <w:pPr>
+        <w:widowControl w:val="0"/>
+        <w:spacing w:line="240" w:lineRule="auto"/>
+        <w:rPr>
+          <w:rFonts w:ascii="Times New Roman" w:cs="Times New Roman" w:eastAsia="Times New Roman" w:hAnsi="Times New Roman"/>
+          <w:sz w:val="24"/>
+          <w:szCs w:val="24"/>
+        </w:rPr>
+      </w:pPr>
+      <w:r>
+        <w:rPr>
+          <w:rtl w:val="0"/>
+        </w:rPr>
+      </w:r>
+    </w:p>
+    <w:p>
+      <w:pPr>
+        <w:widowControl w:val="0"/>
+        <w:spacing w:line="240" w:lineRule="auto"/>
+        <w:rPr>
+          <w:rFonts w:ascii="Times New Roman" w:cs="Times New Roman" w:eastAsia="Times New Roman" w:hAnsi="Times New Roman"/>
+          <w:sz w:val="24"/>
+          <w:szCs w:val="24"/>
+        </w:rPr>
+      </w:pPr>
+      <w:r>
+        <w:rPr>
+          <w:rFonts w:ascii="Times New Roman" w:cs="Times New Roman" w:eastAsia="Times New Roman" w:hAnsi="Times New Roman"/>
+          <w:sz w:val="24"/>
+          <w:szCs w:val="24"/>
+          <w:rtl w:val="0"/>
+        </w:rPr>
+        <w:t xml:space="preserve">Här är ännu en VG grej. Jag hittade ett felbeetende med att användaren kan hyra ut en elcykel även om hen är mellan 15-17. Orsaken var för att jag hade inte kod som kollade interaktionen. Lösningen var att sätta ytterligare ett if statement i Uthyrning - VäljFordon metod med villkoren om kundÅlder är 15 eller äldre och om kundålder är 17 år eller yngre och om det valda cykelnumret är en Elcykel då ska felmeddelandet skickas ut och sen gå tillbaka till förra menyn utan att lägga till den i uthyrnings listan.</w:t>
+      </w:r>
+    </w:p>
+    <w:p>
+      <w:pPr>
+        <w:widowControl w:val="0"/>
+        <w:spacing w:line="240" w:lineRule="auto"/>
+        <w:rPr>
+          <w:rFonts w:ascii="Times New Roman" w:cs="Times New Roman" w:eastAsia="Times New Roman" w:hAnsi="Times New Roman"/>
+          <w:sz w:val="24"/>
+          <w:szCs w:val="24"/>
+        </w:rPr>
+      </w:pPr>
+      <w:r>
+        <w:rPr>
+          <w:rtl w:val="0"/>
+        </w:rPr>
+      </w:r>
+    </w:p>
+    <w:p>
+      <w:pPr>
+        <w:widowControl w:val="0"/>
+        <w:spacing w:line="240" w:lineRule="auto"/>
+        <w:rPr>
+          <w:rFonts w:ascii="Times New Roman" w:cs="Times New Roman" w:eastAsia="Times New Roman" w:hAnsi="Times New Roman"/>
+          <w:sz w:val="24"/>
+          <w:szCs w:val="24"/>
+        </w:rPr>
+      </w:pPr>
+      <w:r>
+        <w:rPr>
+          <w:rFonts w:ascii="Times New Roman" w:cs="Times New Roman" w:eastAsia="Times New Roman" w:hAnsi="Times New Roman"/>
+          <w:sz w:val="24"/>
+          <w:szCs w:val="24"/>
+          <w:rtl w:val="0"/>
+        </w:rPr>
+        <w:t xml:space="preserve">Jag började inte med det som jag främst ville göra idag, lämna tillbaka cykel alternativet i menyn.</w:t>
+      </w:r>
+    </w:p>
+    <w:p>
+      <w:pPr>
+        <w:widowControl w:val="0"/>
+        <w:spacing w:line="240" w:lineRule="auto"/>
+        <w:rPr>
+          <w:rFonts w:ascii="Times New Roman" w:cs="Times New Roman" w:eastAsia="Times New Roman" w:hAnsi="Times New Roman"/>
+          <w:sz w:val="24"/>
+          <w:szCs w:val="24"/>
+        </w:rPr>
+      </w:pPr>
+      <w:r>
+        <w:rPr>
+          <w:rFonts w:ascii="Times New Roman" w:cs="Times New Roman" w:eastAsia="Times New Roman" w:hAnsi="Times New Roman"/>
+          <w:sz w:val="24"/>
+          <w:szCs w:val="24"/>
+          <w:rtl w:val="0"/>
+        </w:rPr>
+        <w:t xml:space="preserve">Men jag gjorde en del kodgranskning, fixade problem, fixade logiken i utskrifterna och villkoren efter vad jag ville. </w:t>
+      </w:r>
+    </w:p>
+    <w:p>
+      <w:pPr>
+        <w:widowControl w:val="0"/>
+        <w:spacing w:line="240" w:lineRule="auto"/>
+        <w:rPr>
+          <w:rFonts w:ascii="Times New Roman" w:cs="Times New Roman" w:eastAsia="Times New Roman" w:hAnsi="Times New Roman"/>
+          <w:sz w:val="24"/>
+          <w:szCs w:val="24"/>
+        </w:rPr>
+      </w:pPr>
+      <w:r>
+        <w:rPr>
+          <w:rtl w:val="0"/>
+        </w:rPr>
+      </w:r>
+    </w:p>
+    <w:p>
+      <w:pPr>
+        <w:widowControl w:val="0"/>
+        <w:spacing w:line="240" w:lineRule="auto"/>
+        <w:rPr>
+          <w:rFonts w:ascii="Times New Roman" w:cs="Times New Roman" w:eastAsia="Times New Roman" w:hAnsi="Times New Roman"/>
+          <w:sz w:val="24"/>
+          <w:szCs w:val="24"/>
+        </w:rPr>
+      </w:pPr>
+      <w:r>
+        <w:rPr>
+          <w:rFonts w:ascii="Times New Roman" w:cs="Times New Roman" w:eastAsia="Times New Roman" w:hAnsi="Times New Roman"/>
+          <w:sz w:val="24"/>
+          <w:szCs w:val="24"/>
+          <w:rtl w:val="0"/>
+        </w:rPr>
+        <w:t xml:space="preserve">Imorgon går jag in </w:t>
+      </w:r>
+      <w:r>
+        <w:rPr>
+          <w:rFonts w:ascii="Times New Roman" w:cs="Times New Roman" w:eastAsia="Times New Roman" w:hAnsi="Times New Roman"/>
+          <w:sz w:val="24"/>
+          <w:szCs w:val="24"/>
+          <w:rtl w:val="0"/>
+        </w:rPr>
+        <w:t xml:space="preserve">på lämna</w:t>
+      </w:r>
+      <w:r>
+        <w:rPr>
+          <w:rFonts w:ascii="Times New Roman" w:cs="Times New Roman" w:eastAsia="Times New Roman" w:hAnsi="Times New Roman"/>
+          <w:sz w:val="24"/>
+          <w:szCs w:val="24"/>
+          <w:rtl w:val="0"/>
+        </w:rPr>
+        <w:t xml:space="preserve"> tillbaka </w:t>
+      </w:r>
+      <w:r>
+        <w:rPr>
+          <w:rFonts w:ascii="Times New Roman" w:cs="Times New Roman" w:eastAsia="Times New Roman" w:hAnsi="Times New Roman"/>
+          <w:sz w:val="24"/>
+          <w:szCs w:val="24"/>
+          <w:rtl w:val="0"/>
+        </w:rPr>
+        <w:t xml:space="preserve">cykel</w:t>
+      </w:r>
+      <w:r>
+        <w:rPr>
+          <w:rFonts w:ascii="Times New Roman" w:cs="Times New Roman" w:eastAsia="Times New Roman" w:hAnsi="Times New Roman"/>
+          <w:sz w:val="24"/>
+          <w:szCs w:val="24"/>
+          <w:rtl w:val="0"/>
+        </w:rPr>
+        <w:t xml:space="preserve"> </w:t>
+      </w:r>
+      <w:r>
+        <w:rPr>
+          <w:rFonts w:ascii="Times New Roman" w:cs="Times New Roman" w:eastAsia="Times New Roman" w:hAnsi="Times New Roman"/>
+          <w:sz w:val="24"/>
+          <w:szCs w:val="24"/>
+          <w:rtl w:val="0"/>
+        </w:rPr>
+        <w:t xml:space="preserve">alternativet!</w:t>
+      </w:r>
+      <w:r>
+        <w:rPr>
+          <w:rtl w:val="0"/>
+        </w:rPr>
+      </w:r>
+    </w:p>
+    <w:p>
+      <w:pPr>
+        <w:widowControl w:val="0"/>
+        <w:spacing w:line="240" w:lineRule="auto"/>
+        <w:rPr>
+          <w:rFonts w:ascii="Times New Roman" w:cs="Times New Roman" w:eastAsia="Times New Roman" w:hAnsi="Times New Roman"/>
+          <w:sz w:val="24"/>
+          <w:szCs w:val="24"/>
+        </w:rPr>
+      </w:pPr>
+      <w:r>
+        <w:rPr>
+          <w:rtl w:val="0"/>
+        </w:rPr>
+      </w:r>
+    </w:p>
+    <w:p>
+      <w:pPr>
+        <w:widowControl w:val="0"/>
+        <w:spacing w:line="240" w:lineRule="auto"/>
+        <w:rPr>
+          <w:rFonts w:ascii="Times New Roman" w:cs="Times New Roman" w:eastAsia="Times New Roman" w:hAnsi="Times New Roman"/>
+          <w:b w:val="1"/>
+          <w:bCs w:val="1"/>
+          <w:sz w:val="26"/>
+          <w:szCs w:val="26"/>
+        </w:rPr>
+      </w:pPr>
+      <w:r>
+        <w:rPr>
+          <w:rFonts w:ascii="Times New Roman" w:cs="Times New Roman" w:eastAsia="Times New Roman" w:hAnsi="Times New Roman"/>
+          <w:b w:val="1"/>
+          <w:bCs w:val="1"/>
+          <w:sz w:val="26"/>
+          <w:szCs w:val="26"/>
+          <w:rtl w:val="0"/>
+        </w:rPr>
+        <w:t xml:space="preserve">Kl 19:50</w:t>
+      </w:r>
+    </w:p>
+    <w:p>
+      <w:pPr>
+        <w:widowControl w:val="0"/>
+        <w:spacing w:line="240" w:lineRule="auto"/>
+        <w:rPr>
+          <w:rFonts w:ascii="Times New Roman" w:cs="Times New Roman" w:eastAsia="Times New Roman" w:hAnsi="Times New Roman"/>
+          <w:sz w:val="24"/>
+          <w:szCs w:val="24"/>
+        </w:rPr>
+      </w:pPr>
+      <w:r>
+        <w:rPr>
+          <w:rtl w:val="0"/>
+        </w:rPr>
+      </w:r>
+    </w:p>
+    <w:p>
+      <w:pPr>
+        <w:widowControl w:val="0"/>
+        <w:spacing w:line="240" w:lineRule="auto"/>
+        <w:rPr>
+          <w:rFonts w:ascii="Times New Roman" w:cs="Times New Roman" w:eastAsia="Times New Roman" w:hAnsi="Times New Roman"/>
+          <w:sz w:val="24"/>
+          <w:szCs w:val="24"/>
+        </w:rPr>
+      </w:pPr>
+      <w:r>
+        <w:rPr>
+          <w:rFonts w:ascii="Times New Roman" w:cs="Times New Roman" w:eastAsia="Times New Roman" w:hAnsi="Times New Roman"/>
+          <w:sz w:val="24"/>
+          <w:szCs w:val="24"/>
+          <w:rtl w:val="0"/>
+        </w:rPr>
+        <w:t xml:space="preserve">commitar min loggbok nu och fortsätter imorgon.</w:t>
+      </w:r>
+    </w:p>
+    <w:p>
+      <w:pPr>
+        <w:widowControl w:val="0"/>
+        <w:spacing w:line="240" w:lineRule="auto"/>
+        <w:rPr>
+          <w:rFonts w:ascii="Times New Roman" w:cs="Times New Roman" w:eastAsia="Times New Roman" w:hAnsi="Times New Roman"/>
+          <w:sz w:val="24"/>
+          <w:szCs w:val="24"/>
+        </w:rPr>
+      </w:pPr>
+      <w:r>
+        <w:rPr>
+          <w:rtl w:val="0"/>
+        </w:rPr>
+      </w:r>
+    </w:p>
+    <w:p>
+      <w:pPr>
+        <w:widowControl w:val="0"/>
+        <w:spacing w:line="240" w:lineRule="auto"/>
+        <w:rPr>
+          <w:rFonts w:ascii="Times New Roman" w:cs="Times New Roman" w:eastAsia="Times New Roman" w:hAnsi="Times New Roman"/>
+          <w:b w:val="1"/>
+          <w:bCs w:val="1"/>
+          <w:sz w:val="28"/>
+          <w:szCs w:val="28"/>
+        </w:rPr>
+      </w:pPr>
+      <w:r>
+        <w:rPr>
+          <w:rFonts w:ascii="Times New Roman" w:cs="Times New Roman" w:eastAsia="Times New Roman" w:hAnsi="Times New Roman"/>
+          <w:b w:val="1"/>
+          <w:bCs w:val="1"/>
+          <w:sz w:val="28"/>
+          <w:szCs w:val="28"/>
+          <w:rtl w:val="0"/>
+        </w:rPr>
+        <w:t xml:space="preserve">Fredag 2026-10-23 SLUT</w:t>
       </w:r>
       <w:r>
         <w:rPr>

--- a/Simon Tobiasson - Loggbok - Inlämningsuppgift - Kajens cykeluthyrning.docx
+++ b/Simon Tobiasson - Loggbok - Inlämningsuppgift - Kajens cykeluthyrning.docx
@@ -4506,12 +4506,12 @@
           <wp:inline distB="114300" distT="114300" distL="114300" distR="114300">
             <wp:extent cx="5731200" cy="2489200"/>
             <wp:effectExtent b="0" l="0" r="0" t="0"/>
-            <wp:docPr id="6" name="image8.png"/>
+            <wp:docPr id="6" name="image2.png"/>
             <a:graphic>
               <a:graphicData uri="http://schemas.openxmlformats.org/drawingml/2006/picture">
                 <pic:pic>
                   <pic:nvPicPr>
-                    <pic:cNvPr id="0" name="image8.png"/>
+                    <pic:cNvPr id="0" name="image2.png"/>
                     <pic:cNvPicPr preferRelativeResize="0"/>
                   </pic:nvPicPr>
                   <pic:blipFill>
@@ -4671,12 +4671,12 @@
           <wp:inline distB="114300" distT="114300" distL="114300" distR="114300">
             <wp:extent cx="5731200" cy="4178300"/>
             <wp:effectExtent b="0" l="0" r="0" t="0"/>
-            <wp:docPr id="7" name="image2.png"/>
+            <wp:docPr id="7" name="image6.png"/>
             <a:graphic>
               <a:graphicData uri="http://schemas.openxmlformats.org/drawingml/2006/picture">
                 <pic:pic>
                   <pic:nvPicPr>
-                    <pic:cNvPr id="0" name="image2.png"/>
+                    <pic:cNvPr id="0" name="image6.png"/>
                     <pic:cNvPicPr preferRelativeResize="0"/>
                   </pic:nvPicPr>
                   <pic:blipFill>
@@ -4850,12 +4850,12 @@
           <wp:inline distB="114300" distT="114300" distL="114300" distR="114300">
             <wp:extent cx="5731200" cy="5372100"/>
             <wp:effectExtent b="0" l="0" r="0" t="0"/>
-            <wp:docPr id="3" name="image9.png"/>
+            <wp:docPr id="3" name="image3.png"/>
             <a:graphic>
               <a:graphicData uri="http://schemas.openxmlformats.org/drawingml/2006/picture">
                 <pic:pic>
                   <pic:nvPicPr>
-                    <pic:cNvPr id="0" name="image9.png"/>
+                    <pic:cNvPr id="0" name="image3.png"/>
                     <pic:cNvPicPr preferRelativeResize="0"/>
                   </pic:nvPicPr>
                   <pic:blipFill>
@@ -5893,12 +5893,12 @@
           <wp:inline distB="114300" distT="114300" distL="114300" distR="114300">
             <wp:extent cx="5731200" cy="2082800"/>
             <wp:effectExtent b="0" l="0" r="0" t="0"/>
-            <wp:docPr id="5" name="image3.png"/>
+            <wp:docPr id="5" name="image8.png"/>
             <a:graphic>
               <a:graphicData uri="http://schemas.openxmlformats.org/drawingml/2006/picture">
                 <pic:pic>
                   <pic:nvPicPr>
-                    <pic:cNvPr id="0" name="image3.png"/>
+                    <pic:cNvPr id="0" name="image8.png"/>
                     <pic:cNvPicPr preferRelativeResize="0"/>
                   </pic:nvPicPr>
                   <pic:blipFill>
@@ -6020,12 +6020,12 @@
           <wp:inline distB="114300" distT="114300" distL="114300" distR="114300">
             <wp:extent cx="5731200" cy="3644900"/>
             <wp:effectExtent b="0" l="0" r="0" t="0"/>
-            <wp:docPr id="8" name="image6.png"/>
+            <wp:docPr id="8" name="image9.png"/>
             <a:graphic>
               <a:graphicData uri="http://schemas.openxmlformats.org/drawingml/2006/picture">
                 <pic:pic>
                   <pic:nvPicPr>
-                    <pic:cNvPr id="0" name="image6.png"/>
+                    <pic:cNvPr id="0" name="image9.png"/>
                     <pic:cNvPicPr preferRelativeResize="0"/>
                   </pic:nvPicPr>
                   <pic:blipFill>
@@ -6075,12 +6075,12 @@
           <wp:inline distB="114300" distT="114300" distL="114300" distR="114300">
             <wp:extent cx="3314700" cy="5486400"/>
             <wp:effectExtent b="0" l="0" r="0" t="0"/>
-            <wp:docPr id="2" name="image5.png"/>
+            <wp:docPr id="2" name="image1.png"/>
             <a:graphic>
               <a:graphicData uri="http://schemas.openxmlformats.org/drawingml/2006/picture">
                 <pic:pic>
                   <pic:nvPicPr>
-                    <pic:cNvPr id="0" name="image5.png"/>
+                    <pic:cNvPr id="0" name="image1.png"/>
                     <pic:cNvPicPr preferRelativeResize="0"/>
                   </pic:nvPicPr>
                   <pic:blipFill>
@@ -6130,12 +6130,12 @@
           <wp:inline distB="114300" distT="114300" distL="114300" distR="114300">
             <wp:extent cx="5731200" cy="1346200"/>
             <wp:effectExtent b="0" l="0" r="0" t="0"/>
-            <wp:docPr id="1" name="image7.png"/>
+            <wp:docPr id="1" name="image5.png"/>
             <a:graphic>
               <a:graphicData uri="http://schemas.openxmlformats.org/drawingml/2006/picture">
                 <pic:pic>
                   <pic:nvPicPr>
-                    <pic:cNvPr id="0" name="image7.png"/>
+                    <pic:cNvPr id="0" name="image5.png"/>
                     <pic:cNvPicPr preferRelativeResize="0"/>
                   </pic:nvPicPr>
                   <pic:blipFill>
@@ -6185,12 +6185,12 @@
           <wp:inline distB="114300" distT="114300" distL="114300" distR="114300">
             <wp:extent cx="5731200" cy="2921000"/>
             <wp:effectExtent b="0" l="0" r="0" t="0"/>
-            <wp:docPr id="9" name="image1.png"/>
+            <wp:docPr id="9" name="image4.png"/>
             <a:graphic>
               <a:graphicData uri="http://schemas.openxmlformats.org/drawingml/2006/picture">
                 <pic:pic>
                   <pic:nvPicPr>
-                    <pic:cNvPr id="0" name="image1.png"/>
+                    <pic:cNvPr id="0" name="image4.png"/>
                     <pic:cNvPicPr preferRelativeResize="0"/>
                   </pic:nvPicPr>
                   <pic:blipFill>
@@ -6377,12 +6377,12 @@
           <wp:inline distB="114300" distT="114300" distL="114300" distR="114300">
             <wp:extent cx="5731200" cy="2705100"/>
             <wp:effectExtent b="0" l="0" r="0" t="0"/>
-            <wp:docPr id="4" name="image4.png"/>
+            <wp:docPr id="4" name="image7.png"/>
             <a:graphic>
               <a:graphicData uri="http://schemas.openxmlformats.org/drawingml/2006/picture">
                 <pic:pic>
                   <pic:nvPicPr>
-                    <pic:cNvPr id="0" name="image4.png"/>
+                    <pic:cNvPr id="0" name="image7.png"/>
                     <pic:cNvPicPr preferRelativeResize="0"/>
                   </pic:nvPicPr>
                   <pic:blipFill>
@@ -8186,6 +8186,1634 @@
           <w:rtl w:val="0"/>
         </w:rPr>
         <w:t xml:space="preserve">Fredag 2026-10-23 SLUT</w:t>
+      </w:r>
+    </w:p>
+    <w:p>
+      <w:pPr>
+        <w:widowControl w:val="0"/>
+        <w:spacing w:line="240" w:lineRule="auto"/>
+        <w:rPr>
+          <w:rFonts w:ascii="Times New Roman" w:cs="Times New Roman" w:eastAsia="Times New Roman" w:hAnsi="Times New Roman"/>
+          <w:b w:val="1"/>
+          <w:bCs w:val="1"/>
+          <w:sz w:val="28"/>
+          <w:szCs w:val="28"/>
+        </w:rPr>
+      </w:pPr>
+      <w:r>
+        <w:rPr>
+          <w:rtl w:val="0"/>
+        </w:rPr>
+      </w:r>
+    </w:p>
+    <w:p>
+      <w:pPr>
+        <w:widowControl w:val="0"/>
+        <w:spacing w:line="240" w:lineRule="auto"/>
+        <w:rPr>
+          <w:rFonts w:ascii="Times New Roman" w:cs="Times New Roman" w:eastAsia="Times New Roman" w:hAnsi="Times New Roman"/>
+          <w:b w:val="1"/>
+          <w:bCs w:val="1"/>
+          <w:sz w:val="28"/>
+          <w:szCs w:val="28"/>
+        </w:rPr>
+      </w:pPr>
+      <w:r>
+        <w:rPr>
+          <w:rtl w:val="0"/>
+        </w:rPr>
+      </w:r>
+    </w:p>
+    <w:p>
+      <w:pPr>
+        <w:widowControl w:val="0"/>
+        <w:spacing w:line="240" w:lineRule="auto"/>
+        <w:rPr>
+          <w:rFonts w:ascii="Times New Roman" w:cs="Times New Roman" w:eastAsia="Times New Roman" w:hAnsi="Times New Roman"/>
+          <w:b w:val="1"/>
+          <w:bCs w:val="1"/>
+          <w:sz w:val="28"/>
+          <w:szCs w:val="28"/>
+        </w:rPr>
+      </w:pPr>
+      <w:r>
+        <w:rPr>
+          <w:rFonts w:ascii="Times New Roman" w:cs="Times New Roman" w:eastAsia="Times New Roman" w:hAnsi="Times New Roman"/>
+          <w:b w:val="1"/>
+          <w:bCs w:val="1"/>
+          <w:sz w:val="28"/>
+          <w:szCs w:val="28"/>
+          <w:rtl w:val="0"/>
+        </w:rPr>
+        <w:t xml:space="preserve">Lördag 2026-10-24 START</w:t>
+      </w:r>
+    </w:p>
+    <w:p>
+      <w:pPr>
+        <w:widowControl w:val="0"/>
+        <w:spacing w:line="240" w:lineRule="auto"/>
+        <w:rPr>
+          <w:rFonts w:ascii="Times New Roman" w:cs="Times New Roman" w:eastAsia="Times New Roman" w:hAnsi="Times New Roman"/>
+          <w:b w:val="1"/>
+          <w:bCs w:val="1"/>
+          <w:sz w:val="28"/>
+          <w:szCs w:val="28"/>
+        </w:rPr>
+      </w:pPr>
+      <w:r>
+        <w:rPr>
+          <w:rtl w:val="0"/>
+        </w:rPr>
+      </w:r>
+    </w:p>
+    <w:p>
+      <w:pPr>
+        <w:widowControl w:val="0"/>
+        <w:spacing w:line="240" w:lineRule="auto"/>
+        <w:rPr>
+          <w:rFonts w:ascii="Times New Roman" w:cs="Times New Roman" w:eastAsia="Times New Roman" w:hAnsi="Times New Roman"/>
+          <w:b w:val="1"/>
+          <w:bCs w:val="1"/>
+          <w:sz w:val="26"/>
+          <w:szCs w:val="26"/>
+        </w:rPr>
+      </w:pPr>
+      <w:r>
+        <w:rPr>
+          <w:rFonts w:ascii="Times New Roman" w:cs="Times New Roman" w:eastAsia="Times New Roman" w:hAnsi="Times New Roman"/>
+          <w:b w:val="1"/>
+          <w:bCs w:val="1"/>
+          <w:sz w:val="26"/>
+          <w:szCs w:val="26"/>
+          <w:rtl w:val="0"/>
+        </w:rPr>
+        <w:t xml:space="preserve">Kl 11:00</w:t>
+      </w:r>
+    </w:p>
+    <w:p>
+      <w:pPr>
+        <w:widowControl w:val="0"/>
+        <w:spacing w:line="240" w:lineRule="auto"/>
+        <w:rPr>
+          <w:rFonts w:ascii="Times New Roman" w:cs="Times New Roman" w:eastAsia="Times New Roman" w:hAnsi="Times New Roman"/>
+          <w:b w:val="1"/>
+          <w:bCs w:val="1"/>
+          <w:sz w:val="26"/>
+          <w:szCs w:val="26"/>
+        </w:rPr>
+      </w:pPr>
+      <w:r>
+        <w:rPr>
+          <w:rtl w:val="0"/>
+        </w:rPr>
+      </w:r>
+    </w:p>
+    <w:p>
+      <w:pPr>
+        <w:widowControl w:val="0"/>
+        <w:spacing w:line="240" w:lineRule="auto"/>
+        <w:rPr>
+          <w:rFonts w:ascii="Times New Roman" w:cs="Times New Roman" w:eastAsia="Times New Roman" w:hAnsi="Times New Roman"/>
+          <w:sz w:val="24"/>
+          <w:szCs w:val="24"/>
+        </w:rPr>
+      </w:pPr>
+      <w:r>
+        <w:rPr>
+          <w:rFonts w:ascii="Times New Roman" w:cs="Times New Roman" w:eastAsia="Times New Roman" w:hAnsi="Times New Roman"/>
+          <w:sz w:val="24"/>
+          <w:szCs w:val="24"/>
+          <w:rtl w:val="0"/>
+        </w:rPr>
+        <w:t xml:space="preserve">Idag vill jag ha klart alternativ 4. </w:t>
+      </w:r>
+    </w:p>
+    <w:p>
+      <w:pPr>
+        <w:widowControl w:val="0"/>
+        <w:spacing w:line="240" w:lineRule="auto"/>
+        <w:rPr>
+          <w:rFonts w:ascii="Times New Roman" w:cs="Times New Roman" w:eastAsia="Times New Roman" w:hAnsi="Times New Roman"/>
+          <w:sz w:val="24"/>
+          <w:szCs w:val="24"/>
+        </w:rPr>
+      </w:pPr>
+      <w:r>
+        <w:rPr>
+          <w:rFonts w:ascii="Times New Roman" w:cs="Times New Roman" w:eastAsia="Times New Roman" w:hAnsi="Times New Roman"/>
+          <w:sz w:val="24"/>
+          <w:szCs w:val="24"/>
+          <w:rtl w:val="0"/>
+        </w:rPr>
+        <w:t xml:space="preserve">Jag vill även fixa iordning så att när en cykel hyrs ut ska “uthyrd” boolean bytas till true.</w:t>
+      </w:r>
+    </w:p>
+    <w:p>
+      <w:pPr>
+        <w:widowControl w:val="0"/>
+        <w:spacing w:line="240" w:lineRule="auto"/>
+        <w:rPr>
+          <w:rFonts w:ascii="Times New Roman" w:cs="Times New Roman" w:eastAsia="Times New Roman" w:hAnsi="Times New Roman"/>
+          <w:sz w:val="24"/>
+          <w:szCs w:val="24"/>
+        </w:rPr>
+      </w:pPr>
+      <w:r>
+        <w:rPr>
+          <w:rtl w:val="0"/>
+        </w:rPr>
+      </w:r>
+    </w:p>
+    <w:p>
+      <w:pPr>
+        <w:widowControl w:val="0"/>
+        <w:spacing w:line="240" w:lineRule="auto"/>
+        <w:rPr>
+          <w:rFonts w:ascii="Times New Roman" w:cs="Times New Roman" w:eastAsia="Times New Roman" w:hAnsi="Times New Roman"/>
+          <w:sz w:val="24"/>
+          <w:szCs w:val="24"/>
+        </w:rPr>
+      </w:pPr>
+      <w:r>
+        <w:rPr>
+          <w:rFonts w:ascii="Times New Roman" w:cs="Times New Roman" w:eastAsia="Times New Roman" w:hAnsi="Times New Roman"/>
+          <w:sz w:val="24"/>
+          <w:szCs w:val="24"/>
+          <w:rtl w:val="0"/>
+        </w:rPr>
+        <w:t xml:space="preserve">Jag börjar med alternativ 4.</w:t>
+      </w:r>
+    </w:p>
+    <w:p>
+      <w:pPr>
+        <w:widowControl w:val="0"/>
+        <w:spacing w:line="240" w:lineRule="auto"/>
+        <w:rPr>
+          <w:rFonts w:ascii="Times New Roman" w:cs="Times New Roman" w:eastAsia="Times New Roman" w:hAnsi="Times New Roman"/>
+          <w:sz w:val="24"/>
+          <w:szCs w:val="24"/>
+        </w:rPr>
+      </w:pPr>
+      <w:r>
+        <w:rPr>
+          <w:rtl w:val="0"/>
+        </w:rPr>
+      </w:r>
+    </w:p>
+    <w:p>
+      <w:pPr>
+        <w:widowControl w:val="0"/>
+        <w:spacing w:line="240" w:lineRule="auto"/>
+        <w:rPr>
+          <w:rFonts w:ascii="Times New Roman" w:cs="Times New Roman" w:eastAsia="Times New Roman" w:hAnsi="Times New Roman"/>
+          <w:sz w:val="24"/>
+          <w:szCs w:val="24"/>
+        </w:rPr>
+      </w:pPr>
+      <w:r>
+        <w:rPr>
+          <w:rFonts w:ascii="Times New Roman" w:cs="Times New Roman" w:eastAsia="Times New Roman" w:hAnsi="Times New Roman"/>
+          <w:sz w:val="24"/>
+          <w:szCs w:val="24"/>
+          <w:rtl w:val="0"/>
+        </w:rPr>
+        <w:t xml:space="preserve">Jag ska ha en ny klass som kommer heta “LämnaTillbaka”. I denna klassen kommer all beräkning av pengar ske.</w:t>
+      </w:r>
+    </w:p>
+    <w:p>
+      <w:pPr>
+        <w:widowControl w:val="0"/>
+        <w:spacing w:line="240" w:lineRule="auto"/>
+        <w:rPr>
+          <w:rFonts w:ascii="Times New Roman" w:cs="Times New Roman" w:eastAsia="Times New Roman" w:hAnsi="Times New Roman"/>
+          <w:sz w:val="24"/>
+          <w:szCs w:val="24"/>
+        </w:rPr>
+      </w:pPr>
+      <w:r>
+        <w:rPr>
+          <w:rtl w:val="0"/>
+        </w:rPr>
+      </w:r>
+    </w:p>
+    <w:p>
+      <w:pPr>
+        <w:widowControl w:val="0"/>
+        <w:spacing w:line="240" w:lineRule="auto"/>
+        <w:rPr>
+          <w:rFonts w:ascii="Times New Roman" w:cs="Times New Roman" w:eastAsia="Times New Roman" w:hAnsi="Times New Roman"/>
+          <w:sz w:val="24"/>
+          <w:szCs w:val="24"/>
+        </w:rPr>
+      </w:pPr>
+      <w:r>
+        <w:rPr>
+          <w:rtl w:val="0"/>
+        </w:rPr>
+      </w:r>
+    </w:p>
+    <w:p>
+      <w:pPr>
+        <w:widowControl w:val="0"/>
+        <w:spacing w:line="240" w:lineRule="auto"/>
+        <w:rPr>
+          <w:rFonts w:ascii="Times New Roman" w:cs="Times New Roman" w:eastAsia="Times New Roman" w:hAnsi="Times New Roman"/>
+          <w:b w:val="1"/>
+          <w:bCs w:val="1"/>
+          <w:sz w:val="26"/>
+          <w:szCs w:val="26"/>
+        </w:rPr>
+      </w:pPr>
+      <w:r>
+        <w:rPr>
+          <w:rFonts w:ascii="Times New Roman" w:cs="Times New Roman" w:eastAsia="Times New Roman" w:hAnsi="Times New Roman"/>
+          <w:b w:val="1"/>
+          <w:bCs w:val="1"/>
+          <w:sz w:val="26"/>
+          <w:szCs w:val="26"/>
+          <w:rtl w:val="0"/>
+        </w:rPr>
+        <w:t xml:space="preserve">Kl 12:30</w:t>
+      </w:r>
+    </w:p>
+    <w:p>
+      <w:pPr>
+        <w:widowControl w:val="0"/>
+        <w:spacing w:line="240" w:lineRule="auto"/>
+        <w:rPr>
+          <w:rFonts w:ascii="Times New Roman" w:cs="Times New Roman" w:eastAsia="Times New Roman" w:hAnsi="Times New Roman"/>
+          <w:b w:val="1"/>
+          <w:bCs w:val="1"/>
+          <w:sz w:val="24"/>
+          <w:szCs w:val="24"/>
+        </w:rPr>
+      </w:pPr>
+      <w:r>
+        <w:rPr>
+          <w:rtl w:val="0"/>
+        </w:rPr>
+      </w:r>
+    </w:p>
+    <w:p>
+      <w:pPr>
+        <w:widowControl w:val="0"/>
+        <w:spacing w:line="240" w:lineRule="auto"/>
+        <w:rPr>
+          <w:rFonts w:ascii="Times New Roman" w:cs="Times New Roman" w:eastAsia="Times New Roman" w:hAnsi="Times New Roman"/>
+          <w:sz w:val="24"/>
+          <w:szCs w:val="24"/>
+        </w:rPr>
+      </w:pPr>
+      <w:r>
+        <w:rPr>
+          <w:rFonts w:ascii="Times New Roman" w:cs="Times New Roman" w:eastAsia="Times New Roman" w:hAnsi="Times New Roman"/>
+          <w:sz w:val="24"/>
+          <w:szCs w:val="24"/>
+          <w:rtl w:val="0"/>
+        </w:rPr>
+        <w:t xml:space="preserve">Beräkningarna fungerar utan problem! Det som är problem nu är att cykelNummerVal sparas inte i uthyrning så när numret skrivs ut i kvittot står det bara “0”. Detta fixar jag efter att jag har gjort iordning alternativ 5 med att ladda elcykelns batteri nivå.</w:t>
+      </w:r>
+    </w:p>
+    <w:p>
+      <w:pPr>
+        <w:widowControl w:val="0"/>
+        <w:spacing w:line="240" w:lineRule="auto"/>
+        <w:rPr>
+          <w:rFonts w:ascii="Times New Roman" w:cs="Times New Roman" w:eastAsia="Times New Roman" w:hAnsi="Times New Roman"/>
+          <w:sz w:val="24"/>
+          <w:szCs w:val="24"/>
+        </w:rPr>
+      </w:pPr>
+      <w:r>
+        <w:rPr>
+          <w:rtl w:val="0"/>
+        </w:rPr>
+      </w:r>
+    </w:p>
+    <w:p>
+      <w:pPr>
+        <w:widowControl w:val="0"/>
+        <w:spacing w:line="240" w:lineRule="auto"/>
+        <w:rPr>
+          <w:rFonts w:ascii="Times New Roman" w:cs="Times New Roman" w:eastAsia="Times New Roman" w:hAnsi="Times New Roman"/>
+          <w:sz w:val="24"/>
+          <w:szCs w:val="24"/>
+        </w:rPr>
+      </w:pPr>
+      <w:r>
+        <w:rPr>
+          <w:rFonts w:ascii="Times New Roman" w:cs="Times New Roman" w:eastAsia="Times New Roman" w:hAnsi="Times New Roman"/>
+          <w:sz w:val="24"/>
+          <w:szCs w:val="24"/>
+          <w:rtl w:val="0"/>
+        </w:rPr>
+        <w:t xml:space="preserve">Jag ska fortfarande fixa uthyrd booleanen också!</w:t>
+      </w:r>
+    </w:p>
+    <w:p>
+      <w:pPr>
+        <w:widowControl w:val="0"/>
+        <w:spacing w:line="240" w:lineRule="auto"/>
+        <w:rPr>
+          <w:rFonts w:ascii="Times New Roman" w:cs="Times New Roman" w:eastAsia="Times New Roman" w:hAnsi="Times New Roman"/>
+          <w:sz w:val="24"/>
+          <w:szCs w:val="24"/>
+        </w:rPr>
+      </w:pPr>
+      <w:r>
+        <w:rPr>
+          <w:rFonts w:ascii="Times New Roman" w:cs="Times New Roman" w:eastAsia="Times New Roman" w:hAnsi="Times New Roman"/>
+          <w:sz w:val="24"/>
+          <w:szCs w:val="24"/>
+          <w:rtl w:val="0"/>
+        </w:rPr>
+        <w:t xml:space="preserve">Men nu tar jag en rast och fortsätter om en liten stund.</w:t>
+      </w:r>
+    </w:p>
+    <w:p>
+      <w:pPr>
+        <w:widowControl w:val="0"/>
+        <w:spacing w:line="240" w:lineRule="auto"/>
+        <w:rPr>
+          <w:rFonts w:ascii="Times New Roman" w:cs="Times New Roman" w:eastAsia="Times New Roman" w:hAnsi="Times New Roman"/>
+          <w:sz w:val="24"/>
+          <w:szCs w:val="24"/>
+        </w:rPr>
+      </w:pPr>
+      <w:r>
+        <w:rPr>
+          <w:rtl w:val="0"/>
+        </w:rPr>
+      </w:r>
+    </w:p>
+    <w:p>
+      <w:pPr>
+        <w:widowControl w:val="0"/>
+        <w:spacing w:line="240" w:lineRule="auto"/>
+        <w:rPr>
+          <w:rFonts w:ascii="Times New Roman" w:cs="Times New Roman" w:eastAsia="Times New Roman" w:hAnsi="Times New Roman"/>
+          <w:sz w:val="24"/>
+          <w:szCs w:val="24"/>
+        </w:rPr>
+      </w:pPr>
+      <w:r>
+        <w:rPr>
+          <w:rtl w:val="0"/>
+        </w:rPr>
+      </w:r>
+    </w:p>
+    <w:p>
+      <w:pPr>
+        <w:widowControl w:val="0"/>
+        <w:spacing w:line="240" w:lineRule="auto"/>
+        <w:rPr>
+          <w:rFonts w:ascii="Times New Roman" w:cs="Times New Roman" w:eastAsia="Times New Roman" w:hAnsi="Times New Roman"/>
+          <w:b w:val="1"/>
+          <w:bCs w:val="1"/>
+          <w:sz w:val="26"/>
+          <w:szCs w:val="26"/>
+        </w:rPr>
+      </w:pPr>
+      <w:r>
+        <w:rPr>
+          <w:rFonts w:ascii="Times New Roman" w:cs="Times New Roman" w:eastAsia="Times New Roman" w:hAnsi="Times New Roman"/>
+          <w:b w:val="1"/>
+          <w:bCs w:val="1"/>
+          <w:sz w:val="26"/>
+          <w:szCs w:val="26"/>
+          <w:rtl w:val="0"/>
+        </w:rPr>
+        <w:t xml:space="preserve">Kl 13:10</w:t>
+      </w:r>
+    </w:p>
+    <w:p>
+      <w:pPr>
+        <w:widowControl w:val="0"/>
+        <w:spacing w:line="240" w:lineRule="auto"/>
+        <w:rPr>
+          <w:rFonts w:ascii="Times New Roman" w:cs="Times New Roman" w:eastAsia="Times New Roman" w:hAnsi="Times New Roman"/>
+          <w:b w:val="1"/>
+          <w:bCs w:val="1"/>
+          <w:sz w:val="24"/>
+          <w:szCs w:val="24"/>
+        </w:rPr>
+      </w:pPr>
+      <w:r>
+        <w:rPr>
+          <w:rtl w:val="0"/>
+        </w:rPr>
+      </w:r>
+    </w:p>
+    <w:p>
+      <w:pPr>
+        <w:widowControl w:val="0"/>
+        <w:spacing w:line="240" w:lineRule="auto"/>
+        <w:rPr>
+          <w:rFonts w:ascii="Times New Roman" w:cs="Times New Roman" w:eastAsia="Times New Roman" w:hAnsi="Times New Roman"/>
+          <w:sz w:val="24"/>
+          <w:szCs w:val="24"/>
+        </w:rPr>
+      </w:pPr>
+      <w:r>
+        <w:rPr>
+          <w:rFonts w:ascii="Times New Roman" w:cs="Times New Roman" w:eastAsia="Times New Roman" w:hAnsi="Times New Roman"/>
+          <w:sz w:val="24"/>
+          <w:szCs w:val="24"/>
+          <w:rtl w:val="0"/>
+        </w:rPr>
+        <w:t xml:space="preserve">Är tillbaka och ska fixa elcykel laddningen!</w:t>
+      </w:r>
+    </w:p>
+    <w:p>
+      <w:pPr>
+        <w:widowControl w:val="0"/>
+        <w:spacing w:line="240" w:lineRule="auto"/>
+        <w:rPr>
+          <w:rFonts w:ascii="Times New Roman" w:cs="Times New Roman" w:eastAsia="Times New Roman" w:hAnsi="Times New Roman"/>
+          <w:sz w:val="24"/>
+          <w:szCs w:val="24"/>
+        </w:rPr>
+      </w:pPr>
+      <w:r>
+        <w:rPr>
+          <w:rtl w:val="0"/>
+        </w:rPr>
+      </w:r>
+    </w:p>
+    <w:p>
+      <w:pPr>
+        <w:widowControl w:val="0"/>
+        <w:spacing w:line="240" w:lineRule="auto"/>
+        <w:rPr>
+          <w:rFonts w:ascii="Times New Roman" w:cs="Times New Roman" w:eastAsia="Times New Roman" w:hAnsi="Times New Roman"/>
+          <w:sz w:val="24"/>
+          <w:szCs w:val="24"/>
+        </w:rPr>
+      </w:pPr>
+      <w:r>
+        <w:rPr>
+          <w:rtl w:val="0"/>
+        </w:rPr>
+      </w:r>
+    </w:p>
+    <w:p>
+      <w:pPr>
+        <w:widowControl w:val="0"/>
+        <w:spacing w:line="240" w:lineRule="auto"/>
+        <w:rPr>
+          <w:rFonts w:ascii="Times New Roman" w:cs="Times New Roman" w:eastAsia="Times New Roman" w:hAnsi="Times New Roman"/>
+          <w:b w:val="1"/>
+          <w:bCs w:val="1"/>
+          <w:sz w:val="26"/>
+          <w:szCs w:val="26"/>
+        </w:rPr>
+      </w:pPr>
+      <w:r>
+        <w:rPr>
+          <w:rFonts w:ascii="Times New Roman" w:cs="Times New Roman" w:eastAsia="Times New Roman" w:hAnsi="Times New Roman"/>
+          <w:b w:val="1"/>
+          <w:bCs w:val="1"/>
+          <w:sz w:val="26"/>
+          <w:szCs w:val="26"/>
+          <w:rtl w:val="0"/>
+        </w:rPr>
+        <w:t xml:space="preserve">Kl 13:40</w:t>
+      </w:r>
+    </w:p>
+    <w:p>
+      <w:pPr>
+        <w:widowControl w:val="0"/>
+        <w:spacing w:line="240" w:lineRule="auto"/>
+        <w:rPr>
+          <w:rFonts w:ascii="Times New Roman" w:cs="Times New Roman" w:eastAsia="Times New Roman" w:hAnsi="Times New Roman"/>
+          <w:sz w:val="24"/>
+          <w:szCs w:val="24"/>
+        </w:rPr>
+      </w:pPr>
+      <w:r>
+        <w:rPr>
+          <w:rtl w:val="0"/>
+        </w:rPr>
+      </w:r>
+    </w:p>
+    <w:p>
+      <w:pPr>
+        <w:widowControl w:val="0"/>
+        <w:spacing w:line="240" w:lineRule="auto"/>
+        <w:rPr>
+          <w:rFonts w:ascii="Times New Roman" w:cs="Times New Roman" w:eastAsia="Times New Roman" w:hAnsi="Times New Roman"/>
+          <w:sz w:val="24"/>
+          <w:szCs w:val="24"/>
+        </w:rPr>
+      </w:pPr>
+      <w:r>
+        <w:rPr>
+          <w:rFonts w:ascii="Times New Roman" w:cs="Times New Roman" w:eastAsia="Times New Roman" w:hAnsi="Times New Roman"/>
+          <w:sz w:val="24"/>
+          <w:szCs w:val="24"/>
+          <w:rtl w:val="0"/>
+        </w:rPr>
+        <w:t xml:space="preserve">Elcykelladdningen fungerar som den ska! Nu vill jag bara skriva ut listan av fordon så det är enklare för användaren/personalen att välja vilket fordon hen vill ladda.</w:t>
+      </w:r>
+    </w:p>
+    <w:p>
+      <w:pPr>
+        <w:widowControl w:val="0"/>
+        <w:spacing w:line="240" w:lineRule="auto"/>
+        <w:rPr>
+          <w:rFonts w:ascii="Times New Roman" w:cs="Times New Roman" w:eastAsia="Times New Roman" w:hAnsi="Times New Roman"/>
+          <w:sz w:val="24"/>
+          <w:szCs w:val="24"/>
+        </w:rPr>
+      </w:pPr>
+      <w:r>
+        <w:rPr>
+          <w:rtl w:val="0"/>
+        </w:rPr>
+      </w:r>
+    </w:p>
+    <w:p>
+      <w:pPr>
+        <w:widowControl w:val="0"/>
+        <w:spacing w:line="240" w:lineRule="auto"/>
+        <w:rPr>
+          <w:rFonts w:ascii="Times New Roman" w:cs="Times New Roman" w:eastAsia="Times New Roman" w:hAnsi="Times New Roman"/>
+          <w:sz w:val="24"/>
+          <w:szCs w:val="24"/>
+        </w:rPr>
+      </w:pPr>
+      <w:r>
+        <w:rPr>
+          <w:rtl w:val="0"/>
+        </w:rPr>
+      </w:r>
+    </w:p>
+    <w:p>
+      <w:pPr>
+        <w:widowControl w:val="0"/>
+        <w:spacing w:line="240" w:lineRule="auto"/>
+        <w:rPr>
+          <w:rFonts w:ascii="Times New Roman" w:cs="Times New Roman" w:eastAsia="Times New Roman" w:hAnsi="Times New Roman"/>
+          <w:b w:val="1"/>
+          <w:bCs w:val="1"/>
+          <w:sz w:val="26"/>
+          <w:szCs w:val="26"/>
+        </w:rPr>
+      </w:pPr>
+      <w:r>
+        <w:rPr>
+          <w:rFonts w:ascii="Times New Roman" w:cs="Times New Roman" w:eastAsia="Times New Roman" w:hAnsi="Times New Roman"/>
+          <w:b w:val="1"/>
+          <w:bCs w:val="1"/>
+          <w:sz w:val="26"/>
+          <w:szCs w:val="26"/>
+          <w:rtl w:val="0"/>
+        </w:rPr>
+        <w:t xml:space="preserve">Kl 13:45</w:t>
+      </w:r>
+    </w:p>
+    <w:p>
+      <w:pPr>
+        <w:widowControl w:val="0"/>
+        <w:spacing w:line="240" w:lineRule="auto"/>
+        <w:rPr>
+          <w:rFonts w:ascii="Times New Roman" w:cs="Times New Roman" w:eastAsia="Times New Roman" w:hAnsi="Times New Roman"/>
+          <w:sz w:val="24"/>
+          <w:szCs w:val="24"/>
+        </w:rPr>
+      </w:pPr>
+      <w:r>
+        <w:rPr>
+          <w:rFonts w:ascii="Times New Roman" w:cs="Times New Roman" w:eastAsia="Times New Roman" w:hAnsi="Times New Roman"/>
+          <w:sz w:val="24"/>
+          <w:szCs w:val="24"/>
+          <w:rtl w:val="0"/>
+        </w:rPr>
+        <w:t xml:space="preserve">Klart, hade redan koden i Uthyrning klassen, kopierade och klistrade in den i Elcykel.</w:t>
+      </w:r>
+    </w:p>
+    <w:p>
+      <w:pPr>
+        <w:widowControl w:val="0"/>
+        <w:spacing w:line="240" w:lineRule="auto"/>
+        <w:rPr>
+          <w:rFonts w:ascii="Times New Roman" w:cs="Times New Roman" w:eastAsia="Times New Roman" w:hAnsi="Times New Roman"/>
+          <w:sz w:val="24"/>
+          <w:szCs w:val="24"/>
+        </w:rPr>
+      </w:pPr>
+      <w:r>
+        <w:rPr>
+          <w:rtl w:val="0"/>
+        </w:rPr>
+      </w:r>
+    </w:p>
+    <w:p>
+      <w:pPr>
+        <w:widowControl w:val="0"/>
+        <w:spacing w:line="240" w:lineRule="auto"/>
+        <w:rPr>
+          <w:rFonts w:ascii="Times New Roman" w:cs="Times New Roman" w:eastAsia="Times New Roman" w:hAnsi="Times New Roman"/>
+          <w:sz w:val="24"/>
+          <w:szCs w:val="24"/>
+        </w:rPr>
+      </w:pPr>
+      <w:r>
+        <w:rPr>
+          <w:rtl w:val="0"/>
+        </w:rPr>
+      </w:r>
+    </w:p>
+    <w:p>
+      <w:pPr>
+        <w:widowControl w:val="0"/>
+        <w:spacing w:line="240" w:lineRule="auto"/>
+        <w:rPr>
+          <w:rFonts w:ascii="Times New Roman" w:cs="Times New Roman" w:eastAsia="Times New Roman" w:hAnsi="Times New Roman"/>
+          <w:sz w:val="24"/>
+          <w:szCs w:val="24"/>
+        </w:rPr>
+      </w:pPr>
+      <w:r>
+        <w:rPr>
+          <w:rFonts w:ascii="Times New Roman" w:cs="Times New Roman" w:eastAsia="Times New Roman" w:hAnsi="Times New Roman"/>
+          <w:sz w:val="24"/>
+          <w:szCs w:val="24"/>
+          <w:rtl w:val="0"/>
+        </w:rPr>
+        <w:t xml:space="preserve">Ännu mer VG-scenario grej hittat här. Har hittat 1 bugg och 1 felbeteende runt omkring samma sak. I LämnaTillbaka kraschar programmet om användaren försöker lämna tillbaka en cykel när det inte finns en uthyrd cykel. Dessutom hittade jag ett felbeteende med att när lämna tillbaka körs så tar den bara den senaste inmatade uthyrningen, inte att användaren/personalen kan välja vilken cykel som ska lämnas tillbaka och betalas för.</w:t>
+      </w:r>
+    </w:p>
+    <w:p>
+      <w:pPr>
+        <w:widowControl w:val="0"/>
+        <w:spacing w:line="240" w:lineRule="auto"/>
+        <w:rPr>
+          <w:rFonts w:ascii="Times New Roman" w:cs="Times New Roman" w:eastAsia="Times New Roman" w:hAnsi="Times New Roman"/>
+          <w:sz w:val="24"/>
+          <w:szCs w:val="24"/>
+        </w:rPr>
+      </w:pPr>
+      <w:r>
+        <w:rPr>
+          <w:rFonts w:ascii="Times New Roman" w:cs="Times New Roman" w:eastAsia="Times New Roman" w:hAnsi="Times New Roman"/>
+          <w:sz w:val="24"/>
+          <w:szCs w:val="24"/>
+          <w:rtl w:val="0"/>
+        </w:rPr>
+        <w:t xml:space="preserve">Jag går igenom koden nu, letar efter lösningar och testar.</w:t>
+      </w:r>
+    </w:p>
+    <w:p>
+      <w:pPr>
+        <w:widowControl w:val="0"/>
+        <w:spacing w:line="240" w:lineRule="auto"/>
+        <w:rPr>
+          <w:rFonts w:ascii="Times New Roman" w:cs="Times New Roman" w:eastAsia="Times New Roman" w:hAnsi="Times New Roman"/>
+          <w:sz w:val="24"/>
+          <w:szCs w:val="24"/>
+        </w:rPr>
+      </w:pPr>
+      <w:r>
+        <w:rPr>
+          <w:rtl w:val="0"/>
+        </w:rPr>
+      </w:r>
+    </w:p>
+    <w:p>
+      <w:pPr>
+        <w:widowControl w:val="0"/>
+        <w:spacing w:line="240" w:lineRule="auto"/>
+        <w:rPr>
+          <w:rFonts w:ascii="Times New Roman" w:cs="Times New Roman" w:eastAsia="Times New Roman" w:hAnsi="Times New Roman"/>
+          <w:sz w:val="24"/>
+          <w:szCs w:val="24"/>
+        </w:rPr>
+      </w:pPr>
+      <w:r>
+        <w:rPr>
+          <w:rtl w:val="0"/>
+        </w:rPr>
+      </w:r>
+    </w:p>
+    <w:p>
+      <w:pPr>
+        <w:widowControl w:val="0"/>
+        <w:spacing w:line="240" w:lineRule="auto"/>
+        <w:rPr>
+          <w:rFonts w:ascii="Times New Roman" w:cs="Times New Roman" w:eastAsia="Times New Roman" w:hAnsi="Times New Roman"/>
+          <w:b w:val="1"/>
+          <w:bCs w:val="1"/>
+          <w:sz w:val="26"/>
+          <w:szCs w:val="26"/>
+        </w:rPr>
+      </w:pPr>
+      <w:r>
+        <w:rPr>
+          <w:rFonts w:ascii="Times New Roman" w:cs="Times New Roman" w:eastAsia="Times New Roman" w:hAnsi="Times New Roman"/>
+          <w:b w:val="1"/>
+          <w:bCs w:val="1"/>
+          <w:sz w:val="26"/>
+          <w:szCs w:val="26"/>
+          <w:rtl w:val="0"/>
+        </w:rPr>
+        <w:t xml:space="preserve">Kl 14:35</w:t>
+      </w:r>
+    </w:p>
+    <w:p>
+      <w:pPr>
+        <w:widowControl w:val="0"/>
+        <w:spacing w:line="240" w:lineRule="auto"/>
+        <w:rPr>
+          <w:rFonts w:ascii="Times New Roman" w:cs="Times New Roman" w:eastAsia="Times New Roman" w:hAnsi="Times New Roman"/>
+          <w:b w:val="1"/>
+          <w:bCs w:val="1"/>
+          <w:sz w:val="24"/>
+          <w:szCs w:val="24"/>
+        </w:rPr>
+      </w:pPr>
+      <w:r>
+        <w:rPr>
+          <w:rtl w:val="0"/>
+        </w:rPr>
+      </w:r>
+    </w:p>
+    <w:p>
+      <w:pPr>
+        <w:widowControl w:val="0"/>
+        <w:spacing w:line="240" w:lineRule="auto"/>
+        <w:rPr>
+          <w:rFonts w:ascii="Times New Roman" w:cs="Times New Roman" w:eastAsia="Times New Roman" w:hAnsi="Times New Roman"/>
+          <w:sz w:val="24"/>
+          <w:szCs w:val="24"/>
+        </w:rPr>
+      </w:pPr>
+      <w:r>
+        <w:rPr>
+          <w:rFonts w:ascii="Times New Roman" w:cs="Times New Roman" w:eastAsia="Times New Roman" w:hAnsi="Times New Roman"/>
+          <w:sz w:val="24"/>
+          <w:szCs w:val="24"/>
+          <w:rtl w:val="0"/>
+        </w:rPr>
+        <w:t xml:space="preserve">Det var rätt så enkelt att hitta lösningen på problemet! </w:t>
+      </w:r>
+    </w:p>
+    <w:p>
+      <w:pPr>
+        <w:widowControl w:val="0"/>
+        <w:spacing w:line="240" w:lineRule="auto"/>
+        <w:rPr>
+          <w:rFonts w:ascii="Times New Roman" w:cs="Times New Roman" w:eastAsia="Times New Roman" w:hAnsi="Times New Roman"/>
+          <w:sz w:val="24"/>
+          <w:szCs w:val="24"/>
+        </w:rPr>
+      </w:pPr>
+      <w:r>
+        <w:rPr>
+          <w:rFonts w:ascii="Times New Roman" w:cs="Times New Roman" w:eastAsia="Times New Roman" w:hAnsi="Times New Roman"/>
+          <w:sz w:val="24"/>
+          <w:szCs w:val="24"/>
+          <w:rtl w:val="0"/>
+        </w:rPr>
+        <w:t xml:space="preserve">Lösningen var att återigen ge felmeddelanden vid olika situationer. Situationerna kollar om fordonUthyrningLista är tom, kollar om användaren skriver ett heltal, kollar om det heltalet finns med i uthyrning listan och om den är det så tar den bort fordonet från listan och sist om användarens heltal inte finns med i uthyrning listan då kommer ett annat felmeddelande.</w:t>
+      </w:r>
+    </w:p>
+    <w:p>
+      <w:pPr>
+        <w:widowControl w:val="0"/>
+        <w:spacing w:line="240" w:lineRule="auto"/>
+        <w:rPr>
+          <w:rFonts w:ascii="Times New Roman" w:cs="Times New Roman" w:eastAsia="Times New Roman" w:hAnsi="Times New Roman"/>
+          <w:sz w:val="24"/>
+          <w:szCs w:val="24"/>
+        </w:rPr>
+      </w:pPr>
+      <w:r>
+        <w:rPr>
+          <w:rtl w:val="0"/>
+        </w:rPr>
+      </w:r>
+    </w:p>
+    <w:p>
+      <w:pPr>
+        <w:widowControl w:val="0"/>
+        <w:spacing w:line="240" w:lineRule="auto"/>
+        <w:rPr>
+          <w:rFonts w:ascii="Times New Roman" w:cs="Times New Roman" w:eastAsia="Times New Roman" w:hAnsi="Times New Roman"/>
+          <w:sz w:val="24"/>
+          <w:szCs w:val="24"/>
+        </w:rPr>
+      </w:pPr>
+      <w:r>
+        <w:rPr>
+          <w:rtl w:val="0"/>
+        </w:rPr>
+      </w:r>
+    </w:p>
+    <w:p>
+      <w:pPr>
+        <w:widowControl w:val="0"/>
+        <w:spacing w:line="240" w:lineRule="auto"/>
+        <w:rPr>
+          <w:rFonts w:ascii="Times New Roman" w:cs="Times New Roman" w:eastAsia="Times New Roman" w:hAnsi="Times New Roman"/>
+          <w:b w:val="1"/>
+          <w:bCs w:val="1"/>
+          <w:sz w:val="26"/>
+          <w:szCs w:val="26"/>
+        </w:rPr>
+      </w:pPr>
+      <w:r>
+        <w:rPr>
+          <w:rFonts w:ascii="Times New Roman" w:cs="Times New Roman" w:eastAsia="Times New Roman" w:hAnsi="Times New Roman"/>
+          <w:b w:val="1"/>
+          <w:bCs w:val="1"/>
+          <w:sz w:val="26"/>
+          <w:szCs w:val="26"/>
+          <w:rtl w:val="0"/>
+        </w:rPr>
+        <w:t xml:space="preserve">Kl 15:05</w:t>
+      </w:r>
+    </w:p>
+    <w:p>
+      <w:pPr>
+        <w:widowControl w:val="0"/>
+        <w:spacing w:line="240" w:lineRule="auto"/>
+        <w:rPr>
+          <w:rFonts w:ascii="Times New Roman" w:cs="Times New Roman" w:eastAsia="Times New Roman" w:hAnsi="Times New Roman"/>
+          <w:b w:val="1"/>
+          <w:bCs w:val="1"/>
+          <w:sz w:val="26"/>
+          <w:szCs w:val="26"/>
+        </w:rPr>
+      </w:pPr>
+      <w:r>
+        <w:rPr>
+          <w:rtl w:val="0"/>
+        </w:rPr>
+      </w:r>
+    </w:p>
+    <w:p>
+      <w:pPr>
+        <w:widowControl w:val="0"/>
+        <w:spacing w:line="240" w:lineRule="auto"/>
+        <w:rPr>
+          <w:rFonts w:ascii="Times New Roman" w:cs="Times New Roman" w:eastAsia="Times New Roman" w:hAnsi="Times New Roman"/>
+          <w:sz w:val="24"/>
+          <w:szCs w:val="24"/>
+        </w:rPr>
+      </w:pPr>
+      <w:r>
+        <w:rPr>
+          <w:rFonts w:ascii="Times New Roman" w:cs="Times New Roman" w:eastAsia="Times New Roman" w:hAnsi="Times New Roman"/>
+          <w:sz w:val="24"/>
+          <w:szCs w:val="24"/>
+          <w:rtl w:val="0"/>
+        </w:rPr>
+        <w:t xml:space="preserve">Det jag märker av nu är att om användaren lämnar “Välj ett cykelnummer som ska lämnas in: ” blankt. Då kommer utskriften vara “Cykelnummer </w:t>
+      </w:r>
+      <w:r>
+        <w:rPr>
+          <w:rFonts w:ascii="Times New Roman" w:cs="Times New Roman" w:eastAsia="Times New Roman" w:hAnsi="Times New Roman"/>
+          <w:b w:val="1"/>
+          <w:bCs w:val="1"/>
+          <w:sz w:val="24"/>
+          <w:szCs w:val="24"/>
+          <w:rtl w:val="0"/>
+        </w:rPr>
+        <w:t xml:space="preserve">0 </w:t>
+      </w:r>
+      <w:r>
+        <w:rPr>
+          <w:rFonts w:ascii="Times New Roman" w:cs="Times New Roman" w:eastAsia="Times New Roman" w:hAnsi="Times New Roman"/>
+          <w:sz w:val="24"/>
+          <w:szCs w:val="24"/>
+          <w:rtl w:val="0"/>
+        </w:rPr>
+        <w:t xml:space="preserve">är inte en cykel som är uthyrd.”. Jag vill att utskriften i det scenariot är “Du måste skriva ett heltal”. </w:t>
+      </w:r>
+    </w:p>
+    <w:p>
+      <w:pPr>
+        <w:widowControl w:val="0"/>
+        <w:spacing w:line="240" w:lineRule="auto"/>
+        <w:rPr>
+          <w:rFonts w:ascii="Times New Roman" w:cs="Times New Roman" w:eastAsia="Times New Roman" w:hAnsi="Times New Roman"/>
+          <w:sz w:val="24"/>
+          <w:szCs w:val="24"/>
+        </w:rPr>
+      </w:pPr>
+      <w:r>
+        <w:rPr>
+          <w:rFonts w:ascii="Times New Roman" w:cs="Times New Roman" w:eastAsia="Times New Roman" w:hAnsi="Times New Roman"/>
+          <w:sz w:val="24"/>
+          <w:szCs w:val="24"/>
+          <w:rtl w:val="0"/>
+        </w:rPr>
+        <w:t xml:space="preserve">Jag tror lösningen är att ha en strängvariabel på inmatningen som först kollar om fältet är tomt för att sedan testa att konvertera den till en int. </w:t>
+      </w:r>
+    </w:p>
+    <w:p>
+      <w:pPr>
+        <w:widowControl w:val="0"/>
+        <w:spacing w:line="240" w:lineRule="auto"/>
+        <w:rPr>
+          <w:rFonts w:ascii="Times New Roman" w:cs="Times New Roman" w:eastAsia="Times New Roman" w:hAnsi="Times New Roman"/>
+          <w:sz w:val="24"/>
+          <w:szCs w:val="24"/>
+        </w:rPr>
+      </w:pPr>
+      <w:r>
+        <w:rPr>
+          <w:rtl w:val="0"/>
+        </w:rPr>
+      </w:r>
+    </w:p>
+    <w:p>
+      <w:pPr>
+        <w:widowControl w:val="0"/>
+        <w:spacing w:line="240" w:lineRule="auto"/>
+        <w:rPr>
+          <w:rFonts w:ascii="Times New Roman" w:cs="Times New Roman" w:eastAsia="Times New Roman" w:hAnsi="Times New Roman"/>
+          <w:sz w:val="24"/>
+          <w:szCs w:val="24"/>
+        </w:rPr>
+      </w:pPr>
+      <w:r>
+        <w:rPr>
+          <w:rFonts w:ascii="Times New Roman" w:cs="Times New Roman" w:eastAsia="Times New Roman" w:hAnsi="Times New Roman"/>
+          <w:sz w:val="24"/>
+          <w:szCs w:val="24"/>
+          <w:rtl w:val="0"/>
+        </w:rPr>
+        <w:t xml:space="preserve">Jag kollar in på det efter en paus.</w:t>
+      </w:r>
+    </w:p>
+    <w:p>
+      <w:pPr>
+        <w:widowControl w:val="0"/>
+        <w:spacing w:line="240" w:lineRule="auto"/>
+        <w:rPr>
+          <w:rFonts w:ascii="Times New Roman" w:cs="Times New Roman" w:eastAsia="Times New Roman" w:hAnsi="Times New Roman"/>
+          <w:sz w:val="24"/>
+          <w:szCs w:val="24"/>
+        </w:rPr>
+      </w:pPr>
+      <w:r>
+        <w:rPr>
+          <w:rtl w:val="0"/>
+        </w:rPr>
+      </w:r>
+    </w:p>
+    <w:p>
+      <w:pPr>
+        <w:widowControl w:val="0"/>
+        <w:spacing w:line="240" w:lineRule="auto"/>
+        <w:rPr>
+          <w:rFonts w:ascii="Times New Roman" w:cs="Times New Roman" w:eastAsia="Times New Roman" w:hAnsi="Times New Roman"/>
+          <w:sz w:val="24"/>
+          <w:szCs w:val="24"/>
+        </w:rPr>
+      </w:pPr>
+      <w:r>
+        <w:rPr>
+          <w:rtl w:val="0"/>
+        </w:rPr>
+      </w:r>
+    </w:p>
+    <w:p>
+      <w:pPr>
+        <w:widowControl w:val="0"/>
+        <w:spacing w:line="240" w:lineRule="auto"/>
+        <w:rPr>
+          <w:rFonts w:ascii="Times New Roman" w:cs="Times New Roman" w:eastAsia="Times New Roman" w:hAnsi="Times New Roman"/>
+          <w:b w:val="1"/>
+          <w:bCs w:val="1"/>
+          <w:sz w:val="26"/>
+          <w:szCs w:val="26"/>
+        </w:rPr>
+      </w:pPr>
+      <w:r>
+        <w:rPr>
+          <w:rFonts w:ascii="Times New Roman" w:cs="Times New Roman" w:eastAsia="Times New Roman" w:hAnsi="Times New Roman"/>
+          <w:b w:val="1"/>
+          <w:bCs w:val="1"/>
+          <w:sz w:val="26"/>
+          <w:szCs w:val="26"/>
+          <w:rtl w:val="0"/>
+        </w:rPr>
+        <w:t xml:space="preserve">Kl 16:00</w:t>
+      </w:r>
+    </w:p>
+    <w:p>
+      <w:pPr>
+        <w:widowControl w:val="0"/>
+        <w:spacing w:line="240" w:lineRule="auto"/>
+        <w:rPr>
+          <w:rFonts w:ascii="Times New Roman" w:cs="Times New Roman" w:eastAsia="Times New Roman" w:hAnsi="Times New Roman"/>
+          <w:b w:val="1"/>
+          <w:bCs w:val="1"/>
+          <w:sz w:val="26"/>
+          <w:szCs w:val="26"/>
+        </w:rPr>
+      </w:pPr>
+      <w:r>
+        <w:rPr>
+          <w:rtl w:val="0"/>
+        </w:rPr>
+      </w:r>
+    </w:p>
+    <w:p>
+      <w:pPr>
+        <w:widowControl w:val="0"/>
+        <w:spacing w:line="240" w:lineRule="auto"/>
+        <w:rPr>
+          <w:rFonts w:ascii="Times New Roman" w:cs="Times New Roman" w:eastAsia="Times New Roman" w:hAnsi="Times New Roman"/>
+          <w:sz w:val="24"/>
+          <w:szCs w:val="24"/>
+        </w:rPr>
+      </w:pPr>
+      <w:r>
+        <w:rPr>
+          <w:rFonts w:ascii="Times New Roman" w:cs="Times New Roman" w:eastAsia="Times New Roman" w:hAnsi="Times New Roman"/>
+          <w:sz w:val="24"/>
+          <w:szCs w:val="24"/>
+          <w:rtl w:val="0"/>
+        </w:rPr>
+        <w:t xml:space="preserve">Nu vill jag göra 2 saker, ändra den 0 grejen jag skrev för en timme sedan om och sen vill jag fixa det så att när en cykel läggs till i uthyrd listan ska booleanen bytas till true och när cykeln tas bort ska den bytas till false.</w:t>
+      </w:r>
+    </w:p>
+    <w:p>
+      <w:pPr>
+        <w:widowControl w:val="0"/>
+        <w:spacing w:line="240" w:lineRule="auto"/>
+        <w:rPr>
+          <w:rFonts w:ascii="Times New Roman" w:cs="Times New Roman" w:eastAsia="Times New Roman" w:hAnsi="Times New Roman"/>
+          <w:sz w:val="24"/>
+          <w:szCs w:val="24"/>
+        </w:rPr>
+      </w:pPr>
+      <w:r>
+        <w:rPr>
+          <w:rtl w:val="0"/>
+        </w:rPr>
+      </w:r>
+    </w:p>
+    <w:p>
+      <w:pPr>
+        <w:widowControl w:val="0"/>
+        <w:spacing w:line="240" w:lineRule="auto"/>
+        <w:rPr>
+          <w:rFonts w:ascii="Times New Roman" w:cs="Times New Roman" w:eastAsia="Times New Roman" w:hAnsi="Times New Roman"/>
+          <w:sz w:val="24"/>
+          <w:szCs w:val="24"/>
+        </w:rPr>
+      </w:pPr>
+      <w:r>
+        <w:rPr>
+          <w:rFonts w:ascii="Times New Roman" w:cs="Times New Roman" w:eastAsia="Times New Roman" w:hAnsi="Times New Roman"/>
+          <w:sz w:val="24"/>
+          <w:szCs w:val="24"/>
+          <w:rtl w:val="0"/>
+        </w:rPr>
+        <w:t xml:space="preserve">Börjar med 0 grejen. </w:t>
+      </w:r>
+    </w:p>
+    <w:p>
+      <w:pPr>
+        <w:widowControl w:val="0"/>
+        <w:spacing w:line="240" w:lineRule="auto"/>
+        <w:rPr>
+          <w:rFonts w:ascii="Times New Roman" w:cs="Times New Roman" w:eastAsia="Times New Roman" w:hAnsi="Times New Roman"/>
+          <w:sz w:val="24"/>
+          <w:szCs w:val="24"/>
+        </w:rPr>
+      </w:pPr>
+      <w:r>
+        <w:rPr>
+          <w:rtl w:val="0"/>
+        </w:rPr>
+      </w:r>
+    </w:p>
+    <w:p>
+      <w:pPr>
+        <w:widowControl w:val="0"/>
+        <w:spacing w:line="240" w:lineRule="auto"/>
+        <w:rPr>
+          <w:rFonts w:ascii="Times New Roman" w:cs="Times New Roman" w:eastAsia="Times New Roman" w:hAnsi="Times New Roman"/>
+          <w:sz w:val="24"/>
+          <w:szCs w:val="24"/>
+        </w:rPr>
+      </w:pPr>
+      <w:r>
+        <w:rPr>
+          <w:rtl w:val="0"/>
+        </w:rPr>
+      </w:r>
+    </w:p>
+    <w:p>
+      <w:pPr>
+        <w:widowControl w:val="0"/>
+        <w:spacing w:line="240" w:lineRule="auto"/>
+        <w:rPr>
+          <w:rFonts w:ascii="Times New Roman" w:cs="Times New Roman" w:eastAsia="Times New Roman" w:hAnsi="Times New Roman"/>
+          <w:b w:val="1"/>
+          <w:bCs w:val="1"/>
+          <w:sz w:val="26"/>
+          <w:szCs w:val="26"/>
+        </w:rPr>
+      </w:pPr>
+      <w:r>
+        <w:rPr>
+          <w:rFonts w:ascii="Times New Roman" w:cs="Times New Roman" w:eastAsia="Times New Roman" w:hAnsi="Times New Roman"/>
+          <w:b w:val="1"/>
+          <w:bCs w:val="1"/>
+          <w:sz w:val="26"/>
+          <w:szCs w:val="26"/>
+          <w:rtl w:val="0"/>
+        </w:rPr>
+        <w:t xml:space="preserve">Kl 16:20</w:t>
+      </w:r>
+    </w:p>
+    <w:p>
+      <w:pPr>
+        <w:widowControl w:val="0"/>
+        <w:spacing w:line="240" w:lineRule="auto"/>
+        <w:rPr>
+          <w:rFonts w:ascii="Times New Roman" w:cs="Times New Roman" w:eastAsia="Times New Roman" w:hAnsi="Times New Roman"/>
+          <w:b w:val="1"/>
+          <w:bCs w:val="1"/>
+          <w:sz w:val="26"/>
+          <w:szCs w:val="26"/>
+        </w:rPr>
+      </w:pPr>
+      <w:r>
+        <w:rPr>
+          <w:rtl w:val="0"/>
+        </w:rPr>
+      </w:r>
+    </w:p>
+    <w:p>
+      <w:pPr>
+        <w:widowControl w:val="0"/>
+        <w:spacing w:line="240" w:lineRule="auto"/>
+        <w:rPr>
+          <w:rFonts w:ascii="Times New Roman" w:cs="Times New Roman" w:eastAsia="Times New Roman" w:hAnsi="Times New Roman"/>
+        </w:rPr>
+      </w:pPr>
+      <w:r>
+        <w:rPr>
+          <w:rFonts w:ascii="Times New Roman" w:cs="Times New Roman" w:eastAsia="Times New Roman" w:hAnsi="Times New Roman"/>
+          <w:rtl w:val="0"/>
+        </w:rPr>
+        <w:t xml:space="preserve">Fixade “0” felmeddelandet och gjorde den mer robust i olika situationer. Såsom om man skriver ingenting eller bokstäver istället för heltal så skrivs “Du måste skriva ett </w:t>
+      </w:r>
+      <w:r>
+        <w:rPr>
+          <w:rFonts w:ascii="Times New Roman" w:cs="Times New Roman" w:eastAsia="Times New Roman" w:hAnsi="Times New Roman"/>
+          <w:rtl w:val="0"/>
+        </w:rPr>
+        <w:t xml:space="preserve">cykelnummer”.</w:t>
+      </w:r>
+      <w:r>
+        <w:rPr>
+          <w:rtl w:val="0"/>
+        </w:rPr>
+      </w:r>
+    </w:p>
+    <w:p>
+      <w:pPr>
+        <w:widowControl w:val="0"/>
+        <w:spacing w:line="240" w:lineRule="auto"/>
+        <w:rPr>
+          <w:rFonts w:ascii="Times New Roman" w:cs="Times New Roman" w:eastAsia="Times New Roman" w:hAnsi="Times New Roman"/>
+        </w:rPr>
+      </w:pPr>
+      <w:r>
+        <w:rPr>
+          <w:rtl w:val="0"/>
+        </w:rPr>
+      </w:r>
+    </w:p>
+    <w:p>
+      <w:pPr>
+        <w:widowControl w:val="0"/>
+        <w:spacing w:line="240" w:lineRule="auto"/>
+        <w:rPr>
+          <w:rFonts w:ascii="Times New Roman" w:cs="Times New Roman" w:eastAsia="Times New Roman" w:hAnsi="Times New Roman"/>
+        </w:rPr>
+      </w:pPr>
+      <w:r>
+        <w:rPr>
+          <w:rFonts w:ascii="Times New Roman" w:cs="Times New Roman" w:eastAsia="Times New Roman" w:hAnsi="Times New Roman"/>
+          <w:rtl w:val="0"/>
+        </w:rPr>
+        <w:t xml:space="preserve">Nu vill jag ändra true och false korrigeringen när en cykel läggs till eller tas bort från fordonUthyrningLista.</w:t>
+      </w:r>
+    </w:p>
+    <w:p>
+      <w:pPr>
+        <w:widowControl w:val="0"/>
+        <w:spacing w:line="240" w:lineRule="auto"/>
+        <w:rPr>
+          <w:rFonts w:ascii="Times New Roman" w:cs="Times New Roman" w:eastAsia="Times New Roman" w:hAnsi="Times New Roman"/>
+        </w:rPr>
+      </w:pPr>
+      <w:r>
+        <w:rPr>
+          <w:rtl w:val="0"/>
+        </w:rPr>
+      </w:r>
+    </w:p>
+    <w:p>
+      <w:pPr>
+        <w:widowControl w:val="0"/>
+        <w:spacing w:line="240" w:lineRule="auto"/>
+        <w:rPr>
+          <w:rFonts w:ascii="Times New Roman" w:cs="Times New Roman" w:eastAsia="Times New Roman" w:hAnsi="Times New Roman"/>
+        </w:rPr>
+      </w:pPr>
+      <w:r>
+        <w:rPr>
+          <w:rtl w:val="0"/>
+        </w:rPr>
+      </w:r>
+    </w:p>
+    <w:p>
+      <w:pPr>
+        <w:widowControl w:val="0"/>
+        <w:spacing w:line="240" w:lineRule="auto"/>
+        <w:rPr>
+          <w:rFonts w:ascii="Times New Roman" w:cs="Times New Roman" w:eastAsia="Times New Roman" w:hAnsi="Times New Roman"/>
+          <w:b w:val="1"/>
+          <w:bCs w:val="1"/>
+          <w:sz w:val="24"/>
+          <w:szCs w:val="24"/>
+        </w:rPr>
+      </w:pPr>
+      <w:r>
+        <w:rPr>
+          <w:rFonts w:ascii="Times New Roman" w:cs="Times New Roman" w:eastAsia="Times New Roman" w:hAnsi="Times New Roman"/>
+          <w:b w:val="1"/>
+          <w:bCs w:val="1"/>
+          <w:sz w:val="24"/>
+          <w:szCs w:val="24"/>
+          <w:rtl w:val="0"/>
+        </w:rPr>
+        <w:t xml:space="preserve">Kl 17:00</w:t>
+      </w:r>
+    </w:p>
+    <w:p>
+      <w:pPr>
+        <w:widowControl w:val="0"/>
+        <w:spacing w:line="240" w:lineRule="auto"/>
+        <w:rPr>
+          <w:rFonts w:ascii="Times New Roman" w:cs="Times New Roman" w:eastAsia="Times New Roman" w:hAnsi="Times New Roman"/>
+          <w:b w:val="1"/>
+          <w:bCs w:val="1"/>
+          <w:sz w:val="24"/>
+          <w:szCs w:val="24"/>
+        </w:rPr>
+      </w:pPr>
+      <w:r>
+        <w:rPr>
+          <w:rtl w:val="0"/>
+        </w:rPr>
+      </w:r>
+    </w:p>
+    <w:p>
+      <w:pPr>
+        <w:widowControl w:val="0"/>
+        <w:spacing w:line="240" w:lineRule="auto"/>
+        <w:rPr>
+          <w:rFonts w:ascii="Times New Roman" w:cs="Times New Roman" w:eastAsia="Times New Roman" w:hAnsi="Times New Roman"/>
+        </w:rPr>
+      </w:pPr>
+      <w:r>
+        <w:rPr>
+          <w:rFonts w:ascii="Times New Roman" w:cs="Times New Roman" w:eastAsia="Times New Roman" w:hAnsi="Times New Roman"/>
+          <w:rtl w:val="0"/>
+        </w:rPr>
+        <w:t xml:space="preserve">Jag ändrade med true och false. Nu ska jag fixa ett stort problem med kund. Kraschning sker vid om ålder är bokstäver eller ingenting.</w:t>
+      </w:r>
+    </w:p>
+    <w:p>
+      <w:pPr>
+        <w:widowControl w:val="0"/>
+        <w:spacing w:line="240" w:lineRule="auto"/>
+        <w:rPr>
+          <w:rFonts w:ascii="Times New Roman" w:cs="Times New Roman" w:eastAsia="Times New Roman" w:hAnsi="Times New Roman"/>
+        </w:rPr>
+      </w:pPr>
+      <w:r>
+        <w:rPr>
+          <w:rtl w:val="0"/>
+        </w:rPr>
+      </w:r>
+    </w:p>
+    <w:p>
+      <w:pPr>
+        <w:widowControl w:val="0"/>
+        <w:spacing w:line="240" w:lineRule="auto"/>
+        <w:rPr>
+          <w:rFonts w:ascii="Times New Roman" w:cs="Times New Roman" w:eastAsia="Times New Roman" w:hAnsi="Times New Roman"/>
+        </w:rPr>
+      </w:pPr>
+      <w:r>
+        <w:rPr>
+          <w:rtl w:val="0"/>
+        </w:rPr>
+      </w:r>
+    </w:p>
+    <w:p>
+      <w:pPr>
+        <w:widowControl w:val="0"/>
+        <w:spacing w:line="240" w:lineRule="auto"/>
+        <w:rPr>
+          <w:rFonts w:ascii="Times New Roman" w:cs="Times New Roman" w:eastAsia="Times New Roman" w:hAnsi="Times New Roman"/>
+          <w:b w:val="1"/>
+          <w:bCs w:val="1"/>
+          <w:sz w:val="24"/>
+          <w:szCs w:val="24"/>
+        </w:rPr>
+      </w:pPr>
+      <w:r>
+        <w:rPr>
+          <w:rFonts w:ascii="Times New Roman" w:cs="Times New Roman" w:eastAsia="Times New Roman" w:hAnsi="Times New Roman"/>
+          <w:b w:val="1"/>
+          <w:bCs w:val="1"/>
+          <w:sz w:val="24"/>
+          <w:szCs w:val="24"/>
+          <w:rtl w:val="0"/>
+        </w:rPr>
+        <w:t xml:space="preserve">Kl 17:30</w:t>
+      </w:r>
+    </w:p>
+    <w:p>
+      <w:pPr>
+        <w:widowControl w:val="0"/>
+        <w:spacing w:line="240" w:lineRule="auto"/>
+        <w:rPr>
+          <w:rFonts w:ascii="Times New Roman" w:cs="Times New Roman" w:eastAsia="Times New Roman" w:hAnsi="Times New Roman"/>
+        </w:rPr>
+      </w:pPr>
+      <w:r>
+        <w:rPr>
+          <w:rtl w:val="0"/>
+        </w:rPr>
+      </w:r>
+    </w:p>
+    <w:p>
+      <w:pPr>
+        <w:widowControl w:val="0"/>
+        <w:spacing w:line="240" w:lineRule="auto"/>
+        <w:rPr>
+          <w:rFonts w:ascii="Times New Roman" w:cs="Times New Roman" w:eastAsia="Times New Roman" w:hAnsi="Times New Roman"/>
+        </w:rPr>
+      </w:pPr>
+      <w:r>
+        <w:rPr>
+          <w:rFonts w:ascii="Times New Roman" w:cs="Times New Roman" w:eastAsia="Times New Roman" w:hAnsi="Times New Roman"/>
+          <w:rtl w:val="0"/>
+        </w:rPr>
+        <w:t xml:space="preserve">Fixade allting med intaget av information om kunden så att programmet är mer robust. </w:t>
+      </w:r>
+    </w:p>
+    <w:p>
+      <w:pPr>
+        <w:widowControl w:val="0"/>
+        <w:spacing w:line="240" w:lineRule="auto"/>
+        <w:rPr>
+          <w:rFonts w:ascii="Times New Roman" w:cs="Times New Roman" w:eastAsia="Times New Roman" w:hAnsi="Times New Roman"/>
+        </w:rPr>
+      </w:pPr>
+      <w:r>
+        <w:rPr>
+          <w:rtl w:val="0"/>
+        </w:rPr>
+      </w:r>
+    </w:p>
+    <w:p>
+      <w:pPr>
+        <w:widowControl w:val="0"/>
+        <w:spacing w:line="240" w:lineRule="auto"/>
+        <w:rPr>
+          <w:rFonts w:ascii="Times New Roman" w:cs="Times New Roman" w:eastAsia="Times New Roman" w:hAnsi="Times New Roman"/>
+        </w:rPr>
+      </w:pPr>
+      <w:r>
+        <w:rPr>
+          <w:rFonts w:ascii="Times New Roman" w:cs="Times New Roman" w:eastAsia="Times New Roman" w:hAnsi="Times New Roman"/>
+          <w:rtl w:val="0"/>
+        </w:rPr>
+        <w:t xml:space="preserve">Jag märker att jag kan göra en förbättring i hela programmet. Jag kan fixa programmet så när jag använder matar in någonting de inte skall göra, då ställer programmet frågan igen. Men eftersom programmet fungerar vill jag inte ändra på mer grejer som kanske fungerar.</w:t>
+      </w:r>
+    </w:p>
+    <w:p>
+      <w:pPr>
+        <w:widowControl w:val="0"/>
+        <w:spacing w:line="240" w:lineRule="auto"/>
+        <w:rPr>
+          <w:rFonts w:ascii="Times New Roman" w:cs="Times New Roman" w:eastAsia="Times New Roman" w:hAnsi="Times New Roman"/>
+        </w:rPr>
+      </w:pPr>
+      <w:r>
+        <w:rPr>
+          <w:rtl w:val="0"/>
+        </w:rPr>
+      </w:r>
+    </w:p>
+    <w:p>
+      <w:pPr>
+        <w:widowControl w:val="0"/>
+        <w:spacing w:line="240" w:lineRule="auto"/>
+        <w:rPr>
+          <w:rFonts w:ascii="Times New Roman" w:cs="Times New Roman" w:eastAsia="Times New Roman" w:hAnsi="Times New Roman"/>
+        </w:rPr>
+      </w:pPr>
+      <w:r>
+        <w:rPr>
+          <w:rtl w:val="0"/>
+        </w:rPr>
+      </w:r>
+    </w:p>
+    <w:p>
+      <w:pPr>
+        <w:widowControl w:val="0"/>
+        <w:spacing w:line="240" w:lineRule="auto"/>
+        <w:rPr>
+          <w:rFonts w:ascii="Times New Roman" w:cs="Times New Roman" w:eastAsia="Times New Roman" w:hAnsi="Times New Roman"/>
+          <w:b w:val="1"/>
+          <w:bCs w:val="1"/>
+          <w:sz w:val="24"/>
+          <w:szCs w:val="24"/>
+        </w:rPr>
+      </w:pPr>
+      <w:r>
+        <w:rPr>
+          <w:rFonts w:ascii="Times New Roman" w:cs="Times New Roman" w:eastAsia="Times New Roman" w:hAnsi="Times New Roman"/>
+          <w:b w:val="1"/>
+          <w:bCs w:val="1"/>
+          <w:sz w:val="24"/>
+          <w:szCs w:val="24"/>
+          <w:rtl w:val="0"/>
+        </w:rPr>
+        <w:t xml:space="preserve">Kl 17:50</w:t>
+      </w:r>
+    </w:p>
+    <w:p>
+      <w:pPr>
+        <w:widowControl w:val="0"/>
+        <w:spacing w:line="240" w:lineRule="auto"/>
+        <w:rPr>
+          <w:rFonts w:ascii="Times New Roman" w:cs="Times New Roman" w:eastAsia="Times New Roman" w:hAnsi="Times New Roman"/>
+          <w:b w:val="1"/>
+          <w:bCs w:val="1"/>
+          <w:sz w:val="24"/>
+          <w:szCs w:val="24"/>
+        </w:rPr>
+      </w:pPr>
+      <w:r>
+        <w:rPr>
+          <w:rtl w:val="0"/>
+        </w:rPr>
+      </w:r>
+    </w:p>
+    <w:p>
+      <w:pPr>
+        <w:widowControl w:val="0"/>
+        <w:spacing w:line="240" w:lineRule="auto"/>
+        <w:rPr>
+          <w:rFonts w:ascii="Times New Roman" w:cs="Times New Roman" w:eastAsia="Times New Roman" w:hAnsi="Times New Roman"/>
+        </w:rPr>
+      </w:pPr>
+      <w:r>
+        <w:rPr>
+          <w:rFonts w:ascii="Times New Roman" w:cs="Times New Roman" w:eastAsia="Times New Roman" w:hAnsi="Times New Roman"/>
+          <w:rtl w:val="0"/>
+        </w:rPr>
+        <w:t xml:space="preserve">Jag börjar bli klar nu, programmet fungerar utan att det kraschar. Det som jag ska göra imorgon är att fixa all utskrift så det ser mer användarvänligt ut.</w:t>
+      </w:r>
+    </w:p>
+    <w:p>
+      <w:pPr>
+        <w:widowControl w:val="0"/>
+        <w:spacing w:line="240" w:lineRule="auto"/>
+        <w:rPr>
+          <w:rFonts w:ascii="Times New Roman" w:cs="Times New Roman" w:eastAsia="Times New Roman" w:hAnsi="Times New Roman"/>
+        </w:rPr>
+      </w:pPr>
+      <w:r>
+        <w:rPr>
+          <w:rtl w:val="0"/>
+        </w:rPr>
+      </w:r>
+    </w:p>
+    <w:p>
+      <w:pPr>
+        <w:widowControl w:val="0"/>
+        <w:spacing w:line="240" w:lineRule="auto"/>
+        <w:rPr>
+          <w:rFonts w:ascii="Times New Roman" w:cs="Times New Roman" w:eastAsia="Times New Roman" w:hAnsi="Times New Roman"/>
+        </w:rPr>
+      </w:pPr>
+      <w:r>
+        <w:rPr>
+          <w:rFonts w:ascii="Times New Roman" w:cs="Times New Roman" w:eastAsia="Times New Roman" w:hAnsi="Times New Roman"/>
+          <w:rtl w:val="0"/>
+        </w:rPr>
+        <w:t xml:space="preserve">Commitar dagens logg nu.</w:t>
+      </w:r>
+    </w:p>
+    <w:p>
+      <w:pPr>
+        <w:widowControl w:val="0"/>
+        <w:spacing w:line="240" w:lineRule="auto"/>
+        <w:rPr>
+          <w:rFonts w:ascii="Times New Roman" w:cs="Times New Roman" w:eastAsia="Times New Roman" w:hAnsi="Times New Roman"/>
+        </w:rPr>
+      </w:pPr>
+      <w:r>
+        <w:rPr>
+          <w:rtl w:val="0"/>
+        </w:rPr>
+      </w:r>
+    </w:p>
+    <w:p>
+      <w:pPr>
+        <w:widowControl w:val="0"/>
+        <w:spacing w:line="240" w:lineRule="auto"/>
+        <w:rPr>
+          <w:rFonts w:ascii="Times New Roman" w:cs="Times New Roman" w:eastAsia="Times New Roman" w:hAnsi="Times New Roman"/>
+        </w:rPr>
+      </w:pPr>
+      <w:r>
+        <w:rPr>
+          <w:rtl w:val="0"/>
+        </w:rPr>
+      </w:r>
+    </w:p>
+    <w:p>
+      <w:pPr>
+        <w:widowControl w:val="0"/>
+        <w:spacing w:line="240" w:lineRule="auto"/>
+        <w:rPr>
+          <w:rFonts w:ascii="Times New Roman" w:cs="Times New Roman" w:eastAsia="Times New Roman" w:hAnsi="Times New Roman"/>
+          <w:b w:val="1"/>
+          <w:bCs w:val="1"/>
+          <w:sz w:val="26"/>
+          <w:szCs w:val="26"/>
+        </w:rPr>
+      </w:pPr>
+      <w:r>
+        <w:rPr>
+          <w:rFonts w:ascii="Times New Roman" w:cs="Times New Roman" w:eastAsia="Times New Roman" w:hAnsi="Times New Roman"/>
+          <w:b w:val="1"/>
+          <w:bCs w:val="1"/>
+          <w:sz w:val="26"/>
+          <w:szCs w:val="26"/>
+          <w:rtl w:val="0"/>
+        </w:rPr>
+        <w:t xml:space="preserve">Lördag 2026-10-24 SLUT</w:t>
       </w:r>
       <w:r>
         <w:rPr>

--- a/Simon Tobiasson - Loggbok - Inlämningsuppgift - Kajens cykeluthyrning.docx
+++ b/Simon Tobiasson - Loggbok - Inlämningsuppgift - Kajens cykeluthyrning.docx
@@ -4506,12 +4506,12 @@
           <wp:inline distB="114300" distT="114300" distL="114300" distR="114300">
             <wp:extent cx="5731200" cy="2489200"/>
             <wp:effectExtent b="0" l="0" r="0" t="0"/>
-            <wp:docPr id="6" name="image2.png"/>
+            <wp:docPr id="6" name="image8.png"/>
             <a:graphic>
               <a:graphicData uri="http://schemas.openxmlformats.org/drawingml/2006/picture">
                 <pic:pic>
                   <pic:nvPicPr>
-                    <pic:cNvPr id="0" name="image2.png"/>
+                    <pic:cNvPr id="0" name="image8.png"/>
                     <pic:cNvPicPr preferRelativeResize="0"/>
                   </pic:nvPicPr>
                   <pic:blipFill>
@@ -4671,12 +4671,12 @@
           <wp:inline distB="114300" distT="114300" distL="114300" distR="114300">
             <wp:extent cx="5731200" cy="4178300"/>
             <wp:effectExtent b="0" l="0" r="0" t="0"/>
-            <wp:docPr id="7" name="image6.png"/>
+            <wp:docPr id="7" name="image5.png"/>
             <a:graphic>
               <a:graphicData uri="http://schemas.openxmlformats.org/drawingml/2006/picture">
                 <pic:pic>
                   <pic:nvPicPr>
-                    <pic:cNvPr id="0" name="image6.png"/>
+                    <pic:cNvPr id="0" name="image5.png"/>
                     <pic:cNvPicPr preferRelativeResize="0"/>
                   </pic:nvPicPr>
                   <pic:blipFill>
@@ -5893,12 +5893,12 @@
           <wp:inline distB="114300" distT="114300" distL="114300" distR="114300">
             <wp:extent cx="5731200" cy="2082800"/>
             <wp:effectExtent b="0" l="0" r="0" t="0"/>
-            <wp:docPr id="5" name="image8.png"/>
+            <wp:docPr id="5" name="image9.png"/>
             <a:graphic>
               <a:graphicData uri="http://schemas.openxmlformats.org/drawingml/2006/picture">
                 <pic:pic>
                   <pic:nvPicPr>
-                    <pic:cNvPr id="0" name="image8.png"/>
+                    <pic:cNvPr id="0" name="image9.png"/>
                     <pic:cNvPicPr preferRelativeResize="0"/>
                   </pic:nvPicPr>
                   <pic:blipFill>
@@ -6020,12 +6020,12 @@
           <wp:inline distB="114300" distT="114300" distL="114300" distR="114300">
             <wp:extent cx="5731200" cy="3644900"/>
             <wp:effectExtent b="0" l="0" r="0" t="0"/>
-            <wp:docPr id="8" name="image9.png"/>
+            <wp:docPr id="8" name="image2.png"/>
             <a:graphic>
               <a:graphicData uri="http://schemas.openxmlformats.org/drawingml/2006/picture">
                 <pic:pic>
                   <pic:nvPicPr>
-                    <pic:cNvPr id="0" name="image9.png"/>
+                    <pic:cNvPr id="0" name="image2.png"/>
                     <pic:cNvPicPr preferRelativeResize="0"/>
                   </pic:nvPicPr>
                   <pic:blipFill>
@@ -6075,12 +6075,12 @@
           <wp:inline distB="114300" distT="114300" distL="114300" distR="114300">
             <wp:extent cx="3314700" cy="5486400"/>
             <wp:effectExtent b="0" l="0" r="0" t="0"/>
-            <wp:docPr id="2" name="image1.png"/>
+            <wp:docPr id="2" name="image7.png"/>
             <a:graphic>
               <a:graphicData uri="http://schemas.openxmlformats.org/drawingml/2006/picture">
                 <pic:pic>
                   <pic:nvPicPr>
-                    <pic:cNvPr id="0" name="image1.png"/>
+                    <pic:cNvPr id="0" name="image7.png"/>
                     <pic:cNvPicPr preferRelativeResize="0"/>
                   </pic:nvPicPr>
                   <pic:blipFill>
@@ -6130,12 +6130,12 @@
           <wp:inline distB="114300" distT="114300" distL="114300" distR="114300">
             <wp:extent cx="5731200" cy="1346200"/>
             <wp:effectExtent b="0" l="0" r="0" t="0"/>
-            <wp:docPr id="1" name="image5.png"/>
+            <wp:docPr id="1" name="image4.png"/>
             <a:graphic>
               <a:graphicData uri="http://schemas.openxmlformats.org/drawingml/2006/picture">
                 <pic:pic>
                   <pic:nvPicPr>
-                    <pic:cNvPr id="0" name="image5.png"/>
+                    <pic:cNvPr id="0" name="image4.png"/>
                     <pic:cNvPicPr preferRelativeResize="0"/>
                   </pic:nvPicPr>
                   <pic:blipFill>
@@ -6185,12 +6185,12 @@
           <wp:inline distB="114300" distT="114300" distL="114300" distR="114300">
             <wp:extent cx="5731200" cy="2921000"/>
             <wp:effectExtent b="0" l="0" r="0" t="0"/>
-            <wp:docPr id="9" name="image4.png"/>
+            <wp:docPr id="9" name="image6.png"/>
             <a:graphic>
               <a:graphicData uri="http://schemas.openxmlformats.org/drawingml/2006/picture">
                 <pic:pic>
                   <pic:nvPicPr>
-                    <pic:cNvPr id="0" name="image4.png"/>
+                    <pic:cNvPr id="0" name="image6.png"/>
                     <pic:cNvPicPr preferRelativeResize="0"/>
                   </pic:nvPicPr>
                   <pic:blipFill>
@@ -6377,12 +6377,12 @@
           <wp:inline distB="114300" distT="114300" distL="114300" distR="114300">
             <wp:extent cx="5731200" cy="2705100"/>
             <wp:effectExtent b="0" l="0" r="0" t="0"/>
-            <wp:docPr id="4" name="image7.png"/>
+            <wp:docPr id="4" name="image1.png"/>
             <a:graphic>
               <a:graphicData uri="http://schemas.openxmlformats.org/drawingml/2006/picture">
                 <pic:pic>
                   <pic:nvPicPr>
-                    <pic:cNvPr id="0" name="image7.png"/>
+                    <pic:cNvPr id="0" name="image1.png"/>
                     <pic:cNvPicPr preferRelativeResize="0"/>
                   </pic:nvPicPr>
                   <pic:blipFill>
@@ -9815,6 +9815,1154 @@
         </w:rPr>
         <w:t xml:space="preserve">Lördag 2026-10-24 SLUT</w:t>
       </w:r>
+    </w:p>
+    <w:p>
+      <w:pPr>
+        <w:widowControl w:val="0"/>
+        <w:spacing w:line="240" w:lineRule="auto"/>
+        <w:rPr>
+          <w:rFonts w:ascii="Times New Roman" w:cs="Times New Roman" w:eastAsia="Times New Roman" w:hAnsi="Times New Roman"/>
+          <w:b w:val="1"/>
+          <w:bCs w:val="1"/>
+          <w:sz w:val="26"/>
+          <w:szCs w:val="26"/>
+        </w:rPr>
+      </w:pPr>
+      <w:r>
+        <w:rPr>
+          <w:rtl w:val="0"/>
+        </w:rPr>
+      </w:r>
+    </w:p>
+    <w:p>
+      <w:pPr>
+        <w:widowControl w:val="0"/>
+        <w:spacing w:line="240" w:lineRule="auto"/>
+        <w:rPr>
+          <w:rFonts w:ascii="Times New Roman" w:cs="Times New Roman" w:eastAsia="Times New Roman" w:hAnsi="Times New Roman"/>
+          <w:b w:val="1"/>
+          <w:bCs w:val="1"/>
+          <w:sz w:val="26"/>
+          <w:szCs w:val="26"/>
+        </w:rPr>
+      </w:pPr>
+      <w:r>
+        <w:rPr>
+          <w:rtl w:val="0"/>
+        </w:rPr>
+      </w:r>
+    </w:p>
+    <w:p>
+      <w:pPr>
+        <w:widowControl w:val="0"/>
+        <w:spacing w:line="240" w:lineRule="auto"/>
+        <w:rPr>
+          <w:rFonts w:ascii="Times New Roman" w:cs="Times New Roman" w:eastAsia="Times New Roman" w:hAnsi="Times New Roman"/>
+          <w:b w:val="1"/>
+          <w:bCs w:val="1"/>
+          <w:sz w:val="26"/>
+          <w:szCs w:val="26"/>
+        </w:rPr>
+      </w:pPr>
+      <w:r>
+        <w:rPr>
+          <w:rtl w:val="0"/>
+        </w:rPr>
+      </w:r>
+    </w:p>
+    <w:p>
+      <w:pPr>
+        <w:widowControl w:val="0"/>
+        <w:spacing w:line="240" w:lineRule="auto"/>
+        <w:rPr>
+          <w:rFonts w:ascii="Times New Roman" w:cs="Times New Roman" w:eastAsia="Times New Roman" w:hAnsi="Times New Roman"/>
+          <w:b w:val="1"/>
+          <w:bCs w:val="1"/>
+          <w:sz w:val="28"/>
+          <w:szCs w:val="28"/>
+        </w:rPr>
+      </w:pPr>
+      <w:r>
+        <w:rPr>
+          <w:rFonts w:ascii="Times New Roman" w:cs="Times New Roman" w:eastAsia="Times New Roman" w:hAnsi="Times New Roman"/>
+          <w:b w:val="1"/>
+          <w:bCs w:val="1"/>
+          <w:sz w:val="28"/>
+          <w:szCs w:val="28"/>
+          <w:rtl w:val="0"/>
+        </w:rPr>
+        <w:t xml:space="preserve">Söndag 2026-10-25 START</w:t>
+      </w:r>
+    </w:p>
+    <w:p>
+      <w:pPr>
+        <w:widowControl w:val="0"/>
+        <w:spacing w:line="240" w:lineRule="auto"/>
+        <w:rPr>
+          <w:rFonts w:ascii="Times New Roman" w:cs="Times New Roman" w:eastAsia="Times New Roman" w:hAnsi="Times New Roman"/>
+          <w:b w:val="1"/>
+          <w:bCs w:val="1"/>
+          <w:sz w:val="28"/>
+          <w:szCs w:val="28"/>
+        </w:rPr>
+      </w:pPr>
+      <w:r>
+        <w:rPr>
+          <w:rtl w:val="0"/>
+        </w:rPr>
+      </w:r>
+    </w:p>
+    <w:p>
+      <w:pPr>
+        <w:widowControl w:val="0"/>
+        <w:spacing w:line="240" w:lineRule="auto"/>
+        <w:rPr>
+          <w:rFonts w:ascii="Times New Roman" w:cs="Times New Roman" w:eastAsia="Times New Roman" w:hAnsi="Times New Roman"/>
+          <w:b w:val="1"/>
+          <w:bCs w:val="1"/>
+          <w:sz w:val="26"/>
+          <w:szCs w:val="26"/>
+        </w:rPr>
+      </w:pPr>
+      <w:r>
+        <w:rPr>
+          <w:rFonts w:ascii="Times New Roman" w:cs="Times New Roman" w:eastAsia="Times New Roman" w:hAnsi="Times New Roman"/>
+          <w:b w:val="1"/>
+          <w:bCs w:val="1"/>
+          <w:sz w:val="26"/>
+          <w:szCs w:val="26"/>
+          <w:rtl w:val="0"/>
+        </w:rPr>
+        <w:t xml:space="preserve">Kl 12:30</w:t>
+      </w:r>
+    </w:p>
+    <w:p>
+      <w:pPr>
+        <w:widowControl w:val="0"/>
+        <w:spacing w:line="240" w:lineRule="auto"/>
+        <w:rPr>
+          <w:rFonts w:ascii="Times New Roman" w:cs="Times New Roman" w:eastAsia="Times New Roman" w:hAnsi="Times New Roman"/>
+          <w:b w:val="1"/>
+          <w:bCs w:val="1"/>
+          <w:sz w:val="26"/>
+          <w:szCs w:val="26"/>
+        </w:rPr>
+      </w:pPr>
+      <w:r>
+        <w:rPr>
+          <w:rtl w:val="0"/>
+        </w:rPr>
+      </w:r>
+    </w:p>
+    <w:p>
+      <w:pPr>
+        <w:widowControl w:val="0"/>
+        <w:spacing w:line="240" w:lineRule="auto"/>
+        <w:rPr>
+          <w:rFonts w:ascii="Times New Roman" w:cs="Times New Roman" w:eastAsia="Times New Roman" w:hAnsi="Times New Roman"/>
+          <w:sz w:val="24"/>
+          <w:szCs w:val="24"/>
+        </w:rPr>
+      </w:pPr>
+      <w:r>
+        <w:rPr>
+          <w:rFonts w:ascii="Times New Roman" w:cs="Times New Roman" w:eastAsia="Times New Roman" w:hAnsi="Times New Roman"/>
+          <w:sz w:val="24"/>
+          <w:szCs w:val="24"/>
+          <w:rtl w:val="0"/>
+        </w:rPr>
+        <w:t xml:space="preserve">Jag är för det mestadels klar med koden. Det enda som saknas nu är att utskriften ser bra ut.</w:t>
+      </w:r>
+    </w:p>
+    <w:p>
+      <w:pPr>
+        <w:widowControl w:val="0"/>
+        <w:spacing w:line="240" w:lineRule="auto"/>
+        <w:rPr>
+          <w:rFonts w:ascii="Times New Roman" w:cs="Times New Roman" w:eastAsia="Times New Roman" w:hAnsi="Times New Roman"/>
+          <w:sz w:val="24"/>
+          <w:szCs w:val="24"/>
+        </w:rPr>
+      </w:pPr>
+      <w:r>
+        <w:rPr>
+          <w:rtl w:val="0"/>
+        </w:rPr>
+      </w:r>
+    </w:p>
+    <w:p>
+      <w:pPr>
+        <w:widowControl w:val="0"/>
+        <w:spacing w:line="240" w:lineRule="auto"/>
+        <w:rPr>
+          <w:rFonts w:ascii="Times New Roman" w:cs="Times New Roman" w:eastAsia="Times New Roman" w:hAnsi="Times New Roman"/>
+          <w:b w:val="1"/>
+          <w:bCs w:val="1"/>
+          <w:sz w:val="26"/>
+          <w:szCs w:val="26"/>
+        </w:rPr>
+      </w:pPr>
+      <w:r>
+        <w:rPr>
+          <w:rFonts w:ascii="Times New Roman" w:cs="Times New Roman" w:eastAsia="Times New Roman" w:hAnsi="Times New Roman"/>
+          <w:b w:val="1"/>
+          <w:bCs w:val="1"/>
+          <w:sz w:val="26"/>
+          <w:szCs w:val="26"/>
+          <w:rtl w:val="0"/>
+        </w:rPr>
+        <w:t xml:space="preserve">Kl 13:30</w:t>
+      </w:r>
+    </w:p>
+    <w:p>
+      <w:pPr>
+        <w:widowControl w:val="0"/>
+        <w:spacing w:line="240" w:lineRule="auto"/>
+        <w:rPr>
+          <w:rFonts w:ascii="Times New Roman" w:cs="Times New Roman" w:eastAsia="Times New Roman" w:hAnsi="Times New Roman"/>
+          <w:sz w:val="24"/>
+          <w:szCs w:val="24"/>
+        </w:rPr>
+      </w:pPr>
+      <w:r>
+        <w:rPr>
+          <w:rtl w:val="0"/>
+        </w:rPr>
+      </w:r>
+    </w:p>
+    <w:p>
+      <w:pPr>
+        <w:widowControl w:val="0"/>
+        <w:spacing w:line="240" w:lineRule="auto"/>
+        <w:rPr>
+          <w:rFonts w:ascii="Times New Roman" w:cs="Times New Roman" w:eastAsia="Times New Roman" w:hAnsi="Times New Roman"/>
+          <w:sz w:val="24"/>
+          <w:szCs w:val="24"/>
+        </w:rPr>
+      </w:pPr>
+      <w:r>
+        <w:rPr>
+          <w:rFonts w:ascii="Times New Roman" w:cs="Times New Roman" w:eastAsia="Times New Roman" w:hAnsi="Times New Roman"/>
+          <w:sz w:val="24"/>
+          <w:szCs w:val="24"/>
+          <w:rtl w:val="0"/>
+        </w:rPr>
+        <w:t xml:space="preserve">Hittade ett felbeteende som jag skulle ha fixat innan men glömde av. När användaren är i alternativ 3 och försöker hyra ut en cykel med för lite batterinivå kommer prompten att skriva in antal timmar innan programmet går tillbaka till menyn. </w:t>
+      </w:r>
+    </w:p>
+    <w:p>
+      <w:pPr>
+        <w:widowControl w:val="0"/>
+        <w:spacing w:line="240" w:lineRule="auto"/>
+        <w:rPr>
+          <w:rFonts w:ascii="Times New Roman" w:cs="Times New Roman" w:eastAsia="Times New Roman" w:hAnsi="Times New Roman"/>
+          <w:sz w:val="24"/>
+          <w:szCs w:val="24"/>
+        </w:rPr>
+      </w:pPr>
+      <w:r>
+        <w:rPr>
+          <w:rtl w:val="0"/>
+        </w:rPr>
+      </w:r>
+    </w:p>
+    <w:p>
+      <w:pPr>
+        <w:widowControl w:val="0"/>
+        <w:spacing w:line="240" w:lineRule="auto"/>
+        <w:rPr>
+          <w:rFonts w:ascii="Times New Roman" w:cs="Times New Roman" w:eastAsia="Times New Roman" w:hAnsi="Times New Roman"/>
+          <w:b w:val="1"/>
+          <w:bCs w:val="1"/>
+          <w:sz w:val="26"/>
+          <w:szCs w:val="26"/>
+        </w:rPr>
+      </w:pPr>
+      <w:r>
+        <w:rPr>
+          <w:rFonts w:ascii="Times New Roman" w:cs="Times New Roman" w:eastAsia="Times New Roman" w:hAnsi="Times New Roman"/>
+          <w:b w:val="1"/>
+          <w:bCs w:val="1"/>
+          <w:sz w:val="26"/>
+          <w:szCs w:val="26"/>
+          <w:rtl w:val="0"/>
+        </w:rPr>
+        <w:t xml:space="preserve">Kl 14:10</w:t>
+      </w:r>
+    </w:p>
+    <w:p>
+      <w:pPr>
+        <w:widowControl w:val="0"/>
+        <w:spacing w:line="240" w:lineRule="auto"/>
+        <w:rPr>
+          <w:rFonts w:ascii="Times New Roman" w:cs="Times New Roman" w:eastAsia="Times New Roman" w:hAnsi="Times New Roman"/>
+          <w:b w:val="1"/>
+          <w:bCs w:val="1"/>
+          <w:sz w:val="26"/>
+          <w:szCs w:val="26"/>
+        </w:rPr>
+      </w:pPr>
+      <w:r>
+        <w:rPr>
+          <w:rtl w:val="0"/>
+        </w:rPr>
+      </w:r>
+    </w:p>
+    <w:p>
+      <w:pPr>
+        <w:widowControl w:val="0"/>
+        <w:spacing w:line="240" w:lineRule="auto"/>
+        <w:rPr>
+          <w:rFonts w:ascii="Times New Roman" w:cs="Times New Roman" w:eastAsia="Times New Roman" w:hAnsi="Times New Roman"/>
+          <w:sz w:val="24"/>
+          <w:szCs w:val="24"/>
+        </w:rPr>
+      </w:pPr>
+      <w:r>
+        <w:rPr>
+          <w:rFonts w:ascii="Times New Roman" w:cs="Times New Roman" w:eastAsia="Times New Roman" w:hAnsi="Times New Roman"/>
+          <w:sz w:val="24"/>
+          <w:szCs w:val="24"/>
+          <w:rtl w:val="0"/>
+        </w:rPr>
+        <w:t xml:space="preserve">Problemet löste sig efter 40 minuter. Lösning jag kom fram till var att strukturera om Uthyrning - VäljFordon metoden att först kolla om KanHyrasUt går igenom och ge meddelanderna där vilket gjorde att jag behövde ändra meddelanderna från “Cykelnummer x hyrs ut” till “</w:t>
+      </w:r>
+      <w:r>
+        <w:rPr>
+          <w:rFonts w:ascii="Times New Roman" w:cs="Times New Roman" w:eastAsia="Times New Roman" w:hAnsi="Times New Roman"/>
+          <w:color w:val="a31515"/>
+          <w:sz w:val="18"/>
+          <w:szCs w:val="18"/>
+          <w:rtl w:val="0"/>
+        </w:rPr>
+        <w:t xml:space="preserve">Cykelnummer </w:t>
+      </w:r>
+      <w:r>
+        <w:rPr>
+          <w:rFonts w:ascii="Times New Roman" w:cs="Times New Roman" w:eastAsia="Times New Roman" w:hAnsi="Times New Roman"/>
+          <w:sz w:val="18"/>
+          <w:szCs w:val="18"/>
+          <w:rtl w:val="0"/>
+        </w:rPr>
+        <w:t xml:space="preserve">{CykelNummer}</w:t>
+      </w:r>
+      <w:r>
+        <w:rPr>
+          <w:rFonts w:ascii="Times New Roman" w:cs="Times New Roman" w:eastAsia="Times New Roman" w:hAnsi="Times New Roman"/>
+          <w:color w:val="a31515"/>
+          <w:sz w:val="18"/>
+          <w:szCs w:val="18"/>
+          <w:rtl w:val="0"/>
+        </w:rPr>
+        <w:t xml:space="preserve"> går att hyra i max </w:t>
+      </w:r>
+      <w:r>
+        <w:rPr>
+          <w:rFonts w:ascii="Times New Roman" w:cs="Times New Roman" w:eastAsia="Times New Roman" w:hAnsi="Times New Roman"/>
+          <w:sz w:val="18"/>
+          <w:szCs w:val="18"/>
+          <w:rtl w:val="0"/>
+        </w:rPr>
+        <w:t xml:space="preserve">{BatteriNivå / 10}</w:t>
+      </w:r>
+      <w:r>
+        <w:rPr>
+          <w:rFonts w:ascii="Times New Roman" w:cs="Times New Roman" w:eastAsia="Times New Roman" w:hAnsi="Times New Roman"/>
+          <w:color w:val="a31515"/>
+          <w:sz w:val="18"/>
+          <w:szCs w:val="18"/>
+          <w:rtl w:val="0"/>
+        </w:rPr>
+        <w:t xml:space="preserve"> timmar.</w:t>
+      </w:r>
+      <w:r>
+        <w:rPr>
+          <w:rFonts w:ascii="Times New Roman" w:cs="Times New Roman" w:eastAsia="Times New Roman" w:hAnsi="Times New Roman"/>
+          <w:sz w:val="24"/>
+          <w:szCs w:val="24"/>
+          <w:rtl w:val="0"/>
+        </w:rPr>
+        <w:t xml:space="preserve">” för elcyklar och “</w:t>
+      </w:r>
+      <w:r>
+        <w:rPr>
+          <w:rFonts w:ascii="Times New Roman" w:cs="Times New Roman" w:eastAsia="Times New Roman" w:hAnsi="Times New Roman"/>
+          <w:color w:val="a31515"/>
+          <w:sz w:val="18"/>
+          <w:szCs w:val="18"/>
+          <w:rtl w:val="0"/>
+        </w:rPr>
+        <w:t xml:space="preserve">Cykelnummer </w:t>
+      </w:r>
+      <w:r>
+        <w:rPr>
+          <w:rFonts w:ascii="Times New Roman" w:cs="Times New Roman" w:eastAsia="Times New Roman" w:hAnsi="Times New Roman"/>
+          <w:sz w:val="18"/>
+          <w:szCs w:val="18"/>
+          <w:rtl w:val="0"/>
+        </w:rPr>
+        <w:t xml:space="preserve">{CykelNummer}</w:t>
+      </w:r>
+      <w:r>
+        <w:rPr>
+          <w:rFonts w:ascii="Times New Roman" w:cs="Times New Roman" w:eastAsia="Times New Roman" w:hAnsi="Times New Roman"/>
+          <w:color w:val="a31515"/>
+          <w:sz w:val="18"/>
+          <w:szCs w:val="18"/>
+          <w:rtl w:val="0"/>
+        </w:rPr>
+        <w:t xml:space="preserve"> kan hyras ut.</w:t>
+      </w:r>
+      <w:r>
+        <w:rPr>
+          <w:rFonts w:ascii="Times New Roman" w:cs="Times New Roman" w:eastAsia="Times New Roman" w:hAnsi="Times New Roman"/>
+          <w:sz w:val="24"/>
+          <w:szCs w:val="24"/>
+          <w:rtl w:val="0"/>
+        </w:rPr>
+        <w:t xml:space="preserve">”  för cyklar.</w:t>
+      </w:r>
+    </w:p>
+    <w:p>
+      <w:pPr>
+        <w:widowControl w:val="0"/>
+        <w:spacing w:line="240" w:lineRule="auto"/>
+        <w:rPr>
+          <w:rFonts w:ascii="Times New Roman" w:cs="Times New Roman" w:eastAsia="Times New Roman" w:hAnsi="Times New Roman"/>
+          <w:sz w:val="24"/>
+          <w:szCs w:val="24"/>
+        </w:rPr>
+      </w:pPr>
+      <w:r>
+        <w:rPr>
+          <w:rtl w:val="0"/>
+        </w:rPr>
+      </w:r>
+    </w:p>
+    <w:p>
+      <w:pPr>
+        <w:widowControl w:val="0"/>
+        <w:spacing w:line="240" w:lineRule="auto"/>
+        <w:rPr>
+          <w:rFonts w:ascii="Times New Roman" w:cs="Times New Roman" w:eastAsia="Times New Roman" w:hAnsi="Times New Roman"/>
+          <w:sz w:val="24"/>
+          <w:szCs w:val="24"/>
+        </w:rPr>
+      </w:pPr>
+      <w:r>
+        <w:rPr>
+          <w:rtl w:val="0"/>
+        </w:rPr>
+      </w:r>
+    </w:p>
+    <w:p>
+      <w:pPr>
+        <w:widowControl w:val="0"/>
+        <w:spacing w:line="240" w:lineRule="auto"/>
+        <w:rPr>
+          <w:rFonts w:ascii="Times New Roman" w:cs="Times New Roman" w:eastAsia="Times New Roman" w:hAnsi="Times New Roman"/>
+          <w:sz w:val="24"/>
+          <w:szCs w:val="24"/>
+        </w:rPr>
+      </w:pPr>
+      <w:r>
+        <w:rPr>
+          <w:rFonts w:ascii="Times New Roman" w:cs="Times New Roman" w:eastAsia="Times New Roman" w:hAnsi="Times New Roman"/>
+          <w:sz w:val="24"/>
+          <w:szCs w:val="24"/>
+          <w:rtl w:val="0"/>
+        </w:rPr>
+        <w:t xml:space="preserve">Det andra problemet var att programmet kunde krascha om användaren inte inmatar ett heltal i huvudmenyn. Detta är nu fixat.</w:t>
+      </w:r>
+    </w:p>
+    <w:p>
+      <w:pPr>
+        <w:widowControl w:val="0"/>
+        <w:spacing w:line="240" w:lineRule="auto"/>
+        <w:rPr>
+          <w:rFonts w:ascii="Times New Roman" w:cs="Times New Roman" w:eastAsia="Times New Roman" w:hAnsi="Times New Roman"/>
+          <w:sz w:val="24"/>
+          <w:szCs w:val="24"/>
+        </w:rPr>
+      </w:pPr>
+      <w:r>
+        <w:rPr>
+          <w:rtl w:val="0"/>
+        </w:rPr>
+      </w:r>
+    </w:p>
+    <w:p>
+      <w:pPr>
+        <w:widowControl w:val="0"/>
+        <w:spacing w:line="240" w:lineRule="auto"/>
+        <w:rPr>
+          <w:rFonts w:ascii="Times New Roman" w:cs="Times New Roman" w:eastAsia="Times New Roman" w:hAnsi="Times New Roman"/>
+          <w:sz w:val="24"/>
+          <w:szCs w:val="24"/>
+        </w:rPr>
+      </w:pPr>
+      <w:r>
+        <w:rPr>
+          <w:rtl w:val="0"/>
+        </w:rPr>
+      </w:r>
+    </w:p>
+    <w:p>
+      <w:pPr>
+        <w:widowControl w:val="0"/>
+        <w:spacing w:line="240" w:lineRule="auto"/>
+        <w:rPr>
+          <w:rFonts w:ascii="Times New Roman" w:cs="Times New Roman" w:eastAsia="Times New Roman" w:hAnsi="Times New Roman"/>
+          <w:b w:val="1"/>
+          <w:bCs w:val="1"/>
+          <w:sz w:val="26"/>
+          <w:szCs w:val="26"/>
+        </w:rPr>
+      </w:pPr>
+      <w:r>
+        <w:rPr>
+          <w:rFonts w:ascii="Times New Roman" w:cs="Times New Roman" w:eastAsia="Times New Roman" w:hAnsi="Times New Roman"/>
+          <w:b w:val="1"/>
+          <w:bCs w:val="1"/>
+          <w:sz w:val="26"/>
+          <w:szCs w:val="26"/>
+          <w:rtl w:val="0"/>
+        </w:rPr>
+        <w:t xml:space="preserve">Kl 14:30</w:t>
+      </w:r>
+    </w:p>
+    <w:p>
+      <w:pPr>
+        <w:widowControl w:val="0"/>
+        <w:spacing w:line="240" w:lineRule="auto"/>
+        <w:rPr>
+          <w:rFonts w:ascii="Times New Roman" w:cs="Times New Roman" w:eastAsia="Times New Roman" w:hAnsi="Times New Roman"/>
+          <w:b w:val="1"/>
+          <w:bCs w:val="1"/>
+          <w:sz w:val="26"/>
+          <w:szCs w:val="26"/>
+        </w:rPr>
+      </w:pPr>
+      <w:r>
+        <w:rPr>
+          <w:rtl w:val="0"/>
+        </w:rPr>
+      </w:r>
+    </w:p>
+    <w:p>
+      <w:pPr>
+        <w:widowControl w:val="0"/>
+        <w:spacing w:line="240" w:lineRule="auto"/>
+        <w:rPr>
+          <w:rFonts w:ascii="Times New Roman" w:cs="Times New Roman" w:eastAsia="Times New Roman" w:hAnsi="Times New Roman"/>
+          <w:sz w:val="24"/>
+          <w:szCs w:val="24"/>
+        </w:rPr>
+      </w:pPr>
+      <w:r>
+        <w:rPr>
+          <w:rFonts w:ascii="Times New Roman" w:cs="Times New Roman" w:eastAsia="Times New Roman" w:hAnsi="Times New Roman"/>
+          <w:sz w:val="24"/>
+          <w:szCs w:val="24"/>
+          <w:rtl w:val="0"/>
+        </w:rPr>
+        <w:t xml:space="preserve">När jag kollar igenom programmet för radbrytningar i utskriften märkte jag av att jag har inte fixat utskriften för cykelnummer i lämna tillbaka. Det står fortfarande 0.</w:t>
+      </w:r>
+    </w:p>
+    <w:p>
+      <w:pPr>
+        <w:widowControl w:val="0"/>
+        <w:spacing w:line="240" w:lineRule="auto"/>
+        <w:rPr>
+          <w:rFonts w:ascii="Times New Roman" w:cs="Times New Roman" w:eastAsia="Times New Roman" w:hAnsi="Times New Roman"/>
+          <w:sz w:val="24"/>
+          <w:szCs w:val="24"/>
+        </w:rPr>
+      </w:pPr>
+      <w:r>
+        <w:rPr>
+          <w:rtl w:val="0"/>
+        </w:rPr>
+      </w:r>
+    </w:p>
+    <w:p>
+      <w:pPr>
+        <w:widowControl w:val="0"/>
+        <w:spacing w:line="240" w:lineRule="auto"/>
+        <w:rPr>
+          <w:rFonts w:ascii="Times New Roman" w:cs="Times New Roman" w:eastAsia="Times New Roman" w:hAnsi="Times New Roman"/>
+          <w:sz w:val="24"/>
+          <w:szCs w:val="24"/>
+        </w:rPr>
+      </w:pPr>
+      <w:r>
+        <w:rPr>
+          <w:rFonts w:ascii="Times New Roman" w:cs="Times New Roman" w:eastAsia="Times New Roman" w:hAnsi="Times New Roman"/>
+          <w:sz w:val="24"/>
+          <w:szCs w:val="24"/>
+          <w:rtl w:val="0"/>
+        </w:rPr>
+        <w:t xml:space="preserve">Vad vill du göra?</w:t>
+      </w:r>
+    </w:p>
+    <w:p>
+      <w:pPr>
+        <w:widowControl w:val="0"/>
+        <w:spacing w:line="240" w:lineRule="auto"/>
+        <w:rPr>
+          <w:rFonts w:ascii="Times New Roman" w:cs="Times New Roman" w:eastAsia="Times New Roman" w:hAnsi="Times New Roman"/>
+          <w:sz w:val="24"/>
+          <w:szCs w:val="24"/>
+        </w:rPr>
+      </w:pPr>
+      <w:r>
+        <w:rPr>
+          <w:rFonts w:ascii="Times New Roman" w:cs="Times New Roman" w:eastAsia="Times New Roman" w:hAnsi="Times New Roman"/>
+          <w:sz w:val="24"/>
+          <w:szCs w:val="24"/>
+          <w:rtl w:val="0"/>
+        </w:rPr>
+        <w:t xml:space="preserve">1. Visa fordon</w:t>
+      </w:r>
+    </w:p>
+    <w:p>
+      <w:pPr>
+        <w:widowControl w:val="0"/>
+        <w:spacing w:line="240" w:lineRule="auto"/>
+        <w:rPr>
+          <w:rFonts w:ascii="Times New Roman" w:cs="Times New Roman" w:eastAsia="Times New Roman" w:hAnsi="Times New Roman"/>
+          <w:sz w:val="24"/>
+          <w:szCs w:val="24"/>
+        </w:rPr>
+      </w:pPr>
+      <w:r>
+        <w:rPr>
+          <w:rFonts w:ascii="Times New Roman" w:cs="Times New Roman" w:eastAsia="Times New Roman" w:hAnsi="Times New Roman"/>
+          <w:sz w:val="24"/>
+          <w:szCs w:val="24"/>
+          <w:rtl w:val="0"/>
+        </w:rPr>
+        <w:t xml:space="preserve">2. Lägg till kund</w:t>
+      </w:r>
+    </w:p>
+    <w:p>
+      <w:pPr>
+        <w:widowControl w:val="0"/>
+        <w:spacing w:line="240" w:lineRule="auto"/>
+        <w:rPr>
+          <w:rFonts w:ascii="Times New Roman" w:cs="Times New Roman" w:eastAsia="Times New Roman" w:hAnsi="Times New Roman"/>
+          <w:sz w:val="24"/>
+          <w:szCs w:val="24"/>
+        </w:rPr>
+      </w:pPr>
+      <w:r>
+        <w:rPr>
+          <w:rFonts w:ascii="Times New Roman" w:cs="Times New Roman" w:eastAsia="Times New Roman" w:hAnsi="Times New Roman"/>
+          <w:sz w:val="24"/>
+          <w:szCs w:val="24"/>
+          <w:rtl w:val="0"/>
+        </w:rPr>
+        <w:t xml:space="preserve">3. Hyr ut cykel</w:t>
+      </w:r>
+    </w:p>
+    <w:p>
+      <w:pPr>
+        <w:widowControl w:val="0"/>
+        <w:spacing w:line="240" w:lineRule="auto"/>
+        <w:rPr>
+          <w:rFonts w:ascii="Times New Roman" w:cs="Times New Roman" w:eastAsia="Times New Roman" w:hAnsi="Times New Roman"/>
+          <w:sz w:val="24"/>
+          <w:szCs w:val="24"/>
+        </w:rPr>
+      </w:pPr>
+      <w:r>
+        <w:rPr>
+          <w:rFonts w:ascii="Times New Roman" w:cs="Times New Roman" w:eastAsia="Times New Roman" w:hAnsi="Times New Roman"/>
+          <w:sz w:val="24"/>
+          <w:szCs w:val="24"/>
+          <w:rtl w:val="0"/>
+        </w:rPr>
+        <w:t xml:space="preserve">4. Lämna tillbaka cykel</w:t>
+      </w:r>
+    </w:p>
+    <w:p>
+      <w:pPr>
+        <w:widowControl w:val="0"/>
+        <w:spacing w:line="240" w:lineRule="auto"/>
+        <w:rPr>
+          <w:rFonts w:ascii="Times New Roman" w:cs="Times New Roman" w:eastAsia="Times New Roman" w:hAnsi="Times New Roman"/>
+          <w:sz w:val="24"/>
+          <w:szCs w:val="24"/>
+        </w:rPr>
+      </w:pPr>
+      <w:r>
+        <w:rPr>
+          <w:rFonts w:ascii="Times New Roman" w:cs="Times New Roman" w:eastAsia="Times New Roman" w:hAnsi="Times New Roman"/>
+          <w:sz w:val="24"/>
+          <w:szCs w:val="24"/>
+          <w:rtl w:val="0"/>
+        </w:rPr>
+        <w:t xml:space="preserve">5. Ladda elcykel batteri</w:t>
+      </w:r>
+    </w:p>
+    <w:p>
+      <w:pPr>
+        <w:widowControl w:val="0"/>
+        <w:spacing w:line="240" w:lineRule="auto"/>
+        <w:rPr>
+          <w:rFonts w:ascii="Times New Roman" w:cs="Times New Roman" w:eastAsia="Times New Roman" w:hAnsi="Times New Roman"/>
+          <w:sz w:val="24"/>
+          <w:szCs w:val="24"/>
+        </w:rPr>
+      </w:pPr>
+      <w:r>
+        <w:rPr>
+          <w:rFonts w:ascii="Times New Roman" w:cs="Times New Roman" w:eastAsia="Times New Roman" w:hAnsi="Times New Roman"/>
+          <w:sz w:val="24"/>
+          <w:szCs w:val="24"/>
+          <w:rtl w:val="0"/>
+        </w:rPr>
+        <w:t xml:space="preserve">6. Avsluta</w:t>
+      </w:r>
+    </w:p>
+    <w:p>
+      <w:pPr>
+        <w:widowControl w:val="0"/>
+        <w:spacing w:line="240" w:lineRule="auto"/>
+        <w:rPr>
+          <w:rFonts w:ascii="Times New Roman" w:cs="Times New Roman" w:eastAsia="Times New Roman" w:hAnsi="Times New Roman"/>
+          <w:sz w:val="24"/>
+          <w:szCs w:val="24"/>
+        </w:rPr>
+      </w:pPr>
+      <w:r>
+        <w:rPr>
+          <w:rtl w:val="0"/>
+        </w:rPr>
+      </w:r>
+    </w:p>
+    <w:p>
+      <w:pPr>
+        <w:widowControl w:val="0"/>
+        <w:spacing w:line="240" w:lineRule="auto"/>
+        <w:rPr>
+          <w:rFonts w:ascii="Times New Roman" w:cs="Times New Roman" w:eastAsia="Times New Roman" w:hAnsi="Times New Roman"/>
+          <w:sz w:val="24"/>
+          <w:szCs w:val="24"/>
+        </w:rPr>
+      </w:pPr>
+      <w:r>
+        <w:rPr>
+          <w:rFonts w:ascii="Times New Roman" w:cs="Times New Roman" w:eastAsia="Times New Roman" w:hAnsi="Times New Roman"/>
+          <w:sz w:val="24"/>
+          <w:szCs w:val="24"/>
+          <w:rtl w:val="0"/>
+        </w:rPr>
+        <w:t xml:space="preserve">Välj ett alternativ: 4</w:t>
+      </w:r>
+    </w:p>
+    <w:p>
+      <w:pPr>
+        <w:widowControl w:val="0"/>
+        <w:spacing w:line="240" w:lineRule="auto"/>
+        <w:rPr>
+          <w:rFonts w:ascii="Times New Roman" w:cs="Times New Roman" w:eastAsia="Times New Roman" w:hAnsi="Times New Roman"/>
+          <w:sz w:val="24"/>
+          <w:szCs w:val="24"/>
+        </w:rPr>
+      </w:pPr>
+      <w:r>
+        <w:rPr>
+          <w:rFonts w:ascii="Times New Roman" w:cs="Times New Roman" w:eastAsia="Times New Roman" w:hAnsi="Times New Roman"/>
+          <w:sz w:val="24"/>
+          <w:szCs w:val="24"/>
+          <w:rtl w:val="0"/>
+        </w:rPr>
+        <w:t xml:space="preserve">Fordon som är uthyrda:</w:t>
+      </w:r>
+    </w:p>
+    <w:p>
+      <w:pPr>
+        <w:widowControl w:val="0"/>
+        <w:spacing w:line="240" w:lineRule="auto"/>
+        <w:rPr>
+          <w:rFonts w:ascii="Times New Roman" w:cs="Times New Roman" w:eastAsia="Times New Roman" w:hAnsi="Times New Roman"/>
+          <w:sz w:val="24"/>
+          <w:szCs w:val="24"/>
+        </w:rPr>
+      </w:pPr>
+      <w:r>
+        <w:rPr>
+          <w:rFonts w:ascii="Times New Roman" w:cs="Times New Roman" w:eastAsia="Times New Roman" w:hAnsi="Times New Roman"/>
+          <w:sz w:val="24"/>
+          <w:szCs w:val="24"/>
+          <w:rtl w:val="0"/>
+        </w:rPr>
+        <w:t xml:space="preserve">Cykelnummer: 3, Typ: Elcykel</w:t>
+      </w:r>
+    </w:p>
+    <w:p>
+      <w:pPr>
+        <w:widowControl w:val="0"/>
+        <w:spacing w:line="240" w:lineRule="auto"/>
+        <w:rPr>
+          <w:rFonts w:ascii="Times New Roman" w:cs="Times New Roman" w:eastAsia="Times New Roman" w:hAnsi="Times New Roman"/>
+          <w:sz w:val="24"/>
+          <w:szCs w:val="24"/>
+        </w:rPr>
+      </w:pPr>
+      <w:r>
+        <w:rPr>
+          <w:rFonts w:ascii="Times New Roman" w:cs="Times New Roman" w:eastAsia="Times New Roman" w:hAnsi="Times New Roman"/>
+          <w:sz w:val="24"/>
+          <w:szCs w:val="24"/>
+          <w:rtl w:val="0"/>
+        </w:rPr>
+        <w:t xml:space="preserve">Välj ett cykelnummer som ska lämnas in: 3</w:t>
+      </w:r>
+    </w:p>
+    <w:p>
+      <w:pPr>
+        <w:widowControl w:val="0"/>
+        <w:spacing w:line="240" w:lineRule="auto"/>
+        <w:rPr>
+          <w:rFonts w:ascii="Times New Roman" w:cs="Times New Roman" w:eastAsia="Times New Roman" w:hAnsi="Times New Roman"/>
+          <w:sz w:val="24"/>
+          <w:szCs w:val="24"/>
+        </w:rPr>
+      </w:pPr>
+      <w:r>
+        <w:rPr>
+          <w:rFonts w:ascii="Times New Roman" w:cs="Times New Roman" w:eastAsia="Times New Roman" w:hAnsi="Times New Roman"/>
+          <w:sz w:val="24"/>
+          <w:szCs w:val="24"/>
+          <w:rtl w:val="0"/>
+        </w:rPr>
+        <w:t xml:space="preserve">Cykelnummer: 0</w:t>
+      </w:r>
+    </w:p>
+    <w:p>
+      <w:pPr>
+        <w:widowControl w:val="0"/>
+        <w:spacing w:line="240" w:lineRule="auto"/>
+        <w:rPr>
+          <w:rFonts w:ascii="Times New Roman" w:cs="Times New Roman" w:eastAsia="Times New Roman" w:hAnsi="Times New Roman"/>
+          <w:sz w:val="24"/>
+          <w:szCs w:val="24"/>
+        </w:rPr>
+      </w:pPr>
+      <w:r>
+        <w:rPr>
+          <w:rFonts w:ascii="Times New Roman" w:cs="Times New Roman" w:eastAsia="Times New Roman" w:hAnsi="Times New Roman"/>
+          <w:sz w:val="24"/>
+          <w:szCs w:val="24"/>
+          <w:rtl w:val="0"/>
+        </w:rPr>
+        <w:t xml:space="preserve">KVITTO</w:t>
+      </w:r>
+    </w:p>
+    <w:p>
+      <w:pPr>
+        <w:widowControl w:val="0"/>
+        <w:spacing w:line="240" w:lineRule="auto"/>
+        <w:rPr>
+          <w:rFonts w:ascii="Times New Roman" w:cs="Times New Roman" w:eastAsia="Times New Roman" w:hAnsi="Times New Roman"/>
+          <w:sz w:val="24"/>
+          <w:szCs w:val="24"/>
+        </w:rPr>
+      </w:pPr>
+      <w:r>
+        <w:rPr>
+          <w:rFonts w:ascii="Times New Roman" w:cs="Times New Roman" w:eastAsia="Times New Roman" w:hAnsi="Times New Roman"/>
+          <w:sz w:val="24"/>
+          <w:szCs w:val="24"/>
+          <w:rtl w:val="0"/>
+        </w:rPr>
+        <w:t xml:space="preserve">Elcykel, 5 timmar * 70 kr  :  350 kr</w:t>
+      </w:r>
+    </w:p>
+    <w:p>
+      <w:pPr>
+        <w:widowControl w:val="0"/>
+        <w:spacing w:line="240" w:lineRule="auto"/>
+        <w:rPr>
+          <w:rFonts w:ascii="Times New Roman" w:cs="Times New Roman" w:eastAsia="Times New Roman" w:hAnsi="Times New Roman"/>
+          <w:sz w:val="24"/>
+          <w:szCs w:val="24"/>
+        </w:rPr>
+      </w:pPr>
+      <w:r>
+        <w:rPr>
+          <w:rFonts w:ascii="Times New Roman" w:cs="Times New Roman" w:eastAsia="Times New Roman" w:hAnsi="Times New Roman"/>
+          <w:sz w:val="24"/>
+          <w:szCs w:val="24"/>
+          <w:rtl w:val="0"/>
+        </w:rPr>
+        <w:t xml:space="preserve">Medlemsrabatt (10%)  35 kr</w:t>
+      </w:r>
+    </w:p>
+    <w:p>
+      <w:pPr>
+        <w:widowControl w:val="0"/>
+        <w:spacing w:line="240" w:lineRule="auto"/>
+        <w:rPr>
+          <w:rFonts w:ascii="Times New Roman" w:cs="Times New Roman" w:eastAsia="Times New Roman" w:hAnsi="Times New Roman"/>
+          <w:sz w:val="24"/>
+          <w:szCs w:val="24"/>
+        </w:rPr>
+      </w:pPr>
+      <w:r>
+        <w:rPr>
+          <w:rFonts w:ascii="Times New Roman" w:cs="Times New Roman" w:eastAsia="Times New Roman" w:hAnsi="Times New Roman"/>
+          <w:sz w:val="24"/>
+          <w:szCs w:val="24"/>
+          <w:rtl w:val="0"/>
+        </w:rPr>
+        <w:t xml:space="preserve">Att betala: 315 kr</w:t>
+      </w:r>
+    </w:p>
+    <w:p>
+      <w:pPr>
+        <w:widowControl w:val="0"/>
+        <w:spacing w:line="240" w:lineRule="auto"/>
+        <w:rPr>
+          <w:rFonts w:ascii="Times New Roman" w:cs="Times New Roman" w:eastAsia="Times New Roman" w:hAnsi="Times New Roman"/>
+          <w:sz w:val="24"/>
+          <w:szCs w:val="24"/>
+        </w:rPr>
+      </w:pPr>
+      <w:r>
+        <w:rPr>
+          <w:rFonts w:ascii="Times New Roman" w:cs="Times New Roman" w:eastAsia="Times New Roman" w:hAnsi="Times New Roman"/>
+          <w:sz w:val="24"/>
+          <w:szCs w:val="24"/>
+          <w:rtl w:val="0"/>
+        </w:rPr>
+        <w:t xml:space="preserve">Välkommen till Kajens Cykeluthyrning!</w:t>
+      </w:r>
+    </w:p>
+    <w:p>
+      <w:pPr>
+        <w:widowControl w:val="0"/>
+        <w:spacing w:line="240" w:lineRule="auto"/>
+        <w:rPr>
+          <w:rFonts w:ascii="Times New Roman" w:cs="Times New Roman" w:eastAsia="Times New Roman" w:hAnsi="Times New Roman"/>
+          <w:sz w:val="24"/>
+          <w:szCs w:val="24"/>
+        </w:rPr>
+      </w:pPr>
+      <w:r>
+        <w:rPr>
+          <w:rtl w:val="0"/>
+        </w:rPr>
+      </w:r>
+    </w:p>
+    <w:p>
+      <w:pPr>
+        <w:widowControl w:val="0"/>
+        <w:spacing w:line="240" w:lineRule="auto"/>
+        <w:rPr>
+          <w:rFonts w:ascii="Times New Roman" w:cs="Times New Roman" w:eastAsia="Times New Roman" w:hAnsi="Times New Roman"/>
+          <w:sz w:val="24"/>
+          <w:szCs w:val="24"/>
+        </w:rPr>
+      </w:pPr>
+      <w:r>
+        <w:rPr>
+          <w:rFonts w:ascii="Times New Roman" w:cs="Times New Roman" w:eastAsia="Times New Roman" w:hAnsi="Times New Roman"/>
+          <w:sz w:val="24"/>
+          <w:szCs w:val="24"/>
+          <w:rtl w:val="0"/>
+        </w:rPr>
+        <w:t xml:space="preserve">fixar det nu.</w:t>
+      </w:r>
+    </w:p>
+    <w:p>
+      <w:pPr>
+        <w:widowControl w:val="0"/>
+        <w:spacing w:line="240" w:lineRule="auto"/>
+        <w:rPr>
+          <w:rFonts w:ascii="Times New Roman" w:cs="Times New Roman" w:eastAsia="Times New Roman" w:hAnsi="Times New Roman"/>
+          <w:sz w:val="24"/>
+          <w:szCs w:val="24"/>
+        </w:rPr>
+      </w:pPr>
+      <w:r>
+        <w:rPr>
+          <w:rtl w:val="0"/>
+        </w:rPr>
+      </w:r>
+    </w:p>
+    <w:p>
+      <w:pPr>
+        <w:widowControl w:val="0"/>
+        <w:spacing w:line="240" w:lineRule="auto"/>
+        <w:rPr>
+          <w:rFonts w:ascii="Times New Roman" w:cs="Times New Roman" w:eastAsia="Times New Roman" w:hAnsi="Times New Roman"/>
+          <w:sz w:val="24"/>
+          <w:szCs w:val="24"/>
+        </w:rPr>
+      </w:pPr>
+      <w:r>
+        <w:rPr>
+          <w:rFonts w:ascii="Times New Roman" w:cs="Times New Roman" w:eastAsia="Times New Roman" w:hAnsi="Times New Roman"/>
+          <w:sz w:val="24"/>
+          <w:szCs w:val="24"/>
+          <w:rtl w:val="0"/>
+        </w:rPr>
+        <w:t xml:space="preserve">det e fixat. </w:t>
+      </w:r>
+    </w:p>
+    <w:p>
+      <w:pPr>
+        <w:widowControl w:val="0"/>
+        <w:spacing w:line="240" w:lineRule="auto"/>
+        <w:rPr>
+          <w:rFonts w:ascii="Times New Roman" w:cs="Times New Roman" w:eastAsia="Times New Roman" w:hAnsi="Times New Roman"/>
+          <w:sz w:val="24"/>
+          <w:szCs w:val="24"/>
+        </w:rPr>
+      </w:pPr>
+      <w:r>
+        <w:rPr>
+          <w:rtl w:val="0"/>
+        </w:rPr>
+      </w:r>
+    </w:p>
+    <w:p>
+      <w:pPr>
+        <w:widowControl w:val="0"/>
+        <w:spacing w:line="240" w:lineRule="auto"/>
+        <w:rPr>
+          <w:rFonts w:ascii="Times New Roman" w:cs="Times New Roman" w:eastAsia="Times New Roman" w:hAnsi="Times New Roman"/>
+          <w:sz w:val="24"/>
+          <w:szCs w:val="24"/>
+        </w:rPr>
+      </w:pPr>
+      <w:r>
+        <w:rPr>
+          <w:rFonts w:ascii="Times New Roman" w:cs="Times New Roman" w:eastAsia="Times New Roman" w:hAnsi="Times New Roman"/>
+          <w:sz w:val="24"/>
+          <w:szCs w:val="24"/>
+          <w:rtl w:val="0"/>
+        </w:rPr>
+        <w:t xml:space="preserve">Kom sen in på att utskriften i alternativ 5 var också fel, självklart! fixade det utan problem.</w:t>
+      </w:r>
+    </w:p>
+    <w:p>
+      <w:pPr>
+        <w:widowControl w:val="0"/>
+        <w:spacing w:line="240" w:lineRule="auto"/>
+        <w:rPr>
+          <w:rFonts w:ascii="Times New Roman" w:cs="Times New Roman" w:eastAsia="Times New Roman" w:hAnsi="Times New Roman"/>
+          <w:sz w:val="24"/>
+          <w:szCs w:val="24"/>
+        </w:rPr>
+      </w:pPr>
+      <w:r>
+        <w:rPr>
+          <w:rtl w:val="0"/>
+        </w:rPr>
+      </w:r>
+    </w:p>
+    <w:p>
+      <w:pPr>
+        <w:widowControl w:val="0"/>
+        <w:spacing w:line="240" w:lineRule="auto"/>
+        <w:rPr>
+          <w:rFonts w:ascii="Times New Roman" w:cs="Times New Roman" w:eastAsia="Times New Roman" w:hAnsi="Times New Roman"/>
+          <w:sz w:val="24"/>
+          <w:szCs w:val="24"/>
+        </w:rPr>
+      </w:pPr>
+      <w:r>
+        <w:rPr>
+          <w:rFonts w:ascii="Times New Roman" w:cs="Times New Roman" w:eastAsia="Times New Roman" w:hAnsi="Times New Roman"/>
+          <w:sz w:val="24"/>
+          <w:szCs w:val="24"/>
+          <w:rtl w:val="0"/>
+        </w:rPr>
+        <w:t xml:space="preserve">NU</w:t>
+      </w:r>
+    </w:p>
+    <w:p>
+      <w:pPr>
+        <w:widowControl w:val="0"/>
+        <w:spacing w:line="240" w:lineRule="auto"/>
+        <w:rPr>
+          <w:rFonts w:ascii="Times New Roman" w:cs="Times New Roman" w:eastAsia="Times New Roman" w:hAnsi="Times New Roman"/>
+          <w:sz w:val="24"/>
+          <w:szCs w:val="24"/>
+        </w:rPr>
+      </w:pPr>
+      <w:r>
+        <w:rPr>
+          <w:rtl w:val="0"/>
+        </w:rPr>
+      </w:r>
+    </w:p>
+    <w:p>
+      <w:pPr>
+        <w:widowControl w:val="0"/>
+        <w:spacing w:line="240" w:lineRule="auto"/>
+        <w:rPr>
+          <w:rFonts w:ascii="Times New Roman" w:cs="Times New Roman" w:eastAsia="Times New Roman" w:hAnsi="Times New Roman"/>
+          <w:sz w:val="24"/>
+          <w:szCs w:val="24"/>
+        </w:rPr>
+      </w:pPr>
+      <w:r>
+        <w:rPr>
+          <w:rFonts w:ascii="Times New Roman" w:cs="Times New Roman" w:eastAsia="Times New Roman" w:hAnsi="Times New Roman"/>
+          <w:sz w:val="24"/>
+          <w:szCs w:val="24"/>
+          <w:rtl w:val="0"/>
+        </w:rPr>
+        <w:t xml:space="preserve">Nu är uppgiften klar. Nu är bara analysen kvar.</w:t>
+      </w:r>
+    </w:p>
+    <w:p>
+      <w:pPr>
+        <w:widowControl w:val="0"/>
+        <w:spacing w:line="240" w:lineRule="auto"/>
+        <w:rPr>
+          <w:rFonts w:ascii="Times New Roman" w:cs="Times New Roman" w:eastAsia="Times New Roman" w:hAnsi="Times New Roman"/>
+          <w:sz w:val="24"/>
+          <w:szCs w:val="24"/>
+        </w:rPr>
+      </w:pPr>
+      <w:r>
+        <w:rPr>
+          <w:rtl w:val="0"/>
+        </w:rPr>
+      </w:r>
+    </w:p>
+    <w:p>
+      <w:pPr>
+        <w:widowControl w:val="0"/>
+        <w:spacing w:line="240" w:lineRule="auto"/>
+        <w:rPr>
+          <w:rFonts w:ascii="Times New Roman" w:cs="Times New Roman" w:eastAsia="Times New Roman" w:hAnsi="Times New Roman"/>
+          <w:sz w:val="24"/>
+          <w:szCs w:val="24"/>
+        </w:rPr>
+      </w:pPr>
+      <w:r>
+        <w:rPr>
+          <w:rtl w:val="0"/>
+        </w:rPr>
+      </w:r>
+    </w:p>
+    <w:p>
+      <w:pPr>
+        <w:widowControl w:val="0"/>
+        <w:spacing w:line="240" w:lineRule="auto"/>
+        <w:rPr>
+          <w:rFonts w:ascii="Times New Roman" w:cs="Times New Roman" w:eastAsia="Times New Roman" w:hAnsi="Times New Roman"/>
+          <w:sz w:val="24"/>
+          <w:szCs w:val="24"/>
+        </w:rPr>
+      </w:pPr>
       <w:r>
         <w:rPr>
           <w:rtl w:val="0"/>
